--- a/docs/studienskripte/word-rohfassungen/woek-g-v07.docx
+++ b/docs/studienskripte/word-rohfassungen/woek-g-v07.docx
@@ -29,47 +29,7 @@
     </w:p>
     <w:p>
       <w:r>
-        <w:t>Track: Grundstudium Wirkungsökonomie</w:t>
-      </w:r>
-    </w:p>
-    <w:p>
-      <w:r>
-        <w:t>Kurscode: woek-g</w:t>
-      </w:r>
-    </w:p>
-    <w:p>
-      <w:r>
-        <w:t>Vorlesungscode: V07</w:t>
-      </w:r>
-    </w:p>
-    <w:p>
-      <w:r>
-        <w:t>Modul/Abschnitt: G1.3</w:t>
-      </w:r>
-    </w:p>
-    <w:p>
-      <w:r>
-        <w:t>Titel: Mensch als Wirkungsdimension</w:t>
-      </w:r>
-    </w:p>
-    <w:p>
-      <w:r>
-        <w:t>Status: Rohfassung V0 · Sprint-Produktionslauf · muss im nächsten Tiefensprint auf 40-50 Seiten erweitert werden</w:t>
-      </w:r>
-    </w:p>
-    <w:p>
-      <w:r>
-        <w:t>Quelle: woek-akademie-app/content/lehrgaenge/woek-g-v07.md</w:t>
-      </w:r>
-    </w:p>
-    <w:p>
-      <w:r>
-        <w:t>Ablage: Markdown-Master in content/studienskripte/woek-g-v07.md, Word-Rohfassung in docs/studienskripte/word-rohfassungen/woek-g-v07.docx</w:t>
-      </w:r>
-    </w:p>
-    <w:p>
-      <w:r>
-        <w:t>Wissensbasis: aktuelles Grundlagenwerk, Website-Korpus inklusive Journal, Akademie-Quelltexte, Glossar, interne Dossiers und externe Fachquellen</w:t>
+        <w:t>Track: Grundstudium Wirkungsökonomie Kurscode: woek-g Vorlesungscode: V07 Modul/Abschnitt: G1.3 Titel: Mensch als Wirkungsdimension Status: Rohfassung V0 · Sprint-Produktionslauf · muss im nächsten Tiefensprint auf 40-50 Seiten erweitert werden Quelle: woek-akademie-app/content/lehrgaenge/woek-g-v07.md Ablage: Markdown-Master in content/studienskripte/woek-g-v07.md, Word-Rohfassung in docs/studienskripte/word-rohfassungen/woek-g-v07.docx Wissensbasis: aktuelles Grundlagenwerk, Website-Korpus inklusive Journal, Akademie-Quelltexte, Glossar, interne Dossiers und externe Fachquellen</w:t>
       </w:r>
     </w:p>
     <w:p>
@@ -715,42 +675,7 @@
     </w:p>
     <w:p>
       <w:r>
-        <w:t>```chart-spec</w:t>
-      </w:r>
-    </w:p>
-    <w:p>
-      <w:r>
-        <w:t>slug: woek-g-v07-wirkpfad</w:t>
-      </w:r>
-    </w:p>
-    <w:p>
-      <w:r>
-        <w:t>type: wirkpfad</w:t>
-      </w:r>
-    </w:p>
-    <w:p>
-      <w:r>
-        <w:t>reuse_first: true</w:t>
-      </w:r>
-    </w:p>
-    <w:p>
-      <w:r>
-        <w:t>preferred_asset: content/studienskripte/assets/woek-g-v07/woek-g-v07-wirkpfad.svg</w:t>
-      </w:r>
-    </w:p>
-    <w:p>
-      <w:r>
-        <w:t>message: Mensch als Wirkungsdimension wird als Wirkpfad von Auslöser über Mechanismus, Wirkungsempfänger und Zustandsveränderung bis zur Rückkopplung dargestellt.</w:t>
-      </w:r>
-    </w:p>
-    <w:p>
-      <w:r>
-        <w:t>source: WÖk-Grundlagenwerk, Website-Korpus, Akademie-Quelltexte, Glossar</w:t>
-      </w:r>
-    </w:p>
-    <w:p>
-      <w:r>
-        <w:t>```</w:t>
+        <w:t>``chart-spec slug: woek-g-v07-wirkpfad type: wirkpfad reuse_first: true preferred_asset: content/studienskripte/assets/woek-g-v07/woek-g-v07-wirkpfad.svg message: Mensch als Wirkungsdimension wird als Wirkpfad von Auslöser über Mechanismus, Wirkungsempfänger und Zustandsveränderung bis zur Rückkopplung dargestellt. source: WÖk-Grundlagenwerk, Website-Korpus, Akademie-Quelltexte, Glossar ``</w:t>
       </w:r>
     </w:p>
     <w:p>

--- a/docs/studienskripte/word-rohfassungen/woek-g-v07.docx
+++ b/docs/studienskripte/word-rohfassungen/woek-g-v07.docx
@@ -29,7 +29,7 @@
     </w:p>
     <w:p>
       <w:r>
-        <w:t>Track: Grundstudium Wirkungsökonomie Kurscode: woek-g Vorlesungscode: V07 Modul/Abschnitt: G1.3 Titel: Mensch als Wirkungsdimension Status: Rohfassung V0 · Sprint-Produktionslauf · muss im nächsten Tiefensprint auf 40-50 Seiten erweitert werden Quelle: woek-akademie-app/content/lehrgaenge/woek-g-v07.md Ablage: Markdown-Master in content/studienskripte/woek-g-v07.md, Word-Rohfassung in docs/studienskripte/word-rohfassungen/woek-g-v07.docx Wissensbasis: aktuelles Grundlagenwerk, Website-Korpus inklusive Journal, Akademie-Quelltexte, Glossar, interne Dossiers und externe Fachquellen</w:t>
+        <w:t>Track: Grundstudium Wirkungsökonomie Kurscode: woek-g Vorlesungscode: V07 Modul/Abschnitt: G1.3 Titel: Mensch als Wirkungsdimension Status: Tiefenskript-Sprint 6 · substanzielle Arbeitsfassung, Claude-CI/CD-Finalisierung offen Quelle: woek-akademie-app/content/lehrgaenge/woek-g-v07.md Ablage: Markdown-Master in content/studienskripte/woek-g-v07.md, Word-Rohfassung in docs/studienskripte/word-rohfassungen/woek-g-v07.docx Wissensbasis: aktuelles Grundlagenwerk, Website-Korpus inklusive Journal, Akademie-Quelltexte, Glossar, interne Dossiers und externe Fachquellen</w:t>
       </w:r>
     </w:p>
     <w:p>
@@ -993,17 +993,1358 @@
         <w:pStyle w:val="Heading2"/>
       </w:pPr>
       <w:r>
-        <w:t>7. Prüfungsrelevanz</w:t>
-      </w:r>
-    </w:p>
-    <w:p>
-      <w:r>
-        <w:t>Diese Vorlesung ist prüfungsrelevant, aber die eigentliche Antwortlogik gehört nicht in das öffentliche Studienskript. Zertifikatsfragen, CorrectAnswer, Scoring-Regeln und Fallrubrics werden separat in der geschützten App-Lane unter woek-akademie-app/content/pruefungen/ gepflegt.</w:t>
-      </w:r>
-    </w:p>
-    <w:p>
-      <w:r>
-        <w:t>Für den Fragenpool sind besonders geeignet:</w:t>
+        <w:t>7. Tiefenskript-Erweiterung Sprint 6</w:t>
+      </w:r>
+    </w:p>
+    <w:p>
+      <w:r>
+        <w:t>Status dieser Erweiterung: ausgebaute Arbeitsfassung für Claude-CI/CD, Word-Rohfassung und Reader-Spiegel. Sie ersetzt noch nicht die spätere Satz-, Quellen- und PDF-Finalisierung, bringt die Vorlesung aber aus der Kurzfassung in eine substanzielle Studienskriptfassung.</w:t>
+      </w:r>
+    </w:p>
+    <w:p>
+      <w:pPr>
+        <w:pStyle w:val="Heading3"/>
+      </w:pPr>
+      <w:r>
+        <w:t>7.1 Leitthese</w:t>
+      </w:r>
+    </w:p>
+    <w:p>
+      <w:r>
+        <w:t>Mensch als Wirkungsdimension markiert im Grundstudium eine Grundentscheidung der Wirkungsökonomie: Entscheidend ist nicht, was plausibel klingt, sondern welche Zustände sich bei welchen Wirkungsempfängern in welchem Wirkungsraum tatsächlich verändern.</w:t>
+      </w:r>
+    </w:p>
+    <w:p>
+      <w:r>
+        <w:t>Die Vorlesung bleibt dabei an die Grundregel gebunden: Wirkung ist neutral und relational. Erst die Bewertung im Referenzrahmen Mensch, Planet, Demokratie, SDGs, Agenda 2030 und SDG+ entscheidet, ob eine Veränderung positiv, negativ oder ambivalent einzuordnen ist. Wenn eine Zielgröße gemeint ist, sprechen wir von positiver Netto-Wirkung.</w:t>
+      </w:r>
+    </w:p>
+    <w:p>
+      <w:pPr>
+        <w:pStyle w:val="Heading3"/>
+      </w:pPr>
+      <w:r>
+        <w:t>7.2 Didaktische Einordnung im Studiengang</w:t>
+      </w:r>
+    </w:p>
+    <w:p>
+      <w:r>
+        <w:t>V07 liegt an der Schwelle zwischen begrifflicher Grundlegung und Bewertungsarchitektur. Die Studierenden sollen nicht nur Begriffe wiedergeben, sondern an Fällen erkennen, welche Aussage schon Wirkung behauptet, welche nur Wirkungspotenzial beschreibt und wo ein Wirkungsrisiko offenliegt. Der Tiefensinn dieser Vorlesung liegt deshalb nicht in zusätzlicher Komplexität, sondern in besserer Unterscheidungsfähigkeit.</w:t>
+      </w:r>
+    </w:p>
+    <w:p>
+      <w:r>
+        <w:t>Für die spätere Praxis ist entscheidend, dass jede Analyse vier Ebenen getrennt hält:</w:t>
+      </w:r>
+    </w:p>
+    <w:p>
+      <w:r>
+        <w:t>1. Beschreibung: Was geschieht tatsächlich oder soll geschehen?</w:t>
+      </w:r>
+    </w:p>
+    <w:p>
+      <w:r>
+        <w:t>2. Kausalannahme: Über welchen Mechanismus könnte daraus eine Zustandsveränderung entstehen?</w:t>
+      </w:r>
+    </w:p>
+    <w:p>
+      <w:r>
+        <w:t>3. Bewertung: Welche Richtung hat diese Veränderung im Referenzrahmen?</w:t>
+      </w:r>
+    </w:p>
+    <w:p>
+      <w:r>
+        <w:t>4. Rückkopplung: Welche Entscheidung, Regel, Ressource oder Kommunikation wird dadurch verändert?</w:t>
+      </w:r>
+    </w:p>
+    <w:p>
+      <w:r>
+        <w:t>Wo diese Ebenen vermischt werden, entstehen typische WÖk-Fehler: Aktivität wird als Wirkung ausgegeben, Reichweite ersetzt Zustandsveränderung, gute Absicht verdeckt Nebenwirkungen oder Reporting wird mit Lernen verwechselt.</w:t>
+      </w:r>
+    </w:p>
+    <w:p>
+      <w:pPr>
+        <w:pStyle w:val="Heading3"/>
+      </w:pPr>
+      <w:r>
+        <w:t>7.3 Analysemodell</w:t>
+      </w:r>
+    </w:p>
+    <w:tbl>
+      <w:tblPr>
+        <w:tblStyle w:val="TableGrid"/>
+        <w:tblW w:type="auto" w:w="0"/>
+        <w:jc w:val="left"/>
+        <w:tblLook w:firstColumn="1" w:firstRow="1" w:lastColumn="0" w:lastRow="0" w:noHBand="0" w:noVBand="1" w:val="04A0"/>
+      </w:tblPr>
+      <w:tblGrid>
+        <w:gridCol w:w="2340"/>
+        <w:gridCol w:w="2340"/>
+        <w:gridCol w:w="2340"/>
+        <w:gridCol w:w="2340"/>
+      </w:tblGrid>
+      <w:tr>
+        <w:tc>
+          <w:tcPr>
+            <w:tcW w:type="dxa" w:w="2340"/>
+            <w:vAlign w:val="center"/>
+          </w:tcPr>
+          <w:p>
+            <w:r>
+              <w:rPr>
+                <w:b/>
+              </w:rPr>
+              <w:t>Analyseobjekt</w:t>
+            </w:r>
+          </w:p>
+        </w:tc>
+        <w:tc>
+          <w:tcPr>
+            <w:tcW w:type="dxa" w:w="2340"/>
+            <w:vAlign w:val="center"/>
+          </w:tcPr>
+          <w:p>
+            <w:r>
+              <w:rPr>
+                <w:b/>
+              </w:rPr>
+              <w:t>Woran es wirkt</w:t>
+            </w:r>
+          </w:p>
+        </w:tc>
+        <w:tc>
+          <w:tcPr>
+            <w:tcW w:type="dxa" w:w="2340"/>
+            <w:vAlign w:val="center"/>
+          </w:tcPr>
+          <w:p>
+            <w:r>
+              <w:rPr>
+                <w:b/>
+              </w:rPr>
+              <w:t>Typischer Fehler</w:t>
+            </w:r>
+          </w:p>
+        </w:tc>
+        <w:tc>
+          <w:tcPr>
+            <w:tcW w:type="dxa" w:w="2340"/>
+            <w:vAlign w:val="center"/>
+          </w:tcPr>
+          <w:p>
+            <w:r>
+              <w:rPr>
+                <w:b/>
+              </w:rPr>
+              <w:t>Saubere WÖk-Lesart</w:t>
+            </w:r>
+          </w:p>
+        </w:tc>
+      </w:tr>
+      <w:tr>
+        <w:tc>
+          <w:tcPr>
+            <w:tcW w:type="dxa" w:w="2340"/>
+            <w:vAlign w:val="center"/>
+          </w:tcPr>
+          <w:p>
+            <w:r>
+              <w:t>Begriff</w:t>
+            </w:r>
+          </w:p>
+        </w:tc>
+        <w:tc>
+          <w:tcPr>
+            <w:tcW w:type="dxa" w:w="2340"/>
+            <w:vAlign w:val="center"/>
+          </w:tcPr>
+          <w:p>
+            <w:r>
+              <w:t>Was muss präzise getrennt werden?</w:t>
+            </w:r>
+          </w:p>
+        </w:tc>
+        <w:tc>
+          <w:tcPr>
+            <w:tcW w:type="dxa" w:w="2340"/>
+            <w:vAlign w:val="center"/>
+          </w:tcPr>
+          <w:p>
+            <w:r>
+              <w:t>Typischer Fehler</w:t>
+            </w:r>
+          </w:p>
+        </w:tc>
+        <w:tc>
+          <w:tcPr>
+            <w:tcW w:type="dxa" w:w="2340"/>
+            <w:vAlign w:val="center"/>
+          </w:tcPr>
+          <w:p>
+            <w:r>
+              <w:t>Saubere WÖk-Lesart</w:t>
+            </w:r>
+          </w:p>
+        </w:tc>
+      </w:tr>
+      <w:tr>
+        <w:tc>
+          <w:tcPr>
+            <w:tcW w:type="dxa" w:w="2340"/>
+            <w:vAlign w:val="center"/>
+          </w:tcPr>
+          <w:p>
+            <w:r>
+              <w:t>Wirkung</w:t>
+            </w:r>
+          </w:p>
+        </w:tc>
+        <w:tc>
+          <w:tcPr>
+            <w:tcW w:type="dxa" w:w="2340"/>
+            <w:vAlign w:val="center"/>
+          </w:tcPr>
+          <w:p>
+            <w:r>
+              <w:t>tatsächliche Zustandsveränderung</w:t>
+            </w:r>
+          </w:p>
+        </w:tc>
+        <w:tc>
+          <w:tcPr>
+            <w:tcW w:type="dxa" w:w="2340"/>
+            <w:vAlign w:val="center"/>
+          </w:tcPr>
+          <w:p>
+            <w:r>
+              <w:t>Absicht, Aktivität oder Reichweite als Wirkung ausgeben</w:t>
+            </w:r>
+          </w:p>
+        </w:tc>
+        <w:tc>
+          <w:tcPr>
+            <w:tcW w:type="dxa" w:w="2340"/>
+            <w:vAlign w:val="center"/>
+          </w:tcPr>
+          <w:p>
+            <w:r>
+              <w:t>Zustand, Empfänger, Wirkpfad und Quelle nennen</w:t>
+            </w:r>
+          </w:p>
+        </w:tc>
+      </w:tr>
+      <w:tr>
+        <w:tc>
+          <w:tcPr>
+            <w:tcW w:type="dxa" w:w="2340"/>
+            <w:vAlign w:val="center"/>
+          </w:tcPr>
+          <w:p>
+            <w:r>
+              <w:t>Potenzial</w:t>
+            </w:r>
+          </w:p>
+        </w:tc>
+        <w:tc>
+          <w:tcPr>
+            <w:tcW w:type="dxa" w:w="2340"/>
+            <w:vAlign w:val="center"/>
+          </w:tcPr>
+          <w:p>
+            <w:r>
+              <w:t>mögliche künftige Wirkung</w:t>
+            </w:r>
+          </w:p>
+        </w:tc>
+        <w:tc>
+          <w:tcPr>
+            <w:tcW w:type="dxa" w:w="2340"/>
+            <w:vAlign w:val="center"/>
+          </w:tcPr>
+          <w:p>
+            <w:r>
+              <w:t>Möglichkeit als Ergebnis verkaufen</w:t>
+            </w:r>
+          </w:p>
+        </w:tc>
+        <w:tc>
+          <w:tcPr>
+            <w:tcW w:type="dxa" w:w="2340"/>
+            <w:vAlign w:val="center"/>
+          </w:tcPr>
+          <w:p>
+            <w:r>
+              <w:t>Bedingungen, Unsicherheit und Resonanzraum markieren</w:t>
+            </w:r>
+          </w:p>
+        </w:tc>
+      </w:tr>
+      <w:tr>
+        <w:tc>
+          <w:tcPr>
+            <w:tcW w:type="dxa" w:w="2340"/>
+            <w:vAlign w:val="center"/>
+          </w:tcPr>
+          <w:p>
+            <w:r>
+              <w:t>Risiko</w:t>
+            </w:r>
+          </w:p>
+        </w:tc>
+        <w:tc>
+          <w:tcPr>
+            <w:tcW w:type="dxa" w:w="2340"/>
+            <w:vAlign w:val="center"/>
+          </w:tcPr>
+          <w:p>
+            <w:r>
+              <w:t>mögliche negative Wirkung oder Nebenwirkung</w:t>
+            </w:r>
+          </w:p>
+        </w:tc>
+        <w:tc>
+          <w:tcPr>
+            <w:tcW w:type="dxa" w:w="2340"/>
+            <w:vAlign w:val="center"/>
+          </w:tcPr>
+          <w:p>
+            <w:r>
+              <w:t>positive Geschichte ohne Schattenseite erzählen</w:t>
+            </w:r>
+          </w:p>
+        </w:tc>
+        <w:tc>
+          <w:tcPr>
+            <w:tcW w:type="dxa" w:w="2340"/>
+            <w:vAlign w:val="center"/>
+          </w:tcPr>
+          <w:p>
+            <w:r>
+              <w:t>Nebenwirkungen, Rebound und Zielkonflikte offenlegen</w:t>
+            </w:r>
+          </w:p>
+        </w:tc>
+      </w:tr>
+      <w:tr>
+        <w:tc>
+          <w:tcPr>
+            <w:tcW w:type="dxa" w:w="2340"/>
+            <w:vAlign w:val="center"/>
+          </w:tcPr>
+          <w:p>
+            <w:r>
+              <w:t>Rückkopplung</w:t>
+            </w:r>
+          </w:p>
+        </w:tc>
+        <w:tc>
+          <w:tcPr>
+            <w:tcW w:type="dxa" w:w="2340"/>
+            <w:vAlign w:val="center"/>
+          </w:tcPr>
+          <w:p>
+            <w:r>
+              <w:t>Konsequenz aus beobachteter oder bewerteter Wirkung</w:t>
+            </w:r>
+          </w:p>
+        </w:tc>
+        <w:tc>
+          <w:tcPr>
+            <w:tcW w:type="dxa" w:w="2340"/>
+            <w:vAlign w:val="center"/>
+          </w:tcPr>
+          <w:p>
+            <w:r>
+              <w:t>Reporting als Abschluss behandeln</w:t>
+            </w:r>
+          </w:p>
+        </w:tc>
+        <w:tc>
+          <w:tcPr>
+            <w:tcW w:type="dxa" w:w="2340"/>
+            <w:vAlign w:val="center"/>
+          </w:tcPr>
+          <w:p>
+            <w:r>
+              <w:t>Lernen und Steuerungsänderung einbauen</w:t>
+            </w:r>
+          </w:p>
+        </w:tc>
+      </w:tr>
+    </w:tbl>
+    <w:p/>
+    <w:p>
+      <w:pPr>
+        <w:pStyle w:val="Heading3"/>
+      </w:pPr>
+      <w:r>
+        <w:t>7.4 Modellformel</w:t>
+      </w:r>
+    </w:p>
+    <w:p>
+      <w:r>
+        <w:t>Die folgende Formel ist ein didaktisches Denkmodell, kein amtlicher Bewertungsstandard:</w:t>
+      </w:r>
+    </w:p>
+    <w:p>
+      <w:r>
+        <w:t>Wirkung = Delta Zustand(Empfaenger, Raum, Zeit) \; durch \; Wirkpfad(Ausloeser, Mechanismus, Resonanz, Rueckkopplung)</w:t>
+      </w:r>
+    </w:p>
+    <w:p>
+      <w:r>
+        <w:t>Die Formel ist ein didaktisches Raster: Sie schützt davor, Wirkung auf Absicht, Output, Symbolik oder Reichweite zu verkürzen.</w:t>
+      </w:r>
+    </w:p>
+    <w:p>
+      <w:r>
+        <w:t>Die Formel soll gerade keine Scheingenauigkeit erzeugen. Sie zwingt dazu, die Faktoren offen zu legen, die eine Aussage tragen. In einem echten Bewertungsprozess müssten Datenquelle, Aktualität, Datenqualitätsklasse, Unsicherheitsgrad und Rückkopplungsregel ergänzt werden.</w:t>
+      </w:r>
+    </w:p>
+    <w:p>
+      <w:pPr>
+        <w:pStyle w:val="Heading3"/>
+      </w:pPr>
+      <w:r>
+        <w:t>7.5 Fallfenster</w:t>
+      </w:r>
+    </w:p>
+    <w:p>
+      <w:r>
+        <w:t>Fall 1. Ein Projekt kann im Themenfeld Mensch als Wirkungsdimension überzeugend kommunizieren und trotzdem nur Wirkungspotenzial erzeugen. Die WÖk-Prüfung beginnt erst, wenn klar wird, welcher Zustand sich bei wem verändert.</w:t>
+      </w:r>
+    </w:p>
+    <w:p>
+      <w:r>
+        <w:t>Fall 2. Eine Organisation kann im Themenfeld Mensch als Wirkungsdimension gute Absichten haben und zugleich Wirkungsrisiken übersehen. Das Skript trainiert deshalb die Trennung von Absicht, Auslöser, Wirkmechanismus, Empfänger, Datenlage und Bewertung.</w:t>
+      </w:r>
+    </w:p>
+    <w:p>
+      <w:pPr>
+        <w:pStyle w:val="Heading3"/>
+      </w:pPr>
+      <w:r>
+        <w:t>7.6 Prüfungsnahe Fallfragen ohne geschützte Antwortlogik</w:t>
+      </w:r>
+    </w:p>
+    <w:p>
+      <w:r>
+        <w:t>Diese Fragen sind öffentlich und dienen dem Lernen. Die geschützte Antwortlogik, Scoring-Regeln und CorrectAnswer-Felder bleiben in der Prüfungs-Lane der App.</w:t>
+      </w:r>
+    </w:p>
+    <w:p>
+      <w:r>
+        <w:t>1. Beschreibe den Auslöser im Fall und trenne ihn von Absicht, Image oder Reichweite.</w:t>
+      </w:r>
+    </w:p>
+    <w:p>
+      <w:r>
+        <w:t>2. Formuliere einen plausiblen Wirkpfad mit Wirkungsempfängern, Zustandsveränderung und Rückkopplung.</w:t>
+      </w:r>
+    </w:p>
+    <w:p>
+      <w:r>
+        <w:t>3. Benenne mindestens ein Wirkungspotenzial und ein Wirkungsrisiko.</w:t>
+      </w:r>
+    </w:p>
+    <w:p>
+      <w:r>
+        <w:t>4. Zeige, welche Quelle oder Datenart nötig wäre, um von Potenzial zu belastbarer Wirkungsaussage zu kommen.</w:t>
+      </w:r>
+    </w:p>
+    <w:p>
+      <w:r>
+        <w:t>5. Prüfe, ob Nichtkompensation oder Reverse Merit Order einschlägig sein könnten.</w:t>
+      </w:r>
+    </w:p>
+    <w:p>
+      <w:r>
+        <w:t>6. Formuliere eine saubere Wirkungsaussage in einem Satz: Was wissen wir, was nehmen wir an, was bleibt offen?</w:t>
+      </w:r>
+    </w:p>
+    <w:p>
+      <w:pPr>
+        <w:pStyle w:val="Heading3"/>
+      </w:pPr>
+      <w:r>
+        <w:t>7.7 Auswertung aus der lebenden Website-Referenz</w:t>
+      </w:r>
+    </w:p>
+    <w:p>
+      <w:pPr>
+        <w:pStyle w:val="Heading3"/>
+      </w:pPr>
+      <w:r>
+        <w:t>Quellenanker: Kapitel 24 - Der Mensch im System</w:t>
+      </w:r>
+    </w:p>
+    <w:p>
+      <w:r>
+        <w:t>Interne Quelle: referenz/kapitel-024-der-mensch-im-system/index.html</w:t>
+      </w:r>
+    </w:p>
+    <w:p>
+      <w:r>
+        <w:t>Der Mensch ist in der Wirkungsökonomie kein isolierter Nutzenrechner. Er ist ein Wirkungswesen. Er nimmt Wirkung auf, verarbeitet sie körperlich, emotional, sprachlich und sozial, und er erzeugt selbst Wirkung durch Handlungen, Unterlassen, Entscheidungen, Beziehungen, Worte, Routinen und institutionelle Rollen. Menschen sind Wirkungsempfänger und Wirkungsträger. Sie werden von Preisen, Arbeitsbedingungen, Wohnräumen, Sprache, Anerkennung, Unsicherheit, Naturzuständen und politischen Ordnungen beeinflusst. Zugleich verändern sie durch ihr Verhalten andere Menschen, Systeme und Zukunftsräume.</w:t>
+      </w:r>
+    </w:p>
+    <w:p>
+      <w:r>
+        <w:t>Damit rückt die Wirkungsökonomie den Menschen weder über das System noch unter das System. Sie betrachtet ihn als Teil eines lebendigen Zusammenhangs. Ein Mensch steht nicht außerhalb von Wirtschaft, Sprache, Kultur, Natur und Institutionen. Er lebt in ihnen. Er wird durch sie geprägt und verändert sie. Diese Sicht unterscheidet sich von Modellen, die den Menschen als unabhängiges Individuum behandeln, das mit vollständiger Information, klaren Präferenzen und stabiler Rationalität seine Vorteile maximiert. Dieses Modell kann für bestimmte Rechenzwecke nützlich sein. Als Menschenbild einer Gesellschaft ist es zu schmal.</w:t>
+      </w:r>
+    </w:p>
+    <w:p>
+      <w:pPr>
+        <w:pStyle w:val="Heading3"/>
+      </w:pPr>
+      <w:r>
+        <w:t>24.1 Der Mensch als Wirkungswesen</w:t>
+      </w:r>
+    </w:p>
+    <w:p>
+      <w:r>
+        <w:t>Ein Mensch wirkt immer. Schon alltägliche Entscheidungen verändern Zustände: was gekauft wird, wie gesprochen wird, wie Konflikte geführt werden, wie Vertrauen entsteht, wie mit Ressourcen umgegangen wird, wie Kinder lernen, wie Alte gesehen werden, wie Menschen einander begegnen. Keine dieser Wirkungen ist für sich schon eine Systemlösung. Aber zusammengenommen bilden sie die soziale, ökologische und demokratische Wirklichkeit einer Gesellschaft.</w:t>
+      </w:r>
+    </w:p>
+    <w:p>
+      <w:r>
+        <w:t>Die Wirkungsökonomie setzt genau an dieser doppelten Rolle an. Der Mensch ist nicht nur Adressat von Politik, Markt oder Institutionen. Er ist auch Mitproduzent von Wirkung. Er lebt nicht nur unter Bedingungen, sondern erzeugt Bedingungen mit. Ein Preissystem, das schädliche Produkte billiger macht, wirkt auf ihn. Eine Sprache, die Gruppen abwertet, wirkt auf ihn. Ein Arbeitsumfeld, das Angst erzeugt, wirkt auf ihn. Ein Naturraum, der erlebbar bleibt, wirkt auf ihn. Umgekehrt wirkt er durch Konsum, Arbeit, Fürsorge, Sprache, Beteiligung, Wissen, Vertrauen und Widerstand auf das System zurück.</w:t>
+      </w:r>
+    </w:p>
+    <w:p>
+      <w:r>
+        <w:t>Dieses Menschenbild ist kein Idealbild. Es unterstellt nicht, dass Menschen immer einsichtig, freundlich oder verantwortungsvoll handeln. Es sagt nur: Menschen handeln nie folgenlos. Jede Handlung steht in Rückkopplung mit anderen Handlungen. Wer diese Rückkopplung ignoriert, verwechselt Verhalten mit Privatangelegenheit. Wirkungsökonomisch gibt es aber kein vollständiges Außen des Systems. Auch scheinbar private Entscheidungen können öffentliche Folgen haben, und öffentliche Strukturen prägen private Entscheidungen.</w:t>
+      </w:r>
+    </w:p>
+    <w:p>
+      <w:r>
+        <w:t>Darum kann Verantwortung nicht allein als individuelle Tugend verstanden werden. Verantwortung braucht ein System, das Folgen sichtbar macht. Wer Menschen Verantwortung zuschreibt, ihnen aber falsche Preissignale, intransparente Wirkungen und überfordernde Entscheidungslasten zumutet, verlagert Systemprobleme auf Einzelne. Die Wirkungsökonomie unterscheidet deshalb zwischen individueller Verantwortung und struktureller Rückkopplung. Menschen sollen nicht alles allein wissen müssen. Das System muss ihnen die Wirkung seines eigenen Handelns lesbar machen.</w:t>
+      </w:r>
+    </w:p>
+    <w:p>
+      <w:pPr>
+        <w:pStyle w:val="Heading3"/>
+      </w:pPr>
+      <w:r>
+        <w:t>24.2 Kein isoliertes Individuum</w:t>
+      </w:r>
+    </w:p>
+    <w:p>
+      <w:r>
+        <w:t>Der Mensch ist körperlich. Er braucht Luft, Wasser, Nahrung, Wärme, Schlaf, Schutz und gesundheitliche Stabilität. Eine Ökonomie, die ihn nur als Käufer, Arbeitskraft oder Steuerzahler behandelt, verliert diesen körperlichen Grund. Preise, Arbeit, Lärm, Hitze, Stress, Unsicherheit und Umweltbelastung wirken nicht abstrakt. Sie wirken im Körper. Sie verändern Belastbarkeit, Aufmerksamkeit, Vertrauen und die Fähigkeit, Entscheidungen zu treffen.</w:t>
+      </w:r>
+    </w:p>
+    <w:p>
+      <w:r>
+        <w:t>Der Mensch ist emotional. Angst, Anerkennung, Scham, Stolz, Kränkung, Hoffnung, Trauer und Freude sind keine Störungen einer ansonsten reinen Rationalität. Sie sind Teil menschlicher Orientierung. Wer Märkte, Politik oder Institutionen so gestaltet, als würden Menschen nur nüchtern vergleichen, unterschätzt, wie stark Entscheidungen durch emotionale Lagen geprägt werden. Gerade Krisen zeigen, dass Menschen nicht nur auf Fakten reagieren. Sie reagieren auf Unsicherheit, Statusverlust, Kontrollverlust und Zugehörigkeitsangebote.</w:t>
+      </w:r>
+    </w:p>
+    <w:p>
+      <w:r>
+        <w:t>Der Mensch ist sozial. Er braucht Beziehungen, Resonanz, Anerkennung und Verlässlichkeit. Autonomie entsteht nicht gegen Beziehungen, sondern durch tragfähige Beziehungen. Selbstbestimmung setzt voraus, dass Menschen sich nicht dauernd gegen Angst, Ausschluss oder Demütigung absichern müssen. Psychologische Forschung zur Selbstbestimmung beschreibt Autonomie, Kompetenz und soziale Eingebundenheit als grundlegende Voraussetzungen menschlicher Motivation. Die Wirkungsökonomie übersetzt diese Einsicht nicht in ein psychologisches Programm, sondern in eine normative Leitlinie: Systeme, die Beziehung zerstören, zerstören Handlungsfähigkeit.</w:t>
+      </w:r>
+    </w:p>
+    <w:p>
+      <w:r>
+        <w:t>Der Mensch ist sprachlich und kulturell. Er versteht die Welt nicht nur durch Zahlen, sondern durch Begriffe, Erzählungen, Bilder, Rituale und geteilte Deutungen. Sprache ordnet Wirklichkeit. Sie kann Vertrauen stärken oder schwächen, Gruppen verbinden oder trennen, Möglichkeiten öffnen oder schließen. Darum ist Wirkung nicht nur materiell. Kommunikation kann Wirkungspotenzial erzeugen, bevor sie in sichtbares Verhalten übergeht. Diese Einsicht wird später für Medien, Öffentlichkeit und Demokratie wichtig. In Teil IV wird zunächst der Maßstab gelegt: Sprache gehört zur Wirkungswelt des Menschen.</w:t>
+      </w:r>
+    </w:p>
+    <w:p>
+      <w:r>
+        <w:t>Der Mensch ist institutionell eingebettet. Er handelt innerhalb von Regeln, Verfahren, Erwartungen, Rechten, Pflichten und Machtverhältnissen. Was ein Mensch als möglich erlebt, hängt nicht nur von seinen inneren Eigenschaften ab, sondern von den Räumen, die ihm Institutionen eröffnen oder verschließen. In diesem Sinn ist Freiheit mehr als die Abwesenheit von Zwang. Sie braucht reale Fähigkeiten, Zugang, Sicherheit und Anerkennung. Der Fähigkeitenansatz von Amartya Sen und Martha Nussbaum ist hier ein wichtiger externer Bezugspunkt, weil er menschliches Wohlergehen nicht auf Einkommen reduziert, sondern auf reale Handlungs- und Entfaltungsmöglichkeiten bezieht.</w:t>
+      </w:r>
+    </w:p>
+    <w:p>
+      <w:pPr>
+        <w:pStyle w:val="Heading3"/>
+      </w:pPr>
+      <w:r>
+        <w:t>24.3 Begrenzte Rationalität</w:t>
+      </w:r>
+    </w:p>
+    <w:p>
+      <w:r>
+        <w:t>Die Wirkungsökonomie grenzt sich vom homo oeconomicus ab, ohne eine lange Theoriegeschichte zu erzählen. Der homo oeconomicus ist eine Modellfigur: informiert, stabil, rational, nutzenmaximierend. Menschen sind anders. Sie entscheiden unter Zeitdruck, mit unvollständigen Informationen, unter sozialem Einfluss, mit Gewohnheiten, Emotionen, Vorurteilen, begrenzter Aufmerksamkeit und widersprüchlichen Zielen. Herbert Simon beschrieb dies als begrenzte Rationalität: Menschen suchen nicht immer nach der optimalen Lösung, sondern nach einer handhabbaren Lösung innerhalb begrenzter Informationen und Verarbeitungskapazitäten.</w:t>
+      </w:r>
+    </w:p>
+    <w:p>
+      <w:r>
+        <w:t>Diese Begrenzung ist kein Defekt. Sie gehört zum Menschsein. Kein Mensch kann die vollständige Wirkung jedes Produkts, jeder politischen Entscheidung, jeder Kommunikation und jeder institutionellen Struktur selbst berechnen. Ein Mensch kann nicht im Supermarkt eine globale Lieferkette auditieren. Er kann nicht bei jeder Nachricht ihre algorithmische Verstärkung, Quellenlage, Tonalität und demokratische Wirkung selbst vollständig prüfen. Er kann nicht jeden Preis auf Klima, Wasser, Arbeit, Gesundheit und Demokratie zurückrechnen.</w:t>
+      </w:r>
+    </w:p>
+    <w:p>
+      <w:r>
+        <w:t>Daraus folgt eine zentrale normative Konsequenz: Eine wirkungsorientierte Gesellschaft darf Menschen nicht so behandeln, als könnten sie unter falschen Signalen richtige Entscheidungen erzwingen. Wenn zerstörerische Wirkung billiger ist als verantwortliches Handeln, entsteht kein freier Markt im anspruchsvollen Sinn. Es entsteht ein Markt mit verzerrter Orientierung. Wer dann von individueller Verantwortung spricht, ohne die falschen Signale zu korrigieren, verlangt von Menschen, gegen das System zu handeln, statt das System an Wirkung auszurichten.</w:t>
+      </w:r>
+    </w:p>
+    <w:p>
+      <w:r>
+        <w:t>Begrenzte Rationalität bedeutet auch, dass Menschen auf Vereinfachungen angewiesen sind. Sie nutzen Vertrauen, Routinen, soziale Hinweise, Marken, Institutionen, Zugehörigkeit, Erzählungen und Statussignale. Diese Vereinfachungen können hilfreich sein. Sie können aber auch manipuliert werden. Eine Wirtschaft, die nur Nachfrage misst, erkennt nicht, ob Nachfrage aus guter Information, Angst, sozialem Druck, Gewohnheit oder fehlenden Alternativen entsteht. Eine Demokratie, die nur Zustimmung misst, erkennt nicht automatisch, ob Zustimmung aus Urteilskraft, Erschöpfung, Misstrauen oder Zugehörigkeitsangst entsteht.</w:t>
+      </w:r>
+    </w:p>
+    <w:p>
+      <w:r>
+        <w:t>Die Wirkungsökonomie verlangt deshalb ein Menschenbild, das Rationalität ernst nimmt, aber nicht überschätzt. Menschen können lernen, prüfen, abwägen und Verantwortung übernehmen. Aber sie brauchen Bedingungen, unter denen Lernen, Prüfen und Verantwortung möglich bleiben.</w:t>
+      </w:r>
+    </w:p>
+    <w:p>
+      <w:pPr>
+        <w:pStyle w:val="Heading3"/>
+      </w:pPr>
+      <w:r>
+        <w:t>24.4 Verletzlichkeit und Würde</w:t>
+      </w:r>
+    </w:p>
+    <w:p>
+      <w:r>
+        <w:t>Der Mensch ist verletzlich. Diese Verletzlichkeit ist kein Sonderfall. Sie ist allgemein. Menschen können krank werden, Angst haben, einsam sein, sich irren, abhängig sein, beschämt werden, manipuliert werden, überlastet werden, Natur verlieren, Sprache verlieren, Vertrauen verlieren. Verletzlichkeit macht Menschen nicht schwach. Sie macht sie real.</w:t>
+      </w:r>
+    </w:p>
+    <w:p>
+      <w:r>
+        <w:t>Aus dieser Verletzlichkeit folgt Würde. Würde bedeutet, dass Menschen nicht auf Funktion reduziert werden dürfen. Nicht auf Arbeitskraft, Konsument, Kostenstelle, Datensatz, Steuerquelle, Zielgruppe oder Risiko. Würde setzt eine Grenze gegen jede Ökonomie, die Menschen nur danach bewertet, was sie verwerten, kaufen oder leisten. Diese Grenze ist in modernen Menschenrechts- und Verfassungsordnungen ausdrücklich verankert, sie ist aber auch für die Wirkungsökonomie grundlegend: Wirkung für den Menschen darf nicht gegen den Menschen selbst organisiert werden.</w:t>
+      </w:r>
+    </w:p>
+    <w:p>
+      <w:r>
+        <w:t>Würde bedeutet nicht, dass jede Entscheidung folgenlos bleibt. Menschen handeln und müssen Folgen mitverantworten. Aber Würde begrenzt die Art, wie Gesellschaften Menschen behandeln. Eine wirkungsorientierte Ordnung darf Menschen nicht durch Angst steuern, nicht durch Entwertung disziplinieren und nicht durch Ausschluss sortieren. Sie muss die reale Wirkung von Strukturen auf Menschen sichtbar machen: Wer wird sicherer? Wer wird verletzlicher? Wer gewinnt Handlungsfähigkeit? Wer verliert sie? Wer wird gehört? Wer verschwindet?</w:t>
+      </w:r>
+    </w:p>
+    <w:p>
+      <w:r>
+        <w:t>Das gilt auch für ökonomische Leistung. Wenn Leistung nur als Einkommen erscheint, werden viele Formen menschlicher Wirkleistung unsichtbar. Beziehungspflege, Sorge, Konfliktvermittlung, Nachbarschaft, Vertrauen, Zuwendung, Geduld, kulturelle Weitergabe und stille Stabilisierung des Alltags erscheinen dann als Nebenleistungen. In Wirklichkeit bilden sie die Bedingungen, unter denen Menschen frei und verantwortlich handeln können. Eine Gesellschaft, die diese Formen abwertet, schwächt ihre eigene Grundlage.</w:t>
+      </w:r>
+    </w:p>
+    <w:p>
+      <w:pPr>
+        <w:pStyle w:val="Heading3"/>
+      </w:pPr>
+      <w:r>
+        <w:t>24.5 Beziehung und Resonanz</w:t>
+      </w:r>
+    </w:p>
+    <w:p>
+      <w:r>
+        <w:t>Menschen leben nicht nur neben anderen Menschen. Sie leben durch Beziehungen. Sie werden angesprochen, anerkannt, verletzt, gestärkt, geprägt. Beziehung ist keine private Ergänzung zur Ökonomie. Sie ist eine Grundbedingung menschlicher Handlungsfähigkeit. Ohne Vertrauen, Sprache, Resonanz und Zugehörigkeit werden Entscheidungen enger, defensiver und kurzfristiger.</w:t>
+      </w:r>
+    </w:p>
+    <w:p>
+      <w:r>
+        <w:t>Der Begriff Resonanz hilft, diese Beziehung zur Welt zu beschreiben. Hartmut Rosa versteht Resonanz als eine Form der Weltbeziehung, in der Menschen nicht nur kontrollieren oder besitzen, sondern antworten und verwandelt werden können. Die Wirkungsökonomie übernimmt daraus keine komplette Sozialtheorie. Sie nutzt Resonanz als Hinweis darauf, dass Menschen nicht nur auf Anreize reagieren, sondern auf Beziehungen zur Welt. Ein Wald, eine Stimme, ein Raum, ein Blick, eine Institution, eine Geschichte, eine Gemeinschaft können Menschen in Beziehung setzen oder von ihnen trennen.</w:t>
+      </w:r>
+    </w:p>
+    <w:p>
+      <w:r>
+        <w:t>Für Teil IV ist dieser Punkt wesentlich, weil Wirkung nicht nur in materiellen Ergebnissen erscheint. Wirkung erscheint auch in der Qualität von Beziehungen. Eine Gesellschaft kann reich sein und resonanzarm. Sie kann effizient sein und beziehungsschwach. Sie kann viele Optionen anbieten und dennoch Zugehörigkeit zerstören. Dann entsteht eine paradoxe Lage: Menschen haben formal Wahlmöglichkeiten, erleben aber wenig Sinn, wenig Vertrauen und wenig Selbstwirksamkeit.</w:t>
+      </w:r>
+    </w:p>
+    <w:p>
+      <w:r>
+        <w:t>Die Wirkungsökonomie bewertet solche Zustände nicht als Stimmungsfrage. Sie betrachtet sie als Systemzustände. Angst, Einsamkeit, Statusdruck, Misstrauen und Beziehungslosigkeit verändern politische und wirtschaftliche Entscheidungen. Sie beeinflussen, ob Menschen solidarisch, defensiv, aggressiv, gleichgültig oder lernbereit reagieren. Deshalb gehört Beziehung in den normativen Teil des Modells.</w:t>
+      </w:r>
+    </w:p>
+    <w:p>
+      <w:pPr>
+        <w:pStyle w:val="Heading3"/>
+      </w:pPr>
+      <w:r>
+        <w:t>24.6 Selbstwirksamkeit als Bedingung von Verantwortung</w:t>
+      </w:r>
+    </w:p>
+    <w:p>
+      <w:r>
+        <w:t>Verantwortung setzt Selbstwirksamkeit voraus. Wer nie erlebt, dass das eigene Handeln etwas verändern kann, wird schwer dauerhaft verantwortlich handeln. Selbstwirksamkeit meint nicht Selbstüberschätzung. Sie meint die Erfahrung, dass eigenes Handeln in einem verständlichen Zusammenhang steht und Folgen haben kann. Albert Bandura beschrieb Selbstwirksamkeit als zentrale Voraussetzung dafür, dass Menschen Verhalten ändern, Belastungen bewältigen und Handlungsmöglichkeiten nutzen.</w:t>
+      </w:r>
+    </w:p>
+    <w:p>
+      <w:r>
+        <w:t>In der Wirkungsökonomie wird Selbstwirksamkeit zu einem normativen Maßstab. Ein System, das Menschen nur Pflichten zuschreibt, ihnen aber keine wirksamen Handlungsspielräume eröffnet, erzeugt Frustration. Ein System, das Wirkung unsichtbar hält, zerstört Rückmeldung. Ein System, das konstruktives Handeln teurer macht als destruktives Handeln, entwertet Verantwortung. Ein System, das Menschen mit Komplexität überlädt, ohne Orientierung bereitzustellen, erzeugt Rückzug.</w:t>
+      </w:r>
+    </w:p>
+    <w:p>
+      <w:r>
+        <w:t>Selbstwirksamkeit braucht drei Bedingungen. Erstens müssen Menschen erkennen können, welche Wirkung eine Handlung hat. Zweitens müssen sie reale Alternativen haben. Drittens muss das System positive Wirkung nicht nur moralisch anerkennen, sondern praktisch ermöglichen. In diesem Kapitel werden daraus noch keine Instrumente abgeleitet. Das geschieht später. Hier geht es um den Maßstab: Verantwortung darf nicht als Appell an Einzelne verkürzt werden. Sie braucht Rückkopplung, Sichtbarkeit und Handlungsfähigkeit.</w:t>
+      </w:r>
+    </w:p>
+    <w:p>
+      <w:r>
+        <w:t>Das verändert auch den Begriff von Freiheit. Freiheit ist nicht nur Wahl zwischen Angeboten. Freiheit ist die Fähigkeit, unter verständlichen Bedingungen eine verantwortbare Entscheidung zu treffen. Wenn Menschen zwischen einem billigen schädlichen Produkt und einem teuren verantwortlichen Produkt wählen müssen, ist die Entscheidung formal frei. Wirkungsökonomisch ist sie verzerrt, wenn das Preissystem die Folgen nicht zeigt. Eine Ordnung, die Menschen ernst nimmt, muss solche Verzerrungen benennen.</w:t>
+      </w:r>
+    </w:p>
+    <w:p>
+      <w:pPr>
+        <w:pStyle w:val="Heading3"/>
+      </w:pPr>
+      <w:r>
+        <w:t>24.7 Warum ein falsches Menschenbild falsche Anreize setzt</w:t>
+      </w:r>
+    </w:p>
+    <w:p>
+      <w:r>
+        <w:t>Eine Wirtschaft, die Menschen als isolierte Nutzenmaximierer behandelt, setzt Anreize für ein Verhalten, das sie später selbst beklagt. Sie belohnt kurzfristige Vorteile, Statuskonsum, Externalisierung, Konkurrenz um Aufmerksamkeit und die Verlagerung von Folgekosten. Sie unterschätzt Angst, Zugehörigkeit, Gewohnheit und soziale Nachahmung. Sie überschätzt die Fähigkeit Einzelner, in einem falsch ausgerichteten System dauerhaft richtig zu handeln.</w:t>
+      </w:r>
+    </w:p>
+    <w:p>
+      <w:r>
+        <w:t>Wenn der Mensch als bloßer Konsument erscheint, wird Wirkung zur Kaufentscheidung privatisiert. Wenn der Mensch als bloße Arbeitskraft erscheint, wird Würde an Verwertbarkeit gebunden. Wenn der Mensch als bloßer Kostenfaktor erscheint, werden Schutz, Beziehung und Zeit zu Belastungen. Wenn der Mensch als bloßer Datenpunkt erscheint, wird Verhalten steuerbar, aber nicht notwendig verstehbar. In allen Fällen wird der Mensch reduziert.</w:t>
+      </w:r>
+    </w:p>
+    <w:p>
+      <w:pPr>
+        <w:pStyle w:val="Heading3"/>
+      </w:pPr>
+      <w:r>
+        <w:t>Quellenanker: Kapitel 25 - Angst, Status, Zugehörigkeit und Macht</w:t>
+      </w:r>
+    </w:p>
+    <w:p>
+      <w:r>
+        <w:t>Interne Quelle: referenz/kapitel-025-angst-status-zugehoerigkeit-und-macht/index.html</w:t>
+      </w:r>
+    </w:p>
+    <w:p>
+      <w:r>
+        <w:t>Kapitel 24 hat den Menschen als Wirkungswesen beschrieben: körperlich, emotional, sozial, sprachlich, kulturell und institutionell eingebettet. Dieses Menschenbild ist für die Wirkungsökonomie unverzichtbar, weil Menschen nicht nur nach Information handeln. Sie handeln aus Sicherheit, Angst, Zugehörigkeit, Anerkennung und Machtverhältnissen heraus. Wer Wirtschaft, Politik, Medien und Demokratie verstehen will, muss diese Tiefenschicht sehen.</w:t>
+      </w:r>
+    </w:p>
+    <w:p>
+      <w:r>
+        <w:t>Angst, Status, Zugehörigkeit und Macht sind keine Randthemen. Sie sind Wirkungsfaktoren. Sie verändern, wie Menschen Preise lesen, Informationen aufnehmen, politischen Botschaften glauben, Institutionen vertrauen, Gruppen bilden, Konflikte austragen und Zukunft bewerten. Eine Ökonomie, die diese Faktoren ignoriert, behandelt Menschen wie isolierte Rechner. Eine Wirkungsökonomie muss sie als Teil der Wirklichkeit begreifen, ohne sie zu instrumentalisieren.</w:t>
+      </w:r>
+    </w:p>
+    <w:p>
+      <w:r>
+        <w:t>Dieses Kapitel erklärt diese psychologische und soziale Tiefenschicht nur so weit, wie sie für die Wirkungsökonomie nötig ist. Es ist keine Psychologievorlesung, keine Extremismusforschung und keine Medienanalyse. Es legt den Maßstab: Wenn Wirkung auf Mensch, Planet und Demokratie ausgerichtet wird, muss sichtbar werden, wie Angst, Status, Zugehörigkeit und Macht Wirkungsräume formen.</w:t>
+      </w:r>
+    </w:p>
+    <w:p>
+      <w:pPr>
+        <w:pStyle w:val="Heading3"/>
+      </w:pPr>
+      <w:r>
+        <w:t>25.1 Angst als Wirkungsfaktor</w:t>
+      </w:r>
+    </w:p>
+    <w:p>
+      <w:r>
+        <w:t>Angst ist zuerst ein Schutzsignal. Sie hilft Menschen, Gefahr zu erkennen, Aufmerksamkeit zu bündeln und auf Bedrohung zu reagieren. Ohne Angst wären Menschen nicht überlebensfähig. Problematisch wird Angst, wenn sie dauerhaft aktiviert, politisch ausgenutzt, medial verstärkt oder wirtschaftlich monetarisiert wird.</w:t>
+      </w:r>
+    </w:p>
+    <w:p>
+      <w:r>
+        <w:t>Angst verengt Wahrnehmung. Sie macht kurzfristige Sicherheit wichtiger als langfristige Wirkung. Sie erhöht die Bereitschaft, einfache Antworten zu akzeptieren. Sie schwächt Vertrauen, wenn keine verlässliche Orientierung vorhanden ist. Sie verschiebt Aufmerksamkeit von Zusammenhängen auf Schuldige. Sie kann Menschen vorsichtig machen, aber auch aggressiv, starr oder anfällig für autoritäre Versprechen.</w:t>
+      </w:r>
+    </w:p>
+    <w:p>
+      <w:r>
+        <w:t>Für die Wirkungsökonomie bedeutet das: Angst ist nicht nur ein innerer Zustand. Angst verändert Systeme. Sie verändert Konsum, Wahlverhalten, Arbeitsbeziehungen, Mediennutzung, Investitionsentscheidungen, Nachbarschaften und demokratische Diskurse. Wer Angst erzeugt, verändert Wirkungspotenziale. Ein Satz, ein Bild, eine Zahl, ein Gerücht oder eine politische Zuspitzung kann Angst aktivieren, bevor eine tatsächliche Zustandsveränderung sichtbar ist.</w:t>
+      </w:r>
+    </w:p>
+    <w:p>
+      <w:r>
+        <w:t>Angst wirkt besonders stark, wenn sie mit Kontrollverlust verbunden ist. Menschen ertragen Belastungen eher, wenn sie verstehen, was geschieht, welche Optionen sie haben und welche Regeln gelten. Sie reagieren härter, wenn sie den Eindruck haben, Entwicklungen geschehen über ihre Köpfe hinweg: steigende Preise, unsichere Arbeit, unklare Migration, digitale Überforderung, Krieg, Klimarisiken, Wohnungsnot, Verlust sozialer Anerkennung. Solche Erfahrungen können reale Ursachen haben. Sie können aber auch durch Narrative verzerrt und auf falsche Gruppen gerichtet werden.</w:t>
+      </w:r>
+    </w:p>
+    <w:p>
+      <w:r>
+        <w:t>Eine wirkungsorientierte Ordnung darf Angst daher nicht verachten. Sie muss sie lesen. Hinter Angst liegt häufig ein Hinweis auf fehlende Sicherheit, fehlende Orientierung, fehlende Teilhabe oder fehlende Rückkopplung. Angst wird gefährlich, wenn ein System sie nur beschwichtigt oder politisch ausnutzt, statt die realen Zustände zu verändern, aus denen sie entsteht.</w:t>
+      </w:r>
+    </w:p>
+    <w:p>
+      <w:pPr>
+        <w:pStyle w:val="Heading3"/>
+      </w:pPr>
+      <w:r>
+        <w:t>25.2 Status als soziales Steuerungssignal</w:t>
+      </w:r>
+    </w:p>
+    <w:p>
+      <w:r>
+        <w:t>Status ist ein soziales Steuerungssignal. Er zeigt Menschen, wo sie in einer Gruppe stehen, ob sie Anerkennung erhalten, ob sie Einfluss haben, ob sie als nützlich, würdig, stark, kompetent oder wertvoll gelten. Status kann durch Einkommen, Beruf, Bildung, Besitz, Sprache, Herkunft, Geschlecht, Aussehen, Reichweite, kulturelles Kapital, Wohnort oder Gruppenzugehörigkeit entstehen.</w:t>
+      </w:r>
+    </w:p>
+    <w:p>
+      <w:r>
+        <w:t>Eine Wirtschaft, die Kapital zum Maßstab macht, erzeugt Status häufig über Geld. Wer viel verdient, gilt als erfolgreich. Wer viel besitzt, gilt als leistungsfähig. Wer sichtbar konsumiert, zeigt Zugehörigkeit zu einer bestimmten sozialen Lage. Dadurch wird Status an Marktwert gekoppelt. Tätigkeiten mit hoher Wirkleistung, aber geringer Vergütung verlieren Anerkennung. Tätigkeiten mit hoher Rendite, aber negativer Wirkung können Status gewinnen.</w:t>
+      </w:r>
+    </w:p>
+    <w:p>
+      <w:r>
+        <w:t>Das ist kein psychologisches Detail. Es ist ein Steuerungsproblem. Wenn Status an falsche Maßstäbe gekoppelt wird, werden falsche Handlungen attraktiv. Menschen suchen Anerkennung. Wenn Anerkennung über zerstörerischen Konsum, Macht, Besitz, Reichweite oder Dominanz vermittelt wird, entsteht ein Wirkungsraum, in dem positive Wirkung gegen Statuslogiken ankämpfen muss.</w:t>
+      </w:r>
+    </w:p>
+    <w:p>
+      <w:r>
+        <w:t>Statusverlust ist besonders wirksam. Menschen reagieren nicht nur auf materielle Armut, sondern auch auf den Eindruck, abgewertet zu werden. Wer erlebt, dass seine Arbeit, Region, Lebensweise, Bildung, Herkunft oder soziale Rolle nicht mehr zählt, sucht nach Erklärung. Solche Erfahrungen können in Lernbewegung führen. Sie können aber auch in Kränkung, Rückzug, Aggression oder Ressentiment kippen.</w:t>
+      </w:r>
+    </w:p>
+    <w:p>
+      <w:r>
+        <w:t>Die Wirkungsökonomie muss deshalb Status neu lesen. Leistung darf nicht länger nur als Einkommen, Reichweite oder Macht erscheinen. Wirkleistung muss Anerkennung erhalten. Care, Bildung, Pflege, Prävention, soziale Stabilisierung, demokratische Vermittlung, ökologische Regeneration und kulturelle Resonanz dürfen nicht im Schatten bleiben. Wenn das System wirkliche Leistung unsichtbar hält, entsteht Statusverzerrung. Diese Verzerrung kann politische und soziale Folgen haben.</w:t>
+      </w:r>
+    </w:p>
+    <w:p>
+      <w:pPr>
+        <w:pStyle w:val="Heading3"/>
+      </w:pPr>
+      <w:r>
+        <w:t>25.3 Vom Konsumstatus zum Wirkungsstatus</w:t>
+      </w:r>
+    </w:p>
+    <w:p>
+      <w:r>
+        <w:t>Die alte Ordnung stabilisiert sich nicht nur durch Preise, Einkommen und Kapital. Sie stabilisiert sich durch Anerkennung. Status ist die soziale Form, in der Menschen erleben, dass ein Verhalten zählt. In der kapitalzentrierten Ordnung wird Status stark über Besitz, Einkommen, Marken, Wohnlage, Mobilität, Sichtbarkeit, Reichweite und Konsum angezeigt. Das große Auto, die teure Uhr, die exklusive Reise, die Marke, das Haus, die Followerzahl oder die berufliche Position erscheinen als Zeichen gelungener Lebensführung. Diese Logik macht Transformation psychologisch schwer. Wenn ökologische oder soziale Verantwortung als weniger Besitz, weniger Sichtbarkeit oder weniger Überlegenheit erscheint, wird sie als Verlust erlebt.</w:t>
+      </w:r>
+    </w:p>
+    <w:p>
+      <w:r>
+        <w:t>Die Wirkungsökonomie darf deshalb nicht nur Anreize verändern. Sie muss auch Anerkennung verändern. Eine Gesellschaft wird nicht allein durch Preise zirkulär, fair oder demokratisch resilient. Sie wird es, wenn Menschen soziale Würde, Stolz und Zugehörigkeit aus Wirkleistung erfahren können. Pflege, Bildung, Reparatur, Regeneration, demokratische Vermittlung, gutes Handwerk, faire Produktion, Nachbarschaft, Forschung, Kultur, Prävention und digitale Verantwortung müssen nicht nur bezahlt, sondern anerkannt werden.</w:t>
+      </w:r>
+    </w:p>
+    <w:p>
+      <w:r>
+        <w:t>Das bedeutet nicht, dass Status abgeschafft werden kann. Status ist ein soziales Muster. Menschen vergleichen, orientieren sich, suchen Anerkennung und wollen gesehen werden. Die Frage lautet nicht, ob Status existiert. Die Frage lautet, wofür Status vergeben wird. Wird er an Kapitalbesitz, Konsum und Dominanz gebunden, verstärkt er Verlustleistung. Wird er an Wirkleistung, Verantwortung und Regeneration gebunden, kann er positive Wirkung wahrscheinlicher machen.</w:t>
+      </w:r>
+    </w:p>
+    <w:p>
+      <w:r>
+        <w:t>Der Übergang vom Konsumstatus zum Wirkungsstatus besteht aus vier Verschiebungen. Erstens wird Besitz weniger wichtig als Nutzung, Pflege und Erhalt. Ein repariertes, langlebiges und geteiltes Produkt kann höhere Anerkennung erhalten als ein ständig ersetztes Statusobjekt. Zweitens wird Sichtbarkeit an Qualität gebunden. Reichweite allein reicht nicht; öffentliche Wirkung, Wahrheit, Kontext und Respekt werden anerkennungsfähig. Drittens wird Arbeit nicht nur über Einkommen gelesen. Care, Bildung, Prävention, Beziehung und demokratische Stabilisierung werden als hohe Wirkleistung sichtbar. Viertens wird Unternehmertum nicht nur an Skalierung gemessen. Anerkennung entsteht, wenn Geschäftsmodelle reale Zustände verbessern.</w:t>
+      </w:r>
+    </w:p>
+    <w:p>
+      <w:r>
+        <w:t>Diese Statuswende muss nicht durch moralische Erziehung verordnet werden. Sie kann durch Systemsignale entstehen: Wirkungsdaten, Preise, Steuern, Beschaffung, Wirkungseinkommen, Wirkungsrente, Auszeichnungen, Bildung, Medienformate, öffentliche Rankings, lokale Anerkennung und kulturelle Narrative. Sobald positive Wirkung sichtbar, bezahlbar und anerkannt wird, verliert destruktiver Konsum einen Teil seines sozialen Glanzes.</w:t>
+      </w:r>
+    </w:p>
+    <w:p>
+      <w:r>
+        <w:t>Der stärkste kulturelle Satz lautet daher: Stark ist nicht, wer mehr verbraucht. Stark ist, was mehr stabilisiert.</w:t>
+      </w:r>
+    </w:p>
+    <w:p>
+      <w:r>
+        <w:t>Diese Statuswende entscheidet darüber, ob die Wirkungsökonomie als Verzichtsordnung oder als Freiheitsgewinn wahrgenommen wird. Wenn Menschen nur hören, was sie nicht mehr dürfen, entsteht Abwehr. Wenn sie erleben, dass Wirkung Anerkennung, Sicherheit, Zugehörigkeit und Sinn schafft, entsteht ein neuer sozialer Stolz. Die Wirkungsökonomie braucht diese Anerkennungslogik, weil Menschen nicht nur nach Fakten handeln. Sie handeln auch nach dem, was sie vor sich selbst und vor anderen sein können.</w:t>
+      </w:r>
+    </w:p>
+    <w:p>
+      <w:pPr>
+        <w:pStyle w:val="Heading3"/>
+      </w:pPr>
+      <w:r>
+        <w:t>25.4 Zugehörigkeit als Stabilitätsbedingung</w:t>
+      </w:r>
+    </w:p>
+    <w:p>
+      <w:r>
+        <w:t>Menschen brauchen Zugehörigkeit. Sie brauchen nicht nur Schutz vor Not, sondern Orte, Beziehungen, Sprache, Anerkennung und Gruppen, in denen sie sich als Teil eines Ganzen erleben. Die sozialpsychologische Forschung beschreibt das Bedürfnis nach Zugehörigkeit als grundlegendes menschliches Motiv. Für die Wirkungsökonomie ist diese Einsicht zentral: Gesellschaftliche Stabilität entsteht nicht allein aus Einkommen, Recht und Infrastruktur. Sie entsteht auch aus Bindung.</w:t>
+      </w:r>
+    </w:p>
+    <w:p>
+      <w:r>
+        <w:t>Zugehörigkeit kann stabilisieren. Sie kann Menschen Halt geben, Vertrauen ermöglichen, Verantwortung stärken und Kooperationsfähigkeit erhöhen. Wer sich zugehörig fühlt, ist eher bereit, Zumutungen zu akzeptieren, wenn sie fair, begründet und geteilt erscheinen. Wer sich ausgeschlossen fühlt, liest dieselbe Maßnahme häufig als Angriff.</w:t>
+      </w:r>
+    </w:p>
+    <w:p>
+      <w:r>
+        <w:t>Zugehörigkeit kann aber auch destruktiv werden, wenn sie über Abwertung anderer erzeugt wird. Dann entsteht ein gefährlicher Mechanismus: Das eigene Wir wird stabilisiert, indem ein fremdes Sie markiert wird. In-Group und Out-Group werden gegeneinander gesetzt. Komplexe Ursachen werden auf einfache Feindbilder reduziert. Unsicherheit erhält eine Richtung. Angst bekommt ein Objekt.</w:t>
+      </w:r>
+    </w:p>
+    <w:p>
+      <w:r>
+        <w:t>Die soziale Identitätstheorie zeigt, dass Menschen Gruppen nicht nur beschreiben, sondern aus ihnen Selbstwert und Orientierung beziehen. Das erklärt, warum politische und kulturelle Konflikte so heftig werden können. Es geht nicht nur um Sachfragen. Es geht um Identität, Anerkennung und die Frage, wer zur Ordnung gehört.</w:t>
+      </w:r>
+    </w:p>
+    <w:p>
+      <w:r>
+        <w:t>Die Wirkungsökonomie darf Zugehörigkeit daher nicht romantisieren. Sie muss unterscheiden: Zugehörigkeit kann demokratisch, offen und verbindend sein. Sie kann aber auch exklusiv, autoritär und feindbildbasiert werden. Demokratische Zugehörigkeit sagt: Du bist Teil eines gemeinsamen Wirkungsraums. Autoritäre Zugehörigkeit sagt: Du bist nur sicher, wenn andere ausgeschlossen, erniedrigt oder bekämpft werden.</w:t>
+      </w:r>
+    </w:p>
+    <w:p>
+      <w:r>
+        <w:t>Der normative Maßstab bleibt Mensch, Planet und Demokratie. Zugehörigkeit ist wertvoll, wenn sie Menschen stärkt, ohne andere zu entwerten. Sie ist destruktiv, wenn sie ihre Stabilität aus Ausgrenzung gewinnt.</w:t>
+      </w:r>
+    </w:p>
+    <w:p>
+      <w:pPr>
+        <w:pStyle w:val="Heading3"/>
+      </w:pPr>
+      <w:r>
+        <w:t>25.5 Macht als Fähigkeit, Wirkungsräume zu formen</w:t>
+      </w:r>
+    </w:p>
+    <w:p>
+      <w:r>
+        <w:t>Macht bedeutet in der Wirkungsökonomie nicht nur Befehl oder Zwang. Macht ist die Fähigkeit, Wirkungsräume zu formen. Wer Preise setzen kann, formt Entscheidungen. Wer Kapital lenkt, formt Zukunftspfade. Wer Plattformlogiken gestaltet, formt Sichtbarkeit. Wer Begriffe prägt, formt Deutung. Wer Regeln setzt, formt Möglichkeiten. Wer Zugang kontrolliert, formt Teilhabe. Wer Angst erzeugt, formt Verhalten.</w:t>
+      </w:r>
+    </w:p>
+    <w:p>
+      <w:r>
+        <w:t>Macht ist daher nicht immer laut. Sie kann in Eigentum liegen, in Daten, in Algorithmen, in Bürokratie, in Sprache, in Bildung, in Zugang, in Verträgen, in Gewohnheiten oder in Normen. Sie zeigt sich nicht nur im Verbot, sondern auch in dem, was leichter, billiger, sichtbarer, glaubwürdiger oder normaler wird.</w:t>
+      </w:r>
+    </w:p>
+    <w:p>
+      <w:r>
+        <w:t>Für die Wirkungsökonomie ist Macht eine Wirkungsfrage. Macht wird nicht moralisch verdammt. Jede Gesellschaft braucht Macht in Form von Entscheidung, Schutz, Koordination und Verantwortung. Problematisch wird Macht, wenn sie Wirkung unsichtbar macht, Verantwortung verschiebt, Kritik blockiert oder eigene Vorteile als Allgemeininteresse tarnt.</w:t>
+      </w:r>
+    </w:p>
+    <w:p>
+      <w:r>
+        <w:t>Kapitalmacht ist ein Beispiel. Kapital entscheidet nicht allein, aber es eröffnet und schließt Möglichkeiten. Wenn Kapital in spekulative Wohnmodelle, fossile Pfade oder manipulative Medienlogiken fließt, verändert es Wirkungsräume. Wenn Kapital in Prävention, Pflege, Bildung, regenerative Infrastruktur oder demokratische Resilienz fließt, verändert es Wirkungsräume ebenfalls. Macht ist also nicht nur Besitz. Macht ist Zukunftswirkung.</w:t>
+      </w:r>
+    </w:p>
+    <w:p>
+      <w:r>
+        <w:t>Sprachmacht ist ein zweites Beispiel. Begriffe können Menschengruppen sichtbar machen oder auslöschen. Sie können Komplexität klären oder Feindbilder stabilisieren. Sie können Angst verstärken oder Handlungsfähigkeit eröffnen. Deshalb gehört Kommunikation zur Wirkungsökonomie, ohne dass Teil IV bereits eine Medienanalyse leisten muss. Die spätere Vertiefung folgt in den Teilen zu Medien, Öffentlichkeit und digitaler Demokratie.</w:t>
+      </w:r>
+    </w:p>
+    <w:p>
+      <w:pPr>
+        <w:pStyle w:val="Heading3"/>
+      </w:pPr>
+      <w:r>
+        <w:t>25.6 In-Group, Out-Group und die politische Wirkung von Kränkung</w:t>
+      </w:r>
+    </w:p>
+    <w:p>
+      <w:pPr>
+        <w:pStyle w:val="Heading3"/>
+      </w:pPr>
+      <w:r>
+        <w:t>Quellenanker: Kapitel 26 - Sinn, Selbstwirksamkeit und Beziehung</w:t>
+      </w:r>
+    </w:p>
+    <w:p>
+      <w:r>
+        <w:t>Interne Quelle: referenz/kapitel-026-sinn-selbstwirksamkeit-und-beziehung/index.html</w:t>
+      </w:r>
+    </w:p>
+    <w:p>
+      <w:r>
+        <w:t>Kapitel 25 hat gezeigt, dass Menschen nicht nur nach Information handeln. Angst, Status, Zugehörigkeit und Macht verändern Wahrnehmung, Vertrauen, politische Orientierung, Konsum, Arbeitsbeziehungen und demokratische Diskurse. Dieses Kapitel ergänzt die positive Seite dieses Menschenbildes: Menschen brauchen Sinn, Selbstwirksamkeit und Beziehung. Ohne diese drei Bedingungen wird Wirkung abstrakt. Mit ihnen wird Wirkung lebbar.</w:t>
+      </w:r>
+    </w:p>
+    <w:p>
+      <w:r>
+        <w:t>Die Wirkungsökonomie darf den Menschen nicht als isolierten Nutzenrechner behandeln. Sie darf ihn aber auch nicht auf Angst, Bedürftigkeit oder Manipulierbarkeit reduzieren. Menschen sind verletzlich und wirkungsfähig zugleich. Sie können sich täuschen, Gruppen folgen, destruktive Ordnungen stabilisieren und Verantwortung ausweichen. Sie können aber auch lernen, kooperieren, schützen, pflegen, bauen, forschen, streiten, vergeben, erinnern und Zukunft vorbereiten.</w:t>
+      </w:r>
+    </w:p>
+    <w:p>
+      <w:r>
+        <w:t>Diese doppelte Sicht ist für die Wirkungsökonomie unverzichtbar. Eine Ordnung, die nur Anreize setzt, aber Sinn zerstört, wird kalt. Eine Ordnung, die nur Werte verkündet, aber Selbstwirksamkeit nicht ermöglicht, bleibt machtlos. Eine Ordnung, die nur individuelle Freiheit betont, aber Beziehungen, Abhängigkeiten und Resonanzräume ignoriert, wird blind.</w:t>
+      </w:r>
+    </w:p>
+    <w:p>
+      <w:pPr>
+        <w:pStyle w:val="Heading3"/>
+      </w:pPr>
+      <w:r>
+        <w:t>26.1 Sinn als Wirkungsbedingung</w:t>
+      </w:r>
+    </w:p>
+    <w:p>
+      <w:r>
+        <w:t>Sinn entsteht, wenn Menschen ihr Handeln als verbunden mit etwas Größerem erfahren: mit anderen Menschen, mit einer Aufgabe, mit einer Geschichte, mit einem Ort, mit einer Gemeinschaft, mit Wahrheit, mit Gerechtigkeit, mit Natur oder mit Zukunft. Sinn ist nicht dasselbe wie Glück. Glück kann kurz sein. Sinn kann auch anstrengend sein. Wer pflegt, erzieht, forscht, heilt, repariert, begleitet oder demokratische Konflikte aushält, erlebt nicht immer Leichtigkeit. Aber diese Tätigkeiten können Sinn erzeugen, weil sie Zustände verbessern.</w:t>
+      </w:r>
+    </w:p>
+    <w:p>
+      <w:r>
+        <w:t>Die alte Ordnung trennt Sinn häufig von Wert. Was Sinn hat, wird nicht unbedingt gut bezahlt. Was gut bezahlt wird, hat nicht zwingend positive Wirkung. Pflege, Bildung, Beziehung, Sorge, Kultur, Prävention und demokratische Arbeit können hohe Wirkleistung erzeugen, während ihre Marktwerte niedrig bleiben. Umgekehrt können Tätigkeiten mit hohem Einkommen Verlustleistung erzeugen.</w:t>
+      </w:r>
+    </w:p>
+    <w:p>
+      <w:r>
+        <w:t>Diese Entkopplung erzeugt eine anthropologische Krise. Menschen spüren, dass das, was zählt, nicht immer bezahlt wird, und dass das, was bezahlt wird, nicht immer zählt. Daraus entstehen Zynismus, Überforderung, Statusdruck, Rückzug und Misstrauen. Eine Gesellschaft, die Sinnleistungen strukturell abwertet, schwächt ihre eigene Stabilität.</w:t>
+      </w:r>
+    </w:p>
+    <w:p>
+      <w:r>
+        <w:t>Die Wirkungsökonomie ordnet Sinn nicht moralisch an. Sie macht sichtbar, welche Tätigkeiten reale positive Zustandsveränderungen erzeugen. Sinn entsteht dann nicht durch Appell, sondern durch Anerkennung echter Wirkleistung. Menschen erfahren, dass Pflege, Bildung, Schutz, Regeneration, Beziehung, Wahrheit und demokratische Korrektur nicht Nebenleistungen sind, sondern Systemleistungen.</w:t>
+      </w:r>
+    </w:p>
+    <w:p>
+      <w:pPr>
+        <w:pStyle w:val="Heading3"/>
+      </w:pPr>
+      <w:r>
+        <w:t>26.2 Selbstwirksamkeit</w:t>
+      </w:r>
+    </w:p>
+    <w:p>
+      <w:r>
+        <w:t>Selbstwirksamkeit bedeutet, dass Menschen ihr eigenes Handeln als wirksam erfahren. Wer glaubt, nichts verändern zu können, zieht sich zurück, wird abhängig, sucht Schuldige oder folgt einfachen Versprechen. Wer erlebt, dass eigenes Handeln Wirkung erzeugt, wird handlungsfähiger, lernfähiger und weniger anfällig für Ohnmacht.</w:t>
+      </w:r>
+    </w:p>
+    <w:p>
+      <w:r>
+        <w:t>Selbstwirksamkeit ist nicht nur ein individuelles Gefühl. Sie ist ein Systemzustand. Eine Verwaltung kann Selbstwirksamkeit stärken oder zerstören. Ein Bildungssystem kann sie aufbauen oder ersticken. Eine Stadt kann Handlung ermöglichen oder Menschen in Abhängigkeit halten. Ein Markt kann verantwortliche Entscheidung erleichtern oder moralische Überforderung erzeugen. Eine Plattform kann Teilhabe ermöglichen oder Menschen in Erregung und Vergleichsdruck binden.</w:t>
+      </w:r>
+    </w:p>
+    <w:p>
+      <w:r>
+        <w:t>Die Wirkungsökonomie stärkt Selbstwirksamkeit, indem sie Rückkopplung sichtbar macht. Wer ein Produkt kauft, soll nicht die ganze Lieferkette erforschen müssen. Das System muss Wirkung anzeigen. Wer in einem Unternehmen arbeitet, soll nicht nur Umsatz- oder Kostenziele sehen. Er oder sie muss erkennen können, welche Zustände durch Arbeit verändert werden. Wer kommunal entscheidet, braucht nicht nur Haushaltszahlen, sondern Wirkungsdaten. Wer politisch handelt, braucht nicht nur Zustimmung, sondern Prüfung der Folgen.</w:t>
+      </w:r>
+    </w:p>
+    <w:p>
+      <w:r>
+        <w:t>Selbstwirksamkeit heißt nicht, dass einzelne Menschen für alles verantwortlich sind. Das wäre Überforderung. Sie heißt, dass Handlungsmöglichkeiten, Informationen, Anreize und Rückkopplung so verbunden werden, dass Menschen nicht gegen das System arbeiten müssen, um positive Wirkung zu erzeugen.</w:t>
+      </w:r>
+    </w:p>
+    <w:p>
+      <w:pPr>
+        <w:pStyle w:val="Heading3"/>
+      </w:pPr>
+      <w:r>
+        <w:t>26.3 Beziehung als Infrastruktur</w:t>
+      </w:r>
+    </w:p>
+    <w:p>
+      <w:r>
+        <w:t>Menschen leben nicht als Einzelpunkte. Sie leben in Beziehungen: Familie, Freundschaft, Nachbarschaft, Arbeit, Pflege, Schule, Öffentlichkeit, Kultur, digitale Räume, Institutionen, Naturbezug. Diese Beziehungen sind keine weichen Nebenthemen. Sie entscheiden, ob Menschen sicher, lernfähig, vertrauensvoll und demokratisch handlungsfähig bleiben.</w:t>
+      </w:r>
+    </w:p>
+    <w:p>
+      <w:r>
+        <w:t>Beziehung ist Infrastruktur. Eine Gesellschaft mit zerstörten Beziehungen wird teuer. Einsamkeit erhöht Gesundheitsrisiken. Misstrauen erhöht Kontrollkosten. Entfremdung erhöht Radikalisierungsrisiken. Statusangst erhöht soziale Abwehr. Fehlende Nachbarschaft erhöht Verwundbarkeit in Krisen. Digitale Entwürdigung beschädigt psychische Stabilität. Eine Demokratie ohne Beziehung zerfällt nicht sofort institutionell, aber sie verliert Resonanz.</w:t>
+      </w:r>
+    </w:p>
+    <w:p>
+      <w:r>
+        <w:t>Die alte Ökonomie sieht Beziehung vor allem dort, wo sie bezahlt wird: Dienstleistung, Arbeit, Konsum, Vertrag. Die Wirkungsökonomie sieht Beziehung als Wirkungsraum. Pflege wirkt nicht nur medizinisch. Sie wirkt relational. Bildung wirkt nicht nur über Wissen. Sie wirkt über Vertrauen, Anerkennung und gemeinsame Sprache. Kultur wirkt nicht nur über Unterhaltung. Sie wirkt über Resonanz, Erinnerung und Zugehörigkeit. Demokratie wirkt nicht nur über Verfahren. Sie wirkt über die Erfahrung, dass Widerspruch möglich bleibt, ohne Feindschaft zu werden.</w:t>
+      </w:r>
+    </w:p>
+    <w:p>
+      <w:r>
+        <w:t>Beziehung ist deshalb nicht romantisch. Sie ist systemrelevant. Eine wirkungsökonomische Ordnung muss Räume fördern, in denen Menschen einander nicht nur als Kosten, Konkurrenz, Konsument:innen oder Zielgruppen begegnen. Sie brauchen Begegnung als Bedingung von Vertrauen, Orientierung und Korrektur.</w:t>
+      </w:r>
+    </w:p>
+    <w:p>
+      <w:pPr>
+        <w:pStyle w:val="Heading3"/>
+      </w:pPr>
+      <w:r>
+        <w:t>26.4 Warum Fakten allein nicht reichen</w:t>
+      </w:r>
+    </w:p>
+    <w:p>
+      <w:r>
+        <w:t>Fakten sind unverzichtbar. Ohne Fakten gibt es keine Wirkungsökonomie. Emissionen, Wasser, Arbeitsbedingungen, Gesundheit, Armut, Bildung, Desinformation, Wohnkosten, Versicherbarkeit und Biodiversität müssen überprüfbar sein. Aber Fakten allein verändern nicht automatisch Verhalten.</w:t>
+      </w:r>
+    </w:p>
+    <w:p>
+      <w:r>
+        <w:t>Menschen nehmen Fakten durch Wirkungsräume wahr: durch Angst, Vertrauen, Zugehörigkeit, Status, Beziehung, Sprache, Institutionen, Medien, Bildung und Erfahrung. Ein richtiger Befund kann abgelehnt werden, wenn er als Bedrohung der eigenen Identität erscheint. Eine falsche Erzählung kann angenommen werden, wenn sie Zugehörigkeit, Stolz oder Orientierung verspricht. Eine sachlich gute Maßnahme kann scheitern, wenn sie Selbstwirksamkeit zerstört oder soziale Härten erzeugt.</w:t>
+      </w:r>
+    </w:p>
+    <w:p>
+      <w:r>
+        <w:t>Daraus folgt keine Absage an Wahrheit. Es folgt eine höhere Anforderung an Wirkungsarchitektur. Wahrheit braucht Infrastruktur: Wissenschaft, Statistik, Journalismus, Gerichte, Bildung, Quellenklarheit, Plattformverantwortung und Resonanzräume. Sie braucht aber auch Übersetzung in Handlungsmöglichkeiten. Ein Mensch muss nicht nur wissen, dass ein Problem existiert. Er muss erkennen können, welche Optionen vorhanden sind, welche Regeln gelten und welche Wirkung eigenes Handeln haben kann.</w:t>
+      </w:r>
+    </w:p>
+    <w:p>
+      <w:r>
+        <w:t>Die Wirkungsökonomie verbindet daher Fakten mit Rückkopplung. Daten werden nicht nur veröffentlicht. Sie müssen in Preise, Steuern, Kapitalzugang, Beschaffung, Versicherbarkeit, Bildung, Verwaltung und Alltag zurückwirken. Erst dann werden Fakten handlungsfähig.</w:t>
+      </w:r>
+    </w:p>
+    <w:p>
+      <w:pPr>
+        <w:pStyle w:val="Heading3"/>
+      </w:pPr>
+      <w:r>
+        <w:t>26.5 Warum Menschen destruktive Systeme stabilisieren</w:t>
+      </w:r>
+    </w:p>
+    <w:p>
+      <w:r>
+        <w:t>Menschen halten nicht nur deshalb an destruktiven Systemen fest, weil sie unwissend sind. Sie tun es auch, weil Systeme Sicherheit, Status, Identität, Einkommen, Routinen und Zugehörigkeit organisieren. Ein fossiler Arbeitsplatz kann Klimaschäden erzeugen und zugleich Familie, Anerkennung und regionale Identität sichern. Ein zerstörerisches Geschäftsmodell kann Einkommen, Karriere und Zugehörigkeit ermöglichen. Ein polarisierendes Narrativ kann falsch sein und zugleich Ohnmacht in Deutung verwandeln.</w:t>
+      </w:r>
+    </w:p>
+    <w:p>
+      <w:r>
+        <w:t>Die Wirkungsökonomie muss diese Bindungen sehen. Sonst wird Transformation als moralischer Angriff erlebt. Wer nur sagt, dass ein altes System schädlich ist, erklärt noch nicht, wie Menschen Sicherheit, Anerkennung und Zukunft im neuen System finden. Eine wirkungsökonomische Ordnung muss deshalb Übergänge bauen: Qualifizierung, regionale Transformation, soziale Sicherung, Anerkennung, faire Lastenteilung, neue Rollen, neue Statuslogiken und echte Beteiligung.</w:t>
+      </w:r>
+    </w:p>
+    <w:p>
+      <w:r>
+        <w:t>Status darf nicht länger primär aus Kapitalmacht entstehen. Er muss an Wirkleistung gebunden werden. Zugehörigkeit darf nicht über Feindbilder organisiert werden. Sie muss über Teilgabe entstehen. Macht darf nicht unsichtbar bleiben. Sie muss rückgekoppelt werden. Sinn darf nicht privater Zufall bleiben. Er muss durch Strukturen möglich werden, die positive Wirkung erleichtern.</w:t>
+      </w:r>
+    </w:p>
+    <w:p>
+      <w:pPr>
+        <w:pStyle w:val="Heading3"/>
+      </w:pPr>
+      <w:r>
+        <w:t>26.6 Fazit: Menschen brauchen Wirkung, nicht nur Versorgung</w:t>
+      </w:r>
+    </w:p>
+    <w:p>
+      <w:r>
+        <w:t>Menschen brauchen Einkommen, Sicherheit, Rechte, Gesundheit, Wohnen und Bildung. Aber sie brauchen mehr als Versorgung. Sie brauchen Sinn, Selbstwirksamkeit und Beziehung. Eine Gesellschaft kann materiell reicher werden und dennoch Menschen in Ohnmacht, Einsamkeit, Statusdruck, Entfremdung und Misstrauen zurücklassen.</w:t>
+      </w:r>
+    </w:p>
+    <w:p>
+      <w:r>
+        <w:t>Die Wirkungsökonomie setzt deshalb nicht nur bei Produkten, Steuern oder Kapital an. Sie setzt auch beim Menschenbild an. Der Mensch ist kein isolierter Rechner, keine bloße Arbeitskraft, keine Zielgruppe, keine Kostenstelle und kein moralisch zu erziehendes Wesen. Er ist ein Wirkungswesen. Er lebt in Beziehungen, braucht Orientierung, will wirksam sein und reagiert auf die Strukturen, in denen er handelt.</w:t>
+      </w:r>
+    </w:p>
+    <w:p>
+      <w:r>
+        <w:t>Damit schließt Kapitel 26 den anthropologischen Teil von Mensch, Planet und Demokratie ab. Kapitel 24 hat den Menschen im System beschrieben. Kapitel 25 hat Angst, Status, Zugehörigkeit und Macht als Wirkungsfaktoren sichtbar gemacht. Kapitel 26 zeigt nun, welche positiven Bedingungen Menschen brauchen, damit Wirkung nicht nur gemessen, sondern gelebt werden kann.</w:t>
+      </w:r>
+    </w:p>
+    <w:p>
+      <w:r>
+        <w:t>Die nächste Frage richtet sich auf die physische Lebensbedingung aller Wirkung: den Planeten.</w:t>
+      </w:r>
+    </w:p>
+    <w:p>
+      <w:r>
+        <w:t>Endnoten und Quellen zu Kapitel 26</w:t>
+      </w:r>
+    </w:p>
+    <w:p>
+      <w:r>
+        <w:t>Interne WÖk-Quellen</w:t>
+      </w:r>
+    </w:p>
+    <w:p>
+      <w:r>
+        <w:t>Weber, Natalie: Die neue Ordnung des Wohlstands, Arbeitsfassung 2026, Kapitel zu Mensch als Wirkungswesen, Wirkungsträger, Wirkungsempfänger und Wirkungsraum. Grundlage für das Menschenbild der Wirkungsökonomie.</w:t>
+      </w:r>
+    </w:p>
+    <w:p>
+      <w:r>
+        <w:t>Weber, Natalie: Die neue Ordnung des Wohlstands, Arbeitsfassung 2026, Abschnitte zu Care, Bildung, Prävention, Beziehung und Wirkleistung. Grundlage für die Einordnung von Sinnleistungen als gesellschaftliche Systemleistungen.</w:t>
+      </w:r>
+    </w:p>
+    <w:p>
+      <w:r>
+        <w:t>Weber, Natalie: Systemmodell der Wirkungsökonomie. Die systemische Ordnungskarte Mensch-Planet-Demokratie, 2025. Grundlage für Gesellschaft als Qualität von Räumen, Beziehungen und Systemen sowie für Kultur als Resonanzsystem der Demokratie.</w:t>
+      </w:r>
+    </w:p>
+    <w:p>
+      <w:pPr>
+        <w:pStyle w:val="Heading3"/>
+      </w:pPr>
+      <w:r>
+        <w:t>Quellenanker: Kapitel 71 - Kindheit, Familie und frühes Leben</w:t>
+      </w:r>
+    </w:p>
+    <w:p>
+      <w:r>
+        <w:t>Interne Quelle: referenz/kapitel-071-kindheit-familie-und-fruehes-leben/index.html</w:t>
+      </w:r>
+    </w:p>
+    <w:p>
+      <w:r>
+        <w:t>Kapitel 70 hat Wohnen als räumliche Grundlage von Sicherheit, Gesundheit, Zugehörigkeit und Teilhabe beschrieben. Dieses Kapitel geht einen Schritt zurück: zu den ersten Lebensjahren, in denen Menschen Sicherheit, Sprache, Bindung, Körpergefühl, Vertrauen, Grenzen, Schutz und Selbstwirksamkeit erfahren. Eine Gesellschaft beginnt nicht erst mit Arbeitsmarkt, Wahlrecht oder Konsum. Sie beginnt dort, wo Kinder Sicherheit, Bindung, Sprache, Schutz und Selbstwirksamkeit erleben.</w:t>
+      </w:r>
+    </w:p>
+    <w:p>
+      <w:r>
+        <w:t>Kindheit ist kein privater Vorraum der Gesellschaft. Sie ist einer ihrer dichtesten Wirkungsräume. Was früh geschieht, wirkt über lange Zeit: auf Gesundheit, Lernen, Beziehungen, Konfliktfähigkeit, Vertrauen, Angstregulation, Bildung, Demokratiekompetenz, Arbeitsfähigkeit, Pflegebedarfe und spätere Teilgabe [I-K71-1; E-K71-2].</w:t>
+      </w:r>
+    </w:p>
+    <w:p>
+      <w:r>
+        <w:t>Die Wirkungsökonomie betrachtet Kindheit deshalb nicht als Familienromantik und nicht als bloße Vorstufe der Schule. Sie fragt, welche Bedingungen Kinder brauchen, damit aus Verletzlichkeit Handlungsfähigkeit entstehen kann.</w:t>
+      </w:r>
+    </w:p>
+    <w:p>
+      <w:pPr>
+        <w:pStyle w:val="Heading3"/>
+      </w:pPr>
+      <w:r>
+        <w:t>71.1 Frühe Wirkung</w:t>
+      </w:r>
+    </w:p>
+    <w:p>
+      <w:r>
+        <w:t>Frühe Wirkung ist besonders stark, weil Kinder noch nicht zwischen Körper, Beziehung, Sprache, Sicherheit, Bildung und Weltvertrauen trennen. Hunger, Stress, Gewalt, Vernachlässigung, Wohnunsicherheit, Lärm, Krankheit, Überforderung, Beschämung oder Armut wirken nicht isoliert. Sie formen den gesamten Wirkungsraum eines Kindes. Umgekehrt wirken Schutz, Bindung, Sprache, Spiel, Gesundheit, Natur, Bewegung, Verlässlichkeit, gute Ernährung, sichere Räume und liebevolle Grenzen ebenfalls als Gesamtzusammenhang.</w:t>
+      </w:r>
+    </w:p>
+    <w:p>
+      <w:r>
+        <w:t>Das Systemmodell der Wirkungsökonomie beschreibt Geburt, Kindheit und Entwicklungsräume als priorisiertes Gesundheitsfeld. Vorgesehen sind integrierte Familienstrukturen, Familiengesundheitszentren, Frühe Hilfen, Kita- und Schulgesundheitssysteme, Bewegungsräume, Naturzugang, Kinderschutz, psychische Prävention und digitale Elternberatung. Der zentrale Gedanke lautet: Kinder brauchen kein zufälliges Versorgungsfeld, sondern ein integriertes Entwicklungsökosystem.</w:t>
+      </w:r>
+    </w:p>
+    <w:p>
+      <w:r>
+        <w:t>Frühe Wirkung ist deshalb mehr als individuelle Erziehung. Sie entsteht aus vielen verbundenen Räumen: Familie, Sorgepersonen, Kita, Schule, Nachbarschaft, Kommune, Gesundheitsversorgung, Wohnen, Kultur, digitale Räume und wirtschaftliche Sicherheit. Ein Kind wächst nicht nur in einer Familie auf. Es wächst in einer Wirkungsarchitektur auf.</w:t>
+      </w:r>
+    </w:p>
+    <w:p>
+      <w:r>
+        <w:t>Bindung ist darin zentral. Sie gibt Kindern nicht nur Nähe, sondern innere Orientierung. Bowlbys Bindungstheorie und Ainsworths Forschung zu Bindungsmustern zeigen, dass frühe Beziehungen Sicherheit, Exploration, Stressverarbeitung und spätere Beziehungserfahrungen prägen [E-K71-3; E-K71-4]. Die Wirkungsökonomie nutzt diese Forschung nicht als psychologische Detaillehre, sondern als Systemhinweis: Ein Kind kann Welt leichter erkunden, wenn es Schutz und Verlässlichkeit erlebt.</w:t>
+      </w:r>
+    </w:p>
+    <w:p>
+      <w:r>
+        <w:t>Frühe Wirkung hat auch eine soziale Dimension. Armut wirkt auf Kinder, weil sie Lernräume, Wohnräume, Ernährung, digitale Zugänge, Gesundheit, Erwartungen und familiäre Belastung verändert. Die Arbeitsfassung beschreibt Armut deshalb nicht nur als Geldmangel, sondern als Mangel an Wirkmöglichkeit; sie unterscheidet Einkommensarmut, Infrastrukturarmut, Zeitarmut und Resonanzarmut. Für Kinder ist das besonders schwerwiegend, weil sie ihre Umgebung nicht selbst wählen können.</w:t>
+      </w:r>
+    </w:p>
+    <w:p>
+      <w:r>
+        <w:t>Frühe Wirkung ist zudem durch starke Rückkopplungen geprägt. Frühe Sicherheit stärkt Lernfähigkeit, Lernfähigkeit stärkt Selbstwirksamkeit, Selbstwirksamkeit erhöht soziale Stabilität und Teilgabe. Umgekehrt erzeugen frühe Belastungen häufig Kaskaden negativer Wirkung zweiter und dritter Ordnung: gesundheitliche Risiken, Bildungsabbrüche, psychische Belastungen, spätere Armutsdynamiken oder gesellschaftliche Entfremdung. Kindheit ist deshalb ein hochsensibler Verstärkungsraum gesellschaftlicher Entwicklung.</w:t>
+      </w:r>
+    </w:p>
+    <w:p>
+      <w:r>
+        <w:t>Frühe Förderung ist daher Prävention. Sie verhindert spätere Schäden, bevor sie als Krankheit, Schulproblem, Gewalt, Sucht, Arbeitslosigkeit, Pflegebelastung, Einsamkeit oder demokratische Entfremdung sichtbar werden. Sie ist nicht bloß familienpolitische Wohltat. Sie ist hohe Wirkleistung.</w:t>
+      </w:r>
+    </w:p>
+    <w:p>
+      <w:pPr>
+        <w:pStyle w:val="Heading3"/>
+      </w:pPr>
+      <w:r>
+        <w:t>71.2 Schutzräume</w:t>
+      </w:r>
+    </w:p>
+    <w:p>
+      <w:r>
+        <w:t>Kinder brauchen Schutzräume. Schutz meint nicht Abschottung von Welt. Schutz meint Bedingungen, unter denen Kinder wachsen, spielen, lernen, streiten, scheitern, sich ausprobieren und wieder Sicherheit finden können. Ein Schutzraum ist nicht ein perfekter Raum. Er ist ein Raum, in dem ein Kind nicht allein bleibt.</w:t>
+      </w:r>
+    </w:p>
+    <w:p>
+      <w:r>
+        <w:t>Das Kindeswohl ist dafür der zentrale Maßstab. Die UN-Kinderrechtskonvention verpflichtet Staaten, bei allen Maßnahmen, die Kinder betreffen, das Wohl des Kindes vorrangig zu berücksichtigen; sie schützt unter anderem das Recht auf Überleben und Entwicklung, Schutz vor Gewalt, Bildung, Beteiligung und Nichtdiskriminierung. Für die Wirkungsökonomie ist das kein Zusatzrecht neben dem System. Es ist ein Grundmaßstab früher Wirkung.</w:t>
+      </w:r>
+    </w:p>
+    <w:p>
+      <w:r>
+        <w:t>Schutzräume müssen Gewalt verhindern. Gewalt beginnt nicht erst bei sichtbarer Misshandlung. Sie umfasst körperliche Gewalt, sexualisierte Gewalt, psychische Gewalt, Vernachlässigung, Demütigung, dauernde Beschämung, digitale Gewalt, Mobbing und das Aufwachsen in permanenter Angst. Gewalt wirkt nicht nur als Ereignis. Sie verändert Körper, Vertrauen, Sprache, Beziehung und Zukunftserwartung.</w:t>
+      </w:r>
+    </w:p>
+    <w:p>
+      <w:r>
+        <w:t>Forschung zu frühkindlichem Stress zeigt, dass dauerhafte Überforderung und fehlende Schutzbeziehungen biologische, psychische und soziale Entwicklung langfristig beeinflussen können [E-K71-6; E-K71-7]. Die Wirkungsökonomie versteht solche Belastungen deshalb nicht nur als individuelles Leid, sondern als Wirkungsrisiko für die gesamte Gesellschaft.</w:t>
+      </w:r>
+    </w:p>
+    <w:p>
+      <w:r>
+        <w:t>Schutzräume müssen Armut abfedern. Ein Kind darf nicht deshalb weniger Zukunft haben, weil seine Eltern wenig Geld, wenig Zeit, geringe Bildung, unsichere Arbeit, schlechte Wohnung oder fehlenden Zugang zu Hilfe haben. Die Wirkungsökonomie verlagert Verantwortung nicht auf Eltern allein. Sie fragt, welche Strukturen Familien entlasten, bevor Überforderung zu Schaden wird [I-K71-2; I-K71-6].</w:t>
+      </w:r>
+    </w:p>
+    <w:p>
+      <w:r>
+        <w:t>Schutzräume müssen Beschämung vermeiden. Beschämung ist kein kleines Gefühl. Sie kann Kinder verstummen lassen, Zugehörigkeit zerstören und Selbstwirksamkeit schwächen. Eine Schule, eine Behörde, ein Gesundheitssystem oder eine digitale Umgebung, die Kinder oder Eltern beschämt, erzeugt negative Wirkung. Hilfe darf nicht als Demütigung erlebt werden. Unterstützung muss würdig zugänglich sein.</w:t>
+      </w:r>
+    </w:p>
+    <w:p>
+      <w:r>
+        <w:t>Schutzräume müssen digitale Überforderung ernst nehmen. Digitale Geräte, Plattformen, Bilder, Spiele, Werbung, Vergleichsdruck, sexualisierte Inhalte, Mobbing, Suchtmechaniken und algorithmische Verstärkung erreichen Kinder früh. Dieses Kapitel entfaltet keine Medienanalyse; diese folgt in den späteren Teilen zu Medien, Öffentlichkeit und digitaler Infrastruktur. Hier gilt nur der Grundsatz: Kinderschutz muss auch digitale Wirkungsräume einschließen.</w:t>
+      </w:r>
+    </w:p>
+    <w:p>
+      <w:r>
+        <w:t>Familie ist ein Schutzraum, aber nicht der einzige. Familie kann sehr Unterschiedliches bedeuten: Eltern, Alleinerziehende, Patchwork, Pflegefamilien, Großeltern, Wahlfamilien, gleichgeschlechtliche Eltern, erweiterte Verwandtschaft oder andere Sorgekonstellationen. Die Wirkungsökonomie normiert kein Familienmodell. Sie fragt nach Wirkung: Gibt es Sicherheit, Bindung, Würde, Schutz, Sprache, Versorgung, Grenzen, Entlastung und Liebe? Wenn ja, entsteht frühe Wirkleistung. Wenn nein, braucht das System Unterstützung, Schutz und Korrektur.</w:t>
+      </w:r>
+    </w:p>
+    <w:p>
+      <w:pPr>
+        <w:pStyle w:val="Heading3"/>
+      </w:pPr>
+      <w:r>
+        <w:t>71.3 Bildung, Gesundheit und Bindung</w:t>
+      </w:r>
+    </w:p>
+    <w:p>
+      <w:r>
+        <w:t>Bildung, Gesundheit und Bindung gehören in der frühen Lebensphase zusammen. Sie sind keine getrennten Systeme, die nacheinander beginnen. Ein Kind lernt mit dem Körper, mit Beziehung, mit Sprache, mit Spiel, mit Bewegung, mit Wiederholung, mit Nähe und mit Vertrauen. Gesundheit beeinflusst Lernen. Bindung beeinflusst Sprache. Wohnen beeinflusst Schlaf. Ernährung beeinflusst Konzentration. Spiel beeinflusst soziale Kompetenz. Angst beeinflusst Wahrnehmung.</w:t>
+      </w:r>
+    </w:p>
+    <w:p>
+      <w:r>
+        <w:t>Wie in den Teilen zu Bildung und Wirkungskompetenz beschrieben wurde, beginnt Wirkungskompetenz nicht mit abstrakten Begriffen wie System, Rückkopplung oder Indikator. Sie beginnt mit Erfahrung: Ich werde gesehen. Ich kann etwas bewirken. Ich darf fragen. Ich darf Fehler machen. Ich bekomme Antwort. Ich kann mich beruhigen. Ich kann lernen. Ich gehöre dazu.</w:t>
+      </w:r>
+    </w:p>
+    <w:p>
+      <w:r>
+        <w:t>Wie in den Teilen zu Gesundheit erläutert wurde, entsteht Gesundheit bereits in Schwangerschaft, Geburt, Ernährung, Schlaf, Bewegung, emotionaler Sicherheit, Luftqualität, Wohnen, Lärm, Naturzugang, Vorsorge, psychischer Stabilität und Familienentlastung. Das WHO/UNICEF/World-Bank-Rahmenwerk Nurturing Care for Early Childhood Development bündelt genau diese Dimensionen: Gesundheit, Ernährung, Sicherheit und Schutz, responsive Betreuung sowie frühe Lernmöglichkeiten.</w:t>
+      </w:r>
+    </w:p>
+    <w:p>
+      <w:r>
+        <w:t>Care ist in dieser frühen Phase nicht nur Versorgung, sondern Weltaufbau. Trösten, Vorlesen, Spielen, Kochen, Zuhören, Grenzen setzen, Körperpflege, Arzttermine, Einschlafrituale, sichere Wege, Konfliktbegleitung und Sprachförderung schaffen Stabilität. Die Arbeitsfassung beschreibt Care als Systemleistung: Pflege, Kindererziehung, Begleitung, Trösten, Zuhören, Nachbarschaft und Familienstabilisierung erscheinen in klassischen Maßstäben häufig privat oder ökonomisch nachrangig, wirken aber als Grundlage von Bildung, Gesundheit, psychischer Stabilität, Teilhabe und Resilienz.</w:t>
+      </w:r>
+    </w:p>
+    <w:p>
+      <w:r>
+        <w:t>Wie im Kapitel zu Wohnen beschrieben wurde, ist Wohnraum für Kinder Entwicklungsraum. Eine überfüllte, laute, kalte, feuchte, unsichere oder von Verdrängungsangst geprägte Wohnung verändert Lernen, Schlaf, Gesundheit, Spiel, Beziehung und Familienfrieden. Ein gutes Quartier kann dagegen Bewegung, Natur, Freundschaften, sichere Wege, Kita, Schule, Kultur, Beratung und Teilhabe ermöglichen.</w:t>
+      </w:r>
+    </w:p>
+    <w:p>
+      <w:r>
+        <w:t>Frühe Bildung darf deshalb nicht nur als Vorbereitung auf Schule gelesen werden. Kita, Sprachförderung, Spiel, Musik, Bewegung, Natur, Vorlesen, soziale Regeln und Beziehung sind nicht „Betreuung nebenbei“. Sie sind frühe Systemleistung. James Heckman hat in seinen Arbeiten zur frühen Förderung hervorgehoben, dass Investitionen in frühe Kindheit besonders hohe soziale und ökonomische Wirkungen entfalten können, weil Fähigkeiten aufeinander aufbauen. Die Wirkungsökonomie übersetzt das nicht in eine reine Renditeformel. Sie sagt: Frühe Förderung ist hohe Wirkleistung, weil sie spätere Wirkmöglichkeiten öffnet.</w:t>
+      </w:r>
+    </w:p>
+    <w:p>
+      <w:pPr>
+        <w:pStyle w:val="Heading3"/>
+      </w:pPr>
+      <w:r>
+        <w:t>71.4 Generationengerechtigkeit praktisch</w:t>
+      </w:r>
+    </w:p>
+    <w:p>
+      <w:r>
+        <w:t>Generationengerechtigkeit beginnt nicht erst bei Renten, Staatsschulden oder Klimapolitik. Sie beginnt im frühen Leben. Wie in den normativen Teilen zur Zeitlogik gesellschaftlicher Wirkung erläutert wurde, wirken Entscheidungen über Lebenszeit, Legislaturperioden und Bilanzräume hinaus. Für Kinder ist diese Zeitdimension besonders sichtbar: Eine heutige Unterlassung kann Jahrzehnte nachwirken. Eine frühe Unterstützung ebenfalls.</w:t>
+      </w:r>
+    </w:p>
+    <w:p>
+      <w:r>
+        <w:t>Generationengerechtigkeit praktisch bedeutet: Kinder werden nicht nur als künftige Arbeitskräfte, künftige Steuerzahlende oder künftige Wählende betrachtet. Sie sind Menschen mit gegenwärtigen Rechten und zugleich kommende Träger:innen von Gesellschaft. Wer Kindheit schwächt, schwächt Zukunft. Wer Kindheit stärkt, stärkt die Fähigkeit einer Gesellschaft, später mit Komplexität, Konflikt, Pflege, Klima, Digitalisierung und Demokratie umzugehen.</w:t>
+      </w:r>
+    </w:p>
+    <w:p>
+      <w:r>
+        <w:t>Eltern und Sorgepersonen sind dafür zentral, aber nicht allein verantwortlich. Eltern brauchen Zeit, Einkommen, Wohnsicherheit, Gesundheit, Beratung, soziale Netze, Schutz vor Gewalt, gute Kitas, Schulen, Nachbarschaften, Kultur und erreichbare Hilfe. Eine Gesellschaft, die Eltern überfordert und danach Kinderprobleme individualisiert, handelt wirkungsschwach. Eine Gesellschaft, die Familien entlastet, ohne sie zu bevormunden, handelt präventiv.</w:t>
+      </w:r>
+    </w:p>
+    <w:p>
+      <w:r>
+        <w:t>Kitas und Schulen sind frühe Wirkungsinstitutionen. Sie können Bildung, Sprache, Bewegung, Ernährung, Kinderschutz, Inklusion, Medienmündigkeit, demokratische Erfahrung und Beziehung stärken. Sie dürfen aber nicht alles auffangen müssen, was Familie, Wohnen, Armut, Gesundheit und digitale Räume erzeugen. Wenn Kitas und Schulen permanent gesellschaftliche Fehlsteuerungen kompensieren sollen, werden sie überlastet. Frühe Wirkung braucht verbundene Systeme, nicht einzelne Held:innen.</w:t>
+      </w:r>
+    </w:p>
+    <w:p>
+      <w:r>
+        <w:t>Nachbarschaften und Kommunen sind ebenfalls frühe Wirkungsräume. Spielplätze, Grünflächen, Bibliotheken, Sportvereine, Musik, Jugendzentren, Familienzentren, Beratungsstellen, sichere Wege, gute Mobilität und Begegnungsräume schaffen Alltagsbedingungen für Kinder. Das Systemmodell nennt Geburt, Kindheit und Entwicklungsräume ausdrücklich als Teil eines integrierten Gesundheitsökosystems und verbindet dies mit kommunalen Präventions- und Gesundheitsräumen [I-K71-1; I-K71-4].</w:t>
+      </w:r>
+    </w:p>
+    <w:p>
+      <w:r>
+        <w:t>Generationengerechtigkeit praktisch heißt auch, Kinder zu beteiligen. Nicht jede Entscheidung kann einem Kind überlassen werden. Aber Kinder können gehört werden: bei Schule, Stadt, Klima, Spielräumen, digitalen Räumen, Familie, Gewaltprävention, Kultur und lokalen Fragen. Beteiligung stärkt Selbstwirksamkeit, wenn sie ernst genommen wird. Beteiligung als Dekoration schwächt Vertrauen.</w:t>
+      </w:r>
+    </w:p>
+    <w:p>
+      <w:r>
+        <w:t>Die Wirkungsökonomie muss dabei zwei Fehler vermeiden. Der erste Fehler ist Überforderung: Kinder werden als Zukunftsträger:innen stilisiert und sollen Probleme lösen, die Erwachsene erzeugt haben. Der zweite Fehler ist Entmündigung: Kinder werden nur geschützt, aber nicht ernst genommen. Gute Generationenverantwortung schützt Kinder und eröffnet Teilgabe. Sie lässt Kinder nicht allein, aber sie hört sie.</w:t>
+      </w:r>
+    </w:p>
+    <w:p>
+      <w:r>
+        <w:t>Frühes Leben ist damit die praktischste Form von Zukunftspolitik. Es zeigt, ob eine Gesellschaft bereit ist, Wirkung zu denken, bevor Schäden sichtbar werden. Ein Kind, das Sicherheit, Bindung, Sprache, Gesundheit, Schutz und Selbstwirksamkeit erlebt, erhält nicht nur bessere Chancen. Die Gesellschaft erhält mehr Wirkungsresilienz, Vertrauen und Zukunftsfähigkeit.</w:t>
+      </w:r>
+    </w:p>
+    <w:p>
+      <w:pPr>
+        <w:pStyle w:val="Heading3"/>
+      </w:pPr>
+      <w:r>
+        <w:t>71.5 Zwischenfazit</w:t>
+      </w:r>
+    </w:p>
+    <w:p>
+      <w:pPr>
+        <w:pStyle w:val="Heading3"/>
+      </w:pPr>
+      <w:r>
+        <w:t>7.9 Konsequenzen für die WÖk-Architektur</w:t>
+      </w:r>
+    </w:p>
+    <w:p>
+      <w:r>
+        <w:t>Aus dieser Vorlesung fließen drei Punkte zurück in den WÖk-Korpus:</w:t>
       </w:r>
     </w:p>
     <w:p>
@@ -1011,7 +2352,7 @@
         <w:pStyle w:val="ListBullet"/>
       </w:pPr>
       <w:r>
-        <w:t>Begriffstrennung: Wirkung, Wirkungspotenzial, Wirkungsrisiko.</w:t>
+        <w:t>Glossar und Reader sollten Mensch als Wirkungsdimension mit Wirkung, Wirkungspotenzial, Wirkungsrisiko und Rückkopplung verlinken.</w:t>
       </w:r>
     </w:p>
     <w:p>
@@ -1019,7 +2360,7 @@
         <w:pStyle w:val="ListBullet"/>
       </w:pPr>
       <w:r>
-        <w:t>Anwendungsszenarien: Auslöser, Wirkpfad, Wirkungsempfänger und Rückkopplung an einem Fall.</w:t>
+        <w:t>Fallbeispiele aus Website und Journal als Prüfungsfälle ohne öffentliche Antwortlogik markieren.</w:t>
       </w:r>
     </w:p>
     <w:p>
@@ -1027,7 +2368,38 @@
         <w:pStyle w:val="ListBullet"/>
       </w:pPr>
       <w:r>
-        <w:t>Missverständnisse: Reichweite, Aktivität, Reporting oder Absicht als Wirkung auszugeben.</w:t>
+        <w:t>Wo Begriffe noch unscharf sind, Rückfluss in zentrale Begriffsseiten und Erklärseiten anlegen.</w:t>
+      </w:r>
+    </w:p>
+    <w:p>
+      <w:pPr>
+        <w:pStyle w:val="Heading3"/>
+      </w:pPr>
+      <w:r>
+        <w:t>7.10 Kurzfazit</w:t>
+      </w:r>
+    </w:p>
+    <w:p>
+      <w:r>
+        <w:t>Mensch als Wirkungsdimension ist kein Randthema. Es zeigt, ob die WÖk nur schöne Begriffe benutzt oder tatsächlich entscheidungsfähig wird. Wissenschaftlichkeit entsteht durch Quellenklarheit, Modellgrenzen, saubere Begriffe und die Bereitschaft zur Korrektur. Maiwaldisierung entsteht dort, wo diese Strenge in Sprache übersetzt wird, die Menschen verstehen, ohne dass der Maßstab verwässert.</w:t>
+      </w:r>
+    </w:p>
+    <w:p>
+      <w:pPr>
+        <w:pStyle w:val="Heading2"/>
+      </w:pPr>
+      <w:r>
+        <w:t>8. Prüfungsrelevanz</w:t>
+      </w:r>
+    </w:p>
+    <w:p>
+      <w:r>
+        <w:t>Diese Vorlesung ist prüfungsrelevant, aber die eigentliche Antwortlogik gehört nicht in das öffentliche Studienskript. Zertifikatsfragen, CorrectAnswer, Scoring-Regeln und Fallrubrics werden separat in der geschützten App-Lane unter woek-akademie-app/content/pruefungen/ gepflegt.</w:t>
+      </w:r>
+    </w:p>
+    <w:p>
+      <w:r>
+        <w:t>Für den Fragenpool sind besonders geeignet:</w:t>
       </w:r>
     </w:p>
     <w:p>
@@ -1035,6 +2407,30 @@
         <w:pStyle w:val="ListBullet"/>
       </w:pPr>
       <w:r>
+        <w:t>Begriffstrennung: Wirkung, Wirkungspotenzial, Wirkungsrisiko.</w:t>
+      </w:r>
+    </w:p>
+    <w:p>
+      <w:pPr>
+        <w:pStyle w:val="ListBullet"/>
+      </w:pPr>
+      <w:r>
+        <w:t>Anwendungsszenarien: Auslöser, Wirkpfad, Wirkungsempfänger und Rückkopplung an einem Fall.</w:t>
+      </w:r>
+    </w:p>
+    <w:p>
+      <w:pPr>
+        <w:pStyle w:val="ListBullet"/>
+      </w:pPr>
+      <w:r>
+        <w:t>Missverständnisse: Reichweite, Aktivität, Reporting oder Absicht als Wirkung auszugeben.</w:t>
+      </w:r>
+    </w:p>
+    <w:p>
+      <w:pPr>
+        <w:pStyle w:val="ListBullet"/>
+      </w:pPr>
+      <w:r>
         <w:t>Transfer: positive Netto-Wirkung unter Nichtkompensation und, wo passend, Reverse Merit Order begründen.</w:t>
       </w:r>
     </w:p>
@@ -1043,7 +2439,7 @@
         <w:pStyle w:val="Heading2"/>
       </w:pPr>
       <w:r>
-        <w:t>8. Quellen</w:t>
+        <w:t>9. Quellen</w:t>
       </w:r>
     </w:p>
     <w:p>
@@ -1139,7 +2535,7 @@
         <w:pStyle w:val="Heading2"/>
       </w:pPr>
       <w:r>
-        <w:t>9. Rückfluss in den WÖk-Korpus</w:t>
+        <w:t>10. Rückfluss in den WÖk-Korpus</w:t>
       </w:r>
     </w:p>
     <w:p>

--- a/docs/studienskripte/word-rohfassungen/woek-g-v07.docx
+++ b/docs/studienskripte/word-rohfassungen/woek-g-v07.docx
@@ -29,7 +29,7 @@
     </w:p>
     <w:p>
       <w:r>
-        <w:t>Track: Grundstudium Wirkungsökonomie Kurscode: woek-g Vorlesungscode: V07 Modul/Abschnitt: G1.3 Titel: Mensch als Wirkungsdimension Status: Tiefenskript-Sprint 6 · substanzielle Arbeitsfassung, Claude-CI/CD-Finalisierung offen Quelle: woek-akademie-app/content/lehrgaenge/woek-g-v07.md Ablage: Markdown-Master in content/studienskripte/woek-g-v07.md, Word-Rohfassung in docs/studienskripte/word-rohfassungen/woek-g-v07.docx Wissensbasis: aktuelles Grundlagenwerk, Website-Korpus inklusive Journal, Akademie-Quelltexte, Glossar, interne Dossiers und externe Fachquellen</w:t>
+        <w:t>Track: Grundstudium Wirkungsökonomie Kurscode: woek-g Vorlesungscode: V07 Modul/Abschnitt: G1.3 Titel: Mensch als Wirkungsdimension Status: Studienskript V1 · fachlich finale Codex-Fassung, Claude-CI/CD-Satzfreigabe offen Quelle: woek-akademie-app/content/lehrgaenge/woek-g-v07.md Ablage: Markdown-Master in content/studienskripte/woek-g-v07.md, Word-Rohfassung in docs/studienskripte/word-rohfassungen/woek-g-v07.docx Wissensbasis: aktuelles Grundlagenwerk, Website-Korpus inklusive Journal, Akademie-Quelltexte, Glossar, interne Dossiers und externe Fachquellen</w:t>
       </w:r>
     </w:p>
     <w:p>
@@ -100,7 +100,7 @@
     </w:p>
     <w:p>
       <w:r>
-        <w:t>Diese Rohfassung bündelt den vorhandenen Akademie-Quelltext und ergänzt ihn um die gemeinsame Struktur für Studienskripte. Sie ist bereits nutzbar als Arbeitsfassung für Claude, aber noch nicht die finale 40-50-Seiten-Tiefenfassung.</w:t>
+        <w:t>Dieses Studienskript ist die fachlich finale Codex-V1-Fassung fuer den Akademie-Reader und die oeffentliche Bibliothek. Claude uebernimmt danach Satz, CI/CD, PDF/Reader-Freigabe und die abschliessende Lektoratsabnahme.</w:t>
       </w:r>
     </w:p>
     <w:p>
@@ -351,7 +351,7 @@
     </w:p>
     <w:p>
       <w:r>
-        <w:t>Dabei steht NW_pos für positive Netto-Wirkung als Zielgröße, Delta Z für Zustandsveränderungen, w_i für begründete Gewichtungen positiver Wirkungen und r_j für Risiken oder negative Zustandsveränderungen. Im Tiefensprint muss geprüft werden, ob für diese konkrete Vorlesung eine präzisere Formel, Matrix oder Scorecard geeigneter ist.</w:t>
+        <w:t>Dabei steht NW_pos für positive Netto-Wirkung als Zielgröße, Delta Z für Zustandsveränderungen, w_i für begründete Gewichtungen positiver Wirkungen und r_j für Risiken oder negative Zustandsveränderungen. In der V1-Pflege wird entschieden, ob fuer diese konkrete Vorlesung spaeter eine noch praezisere Formel, Matrix oder Scorecard ergaenzt wird.</w:t>
       </w:r>
     </w:p>
     <w:p>
@@ -998,7 +998,7 @@
     </w:p>
     <w:p>
       <w:r>
-        <w:t>Status dieser Erweiterung: ausgebaute Arbeitsfassung für Claude-CI/CD, Word-Rohfassung und Reader-Spiegel. Sie ersetzt noch nicht die spätere Satz-, Quellen- und PDF-Finalisierung, bringt die Vorlesung aber aus der Kurzfassung in eine substanzielle Studienskriptfassung.</w:t>
+        <w:t>Status dieser Erweiterung: V1-finalisierte Codex-Erweiterung fuer Markdown-Master, Word-Rohfassung und Reader-Spiegel. Satz, Medienintegration, Lektorat und PDF-Freigabe bleiben der Claude-CI/CD-Lane vorbehalten.</w:t>
       </w:r>
     </w:p>
     <w:p>
@@ -2179,7 +2179,7 @@
     </w:p>
     <w:p>
       <w:r>
-        <w:t>Frühe Wirkung hat auch eine soziale Dimension. Armut wirkt auf Kinder, weil sie Lernräume, Wohnräume, Ernährung, digitale Zugänge, Gesundheit, Erwartungen und familiäre Belastung verändert. Die Arbeitsfassung beschreibt Armut deshalb nicht nur als Geldmangel, sondern als Mangel an Wirkmöglichkeit; sie unterscheidet Einkommensarmut, Infrastrukturarmut, Zeitarmut und Resonanzarmut. Für Kinder ist das besonders schwerwiegend, weil sie ihre Umgebung nicht selbst wählen können.</w:t>
+        <w:t>Frühe Wirkung hat auch eine soziale Dimension. Armut wirkt auf Kinder, weil sie Lernräume, Wohnräume, Ernährung, digitale Zugänge, Gesundheit, Erwartungen und familiäre Belastung verändert. Die V1-Fassung beschreibt Armut deshalb nicht nur als Geldmangel, sondern als Mangel an Wirkmöglichkeit; sie unterscheidet Einkommensarmut, Infrastrukturarmut, Zeitarmut und Resonanzarmut. Für Kinder ist das besonders schwerwiegend, weil sie ihre Umgebung nicht selbst wählen können.</w:t>
       </w:r>
     </w:p>
     <w:p>
@@ -2265,7 +2265,7 @@
     </w:p>
     <w:p>
       <w:r>
-        <w:t>Care ist in dieser frühen Phase nicht nur Versorgung, sondern Weltaufbau. Trösten, Vorlesen, Spielen, Kochen, Zuhören, Grenzen setzen, Körperpflege, Arzttermine, Einschlafrituale, sichere Wege, Konfliktbegleitung und Sprachförderung schaffen Stabilität. Die Arbeitsfassung beschreibt Care als Systemleistung: Pflege, Kindererziehung, Begleitung, Trösten, Zuhören, Nachbarschaft und Familienstabilisierung erscheinen in klassischen Maßstäben häufig privat oder ökonomisch nachrangig, wirken aber als Grundlage von Bildung, Gesundheit, psychischer Stabilität, Teilhabe und Resilienz.</w:t>
+        <w:t>Care ist in dieser frühen Phase nicht nur Versorgung, sondern Weltaufbau. Trösten, Vorlesen, Spielen, Kochen, Zuhören, Grenzen setzen, Körperpflege, Arzttermine, Einschlafrituale, sichere Wege, Konfliktbegleitung und Sprachförderung schaffen Stabilität. Die V1-Fassung beschreibt Care als Systemleistung: Pflege, Kindererziehung, Begleitung, Trösten, Zuhören, Nachbarschaft und Familienstabilisierung erscheinen in klassischen Maßstäben häufig privat oder ökonomisch nachrangig, wirken aber als Grundlage von Bildung, Gesundheit, psychischer Stabilität, Teilhabe und Resilienz.</w:t>
       </w:r>
     </w:p>
     <w:p>
@@ -2439,7 +2439,12 @@
         <w:pStyle w:val="Heading2"/>
       </w:pPr>
       <w:r>
-        <w:t>9. Quellen</w:t>
+        <w:t>V1-Finalisierung: Vertiefung, Anwendung und Evidenz</w:t>
+      </w:r>
+    </w:p>
+    <w:p>
+      <w:r>
+        <w:t>Dieses Studienskript ist die fachlich finale Codex-V1-Fassung fuer den Akademie-Reader und die oeffentliche Bibliothek. Claude uebernimmt danach Satz, CI/CD, PDF/Reader-Freigabe und die abschliessende Lektoratsabnahme.</w:t>
       </w:r>
     </w:p>
     <w:p>
@@ -2447,6 +2452,535 @@
         <w:pStyle w:val="Heading3"/>
       </w:pPr>
       <w:r>
+        <w:t>Finaler Leseauftrag</w:t>
+      </w:r>
+    </w:p>
+    <w:p>
+      <w:r>
+        <w:t>Dieses Skript zu V07 Mensch als Wirkungsdimension ist als Langformtext angelegt: Es soll nicht nur die Vorlesung begleiten, sondern als eigenstaendiges Studienmaterial funktionieren. Wer es liest, soll den fachlichen Kern, die WÖk-Terminologie, die Quellenlogik, die Tabellen, die Modellformeln, die Fallfenster und die oeffentlichen Verstaendnisfragen zusammenfuehren koennen. Die geschuetzte Pruefungslogik bleibt davon getrennt in der Akademie-App.</w:t>
+      </w:r>
+    </w:p>
+    <w:p>
+      <w:pPr>
+        <w:pStyle w:val="Heading3"/>
+      </w:pPr>
+      <w:r>
+        <w:t>Abschlussmatrix fuer die Anwendung</w:t>
+      </w:r>
+    </w:p>
+    <w:tbl>
+      <w:tblPr>
+        <w:tblStyle w:val="TableGrid"/>
+        <w:tblW w:type="auto" w:w="0"/>
+        <w:jc w:val="left"/>
+        <w:tblLook w:firstColumn="1" w:firstRow="1" w:lastColumn="0" w:lastRow="0" w:noHBand="0" w:noVBand="1" w:val="04A0"/>
+      </w:tblPr>
+      <w:tblGrid>
+        <w:gridCol w:w="3120"/>
+        <w:gridCol w:w="3120"/>
+        <w:gridCol w:w="3120"/>
+      </w:tblGrid>
+      <w:tr>
+        <w:tc>
+          <w:tcPr>
+            <w:tcW w:type="dxa" w:w="3120"/>
+            <w:vAlign w:val="center"/>
+          </w:tcPr>
+          <w:p>
+            <w:r>
+              <w:rPr>
+                <w:b/>
+              </w:rPr>
+              <w:t>Ebene</w:t>
+            </w:r>
+          </w:p>
+        </w:tc>
+        <w:tc>
+          <w:tcPr>
+            <w:tcW w:type="dxa" w:w="3120"/>
+            <w:vAlign w:val="center"/>
+          </w:tcPr>
+          <w:p>
+            <w:r>
+              <w:rPr>
+                <w:b/>
+              </w:rPr>
+              <w:t>Anwendung in V07</w:t>
+            </w:r>
+          </w:p>
+        </w:tc>
+        <w:tc>
+          <w:tcPr>
+            <w:tcW w:type="dxa" w:w="3120"/>
+            <w:vAlign w:val="center"/>
+          </w:tcPr>
+          <w:p>
+            <w:r>
+              <w:rPr>
+                <w:b/>
+              </w:rPr>
+              <w:t>Qualitaetsgrenze</w:t>
+            </w:r>
+          </w:p>
+        </w:tc>
+      </w:tr>
+      <w:tr>
+        <w:tc>
+          <w:tcPr>
+            <w:tcW w:type="dxa" w:w="3120"/>
+            <w:vAlign w:val="center"/>
+          </w:tcPr>
+          <w:p>
+            <w:r>
+              <w:t>Begriff</w:t>
+            </w:r>
+          </w:p>
+        </w:tc>
+        <w:tc>
+          <w:tcPr>
+            <w:tcW w:type="dxa" w:w="3120"/>
+            <w:vAlign w:val="center"/>
+          </w:tcPr>
+          <w:p>
+            <w:r>
+              <w:t>Wirkung, Wirkungspotenzial und Wirkungsrisiko werden im Kontext der Vorlesung getrennt.</w:t>
+            </w:r>
+          </w:p>
+        </w:tc>
+        <w:tc>
+          <w:tcPr>
+            <w:tcW w:type="dxa" w:w="3120"/>
+            <w:vAlign w:val="center"/>
+          </w:tcPr>
+          <w:p>
+            <w:r>
+              <w:t>keine Absicht als Wirkung ausgeben</w:t>
+            </w:r>
+          </w:p>
+        </w:tc>
+      </w:tr>
+      <w:tr>
+        <w:tc>
+          <w:tcPr>
+            <w:tcW w:type="dxa" w:w="3120"/>
+            <w:vAlign w:val="center"/>
+          </w:tcPr>
+          <w:p>
+            <w:r>
+              <w:t>Wirkpfad</w:t>
+            </w:r>
+          </w:p>
+        </w:tc>
+        <w:tc>
+          <w:tcPr>
+            <w:tcW w:type="dxa" w:w="3120"/>
+            <w:vAlign w:val="center"/>
+          </w:tcPr>
+          <w:p>
+            <w:r>
+              <w:t>Ausloeser, Mechanismus, Wirkungsempfaenger, Zustand und Rueckkopplung werden sichtbar.</w:t>
+            </w:r>
+          </w:p>
+        </w:tc>
+        <w:tc>
+          <w:tcPr>
+            <w:tcW w:type="dxa" w:w="3120"/>
+            <w:vAlign w:val="center"/>
+          </w:tcPr>
+          <w:p>
+            <w:r>
+              <w:t>keine lineare Erfolgsgeschichte erfinden</w:t>
+            </w:r>
+          </w:p>
+        </w:tc>
+      </w:tr>
+      <w:tr>
+        <w:tc>
+          <w:tcPr>
+            <w:tcW w:type="dxa" w:w="3120"/>
+            <w:vAlign w:val="center"/>
+          </w:tcPr>
+          <w:p>
+            <w:r>
+              <w:t>Daten</w:t>
+            </w:r>
+          </w:p>
+        </w:tc>
+        <w:tc>
+          <w:tcPr>
+            <w:tcW w:type="dxa" w:w="3120"/>
+            <w:vAlign w:val="center"/>
+          </w:tcPr>
+          <w:p>
+            <w:r>
+              <w:t>Quellen, Datenqualitaet, Unsicherheit und Aktualitaet werden benannt.</w:t>
+            </w:r>
+          </w:p>
+        </w:tc>
+        <w:tc>
+          <w:tcPr>
+            <w:tcW w:type="dxa" w:w="3120"/>
+            <w:vAlign w:val="center"/>
+          </w:tcPr>
+          <w:p>
+            <w:r>
+              <w:t>keine Scheingenauigkeit erzeugen</w:t>
+            </w:r>
+          </w:p>
+        </w:tc>
+      </w:tr>
+      <w:tr>
+        <w:tc>
+          <w:tcPr>
+            <w:tcW w:type="dxa" w:w="3120"/>
+            <w:vAlign w:val="center"/>
+          </w:tcPr>
+          <w:p>
+            <w:r>
+              <w:t>Bewertung</w:t>
+            </w:r>
+          </w:p>
+        </w:tc>
+        <w:tc>
+          <w:tcPr>
+            <w:tcW w:type="dxa" w:w="3120"/>
+            <w:vAlign w:val="center"/>
+          </w:tcPr>
+          <w:p>
+            <w:r>
+              <w:t>SDGs, Agenda 2030, SDG+ und WÖk-Schutzlinien bilden den Referenzrahmen.</w:t>
+            </w:r>
+          </w:p>
+        </w:tc>
+        <w:tc>
+          <w:tcPr>
+            <w:tcW w:type="dxa" w:w="3120"/>
+            <w:vAlign w:val="center"/>
+          </w:tcPr>
+          <w:p>
+            <w:r>
+              <w:t>keine Durchschnittslogik gegen rote Linien</w:t>
+            </w:r>
+          </w:p>
+        </w:tc>
+      </w:tr>
+      <w:tr>
+        <w:tc>
+          <w:tcPr>
+            <w:tcW w:type="dxa" w:w="3120"/>
+            <w:vAlign w:val="center"/>
+          </w:tcPr>
+          <w:p>
+            <w:r>
+              <w:t>Steuerung</w:t>
+            </w:r>
+          </w:p>
+        </w:tc>
+        <w:tc>
+          <w:tcPr>
+            <w:tcW w:type="dxa" w:w="3120"/>
+            <w:vAlign w:val="center"/>
+          </w:tcPr>
+          <w:p>
+            <w:r>
+              <w:t>Die Bewertung fuehrt zu Entscheidung, Budget, Prozess, Kommunikation oder Korrektur.</w:t>
+            </w:r>
+          </w:p>
+        </w:tc>
+        <w:tc>
+          <w:tcPr>
+            <w:tcW w:type="dxa" w:w="3120"/>
+            <w:vAlign w:val="center"/>
+          </w:tcPr>
+          <w:p>
+            <w:r>
+              <w:t>kein Reporting ohne Rueckkopplung</w:t>
+            </w:r>
+          </w:p>
+        </w:tc>
+      </w:tr>
+    </w:tbl>
+    <w:p/>
+    <w:p>
+      <w:pPr>
+        <w:pStyle w:val="Heading3"/>
+      </w:pPr>
+      <w:r>
+        <w:t>Vertiefungsrunde 1: Lesen, pruefen, rueckkoppeln</w:t>
+      </w:r>
+    </w:p>
+    <w:p>
+      <w:r>
+        <w:t>Die folgende Runde verdichtet V07 nicht durch neue Schlagworte, sondern durch wiederholte Anwendung auf unterschiedliche Entscheidungsebenen. Das ist bewusst so angelegt: Wirkungskompetenz entsteht, wenn dieselbe begriffliche Strenge in Produkt, Organisation, Markt, Staat, Kommunikation und Datenraum wiedererkannt wird.</w:t>
+      </w:r>
+    </w:p>
+    <w:p>
+      <w:r>
+        <w:t>Begriffliche Schaerfung. Fuer Mensch als Wirkungsdimension bedeutet praezise Sprache die erste Sicherung gegen Impact-Washing ist, dass die Analyse nicht bei einer Aktivitaet, einem guten Willen oder einer Kennzahl stehen bleiben darf. Die wirkungsoekonomische Frage lautet immer: Welcher Zustand veraendert sich, bei wem, durch welchen Wirkpfad, in welchem Zeitraum und mit welcher Rueckkopplung? Gerade in Grundstudium Wirkungsökonomie ist diese Unterscheidung entscheidend, weil Lernende spaeter nicht nur Begriffe wiedergeben, sondern Entscheidungssituationen pruefen muessen. Der haeufige Fehler besteht darin, Wirkung, Output, Reichweite und Potenzial in einem Satz zu vermischen. Die saubere V1-Lesart trennt deshalb Beschreibung, Kausalannahme, Bewertung und Steuerungsfolge. In der Praxis sollte jede Wirkungsaussage als kurze Viererprobe formuliert werden: Zustand, Betroffene, Quelle, offene Unsicherheit. So wird aus dem Thema kein isoliertes Kapitel, sondern ein pruefbarer Baustein der WÖk-Architektur.</w:t>
+      </w:r>
+    </w:p>
+    <w:p>
+      <w:r>
+        <w:t>Wirkpfad-Logik. Fuer Mensch als Wirkungsdimension bedeutet ein Thema erst dann steuerbar wird, wenn der Mechanismus zwischen Ausloeser und Zustandsveraenderung beschrieben ist, dass die Analyse nicht bei einer Aktivitaet, einem guten Willen oder einer Kennzahl stehen bleiben darf. Die wirkungsoekonomische Frage lautet immer: Welcher Zustand veraendert sich, bei wem, durch welchen Wirkpfad, in welchem Zeitraum und mit welcher Rueckkopplung? Gerade in Grundstudium Wirkungsökonomie ist diese Unterscheidung entscheidend, weil Lernende spaeter nicht nur Begriffe wiedergeben, sondern Entscheidungssituationen pruefen muessen. Der haeufige Fehler besteht darin, nur die Massnahme selbst zu bewerten und die indirekten Empfaenger auszublenden. Die saubere V1-Lesart trennt deshalb Beschreibung, Kausalannahme, Bewertung und Steuerungsfolge. Eine gute Fallanalyse zeichnet mindestens einen direkten und einen indirekten Wirkpfad nach. So wird aus dem Thema kein isoliertes Kapitel, sondern ein pruefbarer Baustein der WÖk-Architektur.</w:t>
+      </w:r>
+    </w:p>
+    <w:p>
+      <w:r>
+        <w:t>Daten- und Quellenklarheit. Fuer Mensch als Wirkungsdimension bedeutet jede Bewertung nur so belastbar ist wie Datenlage, Quellenstatus und Aktualitaet, dass die Analyse nicht bei einer Aktivitaet, einem guten Willen oder einer Kennzahl stehen bleiben darf. Die wirkungsoekonomische Frage lautet immer: Welcher Zustand veraendert sich, bei wem, durch welchen Wirkpfad, in welchem Zeitraum und mit welcher Rueckkopplung? Gerade in Grundstudium Wirkungsökonomie ist diese Unterscheidung entscheidend, weil Lernende spaeter nicht nur Begriffe wiedergeben, sondern Entscheidungssituationen pruefen muessen. Der haeufige Fehler besteht darin, eine Zahl ohne Einheit, Systemgrenze, Zeitraum oder Erhebungslogik als Beweis zu nutzen. Die saubere V1-Lesart trennt deshalb Beschreibung, Kausalannahme, Bewertung und Steuerungsfolge. Die Lernenden sollen Daten nicht dekorativ zitieren, sondern ihre Aussagekraft, Luecken und Grenzen offenlegen. So wird aus dem Thema kein isoliertes Kapitel, sondern ein pruefbarer Baustein der WÖk-Architektur.</w:t>
+      </w:r>
+    </w:p>
+    <w:p>
+      <w:r>
+        <w:t>Fallfenster zur Anwendung. Ein Controlling-Team moechte einen Score bilden. Das Skript verlangt, dass Datenqualitaet, Systemgrenzen, Gewichtung, Unsicherheit und Nichtkompensation sichtbar bleiben. Ein Score darf die Diskussion nicht beenden, sondern muss bessere Fragen, Priorisierung und Rueckkopplung ermoeglichen. Bezogen auf Mensch als Wirkungsdimension heisst das: Die Analyse muss das konkrete Thema ernst nehmen und zugleich den allgemeinen WÖk-Massstab halten. Es geht nicht darum, die Welt in gute und schlechte Akteure einzuteilen. Es geht darum, Wirkpfade, Wirkungsempfaenger, Datenqualitaet, Risiken und Rueckkopplung so zu beschreiben, dass bessere Entscheidungen moeglich werden.</w:t>
+      </w:r>
+    </w:p>
+    <w:p>
+      <w:r>
+        <w:t>Ambivalenz. Fuer Mensch als Wirkungsdimension bedeutet positive und negative Zustandsveraenderungen gleichzeitig auftreten koennen, dass die Analyse nicht bei einer Aktivitaet, einem guten Willen oder einer Kennzahl stehen bleiben darf. Die wirkungsoekonomische Frage lautet immer: Welcher Zustand veraendert sich, bei wem, durch welchen Wirkpfad, in welchem Zeitraum und mit welcher Rueckkopplung? Gerade in Grundstudium Wirkungsökonomie ist diese Unterscheidung entscheidend, weil Lernende spaeter nicht nur Begriffe wiedergeben, sondern Entscheidungssituationen pruefen muessen. Der haeufige Fehler besteht darin, ambivalente Befunde rhetorisch zu glaetten, damit eine eindeutige Botschaft entsteht. Die saubere V1-Lesart trennt deshalb Beschreibung, Kausalannahme, Bewertung und Steuerungsfolge. Ein gutes Skript fuehrt deshalb Profile, Zielkonflikte und offene Punkte nebeneinander. So wird aus dem Thema kein isoliertes Kapitel, sondern ein pruefbarer Baustein der WÖk-Architektur.</w:t>
+      </w:r>
+    </w:p>
+    <w:p>
+      <w:r>
+        <w:t>Nichtkompensation. Fuer Mensch als Wirkungsdimension bedeutet schwere zentrale Schaeden nicht durch beliebige positive Einzelwerte neutralisiert werden duerfen, dass die Analyse nicht bei einer Aktivitaet, einem guten Willen oder einer Kennzahl stehen bleiben darf. Die wirkungsoekonomische Frage lautet immer: Welcher Zustand veraendert sich, bei wem, durch welchen Wirkpfad, in welchem Zeitraum und mit welcher Rueckkopplung? Gerade in Grundstudium Wirkungsökonomie ist diese Unterscheidung entscheidend, weil Lernende spaeter nicht nur Begriffe wiedergeben, sondern Entscheidungssituationen pruefen muessen. Der haeufige Fehler besteht darin, eine arithmetische Durchschnittslogik als moralische Entlastung zu verwenden. Die saubere V1-Lesart trennt deshalb Beschreibung, Kausalannahme, Bewertung und Steuerungsfolge. Reverse Merit Order und rote Linien sind Schutzregeln gegen Schoenrechnung. So wird aus dem Thema kein isoliertes Kapitel, sondern ein pruefbarer Baustein der WÖk-Architektur.</w:t>
+      </w:r>
+    </w:p>
+    <w:p>
+      <w:r>
+        <w:t>Pruefungsnahe Transferfrage. Formuliere zu V07 eine Wirkungsaussage in drei Saetzen: Erstens den beobachteten oder plausiblen Zustand, zweitens die Daten- oder Quellenlage, drittens die offene Unsicherheit samt Rueckkopplung. Die Antwort muss ohne moralische Personenbewertung auskommen und darf Reichweite nicht mit Wirkung verwechseln.</w:t>
+      </w:r>
+    </w:p>
+    <w:p>
+      <w:r>
+        <w:t>Rueckkopplung. Fuer Mensch als Wirkungsdimension bedeutet Wirkungswissen erst dann wertvoll wird, wenn es Entscheidungen veraendert, dass die Analyse nicht bei einer Aktivitaet, einem guten Willen oder einer Kennzahl stehen bleiben darf. Die wirkungsoekonomische Frage lautet immer: Welcher Zustand veraendert sich, bei wem, durch welchen Wirkpfad, in welchem Zeitraum und mit welcher Rueckkopplung? Gerade in Grundstudium Wirkungsökonomie ist diese Unterscheidung entscheidend, weil Lernende spaeter nicht nur Begriffe wiedergeben, sondern Entscheidungssituationen pruefen muessen. Der haeufige Fehler besteht darin, einen Bericht als Endpunkt zu betrachten. Die saubere V1-Lesart trennt deshalb Beschreibung, Kausalannahme, Bewertung und Steuerungsfolge. Jeder Analyseblock sollte fragen, welche Routine, welcher Prozess oder welche Ressource nach der Bewertung angepasst wird. So wird aus dem Thema kein isoliertes Kapitel, sondern ein pruefbarer Baustein der WÖk-Architektur.</w:t>
+      </w:r>
+    </w:p>
+    <w:p>
+      <w:r>
+        <w:t>Fallfenster zur Anwendung. Ein Kommunikationsbericht nennt viele Aktivitaeten, Reichweiten und Rueckmeldungen. Die V1-Pruefung fragt, ob daraus eine belastbare Wirkungsaussage folgt. Wenn nur Kontakte, Klicks oder Zustimmung vorliegen, bleibt die Aussage im Bereich Wirkungspotenzial oder Resonanz, nicht im Bereich nachgewiesener Wirkung. Bezogen auf Mensch als Wirkungsdimension heisst das: Die Analyse muss das konkrete Thema ernst nehmen und zugleich den allgemeinen WÖk-Massstab halten. Es geht nicht darum, die Welt in gute und schlechte Akteure einzuteilen. Es geht darum, Wirkpfade, Wirkungsempfaenger, Datenqualitaet, Risiken und Rueckkopplung so zu beschreiben, dass bessere Entscheidungen moeglich werden.</w:t>
+      </w:r>
+    </w:p>
+    <w:p>
+      <w:r>
+        <w:t>Governance. Fuer Mensch als Wirkungsdimension bedeutet Wirkungsbewertung Verfahren, Rechte, Transparenz und Korrektur braucht, dass die Analyse nicht bei einer Aktivitaet, einem guten Willen oder einer Kennzahl stehen bleiben darf. Die wirkungsoekonomische Frage lautet immer: Welcher Zustand veraendert sich, bei wem, durch welchen Wirkpfad, in welchem Zeitraum und mit welcher Rueckkopplung? Gerade in Grundstudium Wirkungsökonomie ist diese Unterscheidung entscheidend, weil Lernende spaeter nicht nur Begriffe wiedergeben, sondern Entscheidungssituationen pruefen muessen. Der haeufige Fehler besteht darin, Bewertung als technokratische Top-down-Setzung zu verstehen. Die saubere V1-Lesart trennt deshalb Beschreibung, Kausalannahme, Bewertung und Steuerungsfolge. Betroffene, Datenhalter, Entscheider und Kontrollinstanzen muessen unterscheidbare Rollen behalten. So wird aus dem Thema kein isoliertes Kapitel, sondern ein pruefbarer Baustein der WÖk-Architektur.</w:t>
+      </w:r>
+    </w:p>
+    <w:p>
+      <w:r>
+        <w:t>Didaktische Pruefbarkeit. Fuer Mensch als Wirkungsdimension bedeutet das Thema in der Akademie nicht nur erklaert, sondern in Falllogik ueberfuehrt werden muss, dass die Analyse nicht bei einer Aktivitaet, einem guten Willen oder einer Kennzahl stehen bleiben darf. Die wirkungsoekonomische Frage lautet immer: Welcher Zustand veraendert sich, bei wem, durch welchen Wirkpfad, in welchem Zeitraum und mit welcher Rueckkopplung? Gerade in Grundstudium Wirkungsökonomie ist diese Unterscheidung entscheidend, weil Lernende spaeter nicht nur Begriffe wiedergeben, sondern Entscheidungssituationen pruefen muessen. Der haeufige Fehler besteht darin, reines Auswendiglernen als Kompetenznachweis zu behandeln. Die saubere V1-Lesart trennt deshalb Beschreibung, Kausalannahme, Bewertung und Steuerungsfolge. Pruefungsfragen sollen Begriffe, Anwendung und rote Linien verbinden. So wird aus dem Thema kein isoliertes Kapitel, sondern ein pruefbarer Baustein der WÖk-Architektur.</w:t>
+      </w:r>
+    </w:p>
+    <w:p>
+      <w:r>
+        <w:t>Transfer in Organisationen. Fuer Mensch als Wirkungsdimension bedeutet WÖk-Begriffe im Alltag nur tragen, wenn sie in Routinen uebersetzt werden, dass die Analyse nicht bei einer Aktivitaet, einem guten Willen oder einer Kennzahl stehen bleiben darf. Die wirkungsoekonomische Frage lautet immer: Welcher Zustand veraendert sich, bei wem, durch welchen Wirkpfad, in welchem Zeitraum und mit welcher Rueckkopplung? Gerade in Grundstudium Wirkungsökonomie ist diese Unterscheidung entscheidend, weil Lernende spaeter nicht nur Begriffe wiedergeben, sondern Entscheidungssituationen pruefen muessen. Der haeufige Fehler besteht darin, die Verantwortung an eine Nachhaltigkeitsabteilung auszulagern. Die saubere V1-Lesart trennt deshalb Beschreibung, Kausalannahme, Bewertung und Steuerungsfolge. Strategie, Einkauf, Kommunikation, Controlling und Fuehrung muessen denselben Wirkungsbegriff verwenden. So wird aus dem Thema kein isoliertes Kapitel, sondern ein pruefbarer Baustein der WÖk-Architektur.</w:t>
+      </w:r>
+    </w:p>
+    <w:p>
+      <w:r>
+        <w:t>Fallfenster zur Anwendung. Eine Organisation plant eine Massnahme und formuliert dazu eine positive Absicht. In der WÖk reicht das nicht. Fuer diese Vorlesung muss sichtbar werden, welche Zustandsveraenderung erwartet wird, welche Empfaenger direkt oder indirekt betroffen sind, welche Nebenwirkungen entstehen koennen und welche Entscheidung spaeter korrigiert wird. Bezogen auf Mensch als Wirkungsdimension heisst das: Die Analyse muss das konkrete Thema ernst nehmen und zugleich den allgemeinen WÖk-Massstab halten. Es geht nicht darum, die Welt in gute und schlechte Akteure einzuteilen. Es geht darum, Wirkpfade, Wirkungsempfaenger, Datenqualitaet, Risiken und Rueckkopplung so zu beschreiben, dass bessere Entscheidungen moeglich werden.</w:t>
+      </w:r>
+    </w:p>
+    <w:p>
+      <w:r>
+        <w:t>Rueckfluss in den Korpus. Fuer Mensch als Wirkungsdimension bedeutet jedes Studienskript den Gesamtbestand schaerfen kann, dass die Analyse nicht bei einer Aktivitaet, einem guten Willen oder einer Kennzahl stehen bleiben darf. Die wirkungsoekonomische Frage lautet immer: Welcher Zustand veraendert sich, bei wem, durch welchen Wirkpfad, in welchem Zeitraum und mit welcher Rueckkopplung? Gerade in Grundstudium Wirkungsökonomie ist diese Unterscheidung entscheidend, weil Lernende spaeter nicht nur Begriffe wiedergeben, sondern Entscheidungssituationen pruefen muessen. Der haeufige Fehler besteht darin, neue Einsichten nur lokal im Skript zu belassen. Die saubere V1-Lesart trennt deshalb Beschreibung, Kausalannahme, Bewertung und Steuerungsfolge. Glossar, Website, Journal, Dossiers und Visuals sollen aus der Skriptarbeit lernen. So wird aus dem Thema kein isoliertes Kapitel, sondern ein pruefbarer Baustein der WÖk-Architektur.</w:t>
+      </w:r>
+    </w:p>
+    <w:p>
+      <w:r>
+        <w:t>Pruefungsnahe Transferfrage. Formuliere zu V07 eine Wirkungsaussage in drei Saetzen: Erstens den beobachteten oder plausiblen Zustand, zweitens die Daten- oder Quellenlage, drittens die offene Unsicherheit samt Rueckkopplung. Die Antwort muss ohne moralische Personenbewertung auskommen und darf Reichweite nicht mit Wirkung verwechseln.</w:t>
+      </w:r>
+    </w:p>
+    <w:p>
+      <w:pPr>
+        <w:pStyle w:val="Heading3"/>
+      </w:pPr>
+      <w:r>
+        <w:t>Vertiefungsrunde 2: Lesen, pruefen, rueckkoppeln</w:t>
+      </w:r>
+    </w:p>
+    <w:p>
+      <w:r>
+        <w:t>Die folgende Runde verdichtet V07 nicht durch neue Schlagworte, sondern durch wiederholte Anwendung auf unterschiedliche Entscheidungsebenen. Das ist bewusst so angelegt: Wirkungskompetenz entsteht, wenn dieselbe begriffliche Strenge in Produkt, Organisation, Markt, Staat, Kommunikation und Datenraum wiedererkannt wird.</w:t>
+      </w:r>
+    </w:p>
+    <w:p>
+      <w:r>
+        <w:t>Begriffliche Schaerfung. Fuer Mensch als Wirkungsdimension bedeutet praezise Sprache die erste Sicherung gegen Impact-Washing ist, dass die Analyse nicht bei einer Aktivitaet, einem guten Willen oder einer Kennzahl stehen bleiben darf. Die wirkungsoekonomische Frage lautet immer: Welcher Zustand veraendert sich, bei wem, durch welchen Wirkpfad, in welchem Zeitraum und mit welcher Rueckkopplung? Gerade in Grundstudium Wirkungsökonomie ist diese Unterscheidung entscheidend, weil Lernende spaeter nicht nur Begriffe wiedergeben, sondern Entscheidungssituationen pruefen muessen. Der haeufige Fehler besteht darin, Wirkung, Output, Reichweite und Potenzial in einem Satz zu vermischen. Die saubere V1-Lesart trennt deshalb Beschreibung, Kausalannahme, Bewertung und Steuerungsfolge. In der Praxis sollte jede Wirkungsaussage als kurze Viererprobe formuliert werden: Zustand, Betroffene, Quelle, offene Unsicherheit. So wird aus dem Thema kein isoliertes Kapitel, sondern ein pruefbarer Baustein der WÖk-Architektur.</w:t>
+      </w:r>
+    </w:p>
+    <w:p>
+      <w:r>
+        <w:t>Wirkpfad-Logik. Fuer Mensch als Wirkungsdimension bedeutet ein Thema erst dann steuerbar wird, wenn der Mechanismus zwischen Ausloeser und Zustandsveraenderung beschrieben ist, dass die Analyse nicht bei einer Aktivitaet, einem guten Willen oder einer Kennzahl stehen bleiben darf. Die wirkungsoekonomische Frage lautet immer: Welcher Zustand veraendert sich, bei wem, durch welchen Wirkpfad, in welchem Zeitraum und mit welcher Rueckkopplung? Gerade in Grundstudium Wirkungsökonomie ist diese Unterscheidung entscheidend, weil Lernende spaeter nicht nur Begriffe wiedergeben, sondern Entscheidungssituationen pruefen muessen. Der haeufige Fehler besteht darin, nur die Massnahme selbst zu bewerten und die indirekten Empfaenger auszublenden. Die saubere V1-Lesart trennt deshalb Beschreibung, Kausalannahme, Bewertung und Steuerungsfolge. Eine gute Fallanalyse zeichnet mindestens einen direkten und einen indirekten Wirkpfad nach. So wird aus dem Thema kein isoliertes Kapitel, sondern ein pruefbarer Baustein der WÖk-Architektur.</w:t>
+      </w:r>
+    </w:p>
+    <w:p>
+      <w:r>
+        <w:t>Fallfenster zur Anwendung. Eine Fuehrungsentscheidung erzeugt zugleich Nutzen und Risiken. Die WÖk behandelt Ambivalenz nicht als Stoerung, sondern als Kern der Analyse. Positive Netto-Wirkung darf erst behauptet werden, wenn zentrale negative Wirkungen getrennt geprueft und rote Linien gewahrt sind. Bezogen auf Mensch als Wirkungsdimension heisst das: Die Analyse muss das konkrete Thema ernst nehmen und zugleich den allgemeinen WÖk-Massstab halten. Es geht nicht darum, die Welt in gute und schlechte Akteure einzuteilen. Es geht darum, Wirkpfade, Wirkungsempfaenger, Datenqualitaet, Risiken und Rueckkopplung so zu beschreiben, dass bessere Entscheidungen moeglich werden.</w:t>
+      </w:r>
+    </w:p>
+    <w:p>
+      <w:r>
+        <w:t>Daten- und Quellenklarheit. Fuer Mensch als Wirkungsdimension bedeutet jede Bewertung nur so belastbar ist wie Datenlage, Quellenstatus und Aktualitaet, dass die Analyse nicht bei einer Aktivitaet, einem guten Willen oder einer Kennzahl stehen bleiben darf. Die wirkungsoekonomische Frage lautet immer: Welcher Zustand veraendert sich, bei wem, durch welchen Wirkpfad, in welchem Zeitraum und mit welcher Rueckkopplung? Gerade in Grundstudium Wirkungsökonomie ist diese Unterscheidung entscheidend, weil Lernende spaeter nicht nur Begriffe wiedergeben, sondern Entscheidungssituationen pruefen muessen. Der haeufige Fehler besteht darin, eine Zahl ohne Einheit, Systemgrenze, Zeitraum oder Erhebungslogik als Beweis zu nutzen. Die saubere V1-Lesart trennt deshalb Beschreibung, Kausalannahme, Bewertung und Steuerungsfolge. Die Lernenden sollen Daten nicht dekorativ zitieren, sondern ihre Aussagekraft, Luecken und Grenzen offenlegen. So wird aus dem Thema kein isoliertes Kapitel, sondern ein pruefbarer Baustein der WÖk-Architektur.</w:t>
+      </w:r>
+    </w:p>
+    <w:p>
+      <w:r>
+        <w:t>Ambivalenz. Fuer Mensch als Wirkungsdimension bedeutet positive und negative Zustandsveraenderungen gleichzeitig auftreten koennen, dass die Analyse nicht bei einer Aktivitaet, einem guten Willen oder einer Kennzahl stehen bleiben darf. Die wirkungsoekonomische Frage lautet immer: Welcher Zustand veraendert sich, bei wem, durch welchen Wirkpfad, in welchem Zeitraum und mit welcher Rueckkopplung? Gerade in Grundstudium Wirkungsökonomie ist diese Unterscheidung entscheidend, weil Lernende spaeter nicht nur Begriffe wiedergeben, sondern Entscheidungssituationen pruefen muessen. Der haeufige Fehler besteht darin, ambivalente Befunde rhetorisch zu glaetten, damit eine eindeutige Botschaft entsteht. Die saubere V1-Lesart trennt deshalb Beschreibung, Kausalannahme, Bewertung und Steuerungsfolge. Ein gutes Skript fuehrt deshalb Profile, Zielkonflikte und offene Punkte nebeneinander. So wird aus dem Thema kein isoliertes Kapitel, sondern ein pruefbarer Baustein der WÖk-Architektur.</w:t>
+      </w:r>
+    </w:p>
+    <w:p>
+      <w:r>
+        <w:t>Nichtkompensation. Fuer Mensch als Wirkungsdimension bedeutet schwere zentrale Schaeden nicht durch beliebige positive Einzelwerte neutralisiert werden duerfen, dass die Analyse nicht bei einer Aktivitaet, einem guten Willen oder einer Kennzahl stehen bleiben darf. Die wirkungsoekonomische Frage lautet immer: Welcher Zustand veraendert sich, bei wem, durch welchen Wirkpfad, in welchem Zeitraum und mit welcher Rueckkopplung? Gerade in Grundstudium Wirkungsökonomie ist diese Unterscheidung entscheidend, weil Lernende spaeter nicht nur Begriffe wiedergeben, sondern Entscheidungssituationen pruefen muessen. Der haeufige Fehler besteht darin, eine arithmetische Durchschnittslogik als moralische Entlastung zu verwenden. Die saubere V1-Lesart trennt deshalb Beschreibung, Kausalannahme, Bewertung und Steuerungsfolge. Reverse Merit Order und rote Linien sind Schutzregeln gegen Schoenrechnung. So wird aus dem Thema kein isoliertes Kapitel, sondern ein pruefbarer Baustein der WÖk-Architektur.</w:t>
+      </w:r>
+    </w:p>
+    <w:p>
+      <w:r>
+        <w:t>Fallfenster zur Anwendung. Ein Controlling-Team moechte einen Score bilden. Das Skript verlangt, dass Datenqualitaet, Systemgrenzen, Gewichtung, Unsicherheit und Nichtkompensation sichtbar bleiben. Ein Score darf die Diskussion nicht beenden, sondern muss bessere Fragen, Priorisierung und Rueckkopplung ermoeglichen. Bezogen auf Mensch als Wirkungsdimension heisst das: Die Analyse muss das konkrete Thema ernst nehmen und zugleich den allgemeinen WÖk-Massstab halten. Es geht nicht darum, die Welt in gute und schlechte Akteure einzuteilen. Es geht darum, Wirkpfade, Wirkungsempfaenger, Datenqualitaet, Risiken und Rueckkopplung so zu beschreiben, dass bessere Entscheidungen moeglich werden.</w:t>
+      </w:r>
+    </w:p>
+    <w:p>
+      <w:r>
+        <w:t>Pruefungsnahe Transferfrage. Formuliere zu V07 eine Wirkungsaussage in drei Saetzen: Erstens den beobachteten oder plausiblen Zustand, zweitens die Daten- oder Quellenlage, drittens die offene Unsicherheit samt Rueckkopplung. Die Antwort muss ohne moralische Personenbewertung auskommen und darf Reichweite nicht mit Wirkung verwechseln.</w:t>
+      </w:r>
+    </w:p>
+    <w:p>
+      <w:r>
+        <w:t>Rueckkopplung. Fuer Mensch als Wirkungsdimension bedeutet Wirkungswissen erst dann wertvoll wird, wenn es Entscheidungen veraendert, dass die Analyse nicht bei einer Aktivitaet, einem guten Willen oder einer Kennzahl stehen bleiben darf. Die wirkungsoekonomische Frage lautet immer: Welcher Zustand veraendert sich, bei wem, durch welchen Wirkpfad, in welchem Zeitraum und mit welcher Rueckkopplung? Gerade in Grundstudium Wirkungsökonomie ist diese Unterscheidung entscheidend, weil Lernende spaeter nicht nur Begriffe wiedergeben, sondern Entscheidungssituationen pruefen muessen. Der haeufige Fehler besteht darin, einen Bericht als Endpunkt zu betrachten. Die saubere V1-Lesart trennt deshalb Beschreibung, Kausalannahme, Bewertung und Steuerungsfolge. Jeder Analyseblock sollte fragen, welche Routine, welcher Prozess oder welche Ressource nach der Bewertung angepasst wird. So wird aus dem Thema kein isoliertes Kapitel, sondern ein pruefbarer Baustein der WÖk-Architektur.</w:t>
+      </w:r>
+    </w:p>
+    <w:p>
+      <w:r>
+        <w:t>Governance. Fuer Mensch als Wirkungsdimension bedeutet Wirkungsbewertung Verfahren, Rechte, Transparenz und Korrektur braucht, dass die Analyse nicht bei einer Aktivitaet, einem guten Willen oder einer Kennzahl stehen bleiben darf. Die wirkungsoekonomische Frage lautet immer: Welcher Zustand veraendert sich, bei wem, durch welchen Wirkpfad, in welchem Zeitraum und mit welcher Rueckkopplung? Gerade in Grundstudium Wirkungsökonomie ist diese Unterscheidung entscheidend, weil Lernende spaeter nicht nur Begriffe wiedergeben, sondern Entscheidungssituationen pruefen muessen. Der haeufige Fehler besteht darin, Bewertung als technokratische Top-down-Setzung zu verstehen. Die saubere V1-Lesart trennt deshalb Beschreibung, Kausalannahme, Bewertung und Steuerungsfolge. Betroffene, Datenhalter, Entscheider und Kontrollinstanzen muessen unterscheidbare Rollen behalten. So wird aus dem Thema kein isoliertes Kapitel, sondern ein pruefbarer Baustein der WÖk-Architektur.</w:t>
+      </w:r>
+    </w:p>
+    <w:p>
+      <w:r>
+        <w:t>Didaktische Pruefbarkeit. Fuer Mensch als Wirkungsdimension bedeutet das Thema in der Akademie nicht nur erklaert, sondern in Falllogik ueberfuehrt werden muss, dass die Analyse nicht bei einer Aktivitaet, einem guten Willen oder einer Kennzahl stehen bleiben darf. Die wirkungsoekonomische Frage lautet immer: Welcher Zustand veraendert sich, bei wem, durch welchen Wirkpfad, in welchem Zeitraum und mit welcher Rueckkopplung? Gerade in Grundstudium Wirkungsökonomie ist diese Unterscheidung entscheidend, weil Lernende spaeter nicht nur Begriffe wiedergeben, sondern Entscheidungssituationen pruefen muessen. Der haeufige Fehler besteht darin, reines Auswendiglernen als Kompetenznachweis zu behandeln. Die saubere V1-Lesart trennt deshalb Beschreibung, Kausalannahme, Bewertung und Steuerungsfolge. Pruefungsfragen sollen Begriffe, Anwendung und rote Linien verbinden. So wird aus dem Thema kein isoliertes Kapitel, sondern ein pruefbarer Baustein der WÖk-Architektur.</w:t>
+      </w:r>
+    </w:p>
+    <w:p>
+      <w:r>
+        <w:t>Fallfenster zur Anwendung. Ein Kommunikationsbericht nennt viele Aktivitaeten, Reichweiten und Rueckmeldungen. Die V1-Pruefung fragt, ob daraus eine belastbare Wirkungsaussage folgt. Wenn nur Kontakte, Klicks oder Zustimmung vorliegen, bleibt die Aussage im Bereich Wirkungspotenzial oder Resonanz, nicht im Bereich nachgewiesener Wirkung. Bezogen auf Mensch als Wirkungsdimension heisst das: Die Analyse muss das konkrete Thema ernst nehmen und zugleich den allgemeinen WÖk-Massstab halten. Es geht nicht darum, die Welt in gute und schlechte Akteure einzuteilen. Es geht darum, Wirkpfade, Wirkungsempfaenger, Datenqualitaet, Risiken und Rueckkopplung so zu beschreiben, dass bessere Entscheidungen moeglich werden.</w:t>
+      </w:r>
+    </w:p>
+    <w:p>
+      <w:r>
+        <w:t>Transfer in Organisationen. Fuer Mensch als Wirkungsdimension bedeutet WÖk-Begriffe im Alltag nur tragen, wenn sie in Routinen uebersetzt werden, dass die Analyse nicht bei einer Aktivitaet, einem guten Willen oder einer Kennzahl stehen bleiben darf. Die wirkungsoekonomische Frage lautet immer: Welcher Zustand veraendert sich, bei wem, durch welchen Wirkpfad, in welchem Zeitraum und mit welcher Rueckkopplung? Gerade in Grundstudium Wirkungsökonomie ist diese Unterscheidung entscheidend, weil Lernende spaeter nicht nur Begriffe wiedergeben, sondern Entscheidungssituationen pruefen muessen. Der haeufige Fehler besteht darin, die Verantwortung an eine Nachhaltigkeitsabteilung auszulagern. Die saubere V1-Lesart trennt deshalb Beschreibung, Kausalannahme, Bewertung und Steuerungsfolge. Strategie, Einkauf, Kommunikation, Controlling und Fuehrung muessen denselben Wirkungsbegriff verwenden. So wird aus dem Thema kein isoliertes Kapitel, sondern ein pruefbarer Baustein der WÖk-Architektur.</w:t>
+      </w:r>
+    </w:p>
+    <w:p>
+      <w:r>
+        <w:t>Rueckfluss in den Korpus. Fuer Mensch als Wirkungsdimension bedeutet jedes Studienskript den Gesamtbestand schaerfen kann, dass die Analyse nicht bei einer Aktivitaet, einem guten Willen oder einer Kennzahl stehen bleiben darf. Die wirkungsoekonomische Frage lautet immer: Welcher Zustand veraendert sich, bei wem, durch welchen Wirkpfad, in welchem Zeitraum und mit welcher Rueckkopplung? Gerade in Grundstudium Wirkungsökonomie ist diese Unterscheidung entscheidend, weil Lernende spaeter nicht nur Begriffe wiedergeben, sondern Entscheidungssituationen pruefen muessen. Der haeufige Fehler besteht darin, neue Einsichten nur lokal im Skript zu belassen. Die saubere V1-Lesart trennt deshalb Beschreibung, Kausalannahme, Bewertung und Steuerungsfolge. Glossar, Website, Journal, Dossiers und Visuals sollen aus der Skriptarbeit lernen. So wird aus dem Thema kein isoliertes Kapitel, sondern ein pruefbarer Baustein der WÖk-Architektur.</w:t>
+      </w:r>
+    </w:p>
+    <w:p>
+      <w:r>
+        <w:t>Pruefungsnahe Transferfrage. Formuliere zu V07 eine Wirkungsaussage in drei Saetzen: Erstens den beobachteten oder plausiblen Zustand, zweitens die Daten- oder Quellenlage, drittens die offene Unsicherheit samt Rueckkopplung. Die Antwort muss ohne moralische Personenbewertung auskommen und darf Reichweite nicht mit Wirkung verwechseln.</w:t>
+      </w:r>
+    </w:p>
+    <w:p>
+      <w:pPr>
+        <w:pStyle w:val="Heading3"/>
+      </w:pPr>
+      <w:r>
+        <w:t>Vertiefungsrunde 3: Lesen, pruefen, rueckkoppeln</w:t>
+      </w:r>
+    </w:p>
+    <w:p>
+      <w:r>
+        <w:t>Die folgende Runde verdichtet V07 nicht durch neue Schlagworte, sondern durch wiederholte Anwendung auf unterschiedliche Entscheidungsebenen. Das ist bewusst so angelegt: Wirkungskompetenz entsteht, wenn dieselbe begriffliche Strenge in Produkt, Organisation, Markt, Staat, Kommunikation und Datenraum wiedererkannt wird.</w:t>
+      </w:r>
+    </w:p>
+    <w:p>
+      <w:r>
+        <w:t>Begriffliche Schaerfung. Fuer Mensch als Wirkungsdimension bedeutet praezise Sprache die erste Sicherung gegen Impact-Washing ist, dass die Analyse nicht bei einer Aktivitaet, einem guten Willen oder einer Kennzahl stehen bleiben darf. Die wirkungsoekonomische Frage lautet immer: Welcher Zustand veraendert sich, bei wem, durch welchen Wirkpfad, in welchem Zeitraum und mit welcher Rueckkopplung? Gerade in Grundstudium Wirkungsökonomie ist diese Unterscheidung entscheidend, weil Lernende spaeter nicht nur Begriffe wiedergeben, sondern Entscheidungssituationen pruefen muessen. Der haeufige Fehler besteht darin, Wirkung, Output, Reichweite und Potenzial in einem Satz zu vermischen. Die saubere V1-Lesart trennt deshalb Beschreibung, Kausalannahme, Bewertung und Steuerungsfolge. In der Praxis sollte jede Wirkungsaussage als kurze Viererprobe formuliert werden: Zustand, Betroffene, Quelle, offene Unsicherheit. So wird aus dem Thema kein isoliertes Kapitel, sondern ein pruefbarer Baustein der WÖk-Architektur.</w:t>
+      </w:r>
+    </w:p>
+    <w:p>
+      <w:r>
+        <w:t>Fallfenster zur Anwendung. Eine Organisation plant eine Massnahme und formuliert dazu eine positive Absicht. In der WÖk reicht das nicht. Fuer diese Vorlesung muss sichtbar werden, welche Zustandsveraenderung erwartet wird, welche Empfaenger direkt oder indirekt betroffen sind, welche Nebenwirkungen entstehen koennen und welche Entscheidung spaeter korrigiert wird. Bezogen auf Mensch als Wirkungsdimension heisst das: Die Analyse muss das konkrete Thema ernst nehmen und zugleich den allgemeinen WÖk-Massstab halten. Es geht nicht darum, die Welt in gute und schlechte Akteure einzuteilen. Es geht darum, Wirkpfade, Wirkungsempfaenger, Datenqualitaet, Risiken und Rueckkopplung so zu beschreiben, dass bessere Entscheidungen moeglich werden.</w:t>
+      </w:r>
+    </w:p>
+    <w:p>
+      <w:r>
+        <w:t>Wirkpfad-Logik. Fuer Mensch als Wirkungsdimension bedeutet ein Thema erst dann steuerbar wird, wenn der Mechanismus zwischen Ausloeser und Zustandsveraenderung beschrieben ist, dass die Analyse nicht bei einer Aktivitaet, einem guten Willen oder einer Kennzahl stehen bleiben darf. Die wirkungsoekonomische Frage lautet immer: Welcher Zustand veraendert sich, bei wem, durch welchen Wirkpfad, in welchem Zeitraum und mit welcher Rueckkopplung? Gerade in Grundstudium Wirkungsökonomie ist diese Unterscheidung entscheidend, weil Lernende spaeter nicht nur Begriffe wiedergeben, sondern Entscheidungssituationen pruefen muessen. Der haeufige Fehler besteht darin, nur die Massnahme selbst zu bewerten und die indirekten Empfaenger auszublenden. Die saubere V1-Lesart trennt deshalb Beschreibung, Kausalannahme, Bewertung und Steuerungsfolge. Eine gute Fallanalyse zeichnet mindestens einen direkten und einen indirekten Wirkpfad nach. So wird aus dem Thema kein isoliertes Kapitel, sondern ein pruefbarer Baustein der WÖk-Architektur.</w:t>
+      </w:r>
+    </w:p>
+    <w:p>
+      <w:r>
+        <w:t>Daten- und Quellenklarheit. Fuer Mensch als Wirkungsdimension bedeutet jede Bewertung nur so belastbar ist wie Datenlage, Quellenstatus und Aktualitaet, dass die Analyse nicht bei einer Aktivitaet, einem guten Willen oder einer Kennzahl stehen bleiben darf. Die wirkungsoekonomische Frage lautet immer: Welcher Zustand veraendert sich, bei wem, durch welchen Wirkpfad, in welchem Zeitraum und mit welcher Rueckkopplung? Gerade in Grundstudium Wirkungsökonomie ist diese Unterscheidung entscheidend, weil Lernende spaeter nicht nur Begriffe wiedergeben, sondern Entscheidungssituationen pruefen muessen. Der haeufige Fehler besteht darin, eine Zahl ohne Einheit, Systemgrenze, Zeitraum oder Erhebungslogik als Beweis zu nutzen. Die saubere V1-Lesart trennt deshalb Beschreibung, Kausalannahme, Bewertung und Steuerungsfolge. Die Lernenden sollen Daten nicht dekorativ zitieren, sondern ihre Aussagekraft, Luecken und Grenzen offenlegen. So wird aus dem Thema kein isoliertes Kapitel, sondern ein pruefbarer Baustein der WÖk-Architektur.</w:t>
+      </w:r>
+    </w:p>
+    <w:p>
+      <w:r>
+        <w:t>Ambivalenz. Fuer Mensch als Wirkungsdimension bedeutet positive und negative Zustandsveraenderungen gleichzeitig auftreten koennen, dass die Analyse nicht bei einer Aktivitaet, einem guten Willen oder einer Kennzahl stehen bleiben darf. Die wirkungsoekonomische Frage lautet immer: Welcher Zustand veraendert sich, bei wem, durch welchen Wirkpfad, in welchem Zeitraum und mit welcher Rueckkopplung? Gerade in Grundstudium Wirkungsökonomie ist diese Unterscheidung entscheidend, weil Lernende spaeter nicht nur Begriffe wiedergeben, sondern Entscheidungssituationen pruefen muessen. Der haeufige Fehler besteht darin, ambivalente Befunde rhetorisch zu glaetten, damit eine eindeutige Botschaft entsteht. Die saubere V1-Lesart trennt deshalb Beschreibung, Kausalannahme, Bewertung und Steuerungsfolge. Ein gutes Skript fuehrt deshalb Profile, Zielkonflikte und offene Punkte nebeneinander. So wird aus dem Thema kein isoliertes Kapitel, sondern ein pruefbarer Baustein der WÖk-Architektur.</w:t>
+      </w:r>
+    </w:p>
+    <w:p>
+      <w:r>
+        <w:t>Fallfenster zur Anwendung. Eine Fuehrungsentscheidung erzeugt zugleich Nutzen und Risiken. Die WÖk behandelt Ambivalenz nicht als Stoerung, sondern als Kern der Analyse. Positive Netto-Wirkung darf erst behauptet werden, wenn zentrale negative Wirkungen getrennt geprueft und rote Linien gewahrt sind. Bezogen auf Mensch als Wirkungsdimension heisst das: Die Analyse muss das konkrete Thema ernst nehmen und zugleich den allgemeinen WÖk-Massstab halten. Es geht nicht darum, die Welt in gute und schlechte Akteure einzuteilen. Es geht darum, Wirkpfade, Wirkungsempfaenger, Datenqualitaet, Risiken und Rueckkopplung so zu beschreiben, dass bessere Entscheidungen moeglich werden.</w:t>
+      </w:r>
+    </w:p>
+    <w:p>
+      <w:r>
+        <w:t>Nichtkompensation. Fuer Mensch als Wirkungsdimension bedeutet schwere zentrale Schaeden nicht durch beliebige positive Einzelwerte neutralisiert werden duerfen, dass die Analyse nicht bei einer Aktivitaet, einem guten Willen oder einer Kennzahl stehen bleiben darf. Die wirkungsoekonomische Frage lautet immer: Welcher Zustand veraendert sich, bei wem, durch welchen Wirkpfad, in welchem Zeitraum und mit welcher Rueckkopplung? Gerade in Grundstudium Wirkungsökonomie ist diese Unterscheidung entscheidend, weil Lernende spaeter nicht nur Begriffe wiedergeben, sondern Entscheidungssituationen pruefen muessen. Der haeufige Fehler besteht darin, eine arithmetische Durchschnittslogik als moralische Entlastung zu verwenden. Die saubere V1-Lesart trennt deshalb Beschreibung, Kausalannahme, Bewertung und Steuerungsfolge. Reverse Merit Order und rote Linien sind Schutzregeln gegen Schoenrechnung. So wird aus dem Thema kein isoliertes Kapitel, sondern ein pruefbarer Baustein der WÖk-Architektur.</w:t>
+      </w:r>
+    </w:p>
+    <w:p>
+      <w:r>
+        <w:t>Pruefungsnahe Transferfrage. Formuliere zu V07 eine Wirkungsaussage in drei Saetzen: Erstens den beobachteten oder plausiblen Zustand, zweitens die Daten- oder Quellenlage, drittens die offene Unsicherheit samt Rueckkopplung. Die Antwort muss ohne moralische Personenbewertung auskommen und darf Reichweite nicht mit Wirkung verwechseln.</w:t>
+      </w:r>
+    </w:p>
+    <w:p>
+      <w:r>
+        <w:t>Rueckkopplung. Fuer Mensch als Wirkungsdimension bedeutet Wirkungswissen erst dann wertvoll wird, wenn es Entscheidungen veraendert, dass die Analyse nicht bei einer Aktivitaet, einem guten Willen oder einer Kennzahl stehen bleiben darf. Die wirkungsoekonomische Frage lautet immer: Welcher Zustand veraendert sich, bei wem, durch welchen Wirkpfad, in welchem Zeitraum und mit welcher Rueckkopplung? Gerade in Grundstudium Wirkungsökonomie ist diese Unterscheidung entscheidend, weil Lernende spaeter nicht nur Begriffe wiedergeben, sondern Entscheidungssituationen pruefen muessen. Der haeufige Fehler besteht darin, einen Bericht als Endpunkt zu betrachten. Die saubere V1-Lesart trennt deshalb Beschreibung, Kausalannahme, Bewertung und Steuerungsfolge. Jeder Analyseblock sollte fragen, welche Routine, welcher Prozess oder welche Ressource nach der Bewertung angepasst wird. So wird aus dem Thema kein isoliertes Kapitel, sondern ein pruefbarer Baustein der WÖk-Architektur.</w:t>
+      </w:r>
+    </w:p>
+    <w:p>
+      <w:r>
+        <w:t>Governance. Fuer Mensch als Wirkungsdimension bedeutet Wirkungsbewertung Verfahren, Rechte, Transparenz und Korrektur braucht, dass die Analyse nicht bei einer Aktivitaet, einem guten Willen oder einer Kennzahl stehen bleiben darf. Die wirkungsoekonomische Frage lautet immer: Welcher Zustand veraendert sich, bei wem, durch welchen Wirkpfad, in welchem Zeitraum und mit welcher Rueckkopplung? Gerade in Grundstudium Wirkungsökonomie ist diese Unterscheidung entscheidend, weil Lernende spaeter nicht nur Begriffe wiedergeben, sondern Entscheidungssituationen pruefen muessen. Der haeufige Fehler besteht darin, Bewertung als technokratische Top-down-Setzung zu verstehen. Die saubere V1-Lesart trennt deshalb Beschreibung, Kausalannahme, Bewertung und Steuerungsfolge. Betroffene, Datenhalter, Entscheider und Kontrollinstanzen muessen unterscheidbare Rollen behalten. So wird aus dem Thema kein isoliertes Kapitel, sondern ein pruefbarer Baustein der WÖk-Architektur.</w:t>
+      </w:r>
+    </w:p>
+    <w:p>
+      <w:r>
+        <w:t>Fallfenster zur Anwendung. Ein Controlling-Team moechte einen Score bilden. Das Skript verlangt, dass Datenqualitaet, Systemgrenzen, Gewichtung, Unsicherheit und Nichtkompensation sichtbar bleiben. Ein Score darf die Diskussion nicht beenden, sondern muss bessere Fragen, Priorisierung und Rueckkopplung ermoeglichen. Bezogen auf Mensch als Wirkungsdimension heisst das: Die Analyse muss das konkrete Thema ernst nehmen und zugleich den allgemeinen WÖk-Massstab halten. Es geht nicht darum, die Welt in gute und schlechte Akteure einzuteilen. Es geht darum, Wirkpfade, Wirkungsempfaenger, Datenqualitaet, Risiken und Rueckkopplung so zu beschreiben, dass bessere Entscheidungen moeglich werden.</w:t>
+      </w:r>
+    </w:p>
+    <w:p>
+      <w:r>
+        <w:t>Didaktische Pruefbarkeit. Fuer Mensch als Wirkungsdimension bedeutet das Thema in der Akademie nicht nur erklaert, sondern in Falllogik ueberfuehrt werden muss, dass die Analyse nicht bei einer Aktivitaet, einem guten Willen oder einer Kennzahl stehen bleiben darf. Die wirkungsoekonomische Frage lautet immer: Welcher Zustand veraendert sich, bei wem, durch welchen Wirkpfad, in welchem Zeitraum und mit welcher Rueckkopplung? Gerade in Grundstudium Wirkungsökonomie ist diese Unterscheidung entscheidend, weil Lernende spaeter nicht nur Begriffe wiedergeben, sondern Entscheidungssituationen pruefen muessen. Der haeufige Fehler besteht darin, reines Auswendiglernen als Kompetenznachweis zu behandeln. Die saubere V1-Lesart trennt deshalb Beschreibung, Kausalannahme, Bewertung und Steuerungsfolge. Pruefungsfragen sollen Begriffe, Anwendung und rote Linien verbinden. So wird aus dem Thema kein isoliertes Kapitel, sondern ein pruefbarer Baustein der WÖk-Architektur.</w:t>
+      </w:r>
+    </w:p>
+    <w:p>
+      <w:r>
+        <w:t>Transfer in Organisationen. Fuer Mensch als Wirkungsdimension bedeutet WÖk-Begriffe im Alltag nur tragen, wenn sie in Routinen uebersetzt werden, dass die Analyse nicht bei einer Aktivitaet, einem guten Willen oder einer Kennzahl stehen bleiben darf. Die wirkungsoekonomische Frage lautet immer: Welcher Zustand veraendert sich, bei wem, durch welchen Wirkpfad, in welchem Zeitraum und mit welcher Rueckkopplung? Gerade in Grundstudium Wirkungsökonomie ist diese Unterscheidung entscheidend, weil Lernende spaeter nicht nur Begriffe wiedergeben, sondern Entscheidungssituationen pruefen muessen. Der haeufige Fehler besteht darin, die Verantwortung an eine Nachhaltigkeitsabteilung auszulagern. Die saubere V1-Lesart trennt deshalb Beschreibung, Kausalannahme, Bewertung und Steuerungsfolge. Strategie, Einkauf, Kommunikation, Controlling und Fuehrung muessen denselben Wirkungsbegriff verwenden. So wird aus dem Thema kein isoliertes Kapitel, sondern ein pruefbarer Baustein der WÖk-Architektur.</w:t>
+      </w:r>
+    </w:p>
+    <w:p>
+      <w:pPr>
+        <w:pStyle w:val="Heading3"/>
+      </w:pPr>
+      <w:r>
+        <w:t>V1-Abschlussnotiz</w:t>
+      </w:r>
+    </w:p>
+    <w:p>
+      <w:r>
+        <w:t>Diese Finalisierung schliesst die Codex-Inhaltsproduktion fuer V07. Offen bleibt nicht der fachliche Kern des Skripts, sondern der naechste Produktionsschritt: Claude setzt daraus die CI/CD-konforme Reader- und PDF-Fassung, prueft Satz, Umbrueche, Medienintegration und Lektorat und markiert erst danach die veroeffentlichte Fassung als freigegeben.</w:t>
+      </w:r>
+    </w:p>
+    <w:p>
+      <w:pPr>
+        <w:pStyle w:val="Heading2"/>
+      </w:pPr>
+      <w:r>
+        <w:t>9. Quellen</w:t>
+      </w:r>
+    </w:p>
+    <w:p>
+      <w:pPr>
+        <w:pStyle w:val="Heading3"/>
+      </w:pPr>
+      <w:r>
         <w:t>Interne Quellen</w:t>
       </w:r>
     </w:p>
@@ -2455,7 +2989,7 @@
         <w:pStyle w:val="ListBullet"/>
       </w:pPr>
       <w:r>
-        <w:t>woek-akademie-app/content/lehrgaenge/woek-g-v07.md — unmittelbarer Akademie-Quelltext dieser Rohfassung.</w:t>
+        <w:t>woek-akademie-app/content/lehrgaenge/woek-g-v07.md — unmittelbarer Akademie-Quelltext dieser V1-Fassung.</w:t>
       </w:r>
     </w:p>
     <w:p>
@@ -2495,7 +3029,7 @@
         <w:pStyle w:val="Heading3"/>
       </w:pPr>
       <w:r>
-        <w:t>Externe Quellen fuer den Tiefensprint</w:t>
+        <w:t>Externe Quellen fuer die V1-Fassung</w:t>
       </w:r>
     </w:p>
     <w:p>
@@ -2528,62 +3062,6 @@
       </w:pPr>
       <w:r>
         <w:t>Fachliteratur zu Wirkungslogik, Evaluation, Systemtheorie, Resilienz, Governance, Diffusion, Vertrauen oder Controlling je nach Thema.</w:t>
-      </w:r>
-    </w:p>
-    <w:p>
-      <w:pPr>
-        <w:pStyle w:val="Heading2"/>
-      </w:pPr>
-      <w:r>
-        <w:t>10. Rückfluss in den WÖk-Korpus</w:t>
-      </w:r>
-    </w:p>
-    <w:p>
-      <w:pPr>
-        <w:pStyle w:val="ListBullet"/>
-      </w:pPr>
-      <w:r>
-        <w:t>Glossar/Begriffe: Im Tiefensprint prüfen, welche Begriffe aus Mensch als Wirkungsdimension eigene Glossarseiten oder präzisere Verweise brauchen.</w:t>
-      </w:r>
-    </w:p>
-    <w:p>
-      <w:pPr>
-        <w:pStyle w:val="ListBullet"/>
-      </w:pPr>
-      <w:r>
-        <w:t>Website/Erklärseiten: Prüfen, ob eine kurze öffentliche Erklärseite oder ein Baustein für die Bibliothek fehlt.</w:t>
-      </w:r>
-    </w:p>
-    <w:p>
-      <w:pPr>
-        <w:pStyle w:val="ListBullet"/>
-      </w:pPr>
-      <w:r>
-        <w:t>Journal/Dossiers: Geeignete Praxisfälle aus Website und Journal als Fallpool markieren.</w:t>
-      </w:r>
-    </w:p>
-    <w:p>
-      <w:pPr>
-        <w:pStyle w:val="ListBullet"/>
-      </w:pPr>
-      <w:r>
-        <w:t>Visuals/Charts: Wirkpfad- oder Scorecard-Chart aus vorhandenen Visuals wiederverwenden oder als neues Asset spezifizieren.</w:t>
-      </w:r>
-    </w:p>
-    <w:p>
-      <w:pPr>
-        <w:pStyle w:val="ListBullet"/>
-      </w:pPr>
-      <w:r>
-        <w:t>Methodik/Standards: Datenqualität, Unsicherheit, Nichtkompensation und Reverse Merit Order nur dort einsetzen, wo sie fachlich tragen.</w:t>
-      </w:r>
-    </w:p>
-    <w:p>
-      <w:pPr>
-        <w:pStyle w:val="ListBullet"/>
-      </w:pPr>
-      <w:r>
-        <w:t>Offene Forschungs- oder Quellenfrage: Externe Quellen im Tiefensprint gezielt ergänzen und zitierfähig machen.</w:t>
       </w:r>
     </w:p>
     <w:sectPr>

--- a/docs/studienskripte/word-rohfassungen/woek-g-v07.docx
+++ b/docs/studienskripte/word-rohfassungen/woek-g-v07.docx
@@ -24,12 +24,12 @@
     </w:p>
     <w:p>
       <w:r>
-        <w:t>Quelle: /Users/hagen/Documents/New project/content/studienskripte/woek-g-v07.md</w:t>
-      </w:r>
-    </w:p>
-    <w:p>
-      <w:r>
-        <w:t>Track: Grundstudium Wirkungsökonomie Kurscode: woek-g Vorlesungscode: V07 Modul/Abschnitt: G1.3 Titel: Mensch als Wirkungsdimension Status: Studienskript V1 · fachlich finale Codex-Fassung, Claude-CI/CD-Satzfreigabe offen Quelle: woek-akademie-app/content/lehrgaenge/woek-g-v07.md Ablage: Markdown-Master in content/studienskripte/woek-g-v07.md, Word-Rohfassung in docs/studienskripte/word-rohfassungen/woek-g-v07.docx Wissensbasis: aktuelles Grundlagenwerk, Website-Korpus inklusive Journal, Akademie-Quelltexte, Glossar, interne Dossiers und externe Fachquellen</w:t>
+        <w:t>Quellenbasis: Die neue Ordnung des Wohlstands, WÖk-Referenz, Glossar, WÖk-Werkzeuge, Journal und zitierte externe Fachquellen.</w:t>
+      </w:r>
+    </w:p>
+    <w:p>
+      <w:r>
+        <w:t>Track: Grundstudium Wirkungsökonomie Kurscode: woek-g Vorlesungscode: V07 Modul/Abschnitt: G1.3 Titel: Mensch als Wirkungsdimension Status: Studienskript V1 · fachlich finale Codex-Fassung, Claude-CI/CD-Satzfreigabe offen Primäre WÖk-Quellen: Die neue Ordnung des Wohlstands (https://wirkungsoekonomie.de/buch.html) · WÖk-Referenz (https://wirkungsoekonomie.de/referenz/) · Glossar der Wirkungsökonomie (https://wirkungsoekonomie.de/glossar.html) · WÖk-Werkzeuge (https://wirkungsoekonomie.de/werkzeuge/) Ausgabe: Markdown-Master, Word-Rohfassung und Akademie-Reader-Spiegel Wissensbasis: aktuelles Grundlagenwerk, öffentliche WÖk-Referenz, Wirkungsfelder, Werkzeuge, Glossar, Bibliothek, Journal und externe Fachquellen</w:t>
       </w:r>
     </w:p>
     <w:p>
@@ -675,11 +675,6 @@
     </w:p>
     <w:p>
       <w:r>
-        <w:t>``chart-spec slug: woek-g-v07-wirkpfad type: wirkpfad reuse_first: true preferred_asset: content/studienskripte/assets/woek-g-v07/woek-g-v07-wirkpfad.svg message: Mensch als Wirkungsdimension wird als Wirkpfad von Auslöser über Mechanismus, Wirkungsempfänger und Zustandsveränderung bis zur Rückkopplung dargestellt. source: WÖk-Grundlagenwerk, Website-Korpus, Akademie-Quelltexte, Glossar ``</w:t>
-      </w:r>
-    </w:p>
-    <w:p>
-      <w:r>
         <w:t>&gt; Bildvorgabe: Wirkpfadgrafik mit sechs Stationen: Auslöser, Mechanismus, Wirkungsempfänger, Zustandsveränderung, Bewertung, Rückkopplung. Bestehende WÖk-Wirkpfad- oder Scorecard-Visuals sollen wiederverwendet werden, bevor ein neues Chart entsteht.</w:t>
       </w:r>
     </w:p>
@@ -1480,7 +1475,7 @@
     </w:p>
     <w:p>
       <w:r>
-        <w:t>Interne Quelle: referenz/kapitel-024-der-mensch-im-system/index.html</w:t>
+        <w:t>Öffentliche Quelle: Kapitel 24 - Der Mensch im System (https://wirkungsoekonomie.de/referenz/kapitel-024-der-mensch-im-system/)</w:t>
       </w:r>
     </w:p>
     <w:p>
@@ -1699,7 +1694,7 @@
     </w:p>
     <w:p>
       <w:r>
-        <w:t>Interne Quelle: referenz/kapitel-025-angst-status-zugehoerigkeit-und-macht/index.html</w:t>
+        <w:t>Öffentliche Quelle: Kapitel 25 - Angst, Status, Zugehörigkeit und Macht (https://wirkungsoekonomie.de/referenz/kapitel-025-angst-status-zugehoerigkeit-und-macht/)</w:t>
       </w:r>
     </w:p>
     <w:p>
@@ -1915,7 +1910,7 @@
     </w:p>
     <w:p>
       <w:r>
-        <w:t>Interne Quelle: referenz/kapitel-026-sinn-selbstwirksamkeit-und-beziehung/index.html</w:t>
+        <w:t>Öffentliche Quelle: Kapitel 26 - Sinn, Selbstwirksamkeit und Beziehung (https://wirkungsoekonomie.de/referenz/kapitel-026-sinn-selbstwirksamkeit-und-beziehung/)</w:t>
       </w:r>
     </w:p>
     <w:p>
@@ -2131,7 +2126,7 @@
     </w:p>
     <w:p>
       <w:r>
-        <w:t>Interne Quelle: referenz/kapitel-071-kindheit-familie-und-fruehes-leben/index.html</w:t>
+        <w:t>Öffentliche Quelle: Kapitel 71 - Kindheit, Familie und frühes Leben (https://wirkungsoekonomie.de/referenz/kapitel-071-kindheit-familie-und-fruehes-leben/)</w:t>
       </w:r>
     </w:p>
     <w:p>
@@ -2394,7 +2389,7 @@
     </w:p>
     <w:p>
       <w:r>
-        <w:t>Diese Vorlesung ist prüfungsrelevant, aber die eigentliche Antwortlogik gehört nicht in das öffentliche Studienskript. Zertifikatsfragen, CorrectAnswer, Scoring-Regeln und Fallrubrics werden separat in der geschützten App-Lane unter woek-akademie-app/content/pruefungen/ gepflegt.</w:t>
+        <w:t>Diese Vorlesung ist prüfungsrelevant, aber die eigentliche Antwortlogik gehört nicht in das öffentliche Studienskript. Zertifikatsfragen, CorrectAnswer, Scoring-Regeln und Fallrubrics werden separat in einem geschützten, nicht öffentlichen Prüfungsbereich der Akademie-App gepflegt.</w:t>
       </w:r>
     </w:p>
     <w:p>
@@ -2981,7 +2976,7 @@
         <w:pStyle w:val="Heading3"/>
       </w:pPr>
       <w:r>
-        <w:t>Interne Quellen</w:t>
+        <w:t>WÖk-Quellen</w:t>
       </w:r>
     </w:p>
     <w:p>
@@ -2989,7 +2984,7 @@
         <w:pStyle w:val="ListBullet"/>
       </w:pPr>
       <w:r>
-        <w:t>woek-akademie-app/content/lehrgaenge/woek-g-v07.md — unmittelbarer Akademie-Quelltext dieser V1-Fassung.</w:t>
+        <w:t>Die neue Ordnung des Wohlstands (https://wirkungsoekonomie.de/buch.html) — aktuelles Grundlagenwerk der Wirkungsökonomie.</w:t>
       </w:r>
     </w:p>
     <w:p>
@@ -2997,7 +2992,7 @@
         <w:pStyle w:val="ListBullet"/>
       </w:pPr>
       <w:r>
-        <w:t>assets/pdf/die-neue-ordnung-des-wohlstands.pdf und buch.html — aktuelles Grundlagenwerk.</w:t>
+        <w:t>WÖk-Referenz (https://wirkungsoekonomie.de/referenz/) — öffentliche Kapitel- und Volltextreferenz.</w:t>
       </w:r>
     </w:p>
     <w:p>
@@ -3005,7 +3000,7 @@
         <w:pStyle w:val="ListBullet"/>
       </w:pPr>
       <w:r>
-        <w:t>Website-Korpus: Referenz, Wirkungsfelder, Werkzeuge, Glossar, Bibliothek und Journal.</w:t>
+        <w:t>Glossar der Wirkungsökonomie (https://wirkungsoekonomie.de/glossar.html) — öffentliche Begriffsdefinitionen und Abgrenzungen.</w:t>
       </w:r>
     </w:p>
     <w:p>
@@ -3013,7 +3008,7 @@
         <w:pStyle w:val="ListBullet"/>
       </w:pPr>
       <w:r>
-        <w:t>docs/CODEX-HANDOFF-studienskripte.md — Produktionsstandard.</w:t>
+        <w:t>WÖk-Werkzeuge (https://wirkungsoekonomie.de/werkzeuge/) — öffentliche Methoden-, Scorecard- und Controlling-Werkzeuge.</w:t>
       </w:r>
     </w:p>
     <w:p>
@@ -3021,7 +3016,7 @@
         <w:pStyle w:val="ListBullet"/>
       </w:pPr>
       <w:r>
-        <w:t>docs/CODEX-HANDOFF-pruefungen.md — geschützte Prüfungs- und Antwortlogik.</w:t>
+        <w:t>WÖk-Journal (https://wirkungsoekonomie.de/blog.html) — Dossiers und Fallanalysen.</w:t>
       </w:r>
     </w:p>
     <w:p>
@@ -3037,7 +3032,7 @@
         <w:pStyle w:val="ListBullet"/>
       </w:pPr>
       <w:r>
-        <w:t>United Nations (2015): Transforming our world: the 2030 Agenda for Sustainable Development.</w:t>
+        <w:t>United Nations (2015): Transforming our world: the 2030 Agenda for Sustainable Development (https://sdgs.un.org/2030agenda).</w:t>
       </w:r>
     </w:p>
     <w:p>
@@ -3045,7 +3040,7 @@
         <w:pStyle w:val="ListBullet"/>
       </w:pPr>
       <w:r>
-        <w:t>European Commission: CSRD, ESRS, EU Taxonomy und Digital Product Passport, soweit fuer das Thema einschlägig.</w:t>
+        <w:t>European Commission: Corporate sustainability reporting (https://finance.ec.europa.eu/financial-markets/company-reporting-and-auditing/company-reporting/corporate-sustainability-reporting_en), EU taxonomy for sustainable activities (https://finance.ec.europa.eu/sustainable-finance/tools-and-standards/eu-taxonomy-sustainable-activities_en) und Digital Product Passport (https://single-market-economy.ec.europa.eu/news/commission-launches-consultation-digital-product-passport-2025-04-09_en), soweit fuer das Thema einschlaegig.</w:t>
       </w:r>
     </w:p>
     <w:p>
@@ -3053,7 +3048,15 @@
         <w:pStyle w:val="ListBullet"/>
       </w:pPr>
       <w:r>
-        <w:t>GRI Standards, soweit fuer Berichts- und Indikatorenfragen einschlägig.</w:t>
+        <w:t>EFRAG: Sustainability reporting und ESRS (https://www.efrag.org/en/sustainability-reporting), soweit fuer das Thema einschlaegig.</w:t>
+      </w:r>
+    </w:p>
+    <w:p>
+      <w:pPr>
+        <w:pStyle w:val="ListBullet"/>
+      </w:pPr>
+      <w:r>
+        <w:t>Global Reporting Initiative: GRI Standards (https://www.globalreporting.org/standards/), soweit fuer Berichts- und Indikatorenfragen einschlaegig.</w:t>
       </w:r>
     </w:p>
     <w:p>

--- a/docs/studienskripte/word-rohfassungen/woek-g-v07.docx
+++ b/docs/studienskripte/word-rohfassungen/woek-g-v07.docx
@@ -2434,12 +2434,7 @@
         <w:pStyle w:val="Heading2"/>
       </w:pPr>
       <w:r>
-        <w:t>V1-Finalisierung: Vertiefung, Anwendung und Evidenz</w:t>
-      </w:r>
-    </w:p>
-    <w:p>
-      <w:r>
-        <w:t>Dieses Studienskript ist die fachlich finale Codex-V1-Fassung fuer den Akademie-Reader und die oeffentliche Bibliothek. Claude uebernimmt danach Satz, CI/CD, PDF/Reader-Freigabe und die abschliessende Lektoratsabnahme.</w:t>
+        <w:t>9. Quellen</w:t>
       </w:r>
     </w:p>
     <w:p>
@@ -2447,12 +2442,126 @@
         <w:pStyle w:val="Heading3"/>
       </w:pPr>
       <w:r>
+        <w:t>WÖk-Quellen</w:t>
+      </w:r>
+    </w:p>
+    <w:p>
+      <w:pPr>
+        <w:pStyle w:val="ListBullet"/>
+      </w:pPr>
+      <w:r>
+        <w:t>Die neue Ordnung des Wohlstands (https://wirkungsoekonomie.de/buch.html) — aktuelles Grundlagenwerk der Wirkungsökonomie.</w:t>
+      </w:r>
+    </w:p>
+    <w:p>
+      <w:pPr>
+        <w:pStyle w:val="ListBullet"/>
+      </w:pPr>
+      <w:r>
+        <w:t>WÖk-Referenz (https://wirkungsoekonomie.de/referenz/) — öffentliche Kapitel- und Volltextreferenz.</w:t>
+      </w:r>
+    </w:p>
+    <w:p>
+      <w:pPr>
+        <w:pStyle w:val="ListBullet"/>
+      </w:pPr>
+      <w:r>
+        <w:t>Glossar der Wirkungsökonomie (https://wirkungsoekonomie.de/glossar.html) — öffentliche Begriffsdefinitionen und Abgrenzungen.</w:t>
+      </w:r>
+    </w:p>
+    <w:p>
+      <w:pPr>
+        <w:pStyle w:val="ListBullet"/>
+      </w:pPr>
+      <w:r>
+        <w:t>WÖk-Werkzeuge (https://wirkungsoekonomie.de/werkzeuge/) — öffentliche Methoden-, Scorecard- und Controlling-Werkzeuge.</w:t>
+      </w:r>
+    </w:p>
+    <w:p>
+      <w:pPr>
+        <w:pStyle w:val="ListBullet"/>
+      </w:pPr>
+      <w:r>
+        <w:t>WÖk-Journal (https://wirkungsoekonomie.de/blog.html) — Dossiers und Fallanalysen.</w:t>
+      </w:r>
+    </w:p>
+    <w:p>
+      <w:pPr>
+        <w:pStyle w:val="Heading3"/>
+      </w:pPr>
+      <w:r>
+        <w:t>Externe Quellen fuer die V1-Fassung</w:t>
+      </w:r>
+    </w:p>
+    <w:p>
+      <w:pPr>
+        <w:pStyle w:val="ListBullet"/>
+      </w:pPr>
+      <w:r>
+        <w:t>United Nations (2015): Transforming our world: the 2030 Agenda for Sustainable Development (https://sdgs.un.org/2030agenda).</w:t>
+      </w:r>
+    </w:p>
+    <w:p>
+      <w:pPr>
+        <w:pStyle w:val="ListBullet"/>
+      </w:pPr>
+      <w:r>
+        <w:t>European Commission: Corporate sustainability reporting (https://finance.ec.europa.eu/financial-markets/company-reporting-and-auditing/company-reporting/corporate-sustainability-reporting_en), EU taxonomy for sustainable activities (https://finance.ec.europa.eu/sustainable-finance/tools-and-standards/eu-taxonomy-sustainable-activities_en) und Digital Product Passport (https://single-market-economy.ec.europa.eu/news/commission-launches-consultation-digital-product-passport-2025-04-09_en), soweit fuer das Thema einschlaegig.</w:t>
+      </w:r>
+    </w:p>
+    <w:p>
+      <w:pPr>
+        <w:pStyle w:val="ListBullet"/>
+      </w:pPr>
+      <w:r>
+        <w:t>EFRAG: Sustainability reporting und ESRS (https://www.efrag.org/en/sustainability-reporting), soweit fuer das Thema einschlaegig.</w:t>
+      </w:r>
+    </w:p>
+    <w:p>
+      <w:pPr>
+        <w:pStyle w:val="ListBullet"/>
+      </w:pPr>
+      <w:r>
+        <w:t>Global Reporting Initiative: GRI Standards (https://www.globalreporting.org/standards/), soweit fuer Berichts- und Indikatorenfragen einschlaegig.</w:t>
+      </w:r>
+    </w:p>
+    <w:p>
+      <w:pPr>
+        <w:pStyle w:val="ListBullet"/>
+      </w:pPr>
+      <w:r>
+        <w:t>Fachliteratur zu Wirkungslogik, Evaluation, Systemtheorie, Resilienz, Governance, Diffusion, Vertrauen oder Controlling je nach Thema.</w:t>
+      </w:r>
+    </w:p>
+    <w:p>
+      <w:pPr>
+        <w:pStyle w:val="Heading2"/>
+      </w:pPr>
+      <w:r>
+        <w:t>V1-Finalisierung: Vertiefung, Anwendung und Evidenz</w:t>
+      </w:r>
+    </w:p>
+    <w:p>
+      <w:r>
+        <w:t>Dieses Studienskript ist die fachlich finale Codex-V1-Fassung fuer den Akademie-Reader und die oeffentliche Bibliothek. Claude uebernimmt danach Satz, CI/CD, PDF/Reader-Freigabe und die abschliessende Lektoratsabnahme.</w:t>
+      </w:r>
+    </w:p>
+    <w:p>
+      <w:pPr>
+        <w:pStyle w:val="Heading3"/>
+      </w:pPr>
+      <w:r>
         <w:t>Finaler Leseauftrag</w:t>
       </w:r>
     </w:p>
     <w:p>
       <w:r>
         <w:t>Dieses Skript zu V07 Mensch als Wirkungsdimension ist als Langformtext angelegt: Es soll nicht nur die Vorlesung begleiten, sondern als eigenstaendiges Studienmaterial funktionieren. Wer es liest, soll den fachlichen Kern, die WÖk-Terminologie, die Quellenlogik, die Tabellen, die Modellformeln, die Fallfenster und die oeffentlichen Verstaendnisfragen zusammenfuehren koennen. Die geschuetzte Pruefungslogik bleibt davon getrennt in der Akademie-App.</w:t>
+      </w:r>
+    </w:p>
+    <w:p>
+      <w:r>
+        <w:t>Fuer den Abschluss ist entscheidend, dass Mensch als Wirkungsdimension im Feld Grundstudium Wirkungsökonomie nicht als Einzelthema stehen bleibt. Die Vorlesung traegt zur gemeinsamen Architektur bei: begriffliche Grundlegung, Bewertungsrahmen und gesellschaftliche Einordnung. Daraus folgt eine Lesehaltung, die streng und praktisch zugleich ist. Sie fragt nach belastbaren Begriffen, nach Empfaengern und Wirkpfaden, nach Unsicherheit, nach nicht kompensierbaren Grenzen und nach Rueckkopplung in reale Entscheidungen.</w:t>
       </w:r>
     </w:p>
     <w:p>
@@ -2701,42 +2810,42 @@
         <w:pStyle w:val="Heading3"/>
       </w:pPr>
       <w:r>
-        <w:t>Vertiefungsrunde 1: Lesen, pruefen, rueckkoppeln</w:t>
-      </w:r>
-    </w:p>
-    <w:p>
-      <w:r>
-        <w:t>Die folgende Runde verdichtet V07 nicht durch neue Schlagworte, sondern durch wiederholte Anwendung auf unterschiedliche Entscheidungsebenen. Das ist bewusst so angelegt: Wirkungskompetenz entsteht, wenn dieselbe begriffliche Strenge in Produkt, Organisation, Markt, Staat, Kommunikation und Datenraum wiedererkannt wird.</w:t>
-      </w:r>
-    </w:p>
-    <w:p>
-      <w:r>
-        <w:t>Begriffliche Schaerfung. Fuer Mensch als Wirkungsdimension bedeutet praezise Sprache die erste Sicherung gegen Impact-Washing ist, dass die Analyse nicht bei einer Aktivitaet, einem guten Willen oder einer Kennzahl stehen bleiben darf. Die wirkungsoekonomische Frage lautet immer: Welcher Zustand veraendert sich, bei wem, durch welchen Wirkpfad, in welchem Zeitraum und mit welcher Rueckkopplung? Gerade in Grundstudium Wirkungsökonomie ist diese Unterscheidung entscheidend, weil Lernende spaeter nicht nur Begriffe wiedergeben, sondern Entscheidungssituationen pruefen muessen. Der haeufige Fehler besteht darin, Wirkung, Output, Reichweite und Potenzial in einem Satz zu vermischen. Die saubere V1-Lesart trennt deshalb Beschreibung, Kausalannahme, Bewertung und Steuerungsfolge. In der Praxis sollte jede Wirkungsaussage als kurze Viererprobe formuliert werden: Zustand, Betroffene, Quelle, offene Unsicherheit. So wird aus dem Thema kein isoliertes Kapitel, sondern ein pruefbarer Baustein der WÖk-Architektur.</w:t>
-      </w:r>
-    </w:p>
-    <w:p>
-      <w:r>
-        <w:t>Wirkpfad-Logik. Fuer Mensch als Wirkungsdimension bedeutet ein Thema erst dann steuerbar wird, wenn der Mechanismus zwischen Ausloeser und Zustandsveraenderung beschrieben ist, dass die Analyse nicht bei einer Aktivitaet, einem guten Willen oder einer Kennzahl stehen bleiben darf. Die wirkungsoekonomische Frage lautet immer: Welcher Zustand veraendert sich, bei wem, durch welchen Wirkpfad, in welchem Zeitraum und mit welcher Rueckkopplung? Gerade in Grundstudium Wirkungsökonomie ist diese Unterscheidung entscheidend, weil Lernende spaeter nicht nur Begriffe wiedergeben, sondern Entscheidungssituationen pruefen muessen. Der haeufige Fehler besteht darin, nur die Massnahme selbst zu bewerten und die indirekten Empfaenger auszublenden. Die saubere V1-Lesart trennt deshalb Beschreibung, Kausalannahme, Bewertung und Steuerungsfolge. Eine gute Fallanalyse zeichnet mindestens einen direkten und einen indirekten Wirkpfad nach. So wird aus dem Thema kein isoliertes Kapitel, sondern ein pruefbarer Baustein der WÖk-Architektur.</w:t>
-      </w:r>
-    </w:p>
-    <w:p>
-      <w:r>
-        <w:t>Daten- und Quellenklarheit. Fuer Mensch als Wirkungsdimension bedeutet jede Bewertung nur so belastbar ist wie Datenlage, Quellenstatus und Aktualitaet, dass die Analyse nicht bei einer Aktivitaet, einem guten Willen oder einer Kennzahl stehen bleiben darf. Die wirkungsoekonomische Frage lautet immer: Welcher Zustand veraendert sich, bei wem, durch welchen Wirkpfad, in welchem Zeitraum und mit welcher Rueckkopplung? Gerade in Grundstudium Wirkungsökonomie ist diese Unterscheidung entscheidend, weil Lernende spaeter nicht nur Begriffe wiedergeben, sondern Entscheidungssituationen pruefen muessen. Der haeufige Fehler besteht darin, eine Zahl ohne Einheit, Systemgrenze, Zeitraum oder Erhebungslogik als Beweis zu nutzen. Die saubere V1-Lesart trennt deshalb Beschreibung, Kausalannahme, Bewertung und Steuerungsfolge. Die Lernenden sollen Daten nicht dekorativ zitieren, sondern ihre Aussagekraft, Luecken und Grenzen offenlegen. So wird aus dem Thema kein isoliertes Kapitel, sondern ein pruefbarer Baustein der WÖk-Architektur.</w:t>
-      </w:r>
-    </w:p>
-    <w:p>
-      <w:r>
-        <w:t>Fallfenster zur Anwendung. Ein Controlling-Team moechte einen Score bilden. Das Skript verlangt, dass Datenqualitaet, Systemgrenzen, Gewichtung, Unsicherheit und Nichtkompensation sichtbar bleiben. Ein Score darf die Diskussion nicht beenden, sondern muss bessere Fragen, Priorisierung und Rueckkopplung ermoeglichen. Bezogen auf Mensch als Wirkungsdimension heisst das: Die Analyse muss das konkrete Thema ernst nehmen und zugleich den allgemeinen WÖk-Massstab halten. Es geht nicht darum, die Welt in gute und schlechte Akteure einzuteilen. Es geht darum, Wirkpfade, Wirkungsempfaenger, Datenqualitaet, Risiken und Rueckkopplung so zu beschreiben, dass bessere Entscheidungen moeglich werden.</w:t>
-      </w:r>
-    </w:p>
-    <w:p>
-      <w:r>
-        <w:t>Ambivalenz. Fuer Mensch als Wirkungsdimension bedeutet positive und negative Zustandsveraenderungen gleichzeitig auftreten koennen, dass die Analyse nicht bei einer Aktivitaet, einem guten Willen oder einer Kennzahl stehen bleiben darf. Die wirkungsoekonomische Frage lautet immer: Welcher Zustand veraendert sich, bei wem, durch welchen Wirkpfad, in welchem Zeitraum und mit welcher Rueckkopplung? Gerade in Grundstudium Wirkungsökonomie ist diese Unterscheidung entscheidend, weil Lernende spaeter nicht nur Begriffe wiedergeben, sondern Entscheidungssituationen pruefen muessen. Der haeufige Fehler besteht darin, ambivalente Befunde rhetorisch zu glaetten, damit eine eindeutige Botschaft entsteht. Die saubere V1-Lesart trennt deshalb Beschreibung, Kausalannahme, Bewertung und Steuerungsfolge. Ein gutes Skript fuehrt deshalb Profile, Zielkonflikte und offene Punkte nebeneinander. So wird aus dem Thema kein isoliertes Kapitel, sondern ein pruefbarer Baustein der WÖk-Architektur.</w:t>
-      </w:r>
-    </w:p>
-    <w:p>
-      <w:r>
-        <w:t>Nichtkompensation. Fuer Mensch als Wirkungsdimension bedeutet schwere zentrale Schaeden nicht durch beliebige positive Einzelwerte neutralisiert werden duerfen, dass die Analyse nicht bei einer Aktivitaet, einem guten Willen oder einer Kennzahl stehen bleiben darf. Die wirkungsoekonomische Frage lautet immer: Welcher Zustand veraendert sich, bei wem, durch welchen Wirkpfad, in welchem Zeitraum und mit welcher Rueckkopplung? Gerade in Grundstudium Wirkungsökonomie ist diese Unterscheidung entscheidend, weil Lernende spaeter nicht nur Begriffe wiedergeben, sondern Entscheidungssituationen pruefen muessen. Der haeufige Fehler besteht darin, eine arithmetische Durchschnittslogik als moralische Entlastung zu verwenden. Die saubere V1-Lesart trennt deshalb Beschreibung, Kausalannahme, Bewertung und Steuerungsfolge. Reverse Merit Order und rote Linien sind Schutzregeln gegen Schoenrechnung. So wird aus dem Thema kein isoliertes Kapitel, sondern ein pruefbarer Baustein der WÖk-Architektur.</w:t>
+        <w:t>Abschlusskommentar 1: Lesen, pruefen, rueckkoppeln</w:t>
+      </w:r>
+    </w:p>
+    <w:p>
+      <w:r>
+        <w:t>Die folgende Verdichtung fuehrt die vorhandenen Kapitel nicht als Wiederholung, sondern als Anwendung zusammen. Wirkungskompetenz entsteht, wenn dieselbe begriffliche Strenge in Fallanalyse, Datenarbeit, Kommunikation, Governance und Entscheidungspraxis wiedererkannt wird.</w:t>
+      </w:r>
+    </w:p>
+    <w:p>
+      <w:r>
+        <w:t>Begriffliche Schaerfung. Der Abschnitt Lernziele ist in V07 kein Zusatzwissen, sondern ein Pruefstein fuer die Grundfrage des Skripts: Was veraendert sich, bei wem, wodurch und mit welcher Rueckkopplung? Fuer Mensch als Wirkungsdimension wird daran sichtbar, dass praezise Sprache die erste Sicherung gegen Impact-Washing bildet. Die fachliche Grenze liegt dort, wo Lernende Output, Reichweite, Absicht und Wirkung in einem Satz vermischen. Die saubere Lesart trennt deshalb Beobachtung, Kausalannahme, Bewertung und Steuerungsfolge. In der Anwendung sollte daraus mindestens eine konkrete Begriff, Wirkpfad, Fallbewertung, rote Linie oder Rueckkopplung abgeleitet werden; sonst bleibt das Wissen erklaerend, aber nicht steuerungsfaehig.</w:t>
+      </w:r>
+    </w:p>
+    <w:p>
+      <w:r>
+        <w:t>Anwendung auf Einleitung / Wirkungsfrage. In einer Fallanalyse beginnt dieser Punkt nicht mit einer Meinung, sondern mit einer belastbaren Beschreibung. Wer V07 pruefungsnah liest, fragt zuerst nach Wirkungsempfaengern, Wirkraum, Zeitraum und Datenquelle. Erst danach folgt die Bewertung im Referenzrahmen Mensch, Planet, Demokratie, SDGs, Agenda 2030 und SDG+. Mindestens ein direkter und ein indirekter Wirkpfad muessen nachvollziehbar sein. Der typische Kurzschluss waere, nur die Massnahme selbst bewerten und indirekte Empfaenger ausblenden. Genau dagegen setzt die WÖk die Pflicht, Wirkungspotenzial, Wirkungsrisiko und positive Netto-Wirkung begrifflich getrennt zu halten.</w:t>
+      </w:r>
+    </w:p>
+    <w:p>
+      <w:r>
+        <w:t>Evidenzregel. Kernaussage darf im Skript nicht als dekorativer Begriff stehen bleiben. Der Abschnitt traegt nur dann, wenn er eine pruefbare Aussage erlaubt: Welche Quelle stuetzt die Annahme, welche Unsicherheit bleibt offen und welche Gegenbeobachtung wuerde die Bewertung veraendern? Fuer Mensch als Wirkungsdimension heisst das, dass jede Bewertung nur so belastbar ist wie Datenlage, Quellenstatus, Aktualitaet und Systemgrenze. Die Studierenden sollen nicht lernen, einen Score nachzusprechen. Sie sollen erkennen, wann ein Score klaert, wann er verdeckt und wann eine rote Linie die Durchschnittslogik stoppt.</w:t>
+      </w:r>
+    </w:p>
+    <w:p>
+      <w:r>
+        <w:t>Fallfenster zur Anwendung. Ein Controlling-Team moechte einen Score bilden. Das Skript verlangt, dass Datenqualitaet, Systemgrenzen, Gewichtung, Unsicherheit und Nichtkompensation sichtbar bleiben. Ein Score darf die Diskussion nicht beenden, sondern muss bessere Fragen, Priorisierung und Rueckkopplung ermoeglichen. Bezogen auf Mensch als Wirkungsdimension heisst das: Die Analyse muss das konkrete Thema ernst nehmen und zugleich den allgemeinen WÖk-Massstab halten. Es geht nicht darum, Akteure moralisch zu sortieren. Es geht darum, Wirkpfade, Wirkungsempfaenger, Datenqualitaet, Risiken und Rueckkopplung so zu beschreiben, dass bessere Entscheidungen moeglich werden.</w:t>
+      </w:r>
+    </w:p>
+    <w:p>
+      <w:r>
+        <w:t>Transfer in Grundstudium Wirkungsökonomie. Quelltext und fachliche Grundlegung verbindet die inhaltliche Deutung mit der spaeteren Praxis. Eine Organisation kann zu Mensch als Wirkungsdimension sehr ueberzeugend kommunizieren und trotzdem an einen plausiblen Gedanken schon fuer Wirkung zu halten, obwohl Empfaenger, Zustand, Zeitbezug und Quelle fehlen scheitern. Darum muss die V1-Fassung immer auch nach Governance fragen: Wer erhebt Daten, wer bewertet sie, wer traegt die Folgen, wer kann widersprechen und wann wird eine Entscheidung korrigiert? Profile, Zielkonflikte und offene Punkte werden nebeneinander gefuehrt. So wird aus einem Lehrkapitel eine verantwortbare Arbeitsroutine.</w:t>
+      </w:r>
+    </w:p>
+    <w:p>
+      <w:r>
+        <w:t>Grenze gegen Scheingenauigkeit. Gerade bei Die drei großen Richtungen der Wirkung ist Praezision wichtiger als grosse Begriffe. Eine Wirkungsaussage bleibt schwach, wenn sie nur Aktivitaet, Reichweite, Absicht oder Image beschreibt. Stark wird sie erst, wenn sie die Zustandsveraenderung und ihre Bedingungen offenlegt. In V07 ist deshalb entscheidend, schwere zentrale Schaeden nicht durch beliebige positive Einzelwerte neutralisiert werden duerfen. Die Fehlerlinie verlaeuft nicht zwischen Optimismus und Pessimismus, sondern zwischen offengelegter Unsicherheit und rhetorischer Sicherheit ohne Pruefpfad.</w:t>
       </w:r>
     </w:p>
     <w:p>
@@ -2746,42 +2855,87 @@
     </w:p>
     <w:p>
       <w:r>
-        <w:t>Rueckkopplung. Fuer Mensch als Wirkungsdimension bedeutet Wirkungswissen erst dann wertvoll wird, wenn es Entscheidungen veraendert, dass die Analyse nicht bei einer Aktivitaet, einem guten Willen oder einer Kennzahl stehen bleiben darf. Die wirkungsoekonomische Frage lautet immer: Welcher Zustand veraendert sich, bei wem, durch welchen Wirkpfad, in welchem Zeitraum und mit welcher Rueckkopplung? Gerade in Grundstudium Wirkungsökonomie ist diese Unterscheidung entscheidend, weil Lernende spaeter nicht nur Begriffe wiedergeben, sondern Entscheidungssituationen pruefen muessen. Der haeufige Fehler besteht darin, einen Bericht als Endpunkt zu betrachten. Die saubere V1-Lesart trennt deshalb Beschreibung, Kausalannahme, Bewertung und Steuerungsfolge. Jeder Analyseblock sollte fragen, welche Routine, welcher Prozess oder welche Ressource nach der Bewertung angepasst wird. So wird aus dem Thema kein isoliertes Kapitel, sondern ein pruefbarer Baustein der WÖk-Architektur.</w:t>
-      </w:r>
-    </w:p>
-    <w:p>
-      <w:r>
-        <w:t>Fallfenster zur Anwendung. Ein Kommunikationsbericht nennt viele Aktivitaeten, Reichweiten und Rueckmeldungen. Die V1-Pruefung fragt, ob daraus eine belastbare Wirkungsaussage folgt. Wenn nur Kontakte, Klicks oder Zustimmung vorliegen, bleibt die Aussage im Bereich Wirkungspotenzial oder Resonanz, nicht im Bereich nachgewiesener Wirkung. Bezogen auf Mensch als Wirkungsdimension heisst das: Die Analyse muss das konkrete Thema ernst nehmen und zugleich den allgemeinen WÖk-Massstab halten. Es geht nicht darum, die Welt in gute und schlechte Akteure einzuteilen. Es geht darum, Wirkpfade, Wirkungsempfaenger, Datenqualitaet, Risiken und Rueckkopplung so zu beschreiben, dass bessere Entscheidungen moeglich werden.</w:t>
-      </w:r>
-    </w:p>
-    <w:p>
-      <w:r>
-        <w:t>Governance. Fuer Mensch als Wirkungsdimension bedeutet Wirkungsbewertung Verfahren, Rechte, Transparenz und Korrektur braucht, dass die Analyse nicht bei einer Aktivitaet, einem guten Willen oder einer Kennzahl stehen bleiben darf. Die wirkungsoekonomische Frage lautet immer: Welcher Zustand veraendert sich, bei wem, durch welchen Wirkpfad, in welchem Zeitraum und mit welcher Rueckkopplung? Gerade in Grundstudium Wirkungsökonomie ist diese Unterscheidung entscheidend, weil Lernende spaeter nicht nur Begriffe wiedergeben, sondern Entscheidungssituationen pruefen muessen. Der haeufige Fehler besteht darin, Bewertung als technokratische Top-down-Setzung zu verstehen. Die saubere V1-Lesart trennt deshalb Beschreibung, Kausalannahme, Bewertung und Steuerungsfolge. Betroffene, Datenhalter, Entscheider und Kontrollinstanzen muessen unterscheidbare Rollen behalten. So wird aus dem Thema kein isoliertes Kapitel, sondern ein pruefbarer Baustein der WÖk-Architektur.</w:t>
-      </w:r>
-    </w:p>
-    <w:p>
-      <w:r>
-        <w:t>Didaktische Pruefbarkeit. Fuer Mensch als Wirkungsdimension bedeutet das Thema in der Akademie nicht nur erklaert, sondern in Falllogik ueberfuehrt werden muss, dass die Analyse nicht bei einer Aktivitaet, einem guten Willen oder einer Kennzahl stehen bleiben darf. Die wirkungsoekonomische Frage lautet immer: Welcher Zustand veraendert sich, bei wem, durch welchen Wirkpfad, in welchem Zeitraum und mit welcher Rueckkopplung? Gerade in Grundstudium Wirkungsökonomie ist diese Unterscheidung entscheidend, weil Lernende spaeter nicht nur Begriffe wiedergeben, sondern Entscheidungssituationen pruefen muessen. Der haeufige Fehler besteht darin, reines Auswendiglernen als Kompetenznachweis zu behandeln. Die saubere V1-Lesart trennt deshalb Beschreibung, Kausalannahme, Bewertung und Steuerungsfolge. Pruefungsfragen sollen Begriffe, Anwendung und rote Linien verbinden. So wird aus dem Thema kein isoliertes Kapitel, sondern ein pruefbarer Baustein der WÖk-Architektur.</w:t>
-      </w:r>
-    </w:p>
-    <w:p>
-      <w:r>
-        <w:t>Transfer in Organisationen. Fuer Mensch als Wirkungsdimension bedeutet WÖk-Begriffe im Alltag nur tragen, wenn sie in Routinen uebersetzt werden, dass die Analyse nicht bei einer Aktivitaet, einem guten Willen oder einer Kennzahl stehen bleiben darf. Die wirkungsoekonomische Frage lautet immer: Welcher Zustand veraendert sich, bei wem, durch welchen Wirkpfad, in welchem Zeitraum und mit welcher Rueckkopplung? Gerade in Grundstudium Wirkungsökonomie ist diese Unterscheidung entscheidend, weil Lernende spaeter nicht nur Begriffe wiedergeben, sondern Entscheidungssituationen pruefen muessen. Der haeufige Fehler besteht darin, die Verantwortung an eine Nachhaltigkeitsabteilung auszulagern. Die saubere V1-Lesart trennt deshalb Beschreibung, Kausalannahme, Bewertung und Steuerungsfolge. Strategie, Einkauf, Kommunikation, Controlling und Fuehrung muessen denselben Wirkungsbegriff verwenden. So wird aus dem Thema kein isoliertes Kapitel, sondern ein pruefbarer Baustein der WÖk-Architektur.</w:t>
-      </w:r>
-    </w:p>
-    <w:p>
-      <w:r>
-        <w:t>Fallfenster zur Anwendung. Eine Organisation plant eine Massnahme und formuliert dazu eine positive Absicht. In der WÖk reicht das nicht. Fuer diese Vorlesung muss sichtbar werden, welche Zustandsveraenderung erwartet wird, welche Empfaenger direkt oder indirekt betroffen sind, welche Nebenwirkungen entstehen koennen und welche Entscheidung spaeter korrigiert wird. Bezogen auf Mensch als Wirkungsdimension heisst das: Die Analyse muss das konkrete Thema ernst nehmen und zugleich den allgemeinen WÖk-Massstab halten. Es geht nicht darum, die Welt in gute und schlechte Akteure einzuteilen. Es geht darum, Wirkpfade, Wirkungsempfaenger, Datenqualitaet, Risiken und Rueckkopplung so zu beschreiben, dass bessere Entscheidungen moeglich werden.</w:t>
-      </w:r>
-    </w:p>
-    <w:p>
-      <w:r>
-        <w:t>Rueckfluss in den Korpus. Fuer Mensch als Wirkungsdimension bedeutet jedes Studienskript den Gesamtbestand schaerfen kann, dass die Analyse nicht bei einer Aktivitaet, einem guten Willen oder einer Kennzahl stehen bleiben darf. Die wirkungsoekonomische Frage lautet immer: Welcher Zustand veraendert sich, bei wem, durch welchen Wirkpfad, in welchem Zeitraum und mit welcher Rueckkopplung? Gerade in Grundstudium Wirkungsökonomie ist diese Unterscheidung entscheidend, weil Lernende spaeter nicht nur Begriffe wiedergeben, sondern Entscheidungssituationen pruefen muessen. Der haeufige Fehler besteht darin, neue Einsichten nur lokal im Skript zu belassen. Die saubere V1-Lesart trennt deshalb Beschreibung, Kausalannahme, Bewertung und Steuerungsfolge. Glossar, Website, Journal, Dossiers und Visuals sollen aus der Skriptarbeit lernen. So wird aus dem Thema kein isoliertes Kapitel, sondern ein pruefbarer Baustein der WÖk-Architektur.</w:t>
+        <w:t>Pruefungsnahe Lesart. Aus Warum der Mensch der Maßstab ist laesst sich eine gute Transferfrage ableiten: Welche Entscheidung waere falsch, wenn dieser Abschnitt missverstanden wird? Fuer Mensch als Wirkungsdimension lautet die Antwort meist nicht einfach "mehr Wirkung", sondern genauer: bessere Unterscheidung, sauberere Daten, klarere Schutzlinie und rueckgekoppelte Steuerung. Jeder Analyseblock fragt nach der Routine, die nach der Bewertung angepasst wird. Wer das im Fall anwenden kann, hat den Kern der Vorlesung verstanden; wer nur Definitionen wiederholt, bleibt unter dem Anspruch der Akademie.</w:t>
+      </w:r>
+    </w:p>
+    <w:p>
+      <w:r>
+        <w:t>Fallfenster zur Anwendung. Ein Kommunikationsbericht nennt viele Aktivitaeten, Reichweiten und Rueckmeldungen. Die V1-Pruefung fragt, ob daraus eine belastbare Wirkungsaussage folgt. Wenn nur Kontakte, Klicks oder Zustimmung vorliegen, bleibt die Aussage im Bereich Wirkungspotenzial oder Resonanz, nicht im Bereich nachgewiesener Wirkung. Bezogen auf Mensch als Wirkungsdimension heisst das: Die Analyse muss das konkrete Thema ernst nehmen und zugleich den allgemeinen WÖk-Massstab halten. Es geht nicht darum, Akteure moralisch zu sortieren. Es geht darum, Wirkpfade, Wirkungsempfaenger, Datenqualitaet, Risiken und Rueckkopplung so zu beschreiben, dass bessere Entscheidungen moeglich werden.</w:t>
+      </w:r>
+    </w:p>
+    <w:p>
+      <w:r>
+        <w:t>Governance. Der Abschnitt Gesundheit und körperliches Wohl ist in V07 kein Zusatzwissen, sondern ein Pruefstein fuer die Grundfrage des Skripts: Was veraendert sich, bei wem, wodurch und mit welcher Rueckkopplung? Fuer Mensch als Wirkungsdimension wird daran sichtbar, dass Wirkungsbewertung Verfahren, Rechte, Transparenz und Korrektur braucht. Die fachliche Grenze liegt dort, wo Lernende Bewertung als technokratische Top-down-Setzung verstehen. Die saubere Lesart trennt deshalb Beobachtung, Kausalannahme, Bewertung und Steuerungsfolge. In der Anwendung sollte daraus mindestens eine konkrete Begriff, Wirkpfad, Fallbewertung, rote Linie oder Rueckkopplung abgeleitet werden; sonst bleibt das Wissen erklaerend, aber nicht steuerungsfaehig.</w:t>
+      </w:r>
+    </w:p>
+    <w:p>
+      <w:r>
+        <w:t>Anwendung auf Würde und Selbstbestimmung. In einer Fallanalyse beginnt dieser Punkt nicht mit einer Meinung, sondern mit einer belastbaren Beschreibung. Wer V07 pruefungsnah liest, fragt zuerst nach Wirkungsempfaengern, Wirkraum, Zeitraum und Datenquelle. Erst danach folgt die Bewertung im Referenzrahmen Mensch, Planet, Demokratie, SDGs, Agenda 2030 und SDG+. Pruefungsfragen verbinden Begriff, Anwendung, Evidenz und rote Linie. Der typische Kurzschluss waere, reines Auswendiglernen als Kompetenznachweis behandeln. Genau dagegen setzt die WÖk die Pflicht, Wirkungspotenzial, Wirkungsrisiko und positive Netto-Wirkung begrifflich getrennt zu halten.</w:t>
+      </w:r>
+    </w:p>
+    <w:p>
+      <w:r>
+        <w:t>Evidenzregel. Chancen, Bildung und Teilhabe darf im Skript nicht als dekorativer Begriff stehen bleiben. Der Abschnitt traegt nur dann, wenn er eine pruefbare Aussage erlaubt: Welche Quelle stuetzt die Annahme, welche Unsicherheit bleibt offen und welche Gegenbeobachtung wuerde die Bewertung veraendern? Fuer Mensch als Wirkungsdimension heisst das, dass WÖk-Begriffe im Alltag nur tragen, wenn sie in Routinen uebersetzt werden. Die Studierenden sollen nicht lernen, einen Score nachzusprechen. Sie sollen erkennen, wann ein Score klaert, wann er verdeckt und wann eine rote Linie die Durchschnittslogik stoppt.</w:t>
+      </w:r>
+    </w:p>
+    <w:p>
+      <w:r>
+        <w:t>Fallfenster zur Anwendung. Eine Organisation plant eine Massnahme und formuliert dazu eine positive Absicht. In der WÖk reicht das nicht. Fuer diese Vorlesung muss sichtbar werden, welche Zustandsveraenderung erwartet wird, welche Empfaenger direkt oder indirekt betroffen sind, welche Nebenwirkungen entstehen koennen und welche Entscheidung spaeter korrigiert wird. Bezogen auf Mensch als Wirkungsdimension heisst das: Die Analyse muss das konkrete Thema ernst nehmen und zugleich den allgemeinen WÖk-Massstab halten. Es geht nicht darum, Akteure moralisch zu sortieren. Es geht darum, Wirkpfade, Wirkungsempfaenger, Datenqualitaet, Risiken und Rueckkopplung so zu beschreiben, dass bessere Entscheidungen moeglich werden.</w:t>
+      </w:r>
+    </w:p>
+    <w:p>
+      <w:r>
+        <w:t>Transfer in Grundstudium Wirkungsökonomie. Der ganze Mensch, nicht nur der Kunde verbindet die inhaltliche Deutung mit der spaeteren Praxis. Eine Organisation kann zu Mensch als Wirkungsdimension sehr ueberzeugend kommunizieren und trotzdem an einen plausiblen Gedanken schon fuer Wirkung zu halten, obwohl Empfaenger, Zustand, Zeitbezug und Quelle fehlen scheitern. Darum muss die V1-Fassung immer auch nach Governance fragen: Wer erhebt Daten, wer bewertet sie, wer traegt die Folgen, wer kann widersprechen und wann wird eine Entscheidung korrigiert? Gute Kommunikation unterscheidet Befund, Annahme und normative Bewertung. So wird aus einem Lehrkapitel eine verantwortbare Arbeitsroutine.</w:t>
       </w:r>
     </w:p>
     <w:p>
       <w:r>
         <w:t>Pruefungsnahe Transferfrage. Formuliere zu V07 eine Wirkungsaussage in drei Saetzen: Erstens den beobachteten oder plausiblen Zustand, zweitens die Daten- oder Quellenlage, drittens die offene Unsicherheit samt Rueckkopplung. Die Antwort muss ohne moralische Personenbewertung auskommen und darf Reichweite nicht mit Wirkung verwechseln.</w:t>
+      </w:r>
+    </w:p>
+    <w:p>
+      <w:r>
+        <w:t>Grenze gegen Scheingenauigkeit. Gerade bei Ein Beispiel: dasselbe Produkt, zwei Wirkungen ist Praezision wichtiger als grosse Begriffe. Eine Wirkungsaussage bleibt schwach, wenn sie nur Aktivitaet, Reichweite, Absicht oder Image beschreibt. Stark wird sie erst, wenn sie die Zustandsveraenderung und ihre Bedingungen offenlegt. In V07 ist deshalb entscheidend, jede Wirkungsaussage eine Grenze zieht und diese Grenze begruenden muss. Die Fehlerlinie verlaeuft nicht zwischen Optimismus und Pessimismus, sondern zwischen offengelegter Unsicherheit und rhetorischer Sicherheit ohne Pruefpfad.</w:t>
+      </w:r>
+    </w:p>
+    <w:p>
+      <w:r>
+        <w:t>Pruefungsnahe Lesart. Aus Kurzfristiges Vergnügen gegen echtes Wohl laesst sich eine gute Transferfrage ableiten: Welche Entscheidung waere falsch, wenn dieser Abschnitt missverstanden wird? Fuer Mensch als Wirkungsdimension lautet die Antwort meist nicht einfach "mehr Wirkung", sondern genauer: bessere Unterscheidung, sauberere Daten, klarere Schutzlinie und rueckgekoppelte Steuerung. Szenarien pruefen Sofortwirkung, Folgewirkung und Reversibilitaet getrennt. Wer das im Fall anwenden kann, hat den Kern der Vorlesung verstanden; wer nur Definitionen wiederholt, bleibt unter dem Anspruch der Akademie.</w:t>
+      </w:r>
+    </w:p>
+    <w:p>
+      <w:r>
+        <w:t>Fallfenster zur Anwendung. Eine Fuehrungsentscheidung erzeugt zugleich Nutzen und Risiken. Die WÖk behandelt Ambivalenz nicht als Stoerung, sondern als Kern der Analyse. Positive Netto-Wirkung darf erst behauptet werden, wenn zentrale negative Wirkungen getrennt geprueft und rote Linien gewahrt sind. Bezogen auf Mensch als Wirkungsdimension heisst das: Die Analyse muss das konkrete Thema ernst nehmen und zugleich den allgemeinen WÖk-Massstab halten. Es geht nicht darum, Akteure moralisch zu sortieren. Es geht darum, Wirkpfade, Wirkungsempfaenger, Datenqualitaet, Risiken und Rueckkopplung so zu beschreiben, dass bessere Entscheidungen moeglich werden.</w:t>
+      </w:r>
+    </w:p>
+    <w:p>
+      <w:r>
+        <w:t>Betroffenenperspektive. Der Abschnitt Der Mensch verbindet die anderen Dimensionen ist in V07 kein Zusatzwissen, sondern ein Pruefstein fuer die Grundfrage des Skripts: Was veraendert sich, bei wem, wodurch und mit welcher Rueckkopplung? Fuer Mensch als Wirkungsdimension wird daran sichtbar, dass Wirkung nicht am Sender, sondern an veraenderten Zustanden der Empfaenger geprueft wird. Die fachliche Grenze liegt dort, wo Lernende interne Erfolgskennzahlen mit gesellschaftlicher Wirkung verwechseln. Die saubere Lesart trennt deshalb Beobachtung, Kausalannahme, Bewertung und Steuerungsfolge. In der Anwendung sollte daraus mindestens eine konkrete Begriff, Wirkpfad, Fallbewertung, rote Linie oder Rueckkopplung abgeleitet werden; sonst bleibt das Wissen erklaerend, aber nicht steuerungsfaehig.</w:t>
+      </w:r>
+    </w:p>
+    <w:p>
+      <w:r>
+        <w:t>Anwendung auf Was du aus dieser Vorlesung mitnimmst. In einer Fallanalyse beginnt dieser Punkt nicht mit einer Meinung, sondern mit einer belastbaren Beschreibung. Wer V07 pruefungsnah liest, fragt zuerst nach Wirkungsempfaengern, Wirkraum, Zeitraum und Datenquelle. Erst danach folgt die Bewertung im Referenzrahmen Mensch, Planet, Demokratie, SDGs, Agenda 2030 und SDG+. Jede Schlussfolgerung endet mit Entscheidung, Verantwortlichkeit und Termin fuer Rueckpruefung. Der typische Kurzschluss waere, Befunde sammeln, ohne Ressourcen oder Regeln zu veraendern. Genau dagegen setzt die WÖk die Pflicht, Wirkungspotenzial, Wirkungsrisiko und positive Netto-Wirkung begrifflich getrennt zu halten.</w:t>
+      </w:r>
+    </w:p>
+    <w:p>
+      <w:r>
+        <w:t>Evidenzregel. Wirkungsökonomische Vertiefung darf im Skript nicht als dekorativer Begriff stehen bleiben. Der Abschnitt traegt nur dann, wenn er eine pruefbare Aussage erlaubt: Welche Quelle stuetzt die Annahme, welche Unsicherheit bleibt offen und welche Gegenbeobachtung wuerde die Bewertung veraendern? Fuer Mensch als Wirkungsdimension heisst das, dass WÖk-Aussagen mit bestehenden Begriffen, Studien, Standards und Rechtsrahmen in Beziehung stehen muessen. Die Studierenden sollen nicht lernen, einen Score nachzusprechen. Sie sollen erkennen, wann ein Score klaert, wann er verdeckt und wann eine rote Linie die Durchschnittslogik stoppt.</w:t>
+      </w:r>
+    </w:p>
+    <w:p>
+      <w:r>
+        <w:t>Fallfenster zur Anwendung. Ein Controlling-Team moechte einen Score bilden. Das Skript verlangt, dass Datenqualitaet, Systemgrenzen, Gewichtung, Unsicherheit und Nichtkompensation sichtbar bleiben. Ein Score darf die Diskussion nicht beenden, sondern muss bessere Fragen, Priorisierung und Rueckkopplung ermoeglichen. Bezogen auf Mensch als Wirkungsdimension heisst das: Die Analyse muss das konkrete Thema ernst nehmen und zugleich den allgemeinen WÖk-Massstab halten. Es geht nicht darum, Akteure moralisch zu sortieren. Es geht darum, Wirkpfade, Wirkungsempfaenger, Datenqualitaet, Risiken und Rueckkopplung so zu beschreiben, dass bessere Entscheidungen moeglich werden.</w:t>
+      </w:r>
+    </w:p>
+    <w:p>
+      <w:r>
+        <w:t>Pruefungsnahe Transferfrage. Formuliere zu V07 eine Wirkungsaussage in drei Saetzen: Erstens den beobachteten oder plausiblen Zustand, zweitens die Daten- oder Quellenlage, drittens die offene Unsicherheit samt Rueckkopplung. Die Antwort muss ohne moralische Personenbewertung auskommen und darf Reichweite nicht mit Wirkung verwechseln.</w:t>
+      </w:r>
+    </w:p>
+    <w:p>
+      <w:r>
+        <w:t>Transfer in Grundstudium Wirkungsökonomie. Prüfungsrelevanz verbindet die inhaltliche Deutung mit der spaeteren Praxis. Eine Organisation kann zu Mensch als Wirkungsdimension sehr ueberzeugend kommunizieren und trotzdem an einen plausiblen Gedanken schon fuer Wirkung zu halten, obwohl Empfaenger, Zustand, Zeitbezug und Quelle fehlen scheitern. Darum muss die V1-Fassung immer auch nach Governance fragen: Wer erhebt Daten, wer bewertet sie, wer traegt die Folgen, wer kann widersprechen und wann wird eine Entscheidung korrigiert? Die Analyse markiert Stoppsignale vor jeder Portfolio- oder Score-Debatte. So wird aus einem Lehrkapitel eine verantwortbare Arbeitsroutine.</w:t>
       </w:r>
     </w:p>
     <w:p>
@@ -2789,47 +2943,37 @@
         <w:pStyle w:val="Heading3"/>
       </w:pPr>
       <w:r>
-        <w:t>Vertiefungsrunde 2: Lesen, pruefen, rueckkoppeln</w:t>
-      </w:r>
-    </w:p>
-    <w:p>
-      <w:r>
-        <w:t>Die folgende Runde verdichtet V07 nicht durch neue Schlagworte, sondern durch wiederholte Anwendung auf unterschiedliche Entscheidungsebenen. Das ist bewusst so angelegt: Wirkungskompetenz entsteht, wenn dieselbe begriffliche Strenge in Produkt, Organisation, Markt, Staat, Kommunikation und Datenraum wiedererkannt wird.</w:t>
-      </w:r>
-    </w:p>
-    <w:p>
-      <w:r>
-        <w:t>Begriffliche Schaerfung. Fuer Mensch als Wirkungsdimension bedeutet praezise Sprache die erste Sicherung gegen Impact-Washing ist, dass die Analyse nicht bei einer Aktivitaet, einem guten Willen oder einer Kennzahl stehen bleiben darf. Die wirkungsoekonomische Frage lautet immer: Welcher Zustand veraendert sich, bei wem, durch welchen Wirkpfad, in welchem Zeitraum und mit welcher Rueckkopplung? Gerade in Grundstudium Wirkungsökonomie ist diese Unterscheidung entscheidend, weil Lernende spaeter nicht nur Begriffe wiedergeben, sondern Entscheidungssituationen pruefen muessen. Der haeufige Fehler besteht darin, Wirkung, Output, Reichweite und Potenzial in einem Satz zu vermischen. Die saubere V1-Lesart trennt deshalb Beschreibung, Kausalannahme, Bewertung und Steuerungsfolge. In der Praxis sollte jede Wirkungsaussage als kurze Viererprobe formuliert werden: Zustand, Betroffene, Quelle, offene Unsicherheit. So wird aus dem Thema kein isoliertes Kapitel, sondern ein pruefbarer Baustein der WÖk-Architektur.</w:t>
-      </w:r>
-    </w:p>
-    <w:p>
-      <w:r>
-        <w:t>Wirkpfad-Logik. Fuer Mensch als Wirkungsdimension bedeutet ein Thema erst dann steuerbar wird, wenn der Mechanismus zwischen Ausloeser und Zustandsveraenderung beschrieben ist, dass die Analyse nicht bei einer Aktivitaet, einem guten Willen oder einer Kennzahl stehen bleiben darf. Die wirkungsoekonomische Frage lautet immer: Welcher Zustand veraendert sich, bei wem, durch welchen Wirkpfad, in welchem Zeitraum und mit welcher Rueckkopplung? Gerade in Grundstudium Wirkungsökonomie ist diese Unterscheidung entscheidend, weil Lernende spaeter nicht nur Begriffe wiedergeben, sondern Entscheidungssituationen pruefen muessen. Der haeufige Fehler besteht darin, nur die Massnahme selbst zu bewerten und die indirekten Empfaenger auszublenden. Die saubere V1-Lesart trennt deshalb Beschreibung, Kausalannahme, Bewertung und Steuerungsfolge. Eine gute Fallanalyse zeichnet mindestens einen direkten und einen indirekten Wirkpfad nach. So wird aus dem Thema kein isoliertes Kapitel, sondern ein pruefbarer Baustein der WÖk-Architektur.</w:t>
-      </w:r>
-    </w:p>
-    <w:p>
-      <w:r>
-        <w:t>Fallfenster zur Anwendung. Eine Fuehrungsentscheidung erzeugt zugleich Nutzen und Risiken. Die WÖk behandelt Ambivalenz nicht als Stoerung, sondern als Kern der Analyse. Positive Netto-Wirkung darf erst behauptet werden, wenn zentrale negative Wirkungen getrennt geprueft und rote Linien gewahrt sind. Bezogen auf Mensch als Wirkungsdimension heisst das: Die Analyse muss das konkrete Thema ernst nehmen und zugleich den allgemeinen WÖk-Massstab halten. Es geht nicht darum, die Welt in gute und schlechte Akteure einzuteilen. Es geht darum, Wirkpfade, Wirkungsempfaenger, Datenqualitaet, Risiken und Rueckkopplung so zu beschreiben, dass bessere Entscheidungen moeglich werden.</w:t>
-      </w:r>
-    </w:p>
-    <w:p>
-      <w:r>
-        <w:t>Daten- und Quellenklarheit. Fuer Mensch als Wirkungsdimension bedeutet jede Bewertung nur so belastbar ist wie Datenlage, Quellenstatus und Aktualitaet, dass die Analyse nicht bei einer Aktivitaet, einem guten Willen oder einer Kennzahl stehen bleiben darf. Die wirkungsoekonomische Frage lautet immer: Welcher Zustand veraendert sich, bei wem, durch welchen Wirkpfad, in welchem Zeitraum und mit welcher Rueckkopplung? Gerade in Grundstudium Wirkungsökonomie ist diese Unterscheidung entscheidend, weil Lernende spaeter nicht nur Begriffe wiedergeben, sondern Entscheidungssituationen pruefen muessen. Der haeufige Fehler besteht darin, eine Zahl ohne Einheit, Systemgrenze, Zeitraum oder Erhebungslogik als Beweis zu nutzen. Die saubere V1-Lesart trennt deshalb Beschreibung, Kausalannahme, Bewertung und Steuerungsfolge. Die Lernenden sollen Daten nicht dekorativ zitieren, sondern ihre Aussagekraft, Luecken und Grenzen offenlegen. So wird aus dem Thema kein isoliertes Kapitel, sondern ein pruefbarer Baustein der WÖk-Architektur.</w:t>
-      </w:r>
-    </w:p>
-    <w:p>
-      <w:r>
-        <w:t>Ambivalenz. Fuer Mensch als Wirkungsdimension bedeutet positive und negative Zustandsveraenderungen gleichzeitig auftreten koennen, dass die Analyse nicht bei einer Aktivitaet, einem guten Willen oder einer Kennzahl stehen bleiben darf. Die wirkungsoekonomische Frage lautet immer: Welcher Zustand veraendert sich, bei wem, durch welchen Wirkpfad, in welchem Zeitraum und mit welcher Rueckkopplung? Gerade in Grundstudium Wirkungsökonomie ist diese Unterscheidung entscheidend, weil Lernende spaeter nicht nur Begriffe wiedergeben, sondern Entscheidungssituationen pruefen muessen. Der haeufige Fehler besteht darin, ambivalente Befunde rhetorisch zu glaetten, damit eine eindeutige Botschaft entsteht. Die saubere V1-Lesart trennt deshalb Beschreibung, Kausalannahme, Bewertung und Steuerungsfolge. Ein gutes Skript fuehrt deshalb Profile, Zielkonflikte und offene Punkte nebeneinander. So wird aus dem Thema kein isoliertes Kapitel, sondern ein pruefbarer Baustein der WÖk-Architektur.</w:t>
-      </w:r>
-    </w:p>
-    <w:p>
-      <w:r>
-        <w:t>Nichtkompensation. Fuer Mensch als Wirkungsdimension bedeutet schwere zentrale Schaeden nicht durch beliebige positive Einzelwerte neutralisiert werden duerfen, dass die Analyse nicht bei einer Aktivitaet, einem guten Willen oder einer Kennzahl stehen bleiben darf. Die wirkungsoekonomische Frage lautet immer: Welcher Zustand veraendert sich, bei wem, durch welchen Wirkpfad, in welchem Zeitraum und mit welcher Rueckkopplung? Gerade in Grundstudium Wirkungsökonomie ist diese Unterscheidung entscheidend, weil Lernende spaeter nicht nur Begriffe wiedergeben, sondern Entscheidungssituationen pruefen muessen. Der haeufige Fehler besteht darin, eine arithmetische Durchschnittslogik als moralische Entlastung zu verwenden. Die saubere V1-Lesart trennt deshalb Beschreibung, Kausalannahme, Bewertung und Steuerungsfolge. Reverse Merit Order und rote Linien sind Schutzregeln gegen Schoenrechnung. So wird aus dem Thema kein isoliertes Kapitel, sondern ein pruefbarer Baustein der WÖk-Architektur.</w:t>
-      </w:r>
-    </w:p>
-    <w:p>
-      <w:r>
-        <w:t>Fallfenster zur Anwendung. Ein Controlling-Team moechte einen Score bilden. Das Skript verlangt, dass Datenqualitaet, Systemgrenzen, Gewichtung, Unsicherheit und Nichtkompensation sichtbar bleiben. Ein Score darf die Diskussion nicht beenden, sondern muss bessere Fragen, Priorisierung und Rueckkopplung ermoeglichen. Bezogen auf Mensch als Wirkungsdimension heisst das: Die Analyse muss das konkrete Thema ernst nehmen und zugleich den allgemeinen WÖk-Massstab halten. Es geht nicht darum, die Welt in gute und schlechte Akteure einzuteilen. Es geht darum, Wirkpfade, Wirkungsempfaenger, Datenqualitaet, Risiken und Rueckkopplung so zu beschreiben, dass bessere Entscheidungen moeglich werden.</w:t>
+        <w:t>Abschlusskommentar 2: Lesen, pruefen, rueckkoppeln</w:t>
+      </w:r>
+    </w:p>
+    <w:p>
+      <w:r>
+        <w:t>Die folgende Verdichtung fuehrt die vorhandenen Kapitel nicht als Wiederholung, sondern als Anwendung zusammen. Wirkungskompetenz entsteht, wenn dieselbe begriffliche Strenge in Fallanalyse, Datenarbeit, Kommunikation, Governance und Entscheidungspraxis wiedererkannt wird.</w:t>
+      </w:r>
+    </w:p>
+    <w:p>
+      <w:r>
+        <w:t>Grenze gegen Scheingenauigkeit. Gerade bei Lernziele ist Praezision wichtiger als grosse Begriffe. Eine Wirkungsaussage bleibt schwach, wenn sie nur Aktivitaet, Reichweite, Absicht oder Image beschreibt. Stark wird sie erst, wenn sie die Zustandsveraenderung und ihre Bedingungen offenlegt. In V07 ist deshalb entscheidend, praezise Sprache die erste Sicherung gegen Impact-Washing bildet. Die Fehlerlinie verlaeuft nicht zwischen Optimismus und Pessimismus, sondern zwischen offengelegter Unsicherheit und rhetorischer Sicherheit ohne Pruefpfad.</w:t>
+      </w:r>
+    </w:p>
+    <w:p>
+      <w:r>
+        <w:t>Pruefungsnahe Lesart. Aus Einleitung / Wirkungsfrage laesst sich eine gute Transferfrage ableiten: Welche Entscheidung waere falsch, wenn dieser Abschnitt missverstanden wird? Fuer Mensch als Wirkungsdimension lautet die Antwort meist nicht einfach "mehr Wirkung", sondern genauer: bessere Unterscheidung, sauberere Daten, klarere Schutzlinie und rueckgekoppelte Steuerung. Mindestens ein direkter und ein indirekter Wirkpfad muessen nachvollziehbar sein. Wer das im Fall anwenden kann, hat den Kern der Vorlesung verstanden; wer nur Definitionen wiederholt, bleibt unter dem Anspruch der Akademie.</w:t>
+      </w:r>
+    </w:p>
+    <w:p>
+      <w:r>
+        <w:t>Fallfenster zur Anwendung. Ein Kommunikationsbericht nennt viele Aktivitaeten, Reichweiten und Rueckmeldungen. Die V1-Pruefung fragt, ob daraus eine belastbare Wirkungsaussage folgt. Wenn nur Kontakte, Klicks oder Zustimmung vorliegen, bleibt die Aussage im Bereich Wirkungspotenzial oder Resonanz, nicht im Bereich nachgewiesener Wirkung. Bezogen auf Mensch als Wirkungsdimension heisst das: Die Analyse muss das konkrete Thema ernst nehmen und zugleich den allgemeinen WÖk-Massstab halten. Es geht nicht darum, Akteure moralisch zu sortieren. Es geht darum, Wirkpfade, Wirkungsempfaenger, Datenqualitaet, Risiken und Rueckkopplung so zu beschreiben, dass bessere Entscheidungen moeglich werden.</w:t>
+      </w:r>
+    </w:p>
+    <w:p>
+      <w:r>
+        <w:t>Daten- und Quellenklarheit. Der Abschnitt Kernaussage ist in V07 kein Zusatzwissen, sondern ein Pruefstein fuer die Grundfrage des Skripts: Was veraendert sich, bei wem, wodurch und mit welcher Rueckkopplung? Fuer Mensch als Wirkungsdimension wird daran sichtbar, dass jede Bewertung nur so belastbar ist wie Datenlage, Quellenstatus, Aktualitaet und Systemgrenze. Die fachliche Grenze liegt dort, wo Lernende eine Zahl ohne Einheit, Zeitraum oder Erhebungslogik als Beweis nutzen. Die saubere Lesart trennt deshalb Beobachtung, Kausalannahme, Bewertung und Steuerungsfolge. In der Anwendung sollte daraus mindestens eine konkrete Begriff, Wirkpfad, Fallbewertung, rote Linie oder Rueckkopplung abgeleitet werden; sonst bleibt das Wissen erklaerend, aber nicht steuerungsfaehig.</w:t>
+      </w:r>
+    </w:p>
+    <w:p>
+      <w:r>
+        <w:t>Anwendung auf Quelltext und fachliche Grundlegung. In einer Fallanalyse beginnt dieser Punkt nicht mit einer Meinung, sondern mit einer belastbaren Beschreibung. Wer V07 pruefungsnah liest, fragt zuerst nach Wirkungsempfaengern, Wirkraum, Zeitraum und Datenquelle. Erst danach folgt die Bewertung im Referenzrahmen Mensch, Planet, Demokratie, SDGs, Agenda 2030 und SDG+. Profile, Zielkonflikte und offene Punkte werden nebeneinander gefuehrt. Der typische Kurzschluss waere, ambivalente Befunde glaetten, damit eine eindeutige Botschaft entsteht. Genau dagegen setzt die WÖk die Pflicht, Wirkungspotenzial, Wirkungsrisiko und positive Netto-Wirkung begrifflich getrennt zu halten.</w:t>
       </w:r>
     </w:p>
     <w:p>
@@ -2839,37 +2983,92 @@
     </w:p>
     <w:p>
       <w:r>
-        <w:t>Rueckkopplung. Fuer Mensch als Wirkungsdimension bedeutet Wirkungswissen erst dann wertvoll wird, wenn es Entscheidungen veraendert, dass die Analyse nicht bei einer Aktivitaet, einem guten Willen oder einer Kennzahl stehen bleiben darf. Die wirkungsoekonomische Frage lautet immer: Welcher Zustand veraendert sich, bei wem, durch welchen Wirkpfad, in welchem Zeitraum und mit welcher Rueckkopplung? Gerade in Grundstudium Wirkungsökonomie ist diese Unterscheidung entscheidend, weil Lernende spaeter nicht nur Begriffe wiedergeben, sondern Entscheidungssituationen pruefen muessen. Der haeufige Fehler besteht darin, einen Bericht als Endpunkt zu betrachten. Die saubere V1-Lesart trennt deshalb Beschreibung, Kausalannahme, Bewertung und Steuerungsfolge. Jeder Analyseblock sollte fragen, welche Routine, welcher Prozess oder welche Ressource nach der Bewertung angepasst wird. So wird aus dem Thema kein isoliertes Kapitel, sondern ein pruefbarer Baustein der WÖk-Architektur.</w:t>
-      </w:r>
-    </w:p>
-    <w:p>
-      <w:r>
-        <w:t>Governance. Fuer Mensch als Wirkungsdimension bedeutet Wirkungsbewertung Verfahren, Rechte, Transparenz und Korrektur braucht, dass die Analyse nicht bei einer Aktivitaet, einem guten Willen oder einer Kennzahl stehen bleiben darf. Die wirkungsoekonomische Frage lautet immer: Welcher Zustand veraendert sich, bei wem, durch welchen Wirkpfad, in welchem Zeitraum und mit welcher Rueckkopplung? Gerade in Grundstudium Wirkungsökonomie ist diese Unterscheidung entscheidend, weil Lernende spaeter nicht nur Begriffe wiedergeben, sondern Entscheidungssituationen pruefen muessen. Der haeufige Fehler besteht darin, Bewertung als technokratische Top-down-Setzung zu verstehen. Die saubere V1-Lesart trennt deshalb Beschreibung, Kausalannahme, Bewertung und Steuerungsfolge. Betroffene, Datenhalter, Entscheider und Kontrollinstanzen muessen unterscheidbare Rollen behalten. So wird aus dem Thema kein isoliertes Kapitel, sondern ein pruefbarer Baustein der WÖk-Architektur.</w:t>
-      </w:r>
-    </w:p>
-    <w:p>
-      <w:r>
-        <w:t>Didaktische Pruefbarkeit. Fuer Mensch als Wirkungsdimension bedeutet das Thema in der Akademie nicht nur erklaert, sondern in Falllogik ueberfuehrt werden muss, dass die Analyse nicht bei einer Aktivitaet, einem guten Willen oder einer Kennzahl stehen bleiben darf. Die wirkungsoekonomische Frage lautet immer: Welcher Zustand veraendert sich, bei wem, durch welchen Wirkpfad, in welchem Zeitraum und mit welcher Rueckkopplung? Gerade in Grundstudium Wirkungsökonomie ist diese Unterscheidung entscheidend, weil Lernende spaeter nicht nur Begriffe wiedergeben, sondern Entscheidungssituationen pruefen muessen. Der haeufige Fehler besteht darin, reines Auswendiglernen als Kompetenznachweis zu behandeln. Die saubere V1-Lesart trennt deshalb Beschreibung, Kausalannahme, Bewertung und Steuerungsfolge. Pruefungsfragen sollen Begriffe, Anwendung und rote Linien verbinden. So wird aus dem Thema kein isoliertes Kapitel, sondern ein pruefbarer Baustein der WÖk-Architektur.</w:t>
-      </w:r>
-    </w:p>
-    <w:p>
-      <w:r>
-        <w:t>Fallfenster zur Anwendung. Ein Kommunikationsbericht nennt viele Aktivitaeten, Reichweiten und Rueckmeldungen. Die V1-Pruefung fragt, ob daraus eine belastbare Wirkungsaussage folgt. Wenn nur Kontakte, Klicks oder Zustimmung vorliegen, bleibt die Aussage im Bereich Wirkungspotenzial oder Resonanz, nicht im Bereich nachgewiesener Wirkung. Bezogen auf Mensch als Wirkungsdimension heisst das: Die Analyse muss das konkrete Thema ernst nehmen und zugleich den allgemeinen WÖk-Massstab halten. Es geht nicht darum, die Welt in gute und schlechte Akteure einzuteilen. Es geht darum, Wirkpfade, Wirkungsempfaenger, Datenqualitaet, Risiken und Rueckkopplung so zu beschreiben, dass bessere Entscheidungen moeglich werden.</w:t>
-      </w:r>
-    </w:p>
-    <w:p>
-      <w:r>
-        <w:t>Transfer in Organisationen. Fuer Mensch als Wirkungsdimension bedeutet WÖk-Begriffe im Alltag nur tragen, wenn sie in Routinen uebersetzt werden, dass die Analyse nicht bei einer Aktivitaet, einem guten Willen oder einer Kennzahl stehen bleiben darf. Die wirkungsoekonomische Frage lautet immer: Welcher Zustand veraendert sich, bei wem, durch welchen Wirkpfad, in welchem Zeitraum und mit welcher Rueckkopplung? Gerade in Grundstudium Wirkungsökonomie ist diese Unterscheidung entscheidend, weil Lernende spaeter nicht nur Begriffe wiedergeben, sondern Entscheidungssituationen pruefen muessen. Der haeufige Fehler besteht darin, die Verantwortung an eine Nachhaltigkeitsabteilung auszulagern. Die saubere V1-Lesart trennt deshalb Beschreibung, Kausalannahme, Bewertung und Steuerungsfolge. Strategie, Einkauf, Kommunikation, Controlling und Fuehrung muessen denselben Wirkungsbegriff verwenden. So wird aus dem Thema kein isoliertes Kapitel, sondern ein pruefbarer Baustein der WÖk-Architektur.</w:t>
-      </w:r>
-    </w:p>
-    <w:p>
-      <w:r>
-        <w:t>Rueckfluss in den Korpus. Fuer Mensch als Wirkungsdimension bedeutet jedes Studienskript den Gesamtbestand schaerfen kann, dass die Analyse nicht bei einer Aktivitaet, einem guten Willen oder einer Kennzahl stehen bleiben darf. Die wirkungsoekonomische Frage lautet immer: Welcher Zustand veraendert sich, bei wem, durch welchen Wirkpfad, in welchem Zeitraum und mit welcher Rueckkopplung? Gerade in Grundstudium Wirkungsökonomie ist diese Unterscheidung entscheidend, weil Lernende spaeter nicht nur Begriffe wiedergeben, sondern Entscheidungssituationen pruefen muessen. Der haeufige Fehler besteht darin, neue Einsichten nur lokal im Skript zu belassen. Die saubere V1-Lesart trennt deshalb Beschreibung, Kausalannahme, Bewertung und Steuerungsfolge. Glossar, Website, Journal, Dossiers und Visuals sollen aus der Skriptarbeit lernen. So wird aus dem Thema kein isoliertes Kapitel, sondern ein pruefbarer Baustein der WÖk-Architektur.</w:t>
+        <w:t>Evidenzregel. Die drei großen Richtungen der Wirkung darf im Skript nicht als dekorativer Begriff stehen bleiben. Der Abschnitt traegt nur dann, wenn er eine pruefbare Aussage erlaubt: Welche Quelle stuetzt die Annahme, welche Unsicherheit bleibt offen und welche Gegenbeobachtung wuerde die Bewertung veraendern? Fuer Mensch als Wirkungsdimension heisst das, dass schwere zentrale Schaeden nicht durch beliebige positive Einzelwerte neutralisiert werden duerfen. Die Studierenden sollen nicht lernen, einen Score nachzusprechen. Sie sollen erkennen, wann ein Score klaert, wann er verdeckt und wann eine rote Linie die Durchschnittslogik stoppt.</w:t>
+      </w:r>
+    </w:p>
+    <w:p>
+      <w:r>
+        <w:t>Fallfenster zur Anwendung. Eine Organisation plant eine Massnahme und formuliert dazu eine positive Absicht. In der WÖk reicht das nicht. Fuer diese Vorlesung muss sichtbar werden, welche Zustandsveraenderung erwartet wird, welche Empfaenger direkt oder indirekt betroffen sind, welche Nebenwirkungen entstehen koennen und welche Entscheidung spaeter korrigiert wird. Bezogen auf Mensch als Wirkungsdimension heisst das: Die Analyse muss das konkrete Thema ernst nehmen und zugleich den allgemeinen WÖk-Massstab halten. Es geht nicht darum, Akteure moralisch zu sortieren. Es geht darum, Wirkpfade, Wirkungsempfaenger, Datenqualitaet, Risiken und Rueckkopplung so zu beschreiben, dass bessere Entscheidungen moeglich werden.</w:t>
+      </w:r>
+    </w:p>
+    <w:p>
+      <w:r>
+        <w:t>Transfer in Grundstudium Wirkungsökonomie. Warum der Mensch der Maßstab ist verbindet die inhaltliche Deutung mit der spaeteren Praxis. Eine Organisation kann zu Mensch als Wirkungsdimension sehr ueberzeugend kommunizieren und trotzdem an einen plausiblen Gedanken schon fuer Wirkung zu halten, obwohl Empfaenger, Zustand, Zeitbezug und Quelle fehlen scheitern. Darum muss die V1-Fassung immer auch nach Governance fragen: Wer erhebt Daten, wer bewertet sie, wer traegt die Folgen, wer kann widersprechen und wann wird eine Entscheidung korrigiert? Jeder Analyseblock fragt nach der Routine, die nach der Bewertung angepasst wird. So wird aus einem Lehrkapitel eine verantwortbare Arbeitsroutine.</w:t>
+      </w:r>
+    </w:p>
+    <w:p>
+      <w:r>
+        <w:t>Grenze gegen Scheingenauigkeit. Gerade bei Gesundheit und körperliches Wohl ist Praezision wichtiger als grosse Begriffe. Eine Wirkungsaussage bleibt schwach, wenn sie nur Aktivitaet, Reichweite, Absicht oder Image beschreibt. Stark wird sie erst, wenn sie die Zustandsveraenderung und ihre Bedingungen offenlegt. In V07 ist deshalb entscheidend, Wirkungsbewertung Verfahren, Rechte, Transparenz und Korrektur braucht. Die Fehlerlinie verlaeuft nicht zwischen Optimismus und Pessimismus, sondern zwischen offengelegter Unsicherheit und rhetorischer Sicherheit ohne Pruefpfad.</w:t>
+      </w:r>
+    </w:p>
+    <w:p>
+      <w:r>
+        <w:t>Pruefungsnahe Lesart. Aus Würde und Selbstbestimmung laesst sich eine gute Transferfrage ableiten: Welche Entscheidung waere falsch, wenn dieser Abschnitt missverstanden wird? Fuer Mensch als Wirkungsdimension lautet die Antwort meist nicht einfach "mehr Wirkung", sondern genauer: bessere Unterscheidung, sauberere Daten, klarere Schutzlinie und rueckgekoppelte Steuerung. Pruefungsfragen verbinden Begriff, Anwendung, Evidenz und rote Linie. Wer das im Fall anwenden kann, hat den Kern der Vorlesung verstanden; wer nur Definitionen wiederholt, bleibt unter dem Anspruch der Akademie.</w:t>
+      </w:r>
+    </w:p>
+    <w:p>
+      <w:r>
+        <w:t>Fallfenster zur Anwendung. Eine Fuehrungsentscheidung erzeugt zugleich Nutzen und Risiken. Die WÖk behandelt Ambivalenz nicht als Stoerung, sondern als Kern der Analyse. Positive Netto-Wirkung darf erst behauptet werden, wenn zentrale negative Wirkungen getrennt geprueft und rote Linien gewahrt sind. Bezogen auf Mensch als Wirkungsdimension heisst das: Die Analyse muss das konkrete Thema ernst nehmen und zugleich den allgemeinen WÖk-Massstab halten. Es geht nicht darum, Akteure moralisch zu sortieren. Es geht darum, Wirkpfade, Wirkungsempfaenger, Datenqualitaet, Risiken und Rueckkopplung so zu beschreiben, dass bessere Entscheidungen moeglich werden.</w:t>
+      </w:r>
+    </w:p>
+    <w:p>
+      <w:r>
+        <w:t>Organisationale Umsetzung. Der Abschnitt Chancen, Bildung und Teilhabe ist in V07 kein Zusatzwissen, sondern ein Pruefstein fuer die Grundfrage des Skripts: Was veraendert sich, bei wem, wodurch und mit welcher Rueckkopplung? Fuer Mensch als Wirkungsdimension wird daran sichtbar, dass WÖk-Begriffe im Alltag nur tragen, wenn sie in Routinen uebersetzt werden. Die fachliche Grenze liegt dort, wo Lernende Verantwortung an eine einzelne Nachhaltigkeitsfunktion auslagern. Die saubere Lesart trennt deshalb Beobachtung, Kausalannahme, Bewertung und Steuerungsfolge. In der Anwendung sollte daraus mindestens eine konkrete Begriff, Wirkpfad, Fallbewertung, rote Linie oder Rueckkopplung abgeleitet werden; sonst bleibt das Wissen erklaerend, aber nicht steuerungsfaehig.</w:t>
       </w:r>
     </w:p>
     <w:p>
       <w:r>
         <w:t>Pruefungsnahe Transferfrage. Formuliere zu V07 eine Wirkungsaussage in drei Saetzen: Erstens den beobachteten oder plausiblen Zustand, zweitens die Daten- oder Quellenlage, drittens die offene Unsicherheit samt Rueckkopplung. Die Antwort muss ohne moralische Personenbewertung auskommen und darf Reichweite nicht mit Wirkung verwechseln.</w:t>
+      </w:r>
+    </w:p>
+    <w:p>
+      <w:r>
+        <w:t>Anwendung auf Der ganze Mensch, nicht nur der Kunde. In einer Fallanalyse beginnt dieser Punkt nicht mit einer Meinung, sondern mit einer belastbaren Beschreibung. Wer V07 pruefungsnah liest, fragt zuerst nach Wirkungsempfaengern, Wirkraum, Zeitraum und Datenquelle. Erst danach folgt die Bewertung im Referenzrahmen Mensch, Planet, Demokratie, SDGs, Agenda 2030 und SDG+. Gute Kommunikation unterscheidet Befund, Annahme und normative Bewertung. Der typische Kurzschluss waere, Eindeutigkeit behaupten, wo die Datenlage nur Potenzial oder Risiko traegt. Genau dagegen setzt die WÖk die Pflicht, Wirkungspotenzial, Wirkungsrisiko und positive Netto-Wirkung begrifflich getrennt zu halten.</w:t>
+      </w:r>
+    </w:p>
+    <w:p>
+      <w:r>
+        <w:t>Evidenzregel. Ein Beispiel: dasselbe Produkt, zwei Wirkungen darf im Skript nicht als dekorativer Begriff stehen bleiben. Der Abschnitt traegt nur dann, wenn er eine pruefbare Aussage erlaubt: Welche Quelle stuetzt die Annahme, welche Unsicherheit bleibt offen und welche Gegenbeobachtung wuerde die Bewertung veraendern? Fuer Mensch als Wirkungsdimension heisst das, dass jede Wirkungsaussage eine Grenze zieht und diese Grenze begruenden muss. Die Studierenden sollen nicht lernen, einen Score nachzusprechen. Sie sollen erkennen, wann ein Score klaert, wann er verdeckt und wann eine rote Linie die Durchschnittslogik stoppt.</w:t>
+      </w:r>
+    </w:p>
+    <w:p>
+      <w:r>
+        <w:t>Fallfenster zur Anwendung. Ein Controlling-Team moechte einen Score bilden. Das Skript verlangt, dass Datenqualitaet, Systemgrenzen, Gewichtung, Unsicherheit und Nichtkompensation sichtbar bleiben. Ein Score darf die Diskussion nicht beenden, sondern muss bessere Fragen, Priorisierung und Rueckkopplung ermoeglichen. Bezogen auf Mensch als Wirkungsdimension heisst das: Die Analyse muss das konkrete Thema ernst nehmen und zugleich den allgemeinen WÖk-Massstab halten. Es geht nicht darum, Akteure moralisch zu sortieren. Es geht darum, Wirkpfade, Wirkungsempfaenger, Datenqualitaet, Risiken und Rueckkopplung so zu beschreiben, dass bessere Entscheidungen moeglich werden.</w:t>
+      </w:r>
+    </w:p>
+    <w:p>
+      <w:r>
+        <w:t>Transfer in Grundstudium Wirkungsökonomie. Kurzfristiges Vergnügen gegen echtes Wohl verbindet die inhaltliche Deutung mit der spaeteren Praxis. Eine Organisation kann zu Mensch als Wirkungsdimension sehr ueberzeugend kommunizieren und trotzdem an einen plausiblen Gedanken schon fuer Wirkung zu halten, obwohl Empfaenger, Zustand, Zeitbezug und Quelle fehlen scheitern. Darum muss die V1-Fassung immer auch nach Governance fragen: Wer erhebt Daten, wer bewertet sie, wer traegt die Folgen, wer kann widersprechen und wann wird eine Entscheidung korrigiert? Szenarien pruefen Sofortwirkung, Folgewirkung und Reversibilitaet getrennt. So wird aus einem Lehrkapitel eine verantwortbare Arbeitsroutine.</w:t>
+      </w:r>
+    </w:p>
+    <w:p>
+      <w:r>
+        <w:t>Grenze gegen Scheingenauigkeit. Gerade bei Der Mensch verbindet die anderen Dimensionen ist Praezision wichtiger als grosse Begriffe. Eine Wirkungsaussage bleibt schwach, wenn sie nur Aktivitaet, Reichweite, Absicht oder Image beschreibt. Stark wird sie erst, wenn sie die Zustandsveraenderung und ihre Bedingungen offenlegt. In V07 ist deshalb entscheidend, Wirkung nicht am Sender, sondern an veraenderten Zustanden der Empfaenger geprueft wird. Die Fehlerlinie verlaeuft nicht zwischen Optimismus und Pessimismus, sondern zwischen offengelegter Unsicherheit und rhetorischer Sicherheit ohne Pruefpfad.</w:t>
+      </w:r>
+    </w:p>
+    <w:p>
+      <w:r>
+        <w:t>Pruefungsnahe Lesart. Aus Was du aus dieser Vorlesung mitnimmst laesst sich eine gute Transferfrage ableiten: Welche Entscheidung waere falsch, wenn dieser Abschnitt missverstanden wird? Fuer Mensch als Wirkungsdimension lautet die Antwort meist nicht einfach "mehr Wirkung", sondern genauer: bessere Unterscheidung, sauberere Daten, klarere Schutzlinie und rueckgekoppelte Steuerung. Jede Schlussfolgerung endet mit Entscheidung, Verantwortlichkeit und Termin fuer Rueckpruefung. Wer das im Fall anwenden kann, hat den Kern der Vorlesung verstanden; wer nur Definitionen wiederholt, bleibt unter dem Anspruch der Akademie.</w:t>
+      </w:r>
+    </w:p>
+    <w:p>
+      <w:r>
+        <w:t>Fallfenster zur Anwendung. Ein Kommunikationsbericht nennt viele Aktivitaeten, Reichweiten und Rueckmeldungen. Die V1-Pruefung fragt, ob daraus eine belastbare Wirkungsaussage folgt. Wenn nur Kontakte, Klicks oder Zustimmung vorliegen, bleibt die Aussage im Bereich Wirkungspotenzial oder Resonanz, nicht im Bereich nachgewiesener Wirkung. Bezogen auf Mensch als Wirkungsdimension heisst das: Die Analyse muss das konkrete Thema ernst nehmen und zugleich den allgemeinen WÖk-Massstab halten. Es geht nicht darum, Akteure moralisch zu sortieren. Es geht darum, Wirkpfade, Wirkungsempfaenger, Datenqualitaet, Risiken und Rueckkopplung so zu beschreiben, dass bessere Entscheidungen moeglich werden.</w:t>
+      </w:r>
+    </w:p>
+    <w:p>
+      <w:r>
+        <w:t>Pruefungsnahe Transferfrage. Formuliere zu V07 eine Wirkungsaussage in drei Saetzen: Erstens den beobachteten oder plausiblen Zustand, zweitens die Daten- oder Quellenlage, drittens die offene Unsicherheit samt Rueckkopplung. Die Antwort muss ohne moralische Personenbewertung auskommen und darf Reichweite nicht mit Wirkung verwechseln.</w:t>
+      </w:r>
+    </w:p>
+    <w:p>
+      <w:r>
+        <w:t>Wissenschaftliche Anschlussfaehigkeit. Der Abschnitt Wirkungsökonomische Vertiefung ist in V07 kein Zusatzwissen, sondern ein Pruefstein fuer die Grundfrage des Skripts: Was veraendert sich, bei wem, wodurch und mit welcher Rueckkopplung? Fuer Mensch als Wirkungsdimension wird daran sichtbar, dass WÖk-Aussagen mit bestehenden Begriffen, Studien, Standards und Rechtsrahmen in Beziehung stehen muessen. Die fachliche Grenze liegt dort, wo Lernende hausinterne Sprache als Ersatz fuer zitierfaehige Begruendung verwenden. Die saubere Lesart trennt deshalb Beobachtung, Kausalannahme, Bewertung und Steuerungsfolge. In der Anwendung sollte daraus mindestens eine konkrete Begriff, Wirkpfad, Fallbewertung, rote Linie oder Rueckkopplung abgeleitet werden; sonst bleibt das Wissen erklaerend, aber nicht steuerungsfaehig.</w:t>
+      </w:r>
+    </w:p>
+    <w:p>
+      <w:r>
+        <w:t>Anwendung auf Prüfungsrelevanz. In einer Fallanalyse beginnt dieser Punkt nicht mit einer Meinung, sondern mit einer belastbaren Beschreibung. Wer V07 pruefungsnah liest, fragt zuerst nach Wirkungsempfaengern, Wirkraum, Zeitraum und Datenquelle. Erst danach folgt die Bewertung im Referenzrahmen Mensch, Planet, Demokratie, SDGs, Agenda 2030 und SDG+. Die Analyse markiert Stoppsignale vor jeder Portfolio- oder Score-Debatte. Der typische Kurzschluss waere, ein gutes Teilresultat gegen zentrale Schaeden aufrechnen. Genau dagegen setzt die WÖk die Pflicht, Wirkungspotenzial, Wirkungsrisiko und positive Netto-Wirkung begrifflich getrennt zu halten.</w:t>
       </w:r>
     </w:p>
     <w:p>
@@ -2877,47 +3076,32 @@
         <w:pStyle w:val="Heading3"/>
       </w:pPr>
       <w:r>
-        <w:t>Vertiefungsrunde 3: Lesen, pruefen, rueckkoppeln</w:t>
-      </w:r>
-    </w:p>
-    <w:p>
-      <w:r>
-        <w:t>Die folgende Runde verdichtet V07 nicht durch neue Schlagworte, sondern durch wiederholte Anwendung auf unterschiedliche Entscheidungsebenen. Das ist bewusst so angelegt: Wirkungskompetenz entsteht, wenn dieselbe begriffliche Strenge in Produkt, Organisation, Markt, Staat, Kommunikation und Datenraum wiedererkannt wird.</w:t>
-      </w:r>
-    </w:p>
-    <w:p>
-      <w:r>
-        <w:t>Begriffliche Schaerfung. Fuer Mensch als Wirkungsdimension bedeutet praezise Sprache die erste Sicherung gegen Impact-Washing ist, dass die Analyse nicht bei einer Aktivitaet, einem guten Willen oder einer Kennzahl stehen bleiben darf. Die wirkungsoekonomische Frage lautet immer: Welcher Zustand veraendert sich, bei wem, durch welchen Wirkpfad, in welchem Zeitraum und mit welcher Rueckkopplung? Gerade in Grundstudium Wirkungsökonomie ist diese Unterscheidung entscheidend, weil Lernende spaeter nicht nur Begriffe wiedergeben, sondern Entscheidungssituationen pruefen muessen. Der haeufige Fehler besteht darin, Wirkung, Output, Reichweite und Potenzial in einem Satz zu vermischen. Die saubere V1-Lesart trennt deshalb Beschreibung, Kausalannahme, Bewertung und Steuerungsfolge. In der Praxis sollte jede Wirkungsaussage als kurze Viererprobe formuliert werden: Zustand, Betroffene, Quelle, offene Unsicherheit. So wird aus dem Thema kein isoliertes Kapitel, sondern ein pruefbarer Baustein der WÖk-Architektur.</w:t>
-      </w:r>
-    </w:p>
-    <w:p>
-      <w:r>
-        <w:t>Fallfenster zur Anwendung. Eine Organisation plant eine Massnahme und formuliert dazu eine positive Absicht. In der WÖk reicht das nicht. Fuer diese Vorlesung muss sichtbar werden, welche Zustandsveraenderung erwartet wird, welche Empfaenger direkt oder indirekt betroffen sind, welche Nebenwirkungen entstehen koennen und welche Entscheidung spaeter korrigiert wird. Bezogen auf Mensch als Wirkungsdimension heisst das: Die Analyse muss das konkrete Thema ernst nehmen und zugleich den allgemeinen WÖk-Massstab halten. Es geht nicht darum, die Welt in gute und schlechte Akteure einzuteilen. Es geht darum, Wirkpfade, Wirkungsempfaenger, Datenqualitaet, Risiken und Rueckkopplung so zu beschreiben, dass bessere Entscheidungen moeglich werden.</w:t>
-      </w:r>
-    </w:p>
-    <w:p>
-      <w:r>
-        <w:t>Wirkpfad-Logik. Fuer Mensch als Wirkungsdimension bedeutet ein Thema erst dann steuerbar wird, wenn der Mechanismus zwischen Ausloeser und Zustandsveraenderung beschrieben ist, dass die Analyse nicht bei einer Aktivitaet, einem guten Willen oder einer Kennzahl stehen bleiben darf. Die wirkungsoekonomische Frage lautet immer: Welcher Zustand veraendert sich, bei wem, durch welchen Wirkpfad, in welchem Zeitraum und mit welcher Rueckkopplung? Gerade in Grundstudium Wirkungsökonomie ist diese Unterscheidung entscheidend, weil Lernende spaeter nicht nur Begriffe wiedergeben, sondern Entscheidungssituationen pruefen muessen. Der haeufige Fehler besteht darin, nur die Massnahme selbst zu bewerten und die indirekten Empfaenger auszublenden. Die saubere V1-Lesart trennt deshalb Beschreibung, Kausalannahme, Bewertung und Steuerungsfolge. Eine gute Fallanalyse zeichnet mindestens einen direkten und einen indirekten Wirkpfad nach. So wird aus dem Thema kein isoliertes Kapitel, sondern ein pruefbarer Baustein der WÖk-Architektur.</w:t>
-      </w:r>
-    </w:p>
-    <w:p>
-      <w:r>
-        <w:t>Daten- und Quellenklarheit. Fuer Mensch als Wirkungsdimension bedeutet jede Bewertung nur so belastbar ist wie Datenlage, Quellenstatus und Aktualitaet, dass die Analyse nicht bei einer Aktivitaet, einem guten Willen oder einer Kennzahl stehen bleiben darf. Die wirkungsoekonomische Frage lautet immer: Welcher Zustand veraendert sich, bei wem, durch welchen Wirkpfad, in welchem Zeitraum und mit welcher Rueckkopplung? Gerade in Grundstudium Wirkungsökonomie ist diese Unterscheidung entscheidend, weil Lernende spaeter nicht nur Begriffe wiedergeben, sondern Entscheidungssituationen pruefen muessen. Der haeufige Fehler besteht darin, eine Zahl ohne Einheit, Systemgrenze, Zeitraum oder Erhebungslogik als Beweis zu nutzen. Die saubere V1-Lesart trennt deshalb Beschreibung, Kausalannahme, Bewertung und Steuerungsfolge. Die Lernenden sollen Daten nicht dekorativ zitieren, sondern ihre Aussagekraft, Luecken und Grenzen offenlegen. So wird aus dem Thema kein isoliertes Kapitel, sondern ein pruefbarer Baustein der WÖk-Architektur.</w:t>
-      </w:r>
-    </w:p>
-    <w:p>
-      <w:r>
-        <w:t>Ambivalenz. Fuer Mensch als Wirkungsdimension bedeutet positive und negative Zustandsveraenderungen gleichzeitig auftreten koennen, dass die Analyse nicht bei einer Aktivitaet, einem guten Willen oder einer Kennzahl stehen bleiben darf. Die wirkungsoekonomische Frage lautet immer: Welcher Zustand veraendert sich, bei wem, durch welchen Wirkpfad, in welchem Zeitraum und mit welcher Rueckkopplung? Gerade in Grundstudium Wirkungsökonomie ist diese Unterscheidung entscheidend, weil Lernende spaeter nicht nur Begriffe wiedergeben, sondern Entscheidungssituationen pruefen muessen. Der haeufige Fehler besteht darin, ambivalente Befunde rhetorisch zu glaetten, damit eine eindeutige Botschaft entsteht. Die saubere V1-Lesart trennt deshalb Beschreibung, Kausalannahme, Bewertung und Steuerungsfolge. Ein gutes Skript fuehrt deshalb Profile, Zielkonflikte und offene Punkte nebeneinander. So wird aus dem Thema kein isoliertes Kapitel, sondern ein pruefbarer Baustein der WÖk-Architektur.</w:t>
-      </w:r>
-    </w:p>
-    <w:p>
-      <w:r>
-        <w:t>Fallfenster zur Anwendung. Eine Fuehrungsentscheidung erzeugt zugleich Nutzen und Risiken. Die WÖk behandelt Ambivalenz nicht als Stoerung, sondern als Kern der Analyse. Positive Netto-Wirkung darf erst behauptet werden, wenn zentrale negative Wirkungen getrennt geprueft und rote Linien gewahrt sind. Bezogen auf Mensch als Wirkungsdimension heisst das: Die Analyse muss das konkrete Thema ernst nehmen und zugleich den allgemeinen WÖk-Massstab halten. Es geht nicht darum, die Welt in gute und schlechte Akteure einzuteilen. Es geht darum, Wirkpfade, Wirkungsempfaenger, Datenqualitaet, Risiken und Rueckkopplung so zu beschreiben, dass bessere Entscheidungen moeglich werden.</w:t>
-      </w:r>
-    </w:p>
-    <w:p>
-      <w:r>
-        <w:t>Nichtkompensation. Fuer Mensch als Wirkungsdimension bedeutet schwere zentrale Schaeden nicht durch beliebige positive Einzelwerte neutralisiert werden duerfen, dass die Analyse nicht bei einer Aktivitaet, einem guten Willen oder einer Kennzahl stehen bleiben darf. Die wirkungsoekonomische Frage lautet immer: Welcher Zustand veraendert sich, bei wem, durch welchen Wirkpfad, in welchem Zeitraum und mit welcher Rueckkopplung? Gerade in Grundstudium Wirkungsökonomie ist diese Unterscheidung entscheidend, weil Lernende spaeter nicht nur Begriffe wiedergeben, sondern Entscheidungssituationen pruefen muessen. Der haeufige Fehler besteht darin, eine arithmetische Durchschnittslogik als moralische Entlastung zu verwenden. Die saubere V1-Lesart trennt deshalb Beschreibung, Kausalannahme, Bewertung und Steuerungsfolge. Reverse Merit Order und rote Linien sind Schutzregeln gegen Schoenrechnung. So wird aus dem Thema kein isoliertes Kapitel, sondern ein pruefbarer Baustein der WÖk-Architektur.</w:t>
+        <w:t>Abschlusskommentar 3: Lesen, pruefen, rueckkoppeln</w:t>
+      </w:r>
+    </w:p>
+    <w:p>
+      <w:r>
+        <w:t>Die folgende Verdichtung fuehrt die vorhandenen Kapitel nicht als Wiederholung, sondern als Anwendung zusammen. Wirkungskompetenz entsteht, wenn dieselbe begriffliche Strenge in Fallanalyse, Datenarbeit, Kommunikation, Governance und Entscheidungspraxis wiedererkannt wird.</w:t>
+      </w:r>
+    </w:p>
+    <w:p>
+      <w:r>
+        <w:t>Evidenzregel. Lernziele darf im Skript nicht als dekorativer Begriff stehen bleiben. Der Abschnitt traegt nur dann, wenn er eine pruefbare Aussage erlaubt: Welche Quelle stuetzt die Annahme, welche Unsicherheit bleibt offen und welche Gegenbeobachtung wuerde die Bewertung veraendern? Fuer Mensch als Wirkungsdimension heisst das, dass praezise Sprache die erste Sicherung gegen Impact-Washing bildet. Die Studierenden sollen nicht lernen, einen Score nachzusprechen. Sie sollen erkennen, wann ein Score klaert, wann er verdeckt und wann eine rote Linie die Durchschnittslogik stoppt.</w:t>
+      </w:r>
+    </w:p>
+    <w:p>
+      <w:r>
+        <w:t>Fallfenster zur Anwendung. Eine Organisation plant eine Massnahme und formuliert dazu eine positive Absicht. In der WÖk reicht das nicht. Fuer diese Vorlesung muss sichtbar werden, welche Zustandsveraenderung erwartet wird, welche Empfaenger direkt oder indirekt betroffen sind, welche Nebenwirkungen entstehen koennen und welche Entscheidung spaeter korrigiert wird. Bezogen auf Mensch als Wirkungsdimension heisst das: Die Analyse muss das konkrete Thema ernst nehmen und zugleich den allgemeinen WÖk-Massstab halten. Es geht nicht darum, Akteure moralisch zu sortieren. Es geht darum, Wirkpfade, Wirkungsempfaenger, Datenqualitaet, Risiken und Rueckkopplung so zu beschreiben, dass bessere Entscheidungen moeglich werden.</w:t>
+      </w:r>
+    </w:p>
+    <w:p>
+      <w:r>
+        <w:t>Transfer in Grundstudium Wirkungsökonomie. Einleitung / Wirkungsfrage verbindet die inhaltliche Deutung mit der spaeteren Praxis. Eine Organisation kann zu Mensch als Wirkungsdimension sehr ueberzeugend kommunizieren und trotzdem an einen plausiblen Gedanken schon fuer Wirkung zu halten, obwohl Empfaenger, Zustand, Zeitbezug und Quelle fehlen scheitern. Darum muss die V1-Fassung immer auch nach Governance fragen: Wer erhebt Daten, wer bewertet sie, wer traegt die Folgen, wer kann widersprechen und wann wird eine Entscheidung korrigiert? Mindestens ein direkter und ein indirekter Wirkpfad muessen nachvollziehbar sein. So wird aus einem Lehrkapitel eine verantwortbare Arbeitsroutine.</w:t>
+      </w:r>
+    </w:p>
+    <w:p>
+      <w:r>
+        <w:t>Grenze gegen Scheingenauigkeit. Gerade bei Kernaussage ist Praezision wichtiger als grosse Begriffe. Eine Wirkungsaussage bleibt schwach, wenn sie nur Aktivitaet, Reichweite, Absicht oder Image beschreibt. Stark wird sie erst, wenn sie die Zustandsveraenderung und ihre Bedingungen offenlegt. In V07 ist deshalb entscheidend, jede Bewertung nur so belastbar ist wie Datenlage, Quellenstatus, Aktualitaet und Systemgrenze. Die Fehlerlinie verlaeuft nicht zwischen Optimismus und Pessimismus, sondern zwischen offengelegter Unsicherheit und rhetorischer Sicherheit ohne Pruefpfad.</w:t>
       </w:r>
     </w:p>
     <w:p>
@@ -2927,27 +3111,12 @@
     </w:p>
     <w:p>
       <w:r>
-        <w:t>Rueckkopplung. Fuer Mensch als Wirkungsdimension bedeutet Wirkungswissen erst dann wertvoll wird, wenn es Entscheidungen veraendert, dass die Analyse nicht bei einer Aktivitaet, einem guten Willen oder einer Kennzahl stehen bleiben darf. Die wirkungsoekonomische Frage lautet immer: Welcher Zustand veraendert sich, bei wem, durch welchen Wirkpfad, in welchem Zeitraum und mit welcher Rueckkopplung? Gerade in Grundstudium Wirkungsökonomie ist diese Unterscheidung entscheidend, weil Lernende spaeter nicht nur Begriffe wiedergeben, sondern Entscheidungssituationen pruefen muessen. Der haeufige Fehler besteht darin, einen Bericht als Endpunkt zu betrachten. Die saubere V1-Lesart trennt deshalb Beschreibung, Kausalannahme, Bewertung und Steuerungsfolge. Jeder Analyseblock sollte fragen, welche Routine, welcher Prozess oder welche Ressource nach der Bewertung angepasst wird. So wird aus dem Thema kein isoliertes Kapitel, sondern ein pruefbarer Baustein der WÖk-Architektur.</w:t>
-      </w:r>
-    </w:p>
-    <w:p>
-      <w:r>
-        <w:t>Governance. Fuer Mensch als Wirkungsdimension bedeutet Wirkungsbewertung Verfahren, Rechte, Transparenz und Korrektur braucht, dass die Analyse nicht bei einer Aktivitaet, einem guten Willen oder einer Kennzahl stehen bleiben darf. Die wirkungsoekonomische Frage lautet immer: Welcher Zustand veraendert sich, bei wem, durch welchen Wirkpfad, in welchem Zeitraum und mit welcher Rueckkopplung? Gerade in Grundstudium Wirkungsökonomie ist diese Unterscheidung entscheidend, weil Lernende spaeter nicht nur Begriffe wiedergeben, sondern Entscheidungssituationen pruefen muessen. Der haeufige Fehler besteht darin, Bewertung als technokratische Top-down-Setzung zu verstehen. Die saubere V1-Lesart trennt deshalb Beschreibung, Kausalannahme, Bewertung und Steuerungsfolge. Betroffene, Datenhalter, Entscheider und Kontrollinstanzen muessen unterscheidbare Rollen behalten. So wird aus dem Thema kein isoliertes Kapitel, sondern ein pruefbarer Baustein der WÖk-Architektur.</w:t>
-      </w:r>
-    </w:p>
-    <w:p>
-      <w:r>
-        <w:t>Fallfenster zur Anwendung. Ein Controlling-Team moechte einen Score bilden. Das Skript verlangt, dass Datenqualitaet, Systemgrenzen, Gewichtung, Unsicherheit und Nichtkompensation sichtbar bleiben. Ein Score darf die Diskussion nicht beenden, sondern muss bessere Fragen, Priorisierung und Rueckkopplung ermoeglichen. Bezogen auf Mensch als Wirkungsdimension heisst das: Die Analyse muss das konkrete Thema ernst nehmen und zugleich den allgemeinen WÖk-Massstab halten. Es geht nicht darum, die Welt in gute und schlechte Akteure einzuteilen. Es geht darum, Wirkpfade, Wirkungsempfaenger, Datenqualitaet, Risiken und Rueckkopplung so zu beschreiben, dass bessere Entscheidungen moeglich werden.</w:t>
-      </w:r>
-    </w:p>
-    <w:p>
-      <w:r>
-        <w:t>Didaktische Pruefbarkeit. Fuer Mensch als Wirkungsdimension bedeutet das Thema in der Akademie nicht nur erklaert, sondern in Falllogik ueberfuehrt werden muss, dass die Analyse nicht bei einer Aktivitaet, einem guten Willen oder einer Kennzahl stehen bleiben darf. Die wirkungsoekonomische Frage lautet immer: Welcher Zustand veraendert sich, bei wem, durch welchen Wirkpfad, in welchem Zeitraum und mit welcher Rueckkopplung? Gerade in Grundstudium Wirkungsökonomie ist diese Unterscheidung entscheidend, weil Lernende spaeter nicht nur Begriffe wiedergeben, sondern Entscheidungssituationen pruefen muessen. Der haeufige Fehler besteht darin, reines Auswendiglernen als Kompetenznachweis zu behandeln. Die saubere V1-Lesart trennt deshalb Beschreibung, Kausalannahme, Bewertung und Steuerungsfolge. Pruefungsfragen sollen Begriffe, Anwendung und rote Linien verbinden. So wird aus dem Thema kein isoliertes Kapitel, sondern ein pruefbarer Baustein der WÖk-Architektur.</w:t>
-      </w:r>
-    </w:p>
-    <w:p>
-      <w:r>
-        <w:t>Transfer in Organisationen. Fuer Mensch als Wirkungsdimension bedeutet WÖk-Begriffe im Alltag nur tragen, wenn sie in Routinen uebersetzt werden, dass die Analyse nicht bei einer Aktivitaet, einem guten Willen oder einer Kennzahl stehen bleiben darf. Die wirkungsoekonomische Frage lautet immer: Welcher Zustand veraendert sich, bei wem, durch welchen Wirkpfad, in welchem Zeitraum und mit welcher Rueckkopplung? Gerade in Grundstudium Wirkungsökonomie ist diese Unterscheidung entscheidend, weil Lernende spaeter nicht nur Begriffe wiedergeben, sondern Entscheidungssituationen pruefen muessen. Der haeufige Fehler besteht darin, die Verantwortung an eine Nachhaltigkeitsabteilung auszulagern. Die saubere V1-Lesart trennt deshalb Beschreibung, Kausalannahme, Bewertung und Steuerungsfolge. Strategie, Einkauf, Kommunikation, Controlling und Fuehrung muessen denselben Wirkungsbegriff verwenden. So wird aus dem Thema kein isoliertes Kapitel, sondern ein pruefbarer Baustein der WÖk-Architektur.</w:t>
+        <w:t>Pruefungsnahe Lesart. Aus Quelltext und fachliche Grundlegung laesst sich eine gute Transferfrage ableiten: Welche Entscheidung waere falsch, wenn dieser Abschnitt missverstanden wird? Fuer Mensch als Wirkungsdimension lautet die Antwort meist nicht einfach "mehr Wirkung", sondern genauer: bessere Unterscheidung, sauberere Daten, klarere Schutzlinie und rueckgekoppelte Steuerung. Profile, Zielkonflikte und offene Punkte werden nebeneinander gefuehrt. Wer das im Fall anwenden kann, hat den Kern der Vorlesung verstanden; wer nur Definitionen wiederholt, bleibt unter dem Anspruch der Akademie.</w:t>
+      </w:r>
+    </w:p>
+    <w:p>
+      <w:r>
+        <w:t>Fallfenster zur Anwendung. Eine Fuehrungsentscheidung erzeugt zugleich Nutzen und Risiken. Die WÖk behandelt Ambivalenz nicht als Stoerung, sondern als Kern der Analyse. Positive Netto-Wirkung darf erst behauptet werden, wenn zentrale negative Wirkungen getrennt geprueft und rote Linien gewahrt sind. Bezogen auf Mensch als Wirkungsdimension heisst das: Die Analyse muss das konkrete Thema ernst nehmen und zugleich den allgemeinen WÖk-Massstab halten. Es geht nicht darum, Akteure moralisch zu sortieren. Es geht darum, Wirkpfade, Wirkungsempfaenger, Datenqualitaet, Risiken und Rueckkopplung so zu beschreiben, dass bessere Entscheidungen moeglich werden.</w:t>
       </w:r>
     </w:p>
     <w:p>
@@ -2961,110 +3130,6 @@
     <w:p>
       <w:r>
         <w:t>Diese Finalisierung schliesst die Codex-Inhaltsproduktion fuer V07. Offen bleibt nicht der fachliche Kern des Skripts, sondern der naechste Produktionsschritt: Claude setzt daraus die CI/CD-konforme Reader- und PDF-Fassung, prueft Satz, Umbrueche, Medienintegration und Lektorat und markiert erst danach die veroeffentlichte Fassung als freigegeben.</w:t>
-      </w:r>
-    </w:p>
-    <w:p>
-      <w:pPr>
-        <w:pStyle w:val="Heading2"/>
-      </w:pPr>
-      <w:r>
-        <w:t>9. Quellen</w:t>
-      </w:r>
-    </w:p>
-    <w:p>
-      <w:pPr>
-        <w:pStyle w:val="Heading3"/>
-      </w:pPr>
-      <w:r>
-        <w:t>WÖk-Quellen</w:t>
-      </w:r>
-    </w:p>
-    <w:p>
-      <w:pPr>
-        <w:pStyle w:val="ListBullet"/>
-      </w:pPr>
-      <w:r>
-        <w:t>Die neue Ordnung des Wohlstands (https://wirkungsoekonomie.de/buch.html) — aktuelles Grundlagenwerk der Wirkungsökonomie.</w:t>
-      </w:r>
-    </w:p>
-    <w:p>
-      <w:pPr>
-        <w:pStyle w:val="ListBullet"/>
-      </w:pPr>
-      <w:r>
-        <w:t>WÖk-Referenz (https://wirkungsoekonomie.de/referenz/) — öffentliche Kapitel- und Volltextreferenz.</w:t>
-      </w:r>
-    </w:p>
-    <w:p>
-      <w:pPr>
-        <w:pStyle w:val="ListBullet"/>
-      </w:pPr>
-      <w:r>
-        <w:t>Glossar der Wirkungsökonomie (https://wirkungsoekonomie.de/glossar.html) — öffentliche Begriffsdefinitionen und Abgrenzungen.</w:t>
-      </w:r>
-    </w:p>
-    <w:p>
-      <w:pPr>
-        <w:pStyle w:val="ListBullet"/>
-      </w:pPr>
-      <w:r>
-        <w:t>WÖk-Werkzeuge (https://wirkungsoekonomie.de/werkzeuge/) — öffentliche Methoden-, Scorecard- und Controlling-Werkzeuge.</w:t>
-      </w:r>
-    </w:p>
-    <w:p>
-      <w:pPr>
-        <w:pStyle w:val="ListBullet"/>
-      </w:pPr>
-      <w:r>
-        <w:t>WÖk-Journal (https://wirkungsoekonomie.de/blog.html) — Dossiers und Fallanalysen.</w:t>
-      </w:r>
-    </w:p>
-    <w:p>
-      <w:pPr>
-        <w:pStyle w:val="Heading3"/>
-      </w:pPr>
-      <w:r>
-        <w:t>Externe Quellen fuer die V1-Fassung</w:t>
-      </w:r>
-    </w:p>
-    <w:p>
-      <w:pPr>
-        <w:pStyle w:val="ListBullet"/>
-      </w:pPr>
-      <w:r>
-        <w:t>United Nations (2015): Transforming our world: the 2030 Agenda for Sustainable Development (https://sdgs.un.org/2030agenda).</w:t>
-      </w:r>
-    </w:p>
-    <w:p>
-      <w:pPr>
-        <w:pStyle w:val="ListBullet"/>
-      </w:pPr>
-      <w:r>
-        <w:t>European Commission: Corporate sustainability reporting (https://finance.ec.europa.eu/financial-markets/company-reporting-and-auditing/company-reporting/corporate-sustainability-reporting_en), EU taxonomy for sustainable activities (https://finance.ec.europa.eu/sustainable-finance/tools-and-standards/eu-taxonomy-sustainable-activities_en) und Digital Product Passport (https://single-market-economy.ec.europa.eu/news/commission-launches-consultation-digital-product-passport-2025-04-09_en), soweit fuer das Thema einschlaegig.</w:t>
-      </w:r>
-    </w:p>
-    <w:p>
-      <w:pPr>
-        <w:pStyle w:val="ListBullet"/>
-      </w:pPr>
-      <w:r>
-        <w:t>EFRAG: Sustainability reporting und ESRS (https://www.efrag.org/en/sustainability-reporting), soweit fuer das Thema einschlaegig.</w:t>
-      </w:r>
-    </w:p>
-    <w:p>
-      <w:pPr>
-        <w:pStyle w:val="ListBullet"/>
-      </w:pPr>
-      <w:r>
-        <w:t>Global Reporting Initiative: GRI Standards (https://www.globalreporting.org/standards/), soweit fuer Berichts- und Indikatorenfragen einschlaegig.</w:t>
-      </w:r>
-    </w:p>
-    <w:p>
-      <w:pPr>
-        <w:pStyle w:val="ListBullet"/>
-      </w:pPr>
-      <w:r>
-        <w:t>Fachliteratur zu Wirkungslogik, Evaluation, Systemtheorie, Resilienz, Governance, Diffusion, Vertrauen oder Controlling je nach Thema.</w:t>
       </w:r>
     </w:p>
     <w:sectPr>

--- a/docs/studienskripte/word-rohfassungen/woek-g-v07.docx
+++ b/docs/studienskripte/word-rohfassungen/woek-g-v07.docx
@@ -2556,12 +2556,12 @@
     </w:p>
     <w:p>
       <w:r>
-        <w:t>Dieses Skript zu V07 Mensch als Wirkungsdimension ist als Langformtext angelegt: Es soll nicht nur die Vorlesung begleiten, sondern als eigenstaendiges Studienmaterial funktionieren. Wer es liest, soll den fachlichen Kern, die WÖk-Terminologie, die Quellenlogik, die Tabellen, die Modellformeln, die Fallfenster und die oeffentlichen Verstaendnisfragen zusammenfuehren koennen. Die geschuetzte Pruefungslogik bleibt davon getrennt in der Akademie-App.</w:t>
-      </w:r>
-    </w:p>
-    <w:p>
-      <w:r>
-        <w:t>Fuer den Abschluss ist entscheidend, dass Mensch als Wirkungsdimension im Feld Grundstudium Wirkungsökonomie nicht als Einzelthema stehen bleibt. Die Vorlesung traegt zur gemeinsamen Architektur bei: begriffliche Grundlegung, Bewertungsrahmen und gesellschaftliche Einordnung. Daraus folgt eine Lesehaltung, die streng und praktisch zugleich ist. Sie fragt nach belastbaren Begriffen, nach Empfaengern und Wirkpfaden, nach Unsicherheit, nach nicht kompensierbaren Grenzen und nach Rueckkopplung in reale Entscheidungen.</w:t>
+        <w:t>Dieses Skript zu V07 Mensch als Wirkungsdimension ist als Langformtext angelegt. Es fuehrt die Vorlesung, die Begriffe, die Fallfenster, die Tabellen, die Modellformeln, die Mini-Quiz-Fragen, die Quellenlogik und den Rueckfluss in den WOE-Korpus zusammen. Die geschuetzte Antwortlogik bleibt davon getrennt in der Akademie-App.</w:t>
+      </w:r>
+    </w:p>
+    <w:p>
+      <w:r>
+        <w:t>Der Abschluss liest Mensch als Wirkungsdimension im Feld Grundstudium Wirkungsoekonomie. Der Massstab bleibt neutral und relational: Wirkung bedeutet tatsaechliche Zustandsveraenderung. Wirkungspotenzial beschreibt plausible Moeglichkeit. Wirkungsrisiko beschreibt moegliche negative Veraenderung. Wenn eine Zielgroesse gemeint ist, geht es um positive Netto-Wirkung. Genau diese Trennung entscheidet, ob das Skript fachlich traegt.</w:t>
       </w:r>
     </w:p>
     <w:p>
@@ -2569,7 +2569,7 @@
         <w:pStyle w:val="Heading3"/>
       </w:pPr>
       <w:r>
-        <w:t>Abschlussmatrix fuer die Anwendung</w:t>
+        <w:t>Abschlussmatrix</w:t>
       </w:r>
     </w:p>
     <w:tbl>
@@ -2595,7 +2595,7 @@
               <w:rPr>
                 <w:b/>
               </w:rPr>
-              <w:t>Ebene</w:t>
+              <w:t>Pruefebene</w:t>
             </w:r>
           </w:p>
         </w:tc>
@@ -2623,7 +2623,7 @@
               <w:rPr>
                 <w:b/>
               </w:rPr>
-              <w:t>Qualitaetsgrenze</w:t>
+              <w:t>Grenze</w:t>
             </w:r>
           </w:p>
         </w:tc>
@@ -2647,7 +2647,7 @@
           </w:tcPr>
           <w:p>
             <w:r>
-              <w:t>Wirkung, Wirkungspotenzial und Wirkungsrisiko werden im Kontext der Vorlesung getrennt.</w:t>
+              <w:t>Wirkung, Wirkungspotenzial, Wirkungsrisiko und positive Netto-Wirkung getrennt lesen.</w:t>
             </w:r>
           </w:p>
         </w:tc>
@@ -2658,7 +2658,7 @@
           </w:tcPr>
           <w:p>
             <w:r>
-              <w:t>keine Absicht als Wirkung ausgeben</w:t>
+              <w:t>Keine Absicht als Wirkung ausgeben.</w:t>
             </w:r>
           </w:p>
         </w:tc>
@@ -2682,7 +2682,7 @@
           </w:tcPr>
           <w:p>
             <w:r>
-              <w:t>Ausloeser, Mechanismus, Wirkungsempfaenger, Zustand und Rueckkopplung werden sichtbar.</w:t>
+              <w:t>Ausloeser, Mechanismus, Empfaenger, Zustand und Rueckkopplung verbinden.</w:t>
             </w:r>
           </w:p>
         </w:tc>
@@ -2693,7 +2693,7 @@
           </w:tcPr>
           <w:p>
             <w:r>
-              <w:t>keine lineare Erfolgsgeschichte erfinden</w:t>
+              <w:t>Keine lineare Erfolgsgeschichte erfinden.</w:t>
             </w:r>
           </w:p>
         </w:tc>
@@ -2706,7 +2706,7 @@
           </w:tcPr>
           <w:p>
             <w:r>
-              <w:t>Daten</w:t>
+              <w:t>Evidenz</w:t>
             </w:r>
           </w:p>
         </w:tc>
@@ -2717,7 +2717,7 @@
           </w:tcPr>
           <w:p>
             <w:r>
-              <w:t>Quellen, Datenqualitaet, Unsicherheit und Aktualitaet werden benannt.</w:t>
+              <w:t>begriffliche Praezision, Fallbeschreibung, Quellenklarheit, Plausibilitaet und offene Unsicherheit pruefen.</w:t>
             </w:r>
           </w:p>
         </w:tc>
@@ -2728,7 +2728,7 @@
           </w:tcPr>
           <w:p>
             <w:r>
-              <w:t>keine Scheingenauigkeit erzeugen</w:t>
+              <w:t>Keine Scheingenauigkeit erzeugen.</w:t>
             </w:r>
           </w:p>
         </w:tc>
@@ -2752,7 +2752,7 @@
           </w:tcPr>
           <w:p>
             <w:r>
-              <w:t>SDGs, Agenda 2030, SDG+ und WÖk-Schutzlinien bilden den Referenzrahmen.</w:t>
+              <w:t>SDGs, Agenda 2030, SDG+, Nichtkompensation und Reverse Merit Order passend einsetzen.</w:t>
             </w:r>
           </w:p>
         </w:tc>
@@ -2763,7 +2763,7 @@
           </w:tcPr>
           <w:p>
             <w:r>
-              <w:t>keine Durchschnittslogik gegen rote Linien</w:t>
+              <w:t>Keine Durchschnittslogik gegen rote Linien.</w:t>
             </w:r>
           </w:p>
         </w:tc>
@@ -2787,7 +2787,7 @@
           </w:tcPr>
           <w:p>
             <w:r>
-              <w:t>Die Bewertung fuehrt zu Entscheidung, Budget, Prozess, Kommunikation oder Korrektur.</w:t>
+              <w:t>Ergebnis in Begriff, Fallbewertung, Wirkpfad, rote Linie, Quellenbeurteilung oder Rueckkopplungsregel uebersetzen.</w:t>
             </w:r>
           </w:p>
         </w:tc>
@@ -2798,7 +2798,7 @@
           </w:tcPr>
           <w:p>
             <w:r>
-              <w:t>kein Reporting ohne Rueckkopplung</w:t>
+              <w:t>Kein Reporting ohne Rueckkopplung.</w:t>
             </w:r>
           </w:p>
         </w:tc>
@@ -2810,132 +2810,107 @@
         <w:pStyle w:val="Heading3"/>
       </w:pPr>
       <w:r>
-        <w:t>Abschlusskommentar 1: Lesen, pruefen, rueckkoppeln</w:t>
-      </w:r>
-    </w:p>
-    <w:p>
-      <w:r>
-        <w:t>Die folgende Verdichtung fuehrt die vorhandenen Kapitel nicht als Wiederholung, sondern als Anwendung zusammen. Wirkungskompetenz entsteht, wenn dieselbe begriffliche Strenge in Fallanalyse, Datenarbeit, Kommunikation, Governance und Entscheidungspraxis wiedererkannt wird.</w:t>
-      </w:r>
-    </w:p>
-    <w:p>
-      <w:r>
-        <w:t>Begriffliche Schaerfung. Der Abschnitt Lernziele ist in V07 kein Zusatzwissen, sondern ein Pruefstein fuer die Grundfrage des Skripts: Was veraendert sich, bei wem, wodurch und mit welcher Rueckkopplung? Fuer Mensch als Wirkungsdimension wird daran sichtbar, dass praezise Sprache die erste Sicherung gegen Impact-Washing bildet. Die fachliche Grenze liegt dort, wo Lernende Output, Reichweite, Absicht und Wirkung in einem Satz vermischen. Die saubere Lesart trennt deshalb Beobachtung, Kausalannahme, Bewertung und Steuerungsfolge. In der Anwendung sollte daraus mindestens eine konkrete Begriff, Wirkpfad, Fallbewertung, rote Linie oder Rueckkopplung abgeleitet werden; sonst bleibt das Wissen erklaerend, aber nicht steuerungsfaehig.</w:t>
-      </w:r>
-    </w:p>
-    <w:p>
-      <w:r>
-        <w:t>Anwendung auf Einleitung / Wirkungsfrage. In einer Fallanalyse beginnt dieser Punkt nicht mit einer Meinung, sondern mit einer belastbaren Beschreibung. Wer V07 pruefungsnah liest, fragt zuerst nach Wirkungsempfaengern, Wirkraum, Zeitraum und Datenquelle. Erst danach folgt die Bewertung im Referenzrahmen Mensch, Planet, Demokratie, SDGs, Agenda 2030 und SDG+. Mindestens ein direkter und ein indirekter Wirkpfad muessen nachvollziehbar sein. Der typische Kurzschluss waere, nur die Massnahme selbst bewerten und indirekte Empfaenger ausblenden. Genau dagegen setzt die WÖk die Pflicht, Wirkungspotenzial, Wirkungsrisiko und positive Netto-Wirkung begrifflich getrennt zu halten.</w:t>
-      </w:r>
-    </w:p>
-    <w:p>
-      <w:r>
-        <w:t>Evidenzregel. Kernaussage darf im Skript nicht als dekorativer Begriff stehen bleiben. Der Abschnitt traegt nur dann, wenn er eine pruefbare Aussage erlaubt: Welche Quelle stuetzt die Annahme, welche Unsicherheit bleibt offen und welche Gegenbeobachtung wuerde die Bewertung veraendern? Fuer Mensch als Wirkungsdimension heisst das, dass jede Bewertung nur so belastbar ist wie Datenlage, Quellenstatus, Aktualitaet und Systemgrenze. Die Studierenden sollen nicht lernen, einen Score nachzusprechen. Sie sollen erkennen, wann ein Score klaert, wann er verdeckt und wann eine rote Linie die Durchschnittslogik stoppt.</w:t>
-      </w:r>
-    </w:p>
-    <w:p>
-      <w:r>
-        <w:t>Fallfenster zur Anwendung. Ein Controlling-Team moechte einen Score bilden. Das Skript verlangt, dass Datenqualitaet, Systemgrenzen, Gewichtung, Unsicherheit und Nichtkompensation sichtbar bleiben. Ein Score darf die Diskussion nicht beenden, sondern muss bessere Fragen, Priorisierung und Rueckkopplung ermoeglichen. Bezogen auf Mensch als Wirkungsdimension heisst das: Die Analyse muss das konkrete Thema ernst nehmen und zugleich den allgemeinen WÖk-Massstab halten. Es geht nicht darum, Akteure moralisch zu sortieren. Es geht darum, Wirkpfade, Wirkungsempfaenger, Datenqualitaet, Risiken und Rueckkopplung so zu beschreiben, dass bessere Entscheidungen moeglich werden.</w:t>
-      </w:r>
-    </w:p>
-    <w:p>
-      <w:r>
-        <w:t>Transfer in Grundstudium Wirkungsökonomie. Quelltext und fachliche Grundlegung verbindet die inhaltliche Deutung mit der spaeteren Praxis. Eine Organisation kann zu Mensch als Wirkungsdimension sehr ueberzeugend kommunizieren und trotzdem an einen plausiblen Gedanken schon fuer Wirkung zu halten, obwohl Empfaenger, Zustand, Zeitbezug und Quelle fehlen scheitern. Darum muss die V1-Fassung immer auch nach Governance fragen: Wer erhebt Daten, wer bewertet sie, wer traegt die Folgen, wer kann widersprechen und wann wird eine Entscheidung korrigiert? Profile, Zielkonflikte und offene Punkte werden nebeneinander gefuehrt. So wird aus einem Lehrkapitel eine verantwortbare Arbeitsroutine.</w:t>
-      </w:r>
-    </w:p>
-    <w:p>
-      <w:r>
-        <w:t>Grenze gegen Scheingenauigkeit. Gerade bei Die drei großen Richtungen der Wirkung ist Praezision wichtiger als grosse Begriffe. Eine Wirkungsaussage bleibt schwach, wenn sie nur Aktivitaet, Reichweite, Absicht oder Image beschreibt. Stark wird sie erst, wenn sie die Zustandsveraenderung und ihre Bedingungen offenlegt. In V07 ist deshalb entscheidend, schwere zentrale Schaeden nicht durch beliebige positive Einzelwerte neutralisiert werden duerfen. Die Fehlerlinie verlaeuft nicht zwischen Optimismus und Pessimismus, sondern zwischen offengelegter Unsicherheit und rhetorischer Sicherheit ohne Pruefpfad.</w:t>
-      </w:r>
-    </w:p>
-    <w:p>
-      <w:r>
-        <w:t>Pruefungsnahe Transferfrage. Formuliere zu V07 eine Wirkungsaussage in drei Saetzen: Erstens den beobachteten oder plausiblen Zustand, zweitens die Daten- oder Quellenlage, drittens die offene Unsicherheit samt Rueckkopplung. Die Antwort muss ohne moralische Personenbewertung auskommen und darf Reichweite nicht mit Wirkung verwechseln.</w:t>
-      </w:r>
-    </w:p>
-    <w:p>
-      <w:r>
-        <w:t>Pruefungsnahe Lesart. Aus Warum der Mensch der Maßstab ist laesst sich eine gute Transferfrage ableiten: Welche Entscheidung waere falsch, wenn dieser Abschnitt missverstanden wird? Fuer Mensch als Wirkungsdimension lautet die Antwort meist nicht einfach "mehr Wirkung", sondern genauer: bessere Unterscheidung, sauberere Daten, klarere Schutzlinie und rueckgekoppelte Steuerung. Jeder Analyseblock fragt nach der Routine, die nach der Bewertung angepasst wird. Wer das im Fall anwenden kann, hat den Kern der Vorlesung verstanden; wer nur Definitionen wiederholt, bleibt unter dem Anspruch der Akademie.</w:t>
-      </w:r>
-    </w:p>
-    <w:p>
-      <w:r>
-        <w:t>Fallfenster zur Anwendung. Ein Kommunikationsbericht nennt viele Aktivitaeten, Reichweiten und Rueckmeldungen. Die V1-Pruefung fragt, ob daraus eine belastbare Wirkungsaussage folgt. Wenn nur Kontakte, Klicks oder Zustimmung vorliegen, bleibt die Aussage im Bereich Wirkungspotenzial oder Resonanz, nicht im Bereich nachgewiesener Wirkung. Bezogen auf Mensch als Wirkungsdimension heisst das: Die Analyse muss das konkrete Thema ernst nehmen und zugleich den allgemeinen WÖk-Massstab halten. Es geht nicht darum, Akteure moralisch zu sortieren. Es geht darum, Wirkpfade, Wirkungsempfaenger, Datenqualitaet, Risiken und Rueckkopplung so zu beschreiben, dass bessere Entscheidungen moeglich werden.</w:t>
-      </w:r>
-    </w:p>
-    <w:p>
-      <w:r>
-        <w:t>Governance. Der Abschnitt Gesundheit und körperliches Wohl ist in V07 kein Zusatzwissen, sondern ein Pruefstein fuer die Grundfrage des Skripts: Was veraendert sich, bei wem, wodurch und mit welcher Rueckkopplung? Fuer Mensch als Wirkungsdimension wird daran sichtbar, dass Wirkungsbewertung Verfahren, Rechte, Transparenz und Korrektur braucht. Die fachliche Grenze liegt dort, wo Lernende Bewertung als technokratische Top-down-Setzung verstehen. Die saubere Lesart trennt deshalb Beobachtung, Kausalannahme, Bewertung und Steuerungsfolge. In der Anwendung sollte daraus mindestens eine konkrete Begriff, Wirkpfad, Fallbewertung, rote Linie oder Rueckkopplung abgeleitet werden; sonst bleibt das Wissen erklaerend, aber nicht steuerungsfaehig.</w:t>
-      </w:r>
-    </w:p>
-    <w:p>
-      <w:r>
-        <w:t>Anwendung auf Würde und Selbstbestimmung. In einer Fallanalyse beginnt dieser Punkt nicht mit einer Meinung, sondern mit einer belastbaren Beschreibung. Wer V07 pruefungsnah liest, fragt zuerst nach Wirkungsempfaengern, Wirkraum, Zeitraum und Datenquelle. Erst danach folgt die Bewertung im Referenzrahmen Mensch, Planet, Demokratie, SDGs, Agenda 2030 und SDG+. Pruefungsfragen verbinden Begriff, Anwendung, Evidenz und rote Linie. Der typische Kurzschluss waere, reines Auswendiglernen als Kompetenznachweis behandeln. Genau dagegen setzt die WÖk die Pflicht, Wirkungspotenzial, Wirkungsrisiko und positive Netto-Wirkung begrifflich getrennt zu halten.</w:t>
-      </w:r>
-    </w:p>
-    <w:p>
-      <w:r>
-        <w:t>Evidenzregel. Chancen, Bildung und Teilhabe darf im Skript nicht als dekorativer Begriff stehen bleiben. Der Abschnitt traegt nur dann, wenn er eine pruefbare Aussage erlaubt: Welche Quelle stuetzt die Annahme, welche Unsicherheit bleibt offen und welche Gegenbeobachtung wuerde die Bewertung veraendern? Fuer Mensch als Wirkungsdimension heisst das, dass WÖk-Begriffe im Alltag nur tragen, wenn sie in Routinen uebersetzt werden. Die Studierenden sollen nicht lernen, einen Score nachzusprechen. Sie sollen erkennen, wann ein Score klaert, wann er verdeckt und wann eine rote Linie die Durchschnittslogik stoppt.</w:t>
-      </w:r>
-    </w:p>
-    <w:p>
-      <w:r>
-        <w:t>Fallfenster zur Anwendung. Eine Organisation plant eine Massnahme und formuliert dazu eine positive Absicht. In der WÖk reicht das nicht. Fuer diese Vorlesung muss sichtbar werden, welche Zustandsveraenderung erwartet wird, welche Empfaenger direkt oder indirekt betroffen sind, welche Nebenwirkungen entstehen koennen und welche Entscheidung spaeter korrigiert wird. Bezogen auf Mensch als Wirkungsdimension heisst das: Die Analyse muss das konkrete Thema ernst nehmen und zugleich den allgemeinen WÖk-Massstab halten. Es geht nicht darum, Akteure moralisch zu sortieren. Es geht darum, Wirkpfade, Wirkungsempfaenger, Datenqualitaet, Risiken und Rueckkopplung so zu beschreiben, dass bessere Entscheidungen moeglich werden.</w:t>
-      </w:r>
-    </w:p>
-    <w:p>
-      <w:r>
-        <w:t>Transfer in Grundstudium Wirkungsökonomie. Der ganze Mensch, nicht nur der Kunde verbindet die inhaltliche Deutung mit der spaeteren Praxis. Eine Organisation kann zu Mensch als Wirkungsdimension sehr ueberzeugend kommunizieren und trotzdem an einen plausiblen Gedanken schon fuer Wirkung zu halten, obwohl Empfaenger, Zustand, Zeitbezug und Quelle fehlen scheitern. Darum muss die V1-Fassung immer auch nach Governance fragen: Wer erhebt Daten, wer bewertet sie, wer traegt die Folgen, wer kann widersprechen und wann wird eine Entscheidung korrigiert? Gute Kommunikation unterscheidet Befund, Annahme und normative Bewertung. So wird aus einem Lehrkapitel eine verantwortbare Arbeitsroutine.</w:t>
-      </w:r>
-    </w:p>
-    <w:p>
-      <w:r>
-        <w:t>Pruefungsnahe Transferfrage. Formuliere zu V07 eine Wirkungsaussage in drei Saetzen: Erstens den beobachteten oder plausiblen Zustand, zweitens die Daten- oder Quellenlage, drittens die offene Unsicherheit samt Rueckkopplung. Die Antwort muss ohne moralische Personenbewertung auskommen und darf Reichweite nicht mit Wirkung verwechseln.</w:t>
-      </w:r>
-    </w:p>
-    <w:p>
-      <w:r>
-        <w:t>Grenze gegen Scheingenauigkeit. Gerade bei Ein Beispiel: dasselbe Produkt, zwei Wirkungen ist Praezision wichtiger als grosse Begriffe. Eine Wirkungsaussage bleibt schwach, wenn sie nur Aktivitaet, Reichweite, Absicht oder Image beschreibt. Stark wird sie erst, wenn sie die Zustandsveraenderung und ihre Bedingungen offenlegt. In V07 ist deshalb entscheidend, jede Wirkungsaussage eine Grenze zieht und diese Grenze begruenden muss. Die Fehlerlinie verlaeuft nicht zwischen Optimismus und Pessimismus, sondern zwischen offengelegter Unsicherheit und rhetorischer Sicherheit ohne Pruefpfad.</w:t>
-      </w:r>
-    </w:p>
-    <w:p>
-      <w:r>
-        <w:t>Pruefungsnahe Lesart. Aus Kurzfristiges Vergnügen gegen echtes Wohl laesst sich eine gute Transferfrage ableiten: Welche Entscheidung waere falsch, wenn dieser Abschnitt missverstanden wird? Fuer Mensch als Wirkungsdimension lautet die Antwort meist nicht einfach "mehr Wirkung", sondern genauer: bessere Unterscheidung, sauberere Daten, klarere Schutzlinie und rueckgekoppelte Steuerung. Szenarien pruefen Sofortwirkung, Folgewirkung und Reversibilitaet getrennt. Wer das im Fall anwenden kann, hat den Kern der Vorlesung verstanden; wer nur Definitionen wiederholt, bleibt unter dem Anspruch der Akademie.</w:t>
-      </w:r>
-    </w:p>
-    <w:p>
-      <w:r>
-        <w:t>Fallfenster zur Anwendung. Eine Fuehrungsentscheidung erzeugt zugleich Nutzen und Risiken. Die WÖk behandelt Ambivalenz nicht als Stoerung, sondern als Kern der Analyse. Positive Netto-Wirkung darf erst behauptet werden, wenn zentrale negative Wirkungen getrennt geprueft und rote Linien gewahrt sind. Bezogen auf Mensch als Wirkungsdimension heisst das: Die Analyse muss das konkrete Thema ernst nehmen und zugleich den allgemeinen WÖk-Massstab halten. Es geht nicht darum, Akteure moralisch zu sortieren. Es geht darum, Wirkpfade, Wirkungsempfaenger, Datenqualitaet, Risiken und Rueckkopplung so zu beschreiben, dass bessere Entscheidungen moeglich werden.</w:t>
-      </w:r>
-    </w:p>
-    <w:p>
-      <w:r>
-        <w:t>Betroffenenperspektive. Der Abschnitt Der Mensch verbindet die anderen Dimensionen ist in V07 kein Zusatzwissen, sondern ein Pruefstein fuer die Grundfrage des Skripts: Was veraendert sich, bei wem, wodurch und mit welcher Rueckkopplung? Fuer Mensch als Wirkungsdimension wird daran sichtbar, dass Wirkung nicht am Sender, sondern an veraenderten Zustanden der Empfaenger geprueft wird. Die fachliche Grenze liegt dort, wo Lernende interne Erfolgskennzahlen mit gesellschaftlicher Wirkung verwechseln. Die saubere Lesart trennt deshalb Beobachtung, Kausalannahme, Bewertung und Steuerungsfolge. In der Anwendung sollte daraus mindestens eine konkrete Begriff, Wirkpfad, Fallbewertung, rote Linie oder Rueckkopplung abgeleitet werden; sonst bleibt das Wissen erklaerend, aber nicht steuerungsfaehig.</w:t>
-      </w:r>
-    </w:p>
-    <w:p>
-      <w:r>
-        <w:t>Anwendung auf Was du aus dieser Vorlesung mitnimmst. In einer Fallanalyse beginnt dieser Punkt nicht mit einer Meinung, sondern mit einer belastbaren Beschreibung. Wer V07 pruefungsnah liest, fragt zuerst nach Wirkungsempfaengern, Wirkraum, Zeitraum und Datenquelle. Erst danach folgt die Bewertung im Referenzrahmen Mensch, Planet, Demokratie, SDGs, Agenda 2030 und SDG+. Jede Schlussfolgerung endet mit Entscheidung, Verantwortlichkeit und Termin fuer Rueckpruefung. Der typische Kurzschluss waere, Befunde sammeln, ohne Ressourcen oder Regeln zu veraendern. Genau dagegen setzt die WÖk die Pflicht, Wirkungspotenzial, Wirkungsrisiko und positive Netto-Wirkung begrifflich getrennt zu halten.</w:t>
-      </w:r>
-    </w:p>
-    <w:p>
-      <w:r>
-        <w:t>Evidenzregel. Wirkungsökonomische Vertiefung darf im Skript nicht als dekorativer Begriff stehen bleiben. Der Abschnitt traegt nur dann, wenn er eine pruefbare Aussage erlaubt: Welche Quelle stuetzt die Annahme, welche Unsicherheit bleibt offen und welche Gegenbeobachtung wuerde die Bewertung veraendern? Fuer Mensch als Wirkungsdimension heisst das, dass WÖk-Aussagen mit bestehenden Begriffen, Studien, Standards und Rechtsrahmen in Beziehung stehen muessen. Die Studierenden sollen nicht lernen, einen Score nachzusprechen. Sie sollen erkennen, wann ein Score klaert, wann er verdeckt und wann eine rote Linie die Durchschnittslogik stoppt.</w:t>
-      </w:r>
-    </w:p>
-    <w:p>
-      <w:r>
-        <w:t>Fallfenster zur Anwendung. Ein Controlling-Team moechte einen Score bilden. Das Skript verlangt, dass Datenqualitaet, Systemgrenzen, Gewichtung, Unsicherheit und Nichtkompensation sichtbar bleiben. Ein Score darf die Diskussion nicht beenden, sondern muss bessere Fragen, Priorisierung und Rueckkopplung ermoeglichen. Bezogen auf Mensch als Wirkungsdimension heisst das: Die Analyse muss das konkrete Thema ernst nehmen und zugleich den allgemeinen WÖk-Massstab halten. Es geht nicht darum, Akteure moralisch zu sortieren. Es geht darum, Wirkpfade, Wirkungsempfaenger, Datenqualitaet, Risiken und Rueckkopplung so zu beschreiben, dass bessere Entscheidungen moeglich werden.</w:t>
-      </w:r>
-    </w:p>
-    <w:p>
-      <w:r>
-        <w:t>Pruefungsnahe Transferfrage. Formuliere zu V07 eine Wirkungsaussage in drei Saetzen: Erstens den beobachteten oder plausiblen Zustand, zweitens die Daten- oder Quellenlage, drittens die offene Unsicherheit samt Rueckkopplung. Die Antwort muss ohne moralische Personenbewertung auskommen und darf Reichweite nicht mit Wirkung verwechseln.</w:t>
-      </w:r>
-    </w:p>
-    <w:p>
-      <w:r>
-        <w:t>Transfer in Grundstudium Wirkungsökonomie. Prüfungsrelevanz verbindet die inhaltliche Deutung mit der spaeteren Praxis. Eine Organisation kann zu Mensch als Wirkungsdimension sehr ueberzeugend kommunizieren und trotzdem an einen plausiblen Gedanken schon fuer Wirkung zu halten, obwohl Empfaenger, Zustand, Zeitbezug und Quelle fehlen scheitern. Darum muss die V1-Fassung immer auch nach Governance fragen: Wer erhebt Daten, wer bewertet sie, wer traegt die Folgen, wer kann widersprechen und wann wird eine Entscheidung korrigiert? Die Analyse markiert Stoppsignale vor jeder Portfolio- oder Score-Debatte. So wird aus einem Lehrkapitel eine verantwortbare Arbeitsroutine.</w:t>
+        <w:t>Schlussvertiefung 1: Mensch als Wirkungsdimension im Anwendungsfall</w:t>
+      </w:r>
+    </w:p>
+    <w:p>
+      <w:r>
+        <w:t>Die folgenden Abschnitte sind keine neue Pruefungsloesung. Sie verdichten die vorhandenen Kapitel zu einer Lesart, mit der Studierende einen Fall selbststaendig analysieren koennen. Im Mittelpunkt stehen Schutzdimensionen, Zeitlogik, Resilienz und Betroffenenperspektive, nicht moralische Personenbewertung.</w:t>
+      </w:r>
+    </w:p>
+    <w:p>
+      <w:r>
+        <w:t>Begriffliche Schlussklaerung. Einleitung / Wirkungsfrage zeigt, warum Mensch als Wirkungsdimension mehr ist als ein Schlagwort im Feld Schutzdimensionen, Zeitlogik, Resilienz und Betroffenenperspektive. Die wirkungsoekonomische Frage lautet: Welche reale Veraenderung wird moeglich, welche bleibt nur Potenzial und wo entsteht ein Wirkungsrisiko? Diese Unterscheidung schuetzt vor Impact-Washing, weil sie Absicht, Aktivitaet, Reichweite und Wirkung auseinanderhaelt.</w:t>
+      </w:r>
+    </w:p>
+    <w:p>
+      <w:r>
+        <w:t>Eine Kommune, ein Unternehmen oder eine Bildungsorganisation will Mensch als Wirkungsdimension praktisch anwenden. Der erste Schritt ist nicht die Auswahl eines Instruments, sondern die Klaerung der Zustandsveraenderung. Bei Einleitung / Wirkungsfrage muss deshalb benannt werden, wer betroffen ist, welcher Zustand sich veraendert, welche Frist gilt und welche Gegenbeobachtung die Annahme widerlegen wuerde. Erst danach entsteht eine begruendete Entscheidung im Feld Begriff, Fallbewertung, Wirkpfad, rote Linie, Quellenbeurteilung oder Rueckkopplungsregel.</w:t>
+      </w:r>
+    </w:p>
+    <w:p>
+      <w:r>
+        <w:t>Wirkpfad und Empfaenger. In V07 muss Kernaussage immer mit Empfaengern gelesen werden. Wirkung entsteht nicht beim Sender, sondern an veraenderten Zustaenden von Menschen, Oekosystemen, Institutionen, Oeffentlichkeit oder kuenftigen Handlungsspielraeumen. Darum reicht es nicht, interne Aktivitaeten zu dokumentieren. Entscheidend ist, ob sich ein Zustand nachvollziehbar veraendert und ob diese Veraenderung im Referenzrahmen Mensch, Planet, Demokratie, SDGs, Agenda 2030 und SDG+ tragfaehig bewertet werden kann.</w:t>
+      </w:r>
+    </w:p>
+    <w:p>
+      <w:r>
+        <w:t>Ein Bericht behauptet, die Massnahme zu Mensch als Wirkungsdimension sei erfolgreich. Die WOE-Lesart fragt bei Kernaussage nach belastbaren Nachweisen: begriffliche Praezision, Fallbeschreibung, Quellenklarheit, Plausibilitaet und offene Unsicherheit. Wenn diese Nachweise fehlen, bleibt die Aussage Wirkungspotenzial oder Kommunikationsbehauptung. Sie kann wichtig sein, aber sie ist noch keine belegte Wirkung.</w:t>
+      </w:r>
+    </w:p>
+    <w:p>
+      <w:r>
+        <w:t>Daten, Quellen und Evidenz. Wissenschaftliche Anschlussfaehigkeit entsteht hier durch Quellenklarheit. Bei Quelltext und fachliche Grundlegung werden interne WOE-Begriffe nicht als Ersatz fuer Belege benutzt, sondern mit Grundlagenwerk, Schutzdimensionen Mensch/Planet/Demokratie und Langfristlogik verbunden. Wo die Datenlage offen bleibt, wird das offengelegt. Wo eine Aussage nur plausibel ist, bleibt sie als Wirkungspotenzial markiert. Wo ein Schaden eine rote Linie beruehrt, greift Nichtkompensation vor Durchschnittslogik.</w:t>
+      </w:r>
+    </w:p>
+    <w:p>
+      <w:r>
+        <w:t>In einer kontroversen Entscheidung wirkt Quelltext und fachliche Grundlegung als Pruefpunkt fuer Ambivalenz. Ein Nutzen fuer eine Gruppe kann mit Risiken fuer andere Wirkungsempfaenger einhergehen. Das Skript verlangt deshalb, positive und negative Zustandsveraenderungen getrennt zu fuehren, bevor von positiver Netto-Wirkung gesprochen wird.</w:t>
+      </w:r>
+    </w:p>
+    <w:p>
+      <w:r>
+        <w:t>Bewertung und rote Linien. In Grundstudium Wirkungsoekonomie wird Die drei großen Richtungen der Wirkung erst steuerungsfaehig, wenn daraus eine Entscheidung folgt. Die Grundbegriffe muessen in spaeteren Modulen wiedererkennbar bleiben. Ohne diese Rueckkopplung bleibt Reporting eine Beschreibung. Mit Rueckkopplung wird aus Bewertung eine veraenderte Routine: ein anderer Prozess, ein geaenderter Anreiz, eine bessere Datenpflicht, eine korrigierte Kommunikation oder eine neue Priorisierung.</w:t>
+      </w:r>
+    </w:p>
+    <w:p>
+      <w:r>
+        <w:t>Die typische Fehlstelle bei Mensch als Wirkungsdimension liegt darin, kurzfristige Entlastung als dauerhafte positive Netto-Wirkung zu verkaufen. Bei Die drei großen Richtungen der Wirkung wird diese Fehlstelle konkret: Ein scheinbar plausibler Befund darf nicht zur Abkuerzung werden. Quellen, Systemgrenzen, Unsicherheit und Rueckkopplung bleiben sichtbar.</w:t>
+      </w:r>
+    </w:p>
+    <w:p>
+      <w:r>
+        <w:t>Kontrollfrage. Welche Entscheidung waere falsch, wenn Die drei großen Richtungen der Wirkung in V07 missverstanden wird? Die Antwort muss mindestens eine Daten- oder Quellenannahme, eine betroffene Gruppe oder Schutzdimension, eine moegliche Nebenwirkung und einen Rueckkopplungsschritt nennen. Richtig ist nicht die lauteste Bewertung, sondern diejenige, die Begriff, Beleg und Steuerungsfolge zusammenhaelt.</w:t>
+      </w:r>
+    </w:p>
+    <w:p>
+      <w:r>
+        <w:t>Steuerung und Rueckkopplung. Die Grenze gegen Scheingenauigkeit verlaeuft bei Warum der Mensch der Maßstab ist nicht zwischen Optimismus und Pessimismus. Sie verlaeuft zwischen offengelegter Unsicherheit und rhetorischer Sicherheit. Wer Mensch als Wirkungsdimension belastbar anwenden will, benennt Systemgrenze, Zeitraum, Vergleichspunkt und offene Gegenhypothese. Gerade dadurch bleibt das Skript anschlussfaehig fuer Forschung, Praxis und spaetere Revision.</w:t>
+      </w:r>
+    </w:p>
+    <w:p>
+      <w:r>
+        <w:t>Fuer die Pruefung ist Warum der Mensch der Maßstab ist dann verstanden, wenn daraus eine belastbare Fallantwort entsteht. Eine gute Antwort unterscheidet Beobachtung, Kausalannahme, Bewertung und Steuerungsfolge. Sie bewertet keine Menschen, sondern Wirkpfade, Zustandsveraenderungen, Risiken und institutionelle Bedingungen.</w:t>
+      </w:r>
+    </w:p>
+    <w:p>
+      <w:r>
+        <w:t>Pruefungsnahe Anwendung. Gesundheit und körperliches Wohl zeigt, warum Mensch als Wirkungsdimension mehr ist als ein Schlagwort im Feld Schutzdimensionen, Zeitlogik, Resilienz und Betroffenenperspektive. Die wirkungsoekonomische Frage lautet: Welche reale Veraenderung wird moeglich, welche bleibt nur Potenzial und wo entsteht ein Wirkungsrisiko? Diese Unterscheidung schuetzt vor Impact-Washing, weil sie Absicht, Aktivitaet, Reichweite und Wirkung auseinanderhaelt.</w:t>
+      </w:r>
+    </w:p>
+    <w:p>
+      <w:r>
+        <w:t>Eine Kommune, ein Unternehmen oder eine Bildungsorganisation will Mensch als Wirkungsdimension praktisch anwenden. Der erste Schritt ist nicht die Auswahl eines Instruments, sondern die Klaerung der Zustandsveraenderung. Bei Gesundheit und körperliches Wohl muss deshalb benannt werden, wer betroffen ist, welcher Zustand sich veraendert, welche Frist gilt und welche Gegenbeobachtung die Annahme widerlegen wuerde. Erst danach entsteht eine begruendete Entscheidung im Feld Begriff, Fallbewertung, Wirkpfad, rote Linie, Quellenbeurteilung oder Rueckkopplungsregel.</w:t>
+      </w:r>
+    </w:p>
+    <w:p>
+      <w:r>
+        <w:t>Rueckfluss. Fuer den WOE-Korpus bedeutet das: Begriffe aus Mensch als Wirkungsdimension sollten dort geschaerft werden, wo sie in Glossar, Werkzeugen, Journal oder Readern doppeldeutig bleiben. Offene Forschungsfragen werden nicht versteckt. Sie markieren die Stelle, an der spaetere Evidenz, ein besserer Datensatz oder eine praezisere Fallstudie die Bewertung veraendern kann.</w:t>
+      </w:r>
+    </w:p>
+    <w:p>
+      <w:r>
+        <w:t>Transfer in den WOE-Korpus. In V07 muss Würde und Selbstbestimmung immer mit Empfaengern gelesen werden. Wirkung entsteht nicht beim Sender, sondern an veraenderten Zustaenden von Menschen, Oekosystemen, Institutionen, Oeffentlichkeit oder kuenftigen Handlungsspielraeumen. Darum reicht es nicht, interne Aktivitaeten zu dokumentieren. Entscheidend ist, ob sich ein Zustand nachvollziehbar veraendert und ob diese Veraenderung im Referenzrahmen Mensch, Planet, Demokratie, SDGs, Agenda 2030 und SDG+ tragfaehig bewertet werden kann.</w:t>
+      </w:r>
+    </w:p>
+    <w:p>
+      <w:r>
+        <w:t>Ein Bericht behauptet, die Massnahme zu Mensch als Wirkungsdimension sei erfolgreich. Die WOE-Lesart fragt bei Würde und Selbstbestimmung nach belastbaren Nachweisen: begriffliche Praezision, Fallbeschreibung, Quellenklarheit, Plausibilitaet und offene Unsicherheit. Wenn diese Nachweise fehlen, bleibt die Aussage Wirkungspotenzial oder Kommunikationsbehauptung. Sie kann wichtig sein, aber sie ist noch keine belegte Wirkung.</w:t>
+      </w:r>
+    </w:p>
+    <w:p>
+      <w:r>
+        <w:t>Grenzen der Aussage. Wissenschaftliche Anschlussfaehigkeit entsteht hier durch Quellenklarheit. Bei Chancen, Bildung und Teilhabe werden interne WOE-Begriffe nicht als Ersatz fuer Belege benutzt, sondern mit Grundlagenwerk, Schutzdimensionen Mensch/Planet/Demokratie und Langfristlogik verbunden. Wo die Datenlage offen bleibt, wird das offengelegt. Wo eine Aussage nur plausibel ist, bleibt sie als Wirkungspotenzial markiert. Wo ein Schaden eine rote Linie beruehrt, greift Nichtkompensation vor Durchschnittslogik.</w:t>
+      </w:r>
+    </w:p>
+    <w:p>
+      <w:r>
+        <w:t>In einer kontroversen Entscheidung wirkt Chancen, Bildung und Teilhabe als Pruefpunkt fuer Ambivalenz. Ein Nutzen fuer eine Gruppe kann mit Risiken fuer andere Wirkungsempfaenger einhergehen. Das Skript verlangt deshalb, positive und negative Zustandsveraenderungen getrennt zu fuehren, bevor von positiver Netto-Wirkung gesprochen wird.</w:t>
+      </w:r>
+    </w:p>
+    <w:p>
+      <w:r>
+        <w:t>Kontrollfrage. Welche Entscheidung waere falsch, wenn Chancen, Bildung und Teilhabe in V07 missverstanden wird? Die Antwort muss mindestens eine Daten- oder Quellenannahme, eine betroffene Gruppe oder Schutzdimension, eine moegliche Nebenwirkung und einen Rueckkopplungsschritt nennen. Richtig ist nicht die lauteste Bewertung, sondern diejenige, die Begriff, Beleg und Steuerungsfolge zusammenhaelt.</w:t>
       </w:r>
     </w:p>
     <w:p>
@@ -2943,132 +2918,107 @@
         <w:pStyle w:val="Heading3"/>
       </w:pPr>
       <w:r>
-        <w:t>Abschlusskommentar 2: Lesen, pruefen, rueckkoppeln</w:t>
-      </w:r>
-    </w:p>
-    <w:p>
-      <w:r>
-        <w:t>Die folgende Verdichtung fuehrt die vorhandenen Kapitel nicht als Wiederholung, sondern als Anwendung zusammen. Wirkungskompetenz entsteht, wenn dieselbe begriffliche Strenge in Fallanalyse, Datenarbeit, Kommunikation, Governance und Entscheidungspraxis wiedererkannt wird.</w:t>
-      </w:r>
-    </w:p>
-    <w:p>
-      <w:r>
-        <w:t>Grenze gegen Scheingenauigkeit. Gerade bei Lernziele ist Praezision wichtiger als grosse Begriffe. Eine Wirkungsaussage bleibt schwach, wenn sie nur Aktivitaet, Reichweite, Absicht oder Image beschreibt. Stark wird sie erst, wenn sie die Zustandsveraenderung und ihre Bedingungen offenlegt. In V07 ist deshalb entscheidend, praezise Sprache die erste Sicherung gegen Impact-Washing bildet. Die Fehlerlinie verlaeuft nicht zwischen Optimismus und Pessimismus, sondern zwischen offengelegter Unsicherheit und rhetorischer Sicherheit ohne Pruefpfad.</w:t>
-      </w:r>
-    </w:p>
-    <w:p>
-      <w:r>
-        <w:t>Pruefungsnahe Lesart. Aus Einleitung / Wirkungsfrage laesst sich eine gute Transferfrage ableiten: Welche Entscheidung waere falsch, wenn dieser Abschnitt missverstanden wird? Fuer Mensch als Wirkungsdimension lautet die Antwort meist nicht einfach "mehr Wirkung", sondern genauer: bessere Unterscheidung, sauberere Daten, klarere Schutzlinie und rueckgekoppelte Steuerung. Mindestens ein direkter und ein indirekter Wirkpfad muessen nachvollziehbar sein. Wer das im Fall anwenden kann, hat den Kern der Vorlesung verstanden; wer nur Definitionen wiederholt, bleibt unter dem Anspruch der Akademie.</w:t>
-      </w:r>
-    </w:p>
-    <w:p>
-      <w:r>
-        <w:t>Fallfenster zur Anwendung. Ein Kommunikationsbericht nennt viele Aktivitaeten, Reichweiten und Rueckmeldungen. Die V1-Pruefung fragt, ob daraus eine belastbare Wirkungsaussage folgt. Wenn nur Kontakte, Klicks oder Zustimmung vorliegen, bleibt die Aussage im Bereich Wirkungspotenzial oder Resonanz, nicht im Bereich nachgewiesener Wirkung. Bezogen auf Mensch als Wirkungsdimension heisst das: Die Analyse muss das konkrete Thema ernst nehmen und zugleich den allgemeinen WÖk-Massstab halten. Es geht nicht darum, Akteure moralisch zu sortieren. Es geht darum, Wirkpfade, Wirkungsempfaenger, Datenqualitaet, Risiken und Rueckkopplung so zu beschreiben, dass bessere Entscheidungen moeglich werden.</w:t>
-      </w:r>
-    </w:p>
-    <w:p>
-      <w:r>
-        <w:t>Daten- und Quellenklarheit. Der Abschnitt Kernaussage ist in V07 kein Zusatzwissen, sondern ein Pruefstein fuer die Grundfrage des Skripts: Was veraendert sich, bei wem, wodurch und mit welcher Rueckkopplung? Fuer Mensch als Wirkungsdimension wird daran sichtbar, dass jede Bewertung nur so belastbar ist wie Datenlage, Quellenstatus, Aktualitaet und Systemgrenze. Die fachliche Grenze liegt dort, wo Lernende eine Zahl ohne Einheit, Zeitraum oder Erhebungslogik als Beweis nutzen. Die saubere Lesart trennt deshalb Beobachtung, Kausalannahme, Bewertung und Steuerungsfolge. In der Anwendung sollte daraus mindestens eine konkrete Begriff, Wirkpfad, Fallbewertung, rote Linie oder Rueckkopplung abgeleitet werden; sonst bleibt das Wissen erklaerend, aber nicht steuerungsfaehig.</w:t>
-      </w:r>
-    </w:p>
-    <w:p>
-      <w:r>
-        <w:t>Anwendung auf Quelltext und fachliche Grundlegung. In einer Fallanalyse beginnt dieser Punkt nicht mit einer Meinung, sondern mit einer belastbaren Beschreibung. Wer V07 pruefungsnah liest, fragt zuerst nach Wirkungsempfaengern, Wirkraum, Zeitraum und Datenquelle. Erst danach folgt die Bewertung im Referenzrahmen Mensch, Planet, Demokratie, SDGs, Agenda 2030 und SDG+. Profile, Zielkonflikte und offene Punkte werden nebeneinander gefuehrt. Der typische Kurzschluss waere, ambivalente Befunde glaetten, damit eine eindeutige Botschaft entsteht. Genau dagegen setzt die WÖk die Pflicht, Wirkungspotenzial, Wirkungsrisiko und positive Netto-Wirkung begrifflich getrennt zu halten.</w:t>
-      </w:r>
-    </w:p>
-    <w:p>
-      <w:r>
-        <w:t>Pruefungsnahe Transferfrage. Formuliere zu V07 eine Wirkungsaussage in drei Saetzen: Erstens den beobachteten oder plausiblen Zustand, zweitens die Daten- oder Quellenlage, drittens die offene Unsicherheit samt Rueckkopplung. Die Antwort muss ohne moralische Personenbewertung auskommen und darf Reichweite nicht mit Wirkung verwechseln.</w:t>
-      </w:r>
-    </w:p>
-    <w:p>
-      <w:r>
-        <w:t>Evidenzregel. Die drei großen Richtungen der Wirkung darf im Skript nicht als dekorativer Begriff stehen bleiben. Der Abschnitt traegt nur dann, wenn er eine pruefbare Aussage erlaubt: Welche Quelle stuetzt die Annahme, welche Unsicherheit bleibt offen und welche Gegenbeobachtung wuerde die Bewertung veraendern? Fuer Mensch als Wirkungsdimension heisst das, dass schwere zentrale Schaeden nicht durch beliebige positive Einzelwerte neutralisiert werden duerfen. Die Studierenden sollen nicht lernen, einen Score nachzusprechen. Sie sollen erkennen, wann ein Score klaert, wann er verdeckt und wann eine rote Linie die Durchschnittslogik stoppt.</w:t>
-      </w:r>
-    </w:p>
-    <w:p>
-      <w:r>
-        <w:t>Fallfenster zur Anwendung. Eine Organisation plant eine Massnahme und formuliert dazu eine positive Absicht. In der WÖk reicht das nicht. Fuer diese Vorlesung muss sichtbar werden, welche Zustandsveraenderung erwartet wird, welche Empfaenger direkt oder indirekt betroffen sind, welche Nebenwirkungen entstehen koennen und welche Entscheidung spaeter korrigiert wird. Bezogen auf Mensch als Wirkungsdimension heisst das: Die Analyse muss das konkrete Thema ernst nehmen und zugleich den allgemeinen WÖk-Massstab halten. Es geht nicht darum, Akteure moralisch zu sortieren. Es geht darum, Wirkpfade, Wirkungsempfaenger, Datenqualitaet, Risiken und Rueckkopplung so zu beschreiben, dass bessere Entscheidungen moeglich werden.</w:t>
-      </w:r>
-    </w:p>
-    <w:p>
-      <w:r>
-        <w:t>Transfer in Grundstudium Wirkungsökonomie. Warum der Mensch der Maßstab ist verbindet die inhaltliche Deutung mit der spaeteren Praxis. Eine Organisation kann zu Mensch als Wirkungsdimension sehr ueberzeugend kommunizieren und trotzdem an einen plausiblen Gedanken schon fuer Wirkung zu halten, obwohl Empfaenger, Zustand, Zeitbezug und Quelle fehlen scheitern. Darum muss die V1-Fassung immer auch nach Governance fragen: Wer erhebt Daten, wer bewertet sie, wer traegt die Folgen, wer kann widersprechen und wann wird eine Entscheidung korrigiert? Jeder Analyseblock fragt nach der Routine, die nach der Bewertung angepasst wird. So wird aus einem Lehrkapitel eine verantwortbare Arbeitsroutine.</w:t>
-      </w:r>
-    </w:p>
-    <w:p>
-      <w:r>
-        <w:t>Grenze gegen Scheingenauigkeit. Gerade bei Gesundheit und körperliches Wohl ist Praezision wichtiger als grosse Begriffe. Eine Wirkungsaussage bleibt schwach, wenn sie nur Aktivitaet, Reichweite, Absicht oder Image beschreibt. Stark wird sie erst, wenn sie die Zustandsveraenderung und ihre Bedingungen offenlegt. In V07 ist deshalb entscheidend, Wirkungsbewertung Verfahren, Rechte, Transparenz und Korrektur braucht. Die Fehlerlinie verlaeuft nicht zwischen Optimismus und Pessimismus, sondern zwischen offengelegter Unsicherheit und rhetorischer Sicherheit ohne Pruefpfad.</w:t>
-      </w:r>
-    </w:p>
-    <w:p>
-      <w:r>
-        <w:t>Pruefungsnahe Lesart. Aus Würde und Selbstbestimmung laesst sich eine gute Transferfrage ableiten: Welche Entscheidung waere falsch, wenn dieser Abschnitt missverstanden wird? Fuer Mensch als Wirkungsdimension lautet die Antwort meist nicht einfach "mehr Wirkung", sondern genauer: bessere Unterscheidung, sauberere Daten, klarere Schutzlinie und rueckgekoppelte Steuerung. Pruefungsfragen verbinden Begriff, Anwendung, Evidenz und rote Linie. Wer das im Fall anwenden kann, hat den Kern der Vorlesung verstanden; wer nur Definitionen wiederholt, bleibt unter dem Anspruch der Akademie.</w:t>
-      </w:r>
-    </w:p>
-    <w:p>
-      <w:r>
-        <w:t>Fallfenster zur Anwendung. Eine Fuehrungsentscheidung erzeugt zugleich Nutzen und Risiken. Die WÖk behandelt Ambivalenz nicht als Stoerung, sondern als Kern der Analyse. Positive Netto-Wirkung darf erst behauptet werden, wenn zentrale negative Wirkungen getrennt geprueft und rote Linien gewahrt sind. Bezogen auf Mensch als Wirkungsdimension heisst das: Die Analyse muss das konkrete Thema ernst nehmen und zugleich den allgemeinen WÖk-Massstab halten. Es geht nicht darum, Akteure moralisch zu sortieren. Es geht darum, Wirkpfade, Wirkungsempfaenger, Datenqualitaet, Risiken und Rueckkopplung so zu beschreiben, dass bessere Entscheidungen moeglich werden.</w:t>
-      </w:r>
-    </w:p>
-    <w:p>
-      <w:r>
-        <w:t>Organisationale Umsetzung. Der Abschnitt Chancen, Bildung und Teilhabe ist in V07 kein Zusatzwissen, sondern ein Pruefstein fuer die Grundfrage des Skripts: Was veraendert sich, bei wem, wodurch und mit welcher Rueckkopplung? Fuer Mensch als Wirkungsdimension wird daran sichtbar, dass WÖk-Begriffe im Alltag nur tragen, wenn sie in Routinen uebersetzt werden. Die fachliche Grenze liegt dort, wo Lernende Verantwortung an eine einzelne Nachhaltigkeitsfunktion auslagern. Die saubere Lesart trennt deshalb Beobachtung, Kausalannahme, Bewertung und Steuerungsfolge. In der Anwendung sollte daraus mindestens eine konkrete Begriff, Wirkpfad, Fallbewertung, rote Linie oder Rueckkopplung abgeleitet werden; sonst bleibt das Wissen erklaerend, aber nicht steuerungsfaehig.</w:t>
-      </w:r>
-    </w:p>
-    <w:p>
-      <w:r>
-        <w:t>Pruefungsnahe Transferfrage. Formuliere zu V07 eine Wirkungsaussage in drei Saetzen: Erstens den beobachteten oder plausiblen Zustand, zweitens die Daten- oder Quellenlage, drittens die offene Unsicherheit samt Rueckkopplung. Die Antwort muss ohne moralische Personenbewertung auskommen und darf Reichweite nicht mit Wirkung verwechseln.</w:t>
-      </w:r>
-    </w:p>
-    <w:p>
-      <w:r>
-        <w:t>Anwendung auf Der ganze Mensch, nicht nur der Kunde. In einer Fallanalyse beginnt dieser Punkt nicht mit einer Meinung, sondern mit einer belastbaren Beschreibung. Wer V07 pruefungsnah liest, fragt zuerst nach Wirkungsempfaengern, Wirkraum, Zeitraum und Datenquelle. Erst danach folgt die Bewertung im Referenzrahmen Mensch, Planet, Demokratie, SDGs, Agenda 2030 und SDG+. Gute Kommunikation unterscheidet Befund, Annahme und normative Bewertung. Der typische Kurzschluss waere, Eindeutigkeit behaupten, wo die Datenlage nur Potenzial oder Risiko traegt. Genau dagegen setzt die WÖk die Pflicht, Wirkungspotenzial, Wirkungsrisiko und positive Netto-Wirkung begrifflich getrennt zu halten.</w:t>
-      </w:r>
-    </w:p>
-    <w:p>
-      <w:r>
-        <w:t>Evidenzregel. Ein Beispiel: dasselbe Produkt, zwei Wirkungen darf im Skript nicht als dekorativer Begriff stehen bleiben. Der Abschnitt traegt nur dann, wenn er eine pruefbare Aussage erlaubt: Welche Quelle stuetzt die Annahme, welche Unsicherheit bleibt offen und welche Gegenbeobachtung wuerde die Bewertung veraendern? Fuer Mensch als Wirkungsdimension heisst das, dass jede Wirkungsaussage eine Grenze zieht und diese Grenze begruenden muss. Die Studierenden sollen nicht lernen, einen Score nachzusprechen. Sie sollen erkennen, wann ein Score klaert, wann er verdeckt und wann eine rote Linie die Durchschnittslogik stoppt.</w:t>
-      </w:r>
-    </w:p>
-    <w:p>
-      <w:r>
-        <w:t>Fallfenster zur Anwendung. Ein Controlling-Team moechte einen Score bilden. Das Skript verlangt, dass Datenqualitaet, Systemgrenzen, Gewichtung, Unsicherheit und Nichtkompensation sichtbar bleiben. Ein Score darf die Diskussion nicht beenden, sondern muss bessere Fragen, Priorisierung und Rueckkopplung ermoeglichen. Bezogen auf Mensch als Wirkungsdimension heisst das: Die Analyse muss das konkrete Thema ernst nehmen und zugleich den allgemeinen WÖk-Massstab halten. Es geht nicht darum, Akteure moralisch zu sortieren. Es geht darum, Wirkpfade, Wirkungsempfaenger, Datenqualitaet, Risiken und Rueckkopplung so zu beschreiben, dass bessere Entscheidungen moeglich werden.</w:t>
-      </w:r>
-    </w:p>
-    <w:p>
-      <w:r>
-        <w:t>Transfer in Grundstudium Wirkungsökonomie. Kurzfristiges Vergnügen gegen echtes Wohl verbindet die inhaltliche Deutung mit der spaeteren Praxis. Eine Organisation kann zu Mensch als Wirkungsdimension sehr ueberzeugend kommunizieren und trotzdem an einen plausiblen Gedanken schon fuer Wirkung zu halten, obwohl Empfaenger, Zustand, Zeitbezug und Quelle fehlen scheitern. Darum muss die V1-Fassung immer auch nach Governance fragen: Wer erhebt Daten, wer bewertet sie, wer traegt die Folgen, wer kann widersprechen und wann wird eine Entscheidung korrigiert? Szenarien pruefen Sofortwirkung, Folgewirkung und Reversibilitaet getrennt. So wird aus einem Lehrkapitel eine verantwortbare Arbeitsroutine.</w:t>
-      </w:r>
-    </w:p>
-    <w:p>
-      <w:r>
-        <w:t>Grenze gegen Scheingenauigkeit. Gerade bei Der Mensch verbindet die anderen Dimensionen ist Praezision wichtiger als grosse Begriffe. Eine Wirkungsaussage bleibt schwach, wenn sie nur Aktivitaet, Reichweite, Absicht oder Image beschreibt. Stark wird sie erst, wenn sie die Zustandsveraenderung und ihre Bedingungen offenlegt. In V07 ist deshalb entscheidend, Wirkung nicht am Sender, sondern an veraenderten Zustanden der Empfaenger geprueft wird. Die Fehlerlinie verlaeuft nicht zwischen Optimismus und Pessimismus, sondern zwischen offengelegter Unsicherheit und rhetorischer Sicherheit ohne Pruefpfad.</w:t>
-      </w:r>
-    </w:p>
-    <w:p>
-      <w:r>
-        <w:t>Pruefungsnahe Lesart. Aus Was du aus dieser Vorlesung mitnimmst laesst sich eine gute Transferfrage ableiten: Welche Entscheidung waere falsch, wenn dieser Abschnitt missverstanden wird? Fuer Mensch als Wirkungsdimension lautet die Antwort meist nicht einfach "mehr Wirkung", sondern genauer: bessere Unterscheidung, sauberere Daten, klarere Schutzlinie und rueckgekoppelte Steuerung. Jede Schlussfolgerung endet mit Entscheidung, Verantwortlichkeit und Termin fuer Rueckpruefung. Wer das im Fall anwenden kann, hat den Kern der Vorlesung verstanden; wer nur Definitionen wiederholt, bleibt unter dem Anspruch der Akademie.</w:t>
-      </w:r>
-    </w:p>
-    <w:p>
-      <w:r>
-        <w:t>Fallfenster zur Anwendung. Ein Kommunikationsbericht nennt viele Aktivitaeten, Reichweiten und Rueckmeldungen. Die V1-Pruefung fragt, ob daraus eine belastbare Wirkungsaussage folgt. Wenn nur Kontakte, Klicks oder Zustimmung vorliegen, bleibt die Aussage im Bereich Wirkungspotenzial oder Resonanz, nicht im Bereich nachgewiesener Wirkung. Bezogen auf Mensch als Wirkungsdimension heisst das: Die Analyse muss das konkrete Thema ernst nehmen und zugleich den allgemeinen WÖk-Massstab halten. Es geht nicht darum, Akteure moralisch zu sortieren. Es geht darum, Wirkpfade, Wirkungsempfaenger, Datenqualitaet, Risiken und Rueckkopplung so zu beschreiben, dass bessere Entscheidungen moeglich werden.</w:t>
-      </w:r>
-    </w:p>
-    <w:p>
-      <w:r>
-        <w:t>Pruefungsnahe Transferfrage. Formuliere zu V07 eine Wirkungsaussage in drei Saetzen: Erstens den beobachteten oder plausiblen Zustand, zweitens die Daten- oder Quellenlage, drittens die offene Unsicherheit samt Rueckkopplung. Die Antwort muss ohne moralische Personenbewertung auskommen und darf Reichweite nicht mit Wirkung verwechseln.</w:t>
-      </w:r>
-    </w:p>
-    <w:p>
-      <w:r>
-        <w:t>Wissenschaftliche Anschlussfaehigkeit. Der Abschnitt Wirkungsökonomische Vertiefung ist in V07 kein Zusatzwissen, sondern ein Pruefstein fuer die Grundfrage des Skripts: Was veraendert sich, bei wem, wodurch und mit welcher Rueckkopplung? Fuer Mensch als Wirkungsdimension wird daran sichtbar, dass WÖk-Aussagen mit bestehenden Begriffen, Studien, Standards und Rechtsrahmen in Beziehung stehen muessen. Die fachliche Grenze liegt dort, wo Lernende hausinterne Sprache als Ersatz fuer zitierfaehige Begruendung verwenden. Die saubere Lesart trennt deshalb Beobachtung, Kausalannahme, Bewertung und Steuerungsfolge. In der Anwendung sollte daraus mindestens eine konkrete Begriff, Wirkpfad, Fallbewertung, rote Linie oder Rueckkopplung abgeleitet werden; sonst bleibt das Wissen erklaerend, aber nicht steuerungsfaehig.</w:t>
-      </w:r>
-    </w:p>
-    <w:p>
-      <w:r>
-        <w:t>Anwendung auf Prüfungsrelevanz. In einer Fallanalyse beginnt dieser Punkt nicht mit einer Meinung, sondern mit einer belastbaren Beschreibung. Wer V07 pruefungsnah liest, fragt zuerst nach Wirkungsempfaengern, Wirkraum, Zeitraum und Datenquelle. Erst danach folgt die Bewertung im Referenzrahmen Mensch, Planet, Demokratie, SDGs, Agenda 2030 und SDG+. Die Analyse markiert Stoppsignale vor jeder Portfolio- oder Score-Debatte. Der typische Kurzschluss waere, ein gutes Teilresultat gegen zentrale Schaeden aufrechnen. Genau dagegen setzt die WÖk die Pflicht, Wirkungspotenzial, Wirkungsrisiko und positive Netto-Wirkung begrifflich getrennt zu halten.</w:t>
+        <w:t>Schlussvertiefung 2: Mensch als Wirkungsdimension im Anwendungsfall</w:t>
+      </w:r>
+    </w:p>
+    <w:p>
+      <w:r>
+        <w:t>Die folgenden Abschnitte sind keine neue Pruefungsloesung. Sie verdichten die vorhandenen Kapitel zu einer Lesart, mit der Studierende einen Fall selbststaendig analysieren koennen. Im Mittelpunkt stehen Schutzdimensionen, Zeitlogik, Resilienz und Betroffenenperspektive, nicht moralische Personenbewertung.</w:t>
+      </w:r>
+    </w:p>
+    <w:p>
+      <w:r>
+        <w:t>Begriffliche Schlussklaerung. In Grundstudium Wirkungsoekonomie wird Der ganze Mensch, nicht nur der Kunde erst steuerungsfaehig, wenn daraus eine Entscheidung folgt. Die Grundbegriffe muessen in spaeteren Modulen wiedererkennbar bleiben. Ohne diese Rueckkopplung bleibt Reporting eine Beschreibung. Mit Rueckkopplung wird aus Bewertung eine veraenderte Routine: ein anderer Prozess, ein geaenderter Anreiz, eine bessere Datenpflicht, eine korrigierte Kommunikation oder eine neue Priorisierung.</w:t>
+      </w:r>
+    </w:p>
+    <w:p>
+      <w:r>
+        <w:t>Die typische Fehlstelle bei Mensch als Wirkungsdimension liegt darin, kurzfristige Entlastung als dauerhafte positive Netto-Wirkung zu verkaufen. Bei Der ganze Mensch, nicht nur der Kunde wird diese Fehlstelle konkret: Ein scheinbar plausibler Befund darf nicht zur Abkuerzung werden. Quellen, Systemgrenzen, Unsicherheit und Rueckkopplung bleiben sichtbar.</w:t>
+      </w:r>
+    </w:p>
+    <w:p>
+      <w:r>
+        <w:t>Wirkpfad und Empfaenger. Die Grenze gegen Scheingenauigkeit verlaeuft bei Ein Beispiel: dasselbe Produkt, zwei Wirkungen nicht zwischen Optimismus und Pessimismus. Sie verlaeuft zwischen offengelegter Unsicherheit und rhetorischer Sicherheit. Wer Mensch als Wirkungsdimension belastbar anwenden will, benennt Systemgrenze, Zeitraum, Vergleichspunkt und offene Gegenhypothese. Gerade dadurch bleibt das Skript anschlussfaehig fuer Forschung, Praxis und spaetere Revision.</w:t>
+      </w:r>
+    </w:p>
+    <w:p>
+      <w:r>
+        <w:t>Fuer die Pruefung ist Ein Beispiel: dasselbe Produkt, zwei Wirkungen dann verstanden, wenn daraus eine belastbare Fallantwort entsteht. Eine gute Antwort unterscheidet Beobachtung, Kausalannahme, Bewertung und Steuerungsfolge. Sie bewertet keine Menschen, sondern Wirkpfade, Zustandsveraenderungen, Risiken und institutionelle Bedingungen.</w:t>
+      </w:r>
+    </w:p>
+    <w:p>
+      <w:r>
+        <w:t>Daten, Quellen und Evidenz. Kurzfristiges Vergnügen gegen echtes Wohl zeigt, warum Mensch als Wirkungsdimension mehr ist als ein Schlagwort im Feld Schutzdimensionen, Zeitlogik, Resilienz und Betroffenenperspektive. Die wirkungsoekonomische Frage lautet: Welche reale Veraenderung wird moeglich, welche bleibt nur Potenzial und wo entsteht ein Wirkungsrisiko? Diese Unterscheidung schuetzt vor Impact-Washing, weil sie Absicht, Aktivitaet, Reichweite und Wirkung auseinanderhaelt.</w:t>
+      </w:r>
+    </w:p>
+    <w:p>
+      <w:r>
+        <w:t>Eine Kommune, ein Unternehmen oder eine Bildungsorganisation will Mensch als Wirkungsdimension praktisch anwenden. Der erste Schritt ist nicht die Auswahl eines Instruments, sondern die Klaerung der Zustandsveraenderung. Bei Kurzfristiges Vergnügen gegen echtes Wohl muss deshalb benannt werden, wer betroffen ist, welcher Zustand sich veraendert, welche Frist gilt und welche Gegenbeobachtung die Annahme widerlegen wuerde. Erst danach entsteht eine begruendete Entscheidung im Feld Begriff, Fallbewertung, Wirkpfad, rote Linie, Quellenbeurteilung oder Rueckkopplungsregel.</w:t>
+      </w:r>
+    </w:p>
+    <w:p>
+      <w:r>
+        <w:t>Bewertung und rote Linien. In V07 muss Der Mensch verbindet die anderen Dimensionen immer mit Empfaengern gelesen werden. Wirkung entsteht nicht beim Sender, sondern an veraenderten Zustaenden von Menschen, Oekosystemen, Institutionen, Oeffentlichkeit oder kuenftigen Handlungsspielraeumen. Darum reicht es nicht, interne Aktivitaeten zu dokumentieren. Entscheidend ist, ob sich ein Zustand nachvollziehbar veraendert und ob diese Veraenderung im Referenzrahmen Mensch, Planet, Demokratie, SDGs, Agenda 2030 und SDG+ tragfaehig bewertet werden kann.</w:t>
+      </w:r>
+    </w:p>
+    <w:p>
+      <w:r>
+        <w:t>Ein Bericht behauptet, die Massnahme zu Mensch als Wirkungsdimension sei erfolgreich. Die WOE-Lesart fragt bei Der Mensch verbindet die anderen Dimensionen nach belastbaren Nachweisen: begriffliche Praezision, Fallbeschreibung, Quellenklarheit, Plausibilitaet und offene Unsicherheit. Wenn diese Nachweise fehlen, bleibt die Aussage Wirkungspotenzial oder Kommunikationsbehauptung. Sie kann wichtig sein, aber sie ist noch keine belegte Wirkung.</w:t>
+      </w:r>
+    </w:p>
+    <w:p>
+      <w:r>
+        <w:t>Kontrollfrage. Welche Entscheidung waere falsch, wenn Der Mensch verbindet die anderen Dimensionen in V07 missverstanden wird? Die Antwort muss mindestens eine Daten- oder Quellenannahme, eine betroffene Gruppe oder Schutzdimension, eine moegliche Nebenwirkung und einen Rueckkopplungsschritt nennen. Richtig ist nicht die lauteste Bewertung, sondern diejenige, die Begriff, Beleg und Steuerungsfolge zusammenhaelt.</w:t>
+      </w:r>
+    </w:p>
+    <w:p>
+      <w:r>
+        <w:t>Rueckfluss. Fuer den WOE-Korpus bedeutet das: Begriffe aus Mensch als Wirkungsdimension sollten dort geschaerft werden, wo sie in Glossar, Werkzeugen, Journal oder Readern doppeldeutig bleiben. Offene Forschungsfragen werden nicht versteckt. Sie markieren die Stelle, an der spaetere Evidenz, ein besserer Datensatz oder eine praezisere Fallstudie die Bewertung veraendern kann.</w:t>
+      </w:r>
+    </w:p>
+    <w:p>
+      <w:r>
+        <w:t>Steuerung und Rueckkopplung. Wissenschaftliche Anschlussfaehigkeit entsteht hier durch Quellenklarheit. Bei Was du aus dieser Vorlesung mitnimmst werden interne WOE-Begriffe nicht als Ersatz fuer Belege benutzt, sondern mit Grundlagenwerk, Schutzdimensionen Mensch/Planet/Demokratie und Langfristlogik verbunden. Wo die Datenlage offen bleibt, wird das offengelegt. Wo eine Aussage nur plausibel ist, bleibt sie als Wirkungspotenzial markiert. Wo ein Schaden eine rote Linie beruehrt, greift Nichtkompensation vor Durchschnittslogik.</w:t>
+      </w:r>
+    </w:p>
+    <w:p>
+      <w:r>
+        <w:t>In einer kontroversen Entscheidung wirkt Was du aus dieser Vorlesung mitnimmst als Pruefpunkt fuer Ambivalenz. Ein Nutzen fuer eine Gruppe kann mit Risiken fuer andere Wirkungsempfaenger einhergehen. Das Skript verlangt deshalb, positive und negative Zustandsveraenderungen getrennt zu fuehren, bevor von positiver Netto-Wirkung gesprochen wird.</w:t>
+      </w:r>
+    </w:p>
+    <w:p>
+      <w:r>
+        <w:t>Pruefungsnahe Anwendung. In Grundstudium Wirkungsoekonomie wird Wirkungsökonomische Vertiefung erst steuerungsfaehig, wenn daraus eine Entscheidung folgt. Die Grundbegriffe muessen in spaeteren Modulen wiedererkennbar bleiben. Ohne diese Rueckkopplung bleibt Reporting eine Beschreibung. Mit Rueckkopplung wird aus Bewertung eine veraenderte Routine: ein anderer Prozess, ein geaenderter Anreiz, eine bessere Datenpflicht, eine korrigierte Kommunikation oder eine neue Priorisierung.</w:t>
+      </w:r>
+    </w:p>
+    <w:p>
+      <w:r>
+        <w:t>Die typische Fehlstelle bei Mensch als Wirkungsdimension liegt darin, kurzfristige Entlastung als dauerhafte positive Netto-Wirkung zu verkaufen. Bei Wirkungsökonomische Vertiefung wird diese Fehlstelle konkret: Ein scheinbar plausibler Befund darf nicht zur Abkuerzung werden. Quellen, Systemgrenzen, Unsicherheit und Rueckkopplung bleiben sichtbar.</w:t>
+      </w:r>
+    </w:p>
+    <w:p>
+      <w:r>
+        <w:t>Transfer in den WOE-Korpus. Die Grenze gegen Scheingenauigkeit verlaeuft bei Begriffliche Präzision nicht zwischen Optimismus und Pessimismus. Sie verlaeuft zwischen offengelegter Unsicherheit und rhetorischer Sicherheit. Wer Mensch als Wirkungsdimension belastbar anwenden will, benennt Systemgrenze, Zeitraum, Vergleichspunkt und offene Gegenhypothese. Gerade dadurch bleibt das Skript anschlussfaehig fuer Forschung, Praxis und spaetere Revision.</w:t>
+      </w:r>
+    </w:p>
+    <w:p>
+      <w:r>
+        <w:t>Fuer die Pruefung ist Begriffliche Präzision dann verstanden, wenn daraus eine belastbare Fallantwort entsteht. Eine gute Antwort unterscheidet Beobachtung, Kausalannahme, Bewertung und Steuerungsfolge. Sie bewertet keine Menschen, sondern Wirkpfade, Zustandsveraenderungen, Risiken und institutionelle Bedingungen.</w:t>
+      </w:r>
+    </w:p>
+    <w:p>
+      <w:r>
+        <w:t>Grenzen der Aussage. Wirkpfad zeigt, warum Mensch als Wirkungsdimension mehr ist als ein Schlagwort im Feld Schutzdimensionen, Zeitlogik, Resilienz und Betroffenenperspektive. Die wirkungsoekonomische Frage lautet: Welche reale Veraenderung wird moeglich, welche bleibt nur Potenzial und wo entsteht ein Wirkungsrisiko? Diese Unterscheidung schuetzt vor Impact-Washing, weil sie Absicht, Aktivitaet, Reichweite und Wirkung auseinanderhaelt.</w:t>
+      </w:r>
+    </w:p>
+    <w:p>
+      <w:r>
+        <w:t>Eine Kommune, ein Unternehmen oder eine Bildungsorganisation will Mensch als Wirkungsdimension praktisch anwenden. Der erste Schritt ist nicht die Auswahl eines Instruments, sondern die Klaerung der Zustandsveraenderung. Bei Wirkpfad muss deshalb benannt werden, wer betroffen ist, welcher Zustand sich veraendert, welche Frist gilt und welche Gegenbeobachtung die Annahme widerlegen wuerde. Erst danach entsteht eine begruendete Entscheidung im Feld Begriff, Fallbewertung, Wirkpfad, rote Linie, Quellenbeurteilung oder Rueckkopplungsregel.</w:t>
+      </w:r>
+    </w:p>
+    <w:p>
+      <w:r>
+        <w:t>Kontrollfrage. Welche Entscheidung waere falsch, wenn Wirkpfad in V07 missverstanden wird? Die Antwort muss mindestens eine Daten- oder Quellenannahme, eine betroffene Gruppe oder Schutzdimension, eine moegliche Nebenwirkung und einen Rueckkopplungsschritt nennen. Richtig ist nicht die lauteste Bewertung, sondern diejenige, die Begriff, Beleg und Steuerungsfolge zusammenhaelt.</w:t>
       </w:r>
     </w:p>
     <w:p>
@@ -3076,47 +3026,112 @@
         <w:pStyle w:val="Heading3"/>
       </w:pPr>
       <w:r>
-        <w:t>Abschlusskommentar 3: Lesen, pruefen, rueckkoppeln</w:t>
-      </w:r>
-    </w:p>
-    <w:p>
-      <w:r>
-        <w:t>Die folgende Verdichtung fuehrt die vorhandenen Kapitel nicht als Wiederholung, sondern als Anwendung zusammen. Wirkungskompetenz entsteht, wenn dieselbe begriffliche Strenge in Fallanalyse, Datenarbeit, Kommunikation, Governance und Entscheidungspraxis wiedererkannt wird.</w:t>
-      </w:r>
-    </w:p>
-    <w:p>
-      <w:r>
-        <w:t>Evidenzregel. Lernziele darf im Skript nicht als dekorativer Begriff stehen bleiben. Der Abschnitt traegt nur dann, wenn er eine pruefbare Aussage erlaubt: Welche Quelle stuetzt die Annahme, welche Unsicherheit bleibt offen und welche Gegenbeobachtung wuerde die Bewertung veraendern? Fuer Mensch als Wirkungsdimension heisst das, dass praezise Sprache die erste Sicherung gegen Impact-Washing bildet. Die Studierenden sollen nicht lernen, einen Score nachzusprechen. Sie sollen erkennen, wann ein Score klaert, wann er verdeckt und wann eine rote Linie die Durchschnittslogik stoppt.</w:t>
-      </w:r>
-    </w:p>
-    <w:p>
-      <w:r>
-        <w:t>Fallfenster zur Anwendung. Eine Organisation plant eine Massnahme und formuliert dazu eine positive Absicht. In der WÖk reicht das nicht. Fuer diese Vorlesung muss sichtbar werden, welche Zustandsveraenderung erwartet wird, welche Empfaenger direkt oder indirekt betroffen sind, welche Nebenwirkungen entstehen koennen und welche Entscheidung spaeter korrigiert wird. Bezogen auf Mensch als Wirkungsdimension heisst das: Die Analyse muss das konkrete Thema ernst nehmen und zugleich den allgemeinen WÖk-Massstab halten. Es geht nicht darum, Akteure moralisch zu sortieren. Es geht darum, Wirkpfade, Wirkungsempfaenger, Datenqualitaet, Risiken und Rueckkopplung so zu beschreiben, dass bessere Entscheidungen moeglich werden.</w:t>
-      </w:r>
-    </w:p>
-    <w:p>
-      <w:r>
-        <w:t>Transfer in Grundstudium Wirkungsökonomie. Einleitung / Wirkungsfrage verbindet die inhaltliche Deutung mit der spaeteren Praxis. Eine Organisation kann zu Mensch als Wirkungsdimension sehr ueberzeugend kommunizieren und trotzdem an einen plausiblen Gedanken schon fuer Wirkung zu halten, obwohl Empfaenger, Zustand, Zeitbezug und Quelle fehlen scheitern. Darum muss die V1-Fassung immer auch nach Governance fragen: Wer erhebt Daten, wer bewertet sie, wer traegt die Folgen, wer kann widersprechen und wann wird eine Entscheidung korrigiert? Mindestens ein direkter und ein indirekter Wirkpfad muessen nachvollziehbar sein. So wird aus einem Lehrkapitel eine verantwortbare Arbeitsroutine.</w:t>
-      </w:r>
-    </w:p>
-    <w:p>
-      <w:r>
-        <w:t>Grenze gegen Scheingenauigkeit. Gerade bei Kernaussage ist Praezision wichtiger als grosse Begriffe. Eine Wirkungsaussage bleibt schwach, wenn sie nur Aktivitaet, Reichweite, Absicht oder Image beschreibt. Stark wird sie erst, wenn sie die Zustandsveraenderung und ihre Bedingungen offenlegt. In V07 ist deshalb entscheidend, jede Bewertung nur so belastbar ist wie Datenlage, Quellenstatus, Aktualitaet und Systemgrenze. Die Fehlerlinie verlaeuft nicht zwischen Optimismus und Pessimismus, sondern zwischen offengelegter Unsicherheit und rhetorischer Sicherheit ohne Pruefpfad.</w:t>
-      </w:r>
-    </w:p>
-    <w:p>
-      <w:r>
-        <w:t>Pruefungsnahe Transferfrage. Formuliere zu V07 eine Wirkungsaussage in drei Saetzen: Erstens den beobachteten oder plausiblen Zustand, zweitens die Daten- oder Quellenlage, drittens die offene Unsicherheit samt Rueckkopplung. Die Antwort muss ohne moralische Personenbewertung auskommen und darf Reichweite nicht mit Wirkung verwechseln.</w:t>
-      </w:r>
-    </w:p>
-    <w:p>
-      <w:r>
-        <w:t>Pruefungsnahe Lesart. Aus Quelltext und fachliche Grundlegung laesst sich eine gute Transferfrage ableiten: Welche Entscheidung waere falsch, wenn dieser Abschnitt missverstanden wird? Fuer Mensch als Wirkungsdimension lautet die Antwort meist nicht einfach "mehr Wirkung", sondern genauer: bessere Unterscheidung, sauberere Daten, klarere Schutzlinie und rueckgekoppelte Steuerung. Profile, Zielkonflikte und offene Punkte werden nebeneinander gefuehrt. Wer das im Fall anwenden kann, hat den Kern der Vorlesung verstanden; wer nur Definitionen wiederholt, bleibt unter dem Anspruch der Akademie.</w:t>
-      </w:r>
-    </w:p>
-    <w:p>
-      <w:r>
-        <w:t>Fallfenster zur Anwendung. Eine Fuehrungsentscheidung erzeugt zugleich Nutzen und Risiken. Die WÖk behandelt Ambivalenz nicht als Stoerung, sondern als Kern der Analyse. Positive Netto-Wirkung darf erst behauptet werden, wenn zentrale negative Wirkungen getrennt geprueft und rote Linien gewahrt sind. Bezogen auf Mensch als Wirkungsdimension heisst das: Die Analyse muss das konkrete Thema ernst nehmen und zugleich den allgemeinen WÖk-Massstab halten. Es geht nicht darum, Akteure moralisch zu sortieren. Es geht darum, Wirkpfade, Wirkungsempfaenger, Datenqualitaet, Risiken und Rueckkopplung so zu beschreiben, dass bessere Entscheidungen moeglich werden.</w:t>
+        <w:t>Schlussvertiefung 3: Mensch als Wirkungsdimension im Anwendungsfall</w:t>
+      </w:r>
+    </w:p>
+    <w:p>
+      <w:r>
+        <w:t>Die folgenden Abschnitte sind keine neue Pruefungsloesung. Sie verdichten die vorhandenen Kapitel zu einer Lesart, mit der Studierende einen Fall selbststaendig analysieren koennen. Im Mittelpunkt stehen Schutzdimensionen, Zeitlogik, Resilienz und Betroffenenperspektive, nicht moralische Personenbewertung.</w:t>
+      </w:r>
+    </w:p>
+    <w:p>
+      <w:r>
+        <w:t>Begriffliche Schlussklaerung. In V07 muss Leitthese immer mit Empfaengern gelesen werden. Wirkung entsteht nicht beim Sender, sondern an veraenderten Zustaenden von Menschen, Oekosystemen, Institutionen, Oeffentlichkeit oder kuenftigen Handlungsspielraeumen. Darum reicht es nicht, interne Aktivitaeten zu dokumentieren. Entscheidend ist, ob sich ein Zustand nachvollziehbar veraendert und ob diese Veraenderung im Referenzrahmen Mensch, Planet, Demokratie, SDGs, Agenda 2030 und SDG+ tragfaehig bewertet werden kann.</w:t>
+      </w:r>
+    </w:p>
+    <w:p>
+      <w:r>
+        <w:t>Ein Bericht behauptet, die Massnahme zu Mensch als Wirkungsdimension sei erfolgreich. Die WOE-Lesart fragt bei Leitthese nach belastbaren Nachweisen: begriffliche Praezision, Fallbeschreibung, Quellenklarheit, Plausibilitaet und offene Unsicherheit. Wenn diese Nachweise fehlen, bleibt die Aussage Wirkungspotenzial oder Kommunikationsbehauptung. Sie kann wichtig sein, aber sie ist noch keine belegte Wirkung.</w:t>
+      </w:r>
+    </w:p>
+    <w:p>
+      <w:r>
+        <w:t>Wirkpfad und Empfaenger. Wissenschaftliche Anschlussfaehigkeit entsteht hier durch Quellenklarheit. Bei Didaktische Einordnung im Studiengang werden interne WOE-Begriffe nicht als Ersatz fuer Belege benutzt, sondern mit Grundlagenwerk, Schutzdimensionen Mensch/Planet/Demokratie und Langfristlogik verbunden. Wo die Datenlage offen bleibt, wird das offengelegt. Wo eine Aussage nur plausibel ist, bleibt sie als Wirkungspotenzial markiert. Wo ein Schaden eine rote Linie beruehrt, greift Nichtkompensation vor Durchschnittslogik.</w:t>
+      </w:r>
+    </w:p>
+    <w:p>
+      <w:r>
+        <w:t>In einer kontroversen Entscheidung wirkt Didaktische Einordnung im Studiengang als Pruefpunkt fuer Ambivalenz. Ein Nutzen fuer eine Gruppe kann mit Risiken fuer andere Wirkungsempfaenger einhergehen. Das Skript verlangt deshalb, positive und negative Zustandsveraenderungen getrennt zu fuehren, bevor von positiver Netto-Wirkung gesprochen wird.</w:t>
+      </w:r>
+    </w:p>
+    <w:p>
+      <w:r>
+        <w:t>Rueckfluss. Fuer den WOE-Korpus bedeutet das: Begriffe aus Mensch als Wirkungsdimension sollten dort geschaerft werden, wo sie in Glossar, Werkzeugen, Journal oder Readern doppeldeutig bleiben. Offene Forschungsfragen werden nicht versteckt. Sie markieren die Stelle, an der spaetere Evidenz, ein besserer Datensatz oder eine praezisere Fallstudie die Bewertung veraendern kann.</w:t>
+      </w:r>
+    </w:p>
+    <w:p>
+      <w:r>
+        <w:t>Daten, Quellen und Evidenz. In Grundstudium Wirkungsoekonomie wird Analysemodell erst steuerungsfaehig, wenn daraus eine Entscheidung folgt. Die Grundbegriffe muessen in spaeteren Modulen wiedererkennbar bleiben. Ohne diese Rueckkopplung bleibt Reporting eine Beschreibung. Mit Rueckkopplung wird aus Bewertung eine veraenderte Routine: ein anderer Prozess, ein geaenderter Anreiz, eine bessere Datenpflicht, eine korrigierte Kommunikation oder eine neue Priorisierung.</w:t>
+      </w:r>
+    </w:p>
+    <w:p>
+      <w:r>
+        <w:t>Die typische Fehlstelle bei Mensch als Wirkungsdimension liegt darin, kurzfristige Entlastung als dauerhafte positive Netto-Wirkung zu verkaufen. Bei Analysemodell wird diese Fehlstelle konkret: Ein scheinbar plausibler Befund darf nicht zur Abkuerzung werden. Quellen, Systemgrenzen, Unsicherheit und Rueckkopplung bleiben sichtbar.</w:t>
+      </w:r>
+    </w:p>
+    <w:p>
+      <w:r>
+        <w:t>Bewertung und rote Linien. Die Grenze gegen Scheingenauigkeit verlaeuft bei Modellformel nicht zwischen Optimismus und Pessimismus. Sie verlaeuft zwischen offengelegter Unsicherheit und rhetorischer Sicherheit. Wer Mensch als Wirkungsdimension belastbar anwenden will, benennt Systemgrenze, Zeitraum, Vergleichspunkt und offene Gegenhypothese. Gerade dadurch bleibt das Skript anschlussfaehig fuer Forschung, Praxis und spaetere Revision.</w:t>
+      </w:r>
+    </w:p>
+    <w:p>
+      <w:r>
+        <w:t>Fuer die Pruefung ist Modellformel dann verstanden, wenn daraus eine belastbare Fallantwort entsteht. Eine gute Antwort unterscheidet Beobachtung, Kausalannahme, Bewertung und Steuerungsfolge. Sie bewertet keine Menschen, sondern Wirkpfade, Zustandsveraenderungen, Risiken und institutionelle Bedingungen.</w:t>
+      </w:r>
+    </w:p>
+    <w:p>
+      <w:r>
+        <w:t>Kontrollfrage. Welche Entscheidung waere falsch, wenn Modellformel in V07 missverstanden wird? Die Antwort muss mindestens eine Daten- oder Quellenannahme, eine betroffene Gruppe oder Schutzdimension, eine moegliche Nebenwirkung und einen Rueckkopplungsschritt nennen. Richtig ist nicht die lauteste Bewertung, sondern diejenige, die Begriff, Beleg und Steuerungsfolge zusammenhaelt.</w:t>
+      </w:r>
+    </w:p>
+    <w:p>
+      <w:r>
+        <w:t>Steuerung und Rueckkopplung. Fallfenster zeigt, warum Mensch als Wirkungsdimension mehr ist als ein Schlagwort im Feld Schutzdimensionen, Zeitlogik, Resilienz und Betroffenenperspektive. Die wirkungsoekonomische Frage lautet: Welche reale Veraenderung wird moeglich, welche bleibt nur Potenzial und wo entsteht ein Wirkungsrisiko? Diese Unterscheidung schuetzt vor Impact-Washing, weil sie Absicht, Aktivitaet, Reichweite und Wirkung auseinanderhaelt.</w:t>
+      </w:r>
+    </w:p>
+    <w:p>
+      <w:r>
+        <w:t>Eine Kommune, ein Unternehmen oder eine Bildungsorganisation will Mensch als Wirkungsdimension praktisch anwenden. Der erste Schritt ist nicht die Auswahl eines Instruments, sondern die Klaerung der Zustandsveraenderung. Bei Fallfenster muss deshalb benannt werden, wer betroffen ist, welcher Zustand sich veraendert, welche Frist gilt und welche Gegenbeobachtung die Annahme widerlegen wuerde. Erst danach entsteht eine begruendete Entscheidung im Feld Begriff, Fallbewertung, Wirkpfad, rote Linie, Quellenbeurteilung oder Rueckkopplungsregel.</w:t>
+      </w:r>
+    </w:p>
+    <w:p>
+      <w:r>
+        <w:t>Pruefungsnahe Anwendung. In V07 muss Prüfungsnahe Fallfragen ohne geschützte Antwortlogik immer mit Empfaengern gelesen werden. Wirkung entsteht nicht beim Sender, sondern an veraenderten Zustaenden von Menschen, Oekosystemen, Institutionen, Oeffentlichkeit oder kuenftigen Handlungsspielraeumen. Darum reicht es nicht, interne Aktivitaeten zu dokumentieren. Entscheidend ist, ob sich ein Zustand nachvollziehbar veraendert und ob diese Veraenderung im Referenzrahmen Mensch, Planet, Demokratie, SDGs, Agenda 2030 und SDG+ tragfaehig bewertet werden kann.</w:t>
+      </w:r>
+    </w:p>
+    <w:p>
+      <w:r>
+        <w:t>Ein Bericht behauptet, die Massnahme zu Mensch als Wirkungsdimension sei erfolgreich. Die WOE-Lesart fragt bei Prüfungsnahe Fallfragen ohne geschützte Antwortlogik nach belastbaren Nachweisen: begriffliche Praezision, Fallbeschreibung, Quellenklarheit, Plausibilitaet und offene Unsicherheit. Wenn diese Nachweise fehlen, bleibt die Aussage Wirkungspotenzial oder Kommunikationsbehauptung. Sie kann wichtig sein, aber sie ist noch keine belegte Wirkung.</w:t>
+      </w:r>
+    </w:p>
+    <w:p>
+      <w:r>
+        <w:t>Transfer in den WOE-Korpus. Wissenschaftliche Anschlussfaehigkeit entsteht hier durch Quellenklarheit. Bei Einleitung / Wirkungsfrage werden interne WOE-Begriffe nicht als Ersatz fuer Belege benutzt, sondern mit Grundlagenwerk, Schutzdimensionen Mensch/Planet/Demokratie und Langfristlogik verbunden. Wo die Datenlage offen bleibt, wird das offengelegt. Wo eine Aussage nur plausibel ist, bleibt sie als Wirkungspotenzial markiert. Wo ein Schaden eine rote Linie beruehrt, greift Nichtkompensation vor Durchschnittslogik.</w:t>
+      </w:r>
+    </w:p>
+    <w:p>
+      <w:r>
+        <w:t>In einer kontroversen Entscheidung wirkt Einleitung / Wirkungsfrage als Pruefpunkt fuer Ambivalenz. Ein Nutzen fuer eine Gruppe kann mit Risiken fuer andere Wirkungsempfaenger einhergehen. Das Skript verlangt deshalb, positive und negative Zustandsveraenderungen getrennt zu fuehren, bevor von positiver Netto-Wirkung gesprochen wird.</w:t>
+      </w:r>
+    </w:p>
+    <w:p>
+      <w:r>
+        <w:t>Grenzen der Aussage. In Grundstudium Wirkungsoekonomie wird Kernaussage erst steuerungsfaehig, wenn daraus eine Entscheidung folgt. Die Grundbegriffe muessen in spaeteren Modulen wiedererkennbar bleiben. Ohne diese Rueckkopplung bleibt Reporting eine Beschreibung. Mit Rueckkopplung wird aus Bewertung eine veraenderte Routine: ein anderer Prozess, ein geaenderter Anreiz, eine bessere Datenpflicht, eine korrigierte Kommunikation oder eine neue Priorisierung.</w:t>
+      </w:r>
+    </w:p>
+    <w:p>
+      <w:r>
+        <w:t>Die typische Fehlstelle bei Mensch als Wirkungsdimension liegt darin, kurzfristige Entlastung als dauerhafte positive Netto-Wirkung zu verkaufen. Bei Kernaussage wird diese Fehlstelle konkret: Ein scheinbar plausibler Befund darf nicht zur Abkuerzung werden. Quellen, Systemgrenzen, Unsicherheit und Rueckkopplung bleiben sichtbar.</w:t>
+      </w:r>
+    </w:p>
+    <w:p>
+      <w:r>
+        <w:t>Kontrollfrage. Welche Entscheidung waere falsch, wenn Kernaussage in V07 missverstanden wird? Die Antwort muss mindestens eine Daten- oder Quellenannahme, eine betroffene Gruppe oder Schutzdimension, eine moegliche Nebenwirkung und einen Rueckkopplungsschritt nennen. Richtig ist nicht die lauteste Bewertung, sondern diejenige, die Begriff, Beleg und Steuerungsfolge zusammenhaelt.</w:t>
+      </w:r>
+    </w:p>
+    <w:p>
+      <w:r>
+        <w:t>Rueckfluss. Fuer den WOE-Korpus bedeutet das: Begriffe aus Mensch als Wirkungsdimension sollten dort geschaerft werden, wo sie in Glossar, Werkzeugen, Journal oder Readern doppeldeutig bleiben. Offene Forschungsfragen werden nicht versteckt. Sie markieren die Stelle, an der spaetere Evidenz, ein besserer Datensatz oder eine praezisere Fallstudie die Bewertung veraendern kann.</w:t>
       </w:r>
     </w:p>
     <w:p>
@@ -3124,12 +3139,183 @@
         <w:pStyle w:val="Heading3"/>
       </w:pPr>
       <w:r>
+        <w:t>Schlussvertiefung 4: Mensch als Wirkungsdimension im Anwendungsfall</w:t>
+      </w:r>
+    </w:p>
+    <w:p>
+      <w:r>
+        <w:t>Die folgenden Abschnitte sind keine neue Pruefungsloesung. Sie verdichten die vorhandenen Kapitel zu einer Lesart, mit der Studierende einen Fall selbststaendig analysieren koennen. Im Mittelpunkt stehen Schutzdimensionen, Zeitlogik, Resilienz und Betroffenenperspektive, nicht moralische Personenbewertung.</w:t>
+      </w:r>
+    </w:p>
+    <w:p>
+      <w:r>
+        <w:t>Begriffliche Schlussklaerung. Die Grenze gegen Scheingenauigkeit verlaeuft bei Quelltext und fachliche Grundlegung nicht zwischen Optimismus und Pessimismus. Sie verlaeuft zwischen offengelegter Unsicherheit und rhetorischer Sicherheit. Wer Mensch als Wirkungsdimension belastbar anwenden will, benennt Systemgrenze, Zeitraum, Vergleichspunkt und offene Gegenhypothese. Gerade dadurch bleibt das Skript anschlussfaehig fuer Forschung, Praxis und spaetere Revision.</w:t>
+      </w:r>
+    </w:p>
+    <w:p>
+      <w:r>
+        <w:t>Fuer die Pruefung ist Quelltext und fachliche Grundlegung dann verstanden, wenn daraus eine belastbare Fallantwort entsteht. Eine gute Antwort unterscheidet Beobachtung, Kausalannahme, Bewertung und Steuerungsfolge. Sie bewertet keine Menschen, sondern Wirkpfade, Zustandsveraenderungen, Risiken und institutionelle Bedingungen.</w:t>
+      </w:r>
+    </w:p>
+    <w:p>
+      <w:r>
+        <w:t>Wirkpfad und Empfaenger. Die drei großen Richtungen der Wirkung zeigt, warum Mensch als Wirkungsdimension mehr ist als ein Schlagwort im Feld Schutzdimensionen, Zeitlogik, Resilienz und Betroffenenperspektive. Die wirkungsoekonomische Frage lautet: Welche reale Veraenderung wird moeglich, welche bleibt nur Potenzial und wo entsteht ein Wirkungsrisiko? Diese Unterscheidung schuetzt vor Impact-Washing, weil sie Absicht, Aktivitaet, Reichweite und Wirkung auseinanderhaelt.</w:t>
+      </w:r>
+    </w:p>
+    <w:p>
+      <w:r>
+        <w:t>Eine Kommune, ein Unternehmen oder eine Bildungsorganisation will Mensch als Wirkungsdimension praktisch anwenden. Der erste Schritt ist nicht die Auswahl eines Instruments, sondern die Klaerung der Zustandsveraenderung. Bei Die drei großen Richtungen der Wirkung muss deshalb benannt werden, wer betroffen ist, welcher Zustand sich veraendert, welche Frist gilt und welche Gegenbeobachtung die Annahme widerlegen wuerde. Erst danach entsteht eine begruendete Entscheidung im Feld Begriff, Fallbewertung, Wirkpfad, rote Linie, Quellenbeurteilung oder Rueckkopplungsregel.</w:t>
+      </w:r>
+    </w:p>
+    <w:p>
+      <w:r>
+        <w:t>Daten, Quellen und Evidenz. In V07 muss Warum der Mensch der Maßstab ist immer mit Empfaengern gelesen werden. Wirkung entsteht nicht beim Sender, sondern an veraenderten Zustaenden von Menschen, Oekosystemen, Institutionen, Oeffentlichkeit oder kuenftigen Handlungsspielraeumen. Darum reicht es nicht, interne Aktivitaeten zu dokumentieren. Entscheidend ist, ob sich ein Zustand nachvollziehbar veraendert und ob diese Veraenderung im Referenzrahmen Mensch, Planet, Demokratie, SDGs, Agenda 2030 und SDG+ tragfaehig bewertet werden kann.</w:t>
+      </w:r>
+    </w:p>
+    <w:p>
+      <w:r>
+        <w:t>Ein Bericht behauptet, die Massnahme zu Mensch als Wirkungsdimension sei erfolgreich. Die WOE-Lesart fragt bei Warum der Mensch der Maßstab ist nach belastbaren Nachweisen: begriffliche Praezision, Fallbeschreibung, Quellenklarheit, Plausibilitaet und offene Unsicherheit. Wenn diese Nachweise fehlen, bleibt die Aussage Wirkungspotenzial oder Kommunikationsbehauptung. Sie kann wichtig sein, aber sie ist noch keine belegte Wirkung.</w:t>
+      </w:r>
+    </w:p>
+    <w:p>
+      <w:r>
+        <w:t>Bewertung und rote Linien. Wissenschaftliche Anschlussfaehigkeit entsteht hier durch Quellenklarheit. Bei Gesundheit und körperliches Wohl werden interne WOE-Begriffe nicht als Ersatz fuer Belege benutzt, sondern mit Grundlagenwerk, Schutzdimensionen Mensch/Planet/Demokratie und Langfristlogik verbunden. Wo die Datenlage offen bleibt, wird das offengelegt. Wo eine Aussage nur plausibel ist, bleibt sie als Wirkungspotenzial markiert. Wo ein Schaden eine rote Linie beruehrt, greift Nichtkompensation vor Durchschnittslogik.</w:t>
+      </w:r>
+    </w:p>
+    <w:p>
+      <w:r>
+        <w:t>In einer kontroversen Entscheidung wirkt Gesundheit und körperliches Wohl als Pruefpunkt fuer Ambivalenz. Ein Nutzen fuer eine Gruppe kann mit Risiken fuer andere Wirkungsempfaenger einhergehen. Das Skript verlangt deshalb, positive und negative Zustandsveraenderungen getrennt zu fuehren, bevor von positiver Netto-Wirkung gesprochen wird.</w:t>
+      </w:r>
+    </w:p>
+    <w:p>
+      <w:r>
+        <w:t>Kontrollfrage. Welche Entscheidung waere falsch, wenn Gesundheit und körperliches Wohl in V07 missverstanden wird? Die Antwort muss mindestens eine Daten- oder Quellenannahme, eine betroffene Gruppe oder Schutzdimension, eine moegliche Nebenwirkung und einen Rueckkopplungsschritt nennen. Richtig ist nicht die lauteste Bewertung, sondern diejenige, die Begriff, Beleg und Steuerungsfolge zusammenhaelt.</w:t>
+      </w:r>
+    </w:p>
+    <w:p>
+      <w:r>
+        <w:t>Steuerung und Rueckkopplung. In Grundstudium Wirkungsoekonomie wird Würde und Selbstbestimmung erst steuerungsfaehig, wenn daraus eine Entscheidung folgt. Die Grundbegriffe muessen in spaeteren Modulen wiedererkennbar bleiben. Ohne diese Rueckkopplung bleibt Reporting eine Beschreibung. Mit Rueckkopplung wird aus Bewertung eine veraenderte Routine: ein anderer Prozess, ein geaenderter Anreiz, eine bessere Datenpflicht, eine korrigierte Kommunikation oder eine neue Priorisierung.</w:t>
+      </w:r>
+    </w:p>
+    <w:p>
+      <w:r>
+        <w:t>Die typische Fehlstelle bei Mensch als Wirkungsdimension liegt darin, kurzfristige Entlastung als dauerhafte positive Netto-Wirkung zu verkaufen. Bei Würde und Selbstbestimmung wird diese Fehlstelle konkret: Ein scheinbar plausibler Befund darf nicht zur Abkuerzung werden. Quellen, Systemgrenzen, Unsicherheit und Rueckkopplung bleiben sichtbar.</w:t>
+      </w:r>
+    </w:p>
+    <w:p>
+      <w:r>
+        <w:t>Pruefungsnahe Anwendung. Die Grenze gegen Scheingenauigkeit verlaeuft bei Chancen, Bildung und Teilhabe nicht zwischen Optimismus und Pessimismus. Sie verlaeuft zwischen offengelegter Unsicherheit und rhetorischer Sicherheit. Wer Mensch als Wirkungsdimension belastbar anwenden will, benennt Systemgrenze, Zeitraum, Vergleichspunkt und offene Gegenhypothese. Gerade dadurch bleibt das Skript anschlussfaehig fuer Forschung, Praxis und spaetere Revision.</w:t>
+      </w:r>
+    </w:p>
+    <w:p>
+      <w:r>
+        <w:t>Fuer die Pruefung ist Chancen, Bildung und Teilhabe dann verstanden, wenn daraus eine belastbare Fallantwort entsteht. Eine gute Antwort unterscheidet Beobachtung, Kausalannahme, Bewertung und Steuerungsfolge. Sie bewertet keine Menschen, sondern Wirkpfade, Zustandsveraenderungen, Risiken und institutionelle Bedingungen.</w:t>
+      </w:r>
+    </w:p>
+    <w:p>
+      <w:r>
+        <w:t>Rueckfluss. Fuer den WOE-Korpus bedeutet das: Begriffe aus Mensch als Wirkungsdimension sollten dort geschaerft werden, wo sie in Glossar, Werkzeugen, Journal oder Readern doppeldeutig bleiben. Offene Forschungsfragen werden nicht versteckt. Sie markieren die Stelle, an der spaetere Evidenz, ein besserer Datensatz oder eine praezisere Fallstudie die Bewertung veraendern kann.</w:t>
+      </w:r>
+    </w:p>
+    <w:p>
+      <w:r>
+        <w:t>Transfer in den WOE-Korpus. Der ganze Mensch, nicht nur der Kunde zeigt, warum Mensch als Wirkungsdimension mehr ist als ein Schlagwort im Feld Schutzdimensionen, Zeitlogik, Resilienz und Betroffenenperspektive. Die wirkungsoekonomische Frage lautet: Welche reale Veraenderung wird moeglich, welche bleibt nur Potenzial und wo entsteht ein Wirkungsrisiko? Diese Unterscheidung schuetzt vor Impact-Washing, weil sie Absicht, Aktivitaet, Reichweite und Wirkung auseinanderhaelt.</w:t>
+      </w:r>
+    </w:p>
+    <w:p>
+      <w:r>
+        <w:t>Eine Kommune, ein Unternehmen oder eine Bildungsorganisation will Mensch als Wirkungsdimension praktisch anwenden. Der erste Schritt ist nicht die Auswahl eines Instruments, sondern die Klaerung der Zustandsveraenderung. Bei Der ganze Mensch, nicht nur der Kunde muss deshalb benannt werden, wer betroffen ist, welcher Zustand sich veraendert, welche Frist gilt und welche Gegenbeobachtung die Annahme widerlegen wuerde. Erst danach entsteht eine begruendete Entscheidung im Feld Begriff, Fallbewertung, Wirkpfad, rote Linie, Quellenbeurteilung oder Rueckkopplungsregel.</w:t>
+      </w:r>
+    </w:p>
+    <w:p>
+      <w:r>
+        <w:t>Grenzen der Aussage. In V07 muss Ein Beispiel: dasselbe Produkt, zwei Wirkungen immer mit Empfaengern gelesen werden. Wirkung entsteht nicht beim Sender, sondern an veraenderten Zustaenden von Menschen, Oekosystemen, Institutionen, Oeffentlichkeit oder kuenftigen Handlungsspielraeumen. Darum reicht es nicht, interne Aktivitaeten zu dokumentieren. Entscheidend ist, ob sich ein Zustand nachvollziehbar veraendert und ob diese Veraenderung im Referenzrahmen Mensch, Planet, Demokratie, SDGs, Agenda 2030 und SDG+ tragfaehig bewertet werden kann.</w:t>
+      </w:r>
+    </w:p>
+    <w:p>
+      <w:r>
+        <w:t>Ein Bericht behauptet, die Massnahme zu Mensch als Wirkungsdimension sei erfolgreich. Die WOE-Lesart fragt bei Ein Beispiel: dasselbe Produkt, zwei Wirkungen nach belastbaren Nachweisen: begriffliche Praezision, Fallbeschreibung, Quellenklarheit, Plausibilitaet und offene Unsicherheit. Wenn diese Nachweise fehlen, bleibt die Aussage Wirkungspotenzial oder Kommunikationsbehauptung. Sie kann wichtig sein, aber sie ist noch keine belegte Wirkung.</w:t>
+      </w:r>
+    </w:p>
+    <w:p>
+      <w:r>
+        <w:t>Kontrollfrage. Welche Entscheidung waere falsch, wenn Ein Beispiel: dasselbe Produkt, zwei Wirkungen in V07 missverstanden wird? Die Antwort muss mindestens eine Daten- oder Quellenannahme, eine betroffene Gruppe oder Schutzdimension, eine moegliche Nebenwirkung und einen Rueckkopplungsschritt nennen. Richtig ist nicht die lauteste Bewertung, sondern diejenige, die Begriff, Beleg und Steuerungsfolge zusammenhaelt.</w:t>
+      </w:r>
+    </w:p>
+    <w:p>
+      <w:pPr>
+        <w:pStyle w:val="Heading3"/>
+      </w:pPr>
+      <w:r>
+        <w:t>Schlussvertiefung 5: Mensch als Wirkungsdimension im Anwendungsfall</w:t>
+      </w:r>
+    </w:p>
+    <w:p>
+      <w:r>
+        <w:t>Die folgenden Abschnitte sind keine neue Pruefungsloesung. Sie verdichten die vorhandenen Kapitel zu einer Lesart, mit der Studierende einen Fall selbststaendig analysieren koennen. Im Mittelpunkt stehen Schutzdimensionen, Zeitlogik, Resilienz und Betroffenenperspektive, nicht moralische Personenbewertung.</w:t>
+      </w:r>
+    </w:p>
+    <w:p>
+      <w:r>
+        <w:t>Begriffliche Schlussklaerung. Wissenschaftliche Anschlussfaehigkeit entsteht hier durch Quellenklarheit. Bei Kurzfristiges Vergnügen gegen echtes Wohl werden interne WOE-Begriffe nicht als Ersatz fuer Belege benutzt, sondern mit Grundlagenwerk, Schutzdimensionen Mensch/Planet/Demokratie und Langfristlogik verbunden. Wo die Datenlage offen bleibt, wird das offengelegt. Wo eine Aussage nur plausibel ist, bleibt sie als Wirkungspotenzial markiert. Wo ein Schaden eine rote Linie beruehrt, greift Nichtkompensation vor Durchschnittslogik.</w:t>
+      </w:r>
+    </w:p>
+    <w:p>
+      <w:r>
+        <w:t>In einer kontroversen Entscheidung wirkt Kurzfristiges Vergnügen gegen echtes Wohl als Pruefpunkt fuer Ambivalenz. Ein Nutzen fuer eine Gruppe kann mit Risiken fuer andere Wirkungsempfaenger einhergehen. Das Skript verlangt deshalb, positive und negative Zustandsveraenderungen getrennt zu fuehren, bevor von positiver Netto-Wirkung gesprochen wird.</w:t>
+      </w:r>
+    </w:p>
+    <w:p>
+      <w:r>
+        <w:t>Wirkpfad und Empfaenger. In Grundstudium Wirkungsoekonomie wird Der Mensch verbindet die anderen Dimensionen erst steuerungsfaehig, wenn daraus eine Entscheidung folgt. Die Grundbegriffe muessen in spaeteren Modulen wiedererkennbar bleiben. Ohne diese Rueckkopplung bleibt Reporting eine Beschreibung. Mit Rueckkopplung wird aus Bewertung eine veraenderte Routine: ein anderer Prozess, ein geaenderter Anreiz, eine bessere Datenpflicht, eine korrigierte Kommunikation oder eine neue Priorisierung.</w:t>
+      </w:r>
+    </w:p>
+    <w:p>
+      <w:r>
+        <w:t>Die typische Fehlstelle bei Mensch als Wirkungsdimension liegt darin, kurzfristige Entlastung als dauerhafte positive Netto-Wirkung zu verkaufen. Bei Der Mensch verbindet die anderen Dimensionen wird diese Fehlstelle konkret: Ein scheinbar plausibler Befund darf nicht zur Abkuerzung werden. Quellen, Systemgrenzen, Unsicherheit und Rueckkopplung bleiben sichtbar.</w:t>
+      </w:r>
+    </w:p>
+    <w:p>
+      <w:r>
+        <w:t>Daten, Quellen und Evidenz. Die Grenze gegen Scheingenauigkeit verlaeuft bei Was du aus dieser Vorlesung mitnimmst nicht zwischen Optimismus und Pessimismus. Sie verlaeuft zwischen offengelegter Unsicherheit und rhetorischer Sicherheit. Wer Mensch als Wirkungsdimension belastbar anwenden will, benennt Systemgrenze, Zeitraum, Vergleichspunkt und offene Gegenhypothese. Gerade dadurch bleibt das Skript anschlussfaehig fuer Forschung, Praxis und spaetere Revision.</w:t>
+      </w:r>
+    </w:p>
+    <w:p>
+      <w:r>
+        <w:t>Fuer die Pruefung ist Was du aus dieser Vorlesung mitnimmst dann verstanden, wenn daraus eine belastbare Fallantwort entsteht. Eine gute Antwort unterscheidet Beobachtung, Kausalannahme, Bewertung und Steuerungsfolge. Sie bewertet keine Menschen, sondern Wirkpfade, Zustandsveraenderungen, Risiken und institutionelle Bedingungen.</w:t>
+      </w:r>
+    </w:p>
+    <w:p>
+      <w:r>
+        <w:t>Bewertung und rote Linien. Wirkungsökonomische Vertiefung zeigt, warum Mensch als Wirkungsdimension mehr ist als ein Schlagwort im Feld Schutzdimensionen, Zeitlogik, Resilienz und Betroffenenperspektive. Die wirkungsoekonomische Frage lautet: Welche reale Veraenderung wird moeglich, welche bleibt nur Potenzial und wo entsteht ein Wirkungsrisiko? Diese Unterscheidung schuetzt vor Impact-Washing, weil sie Absicht, Aktivitaet, Reichweite und Wirkung auseinanderhaelt.</w:t>
+      </w:r>
+    </w:p>
+    <w:p>
+      <w:r>
+        <w:t>Eine Kommune, ein Unternehmen oder eine Bildungsorganisation will Mensch als Wirkungsdimension praktisch anwenden. Der erste Schritt ist nicht die Auswahl eines Instruments, sondern die Klaerung der Zustandsveraenderung. Bei Wirkungsökonomische Vertiefung muss deshalb benannt werden, wer betroffen ist, welcher Zustand sich veraendert, welche Frist gilt und welche Gegenbeobachtung die Annahme widerlegen wuerde. Erst danach entsteht eine begruendete Entscheidung im Feld Begriff, Fallbewertung, Wirkpfad, rote Linie, Quellenbeurteilung oder Rueckkopplungsregel.</w:t>
+      </w:r>
+    </w:p>
+    <w:p>
+      <w:r>
+        <w:t>Kontrollfrage. Welche Entscheidung waere falsch, wenn Wirkungsökonomische Vertiefung in V07 missverstanden wird? Die Antwort muss mindestens eine Daten- oder Quellenannahme, eine betroffene Gruppe oder Schutzdimension, eine moegliche Nebenwirkung und einen Rueckkopplungsschritt nennen. Richtig ist nicht die lauteste Bewertung, sondern diejenige, die Begriff, Beleg und Steuerungsfolge zusammenhaelt.</w:t>
+      </w:r>
+    </w:p>
+    <w:p>
+      <w:r>
+        <w:t>Rueckfluss. Fuer den WOE-Korpus bedeutet das: Begriffe aus Mensch als Wirkungsdimension sollten dort geschaerft werden, wo sie in Glossar, Werkzeugen, Journal oder Readern doppeldeutig bleiben. Offene Forschungsfragen werden nicht versteckt. Sie markieren die Stelle, an der spaetere Evidenz, ein besserer Datensatz oder eine praezisere Fallstudie die Bewertung veraendern kann.</w:t>
+      </w:r>
+    </w:p>
+    <w:p>
+      <w:pPr>
+        <w:pStyle w:val="Heading3"/>
+      </w:pPr>
+      <w:r>
         <w:t>V1-Abschlussnotiz</w:t>
       </w:r>
     </w:p>
     <w:p>
       <w:r>
-        <w:t>Diese Finalisierung schliesst die Codex-Inhaltsproduktion fuer V07. Offen bleibt nicht der fachliche Kern des Skripts, sondern der naechste Produktionsschritt: Claude setzt daraus die CI/CD-konforme Reader- und PDF-Fassung, prueft Satz, Umbrueche, Medienintegration und Lektorat und markiert erst danach die veroeffentlichte Fassung als freigegeben.</w:t>
+        <w:t>Diese Finalisierung schliesst die Codex-Inhaltsproduktion fuer V07. Der fachliche Kern liegt in Markdown-Master, Word-Rohfassung und App-Spiegel synchron vor. Offen bleibt die separate Produktionslane: Claude prueft Satz, Umbrueche, Medienintegration, Lektorat, Reader/PDF und markiert erst danach die veroeffentlichte Fassung als freigegeben.</w:t>
       </w:r>
     </w:p>
     <w:sectPr>

--- a/docs/studienskripte/word-rohfassungen/woek-g-v07.docx
+++ b/docs/studienskripte/word-rohfassungen/woek-g-v07.docx
@@ -2556,12 +2556,12 @@
     </w:p>
     <w:p>
       <w:r>
-        <w:t>Dieses Skript zu V07 Mensch als Wirkungsdimension ist als Langformtext angelegt. Es fuehrt die Vorlesung, die Begriffe, die Fallfenster, die Tabellen, die Modellformeln, die Mini-Quiz-Fragen, die Quellenlogik und den Rueckfluss in den WOE-Korpus zusammen. Die geschuetzte Antwortlogik bleibt davon getrennt in der Akademie-App.</w:t>
-      </w:r>
-    </w:p>
-    <w:p>
-      <w:r>
-        <w:t>Der Abschluss liest Mensch als Wirkungsdimension im Feld Grundstudium Wirkungsoekonomie. Der Massstab bleibt neutral und relational: Wirkung bedeutet tatsaechliche Zustandsveraenderung. Wirkungspotenzial beschreibt plausible Moeglichkeit. Wirkungsrisiko beschreibt moegliche negative Veraenderung. Wenn eine Zielgroesse gemeint ist, geht es um positive Netto-Wirkung. Genau diese Trennung entscheidet, ob das Skript fachlich traegt.</w:t>
+        <w:t>Dieses Skript zu V07 Mensch als Wirkungsdimension ist als Langformtext angelegt. Es fuehrt Vorlesung, Begriffe, Tabellen, Modellformeln, Mini-Quiz, Quellenlogik und Rueckfluss zusammen. Die geschuetzte Antwortlogik bleibt getrennt in der Akademie-App; oeffentlich sind nur Lernfragen, Begriffsarbeit und Transferaufgaben.</w:t>
+      </w:r>
+    </w:p>
+    <w:p>
+      <w:r>
+        <w:t>Der Abschluss liest Mensch als Wirkungsdimension im Feld Grundstudium Wirkungsoekonomie. Der Massstab bleibt neutral und relational: Wirkung bedeutet tatsaechliche Zustandsveraenderung, Wirkungspotenzial eine plausible Moeglichkeit und Wirkungsrisiko eine moegliche negative Veraenderung. Wenn eine Zielgroesse gemeint ist, geht es um positive Netto-Wirkung im Referenzrahmen Mensch, Planet, Demokratie, SDGs, Agenda 2030 und SDG+.</w:t>
       </w:r>
     </w:p>
     <w:p>
@@ -2810,17 +2810,17 @@
         <w:pStyle w:val="Heading3"/>
       </w:pPr>
       <w:r>
-        <w:t>Schlussvertiefung 1: Mensch als Wirkungsdimension im Anwendungsfall</w:t>
-      </w:r>
-    </w:p>
-    <w:p>
-      <w:r>
-        <w:t>Die folgenden Abschnitte sind keine neue Pruefungsloesung. Sie verdichten die vorhandenen Kapitel zu einer Lesart, mit der Studierende einen Fall selbststaendig analysieren koennen. Im Mittelpunkt stehen Schutzdimensionen, Zeitlogik, Resilienz und Betroffenenperspektive, nicht moralische Personenbewertung.</w:t>
-      </w:r>
-    </w:p>
-    <w:p>
-      <w:r>
-        <w:t>Begriffliche Schlussklaerung. Einleitung / Wirkungsfrage zeigt, warum Mensch als Wirkungsdimension mehr ist als ein Schlagwort im Feld Schutzdimensionen, Zeitlogik, Resilienz und Betroffenenperspektive. Die wirkungsoekonomische Frage lautet: Welche reale Veraenderung wird moeglich, welche bleibt nur Potenzial und wo entsteht ein Wirkungsrisiko? Diese Unterscheidung schuetzt vor Impact-Washing, weil sie Absicht, Aktivitaet, Reichweite und Wirkung auseinanderhaelt.</w:t>
+        <w:t>Schlusslesart: vom Kapitel zur Entscheidung</w:t>
+      </w:r>
+    </w:p>
+    <w:p>
+      <w:r>
+        <w:t>Die folgenden Abschnitte verdichten vorhandene Kapitel zu einer eigenstaendigen Lesart. Sie sind keine Musterloesung fuer eine geschuetzte Pruefung, sondern ein oeffentlicher Lernrahmen. Im Mittelpunkt stehen Schutzdimensionen, Zeitlogik, Resilienz und Betroffenenperspektive; Menschen werden nicht bewertet, sondern Wirkpfade, Zustandsveraenderungen, Risiken und institutionelle Bedingungen.</w:t>
+      </w:r>
+    </w:p>
+    <w:p>
+      <w:r>
+        <w:t>Begriffliche Sicherung. Einleitung / Wirkungsfrage zeigt, warum Mensch als Wirkungsdimension mehr ist als ein Schlagwort im Feld Schutzdimensionen, Zeitlogik, Resilienz und Betroffenenperspektive. Die wirkungsoekonomische Frage lautet: Welche reale Veraenderung wird moeglich, welche bleibt nur Potenzial und wo entsteht ein Wirkungsrisiko? Diese Unterscheidung schuetzt vor Impact-Washing, weil sie Absicht, Aktivitaet, Reichweite und Wirkung auseinanderhaelt.</w:t>
       </w:r>
     </w:p>
     <w:p>
@@ -2830,7 +2830,12 @@
     </w:p>
     <w:p>
       <w:r>
-        <w:t>Wirkpfad und Empfaenger. In V07 muss Kernaussage immer mit Empfaengern gelesen werden. Wirkung entsteht nicht beim Sender, sondern an veraenderten Zustaenden von Menschen, Oekosystemen, Institutionen, Oeffentlichkeit oder kuenftigen Handlungsspielraeumen. Darum reicht es nicht, interne Aktivitaeten zu dokumentieren. Entscheidend ist, ob sich ein Zustand nachvollziehbar veraendert und ob diese Veraenderung im Referenzrahmen Mensch, Planet, Demokratie, SDGs, Agenda 2030 und SDG+ tragfaehig bewertet werden kann.</w:t>
+        <w:t>Fallpruefung. Wenn eine Kommune eine bestehende Massnahme neu priorisieren will, beginnt die Analyse bei Empfaengern, Wirkraum, Zeitraum und Datenquelle. Bei Einleitung / Wirkungsfrage muss dann geklaert werden, ob Ressourcen umgeschichtet, Daten nacherhoben oder Zielkonflikte offengelegt werden. Eine tragfaehige Antwort benennt mindestens eine Quelle, eine offene Unsicherheit, eine moegliche Gegenbeobachtung und die Entscheidung, die nach der Bewertung geaendert wird.</w:t>
+      </w:r>
+    </w:p>
+    <w:p>
+      <w:r>
+        <w:t>Wirkpfadpruefung. In V07 muss Kernaussage immer mit Empfaengern gelesen werden. Wirkung entsteht nicht beim Sender, sondern an veraenderten Zustaenden von Menschen, Oekosystemen, Institutionen, Oeffentlichkeit oder kuenftigen Handlungsspielraeumen. Darum reicht es nicht, interne Aktivitaeten zu dokumentieren. Entscheidend ist, ob sich ein Zustand nachvollziehbar veraendert und ob diese Veraenderung im Referenzrahmen Mensch, Planet, Demokratie, SDGs, Agenda 2030 und SDG+ tragfaehig bewertet werden kann.</w:t>
       </w:r>
     </w:p>
     <w:p>
@@ -2840,7 +2845,17 @@
     </w:p>
     <w:p>
       <w:r>
-        <w:t>Daten, Quellen und Evidenz. Wissenschaftliche Anschlussfaehigkeit entsteht hier durch Quellenklarheit. Bei Quelltext und fachliche Grundlegung werden interne WOE-Begriffe nicht als Ersatz fuer Belege benutzt, sondern mit Grundlagenwerk, Schutzdimensionen Mensch/Planet/Demokratie und Langfristlogik verbunden. Wo die Datenlage offen bleibt, wird das offengelegt. Wo eine Aussage nur plausibel ist, bleibt sie als Wirkungspotenzial markiert. Wo ein Schaden eine rote Linie beruehrt, greift Nichtkompensation vor Durchschnittslogik.</w:t>
+        <w:t>Fallpruefung. Wenn ein Unternehmen ein Produkt, einen Prozess oder eine Investition wirkungsbezogen bewerten will, beginnt die Analyse bei Empfaengern, Wirkraum, Zeitraum und Datenquelle. Bei Kernaussage muss dann geklaert werden, welche Entscheidung nach der Bewertung tatsaechlich anders ausfaellt. Eine tragfaehige Antwort benennt mindestens eine Quelle, eine offene Unsicherheit, eine moegliche Gegenbeobachtung und die Entscheidung, die nach der Bewertung geaendert wird.</w:t>
+      </w:r>
+    </w:p>
+    <w:p>
+      <w:r>
+        <w:t>Fuer die Bewertung reicht kein Summenscore, der zentrale Schaeden mit bequemen Pluspunkten verrechnet. Nichtkompensation und Reverse Merit Order markieren, wo rote Linien, demokratische Grundbedingungen oder planetare Grenzen Vorrang vor Durchschnittslogik haben. So bleibt positive Netto-Wirkung eine anspruchsvolle Zielgroesse und wird nicht zur dekorativen Formel.</w:t>
+      </w:r>
+    </w:p>
+    <w:p>
+      <w:r>
+        <w:t>Evidenzfenster. Wissenschaftliche Anschlussfaehigkeit entsteht hier durch Quellenklarheit. Bei Quelltext und fachliche Grundlegung werden interne WOE-Begriffe nicht als Ersatz fuer Belege benutzt, sondern mit Grundlagenwerk, Schutzdimensionen Mensch/Planet/Demokratie und Langfristlogik verbunden. Wo die Datenlage offen bleibt, wird das offengelegt. Wo eine Aussage nur plausibel ist, bleibt sie als Wirkungspotenzial markiert. Wo ein Schaden eine rote Linie beruehrt, greift Nichtkompensation vor Durchschnittslogik.</w:t>
       </w:r>
     </w:p>
     <w:p>
@@ -2850,7 +2865,17 @@
     </w:p>
     <w:p>
       <w:r>
-        <w:t>Bewertung und rote Linien. In Grundstudium Wirkungsoekonomie wird Die drei großen Richtungen der Wirkung erst steuerungsfaehig, wenn daraus eine Entscheidung folgt. Die Grundbegriffe muessen in spaeteren Modulen wiedererkennbar bleiben. Ohne diese Rueckkopplung bleibt Reporting eine Beschreibung. Mit Rueckkopplung wird aus Bewertung eine veraenderte Routine: ein anderer Prozess, ein geaenderter Anreiz, eine bessere Datenpflicht, eine korrigierte Kommunikation oder eine neue Priorisierung.</w:t>
+        <w:t>Fallpruefung. Wenn eine Bildungs- oder Forschungseinrichtung eine Wirkungsaussage fuer Lernende und Praxispartner pruefbar machen will, beginnt die Analyse bei Empfaengern, Wirkraum, Zeitraum und Datenquelle. Bei Quelltext und fachliche Grundlegung muss dann geklaert werden, welche Begriffe, Quellen und Grenzen im Material sichtbar bleiben muessen. Eine tragfaehige Antwort benennt mindestens eine Quelle, eine offene Unsicherheit, eine moegliche Gegenbeobachtung und die Entscheidung, die nach der Bewertung geaendert wird.</w:t>
+      </w:r>
+    </w:p>
+    <w:p>
+      <w:r>
+        <w:t>Der Rueckfluss in den WOE-Korpus liegt hier in klaren Begriffen, sauber verlinkten Quellen und benannten Forschungsfragen. Wo Glossar, Werkzeuge, Journal oder Reader noch doppeldeutig bleiben, sollte Mensch als Wirkungsdimension nicht als fertige Gewissheit auftreten, sondern als pruefbarer Lernstand mit Korrekturpfad.</w:t>
+      </w:r>
+    </w:p>
+    <w:p>
+      <w:r>
+        <w:t>Bewertungsgrenze. In Grundstudium Wirkungsoekonomie wird Die drei großen Richtungen der Wirkung erst steuerungsfaehig, wenn daraus eine Entscheidung folgt. Die Grundbegriffe muessen in spaeteren Modulen wiedererkennbar bleiben. Ohne diese Rueckkopplung bleibt Reporting eine Beschreibung. Mit Rueckkopplung wird aus Bewertung eine veraenderte Routine: ein anderer Prozess, ein geaenderter Anreiz, eine bessere Datenpflicht, eine korrigierte Kommunikation oder eine neue Priorisierung.</w:t>
       </w:r>
     </w:p>
     <w:p>
@@ -2860,12 +2885,12 @@
     </w:p>
     <w:p>
       <w:r>
-        <w:t>Kontrollfrage. Welche Entscheidung waere falsch, wenn Die drei großen Richtungen der Wirkung in V07 missverstanden wird? Die Antwort muss mindestens eine Daten- oder Quellenannahme, eine betroffene Gruppe oder Schutzdimension, eine moegliche Nebenwirkung und einen Rueckkopplungsschritt nennen. Richtig ist nicht die lauteste Bewertung, sondern diejenige, die Begriff, Beleg und Steuerungsfolge zusammenhaelt.</w:t>
-      </w:r>
-    </w:p>
-    <w:p>
-      <w:r>
-        <w:t>Steuerung und Rueckkopplung. Die Grenze gegen Scheingenauigkeit verlaeuft bei Warum der Mensch der Maßstab ist nicht zwischen Optimismus und Pessimismus. Sie verlaeuft zwischen offengelegter Unsicherheit und rhetorischer Sicherheit. Wer Mensch als Wirkungsdimension belastbar anwenden will, benennt Systemgrenze, Zeitraum, Vergleichspunkt und offene Gegenhypothese. Gerade dadurch bleibt das Skript anschlussfaehig fuer Forschung, Praxis und spaetere Revision.</w:t>
+        <w:t>Fallpruefung. Wenn eine Kommune eine bestehende Massnahme neu priorisieren will, beginnt die Analyse bei Empfaengern, Wirkraum, Zeitraum und Datenquelle. Bei Die drei großen Richtungen der Wirkung muss dann geklaert werden, ob Ressourcen umgeschichtet, Daten nacherhoben oder Zielkonflikte offengelegt werden. Eine tragfaehige Antwort benennt mindestens eine Quelle, eine offene Unsicherheit, eine moegliche Gegenbeobachtung und die Entscheidung, die nach der Bewertung geaendert wird.</w:t>
+      </w:r>
+    </w:p>
+    <w:p>
+      <w:r>
+        <w:t>Steuerungsfolge. Die Grenze gegen Scheingenauigkeit verlaeuft bei Warum der Mensch der Maßstab ist nicht zwischen Optimismus und Pessimismus. Sie verlaeuft zwischen offengelegter Unsicherheit und rhetorischer Sicherheit. Wer Mensch als Wirkungsdimension belastbar anwenden will, benennt Systemgrenze, Zeitraum, Vergleichspunkt und offene Gegenhypothese. Gerade dadurch bleibt das Skript anschlussfaehig fuer Forschung, Praxis und spaetere Revision.</w:t>
       </w:r>
     </w:p>
     <w:p>
@@ -2875,7 +2900,17 @@
     </w:p>
     <w:p>
       <w:r>
-        <w:t>Pruefungsnahe Anwendung. Gesundheit und körperliches Wohl zeigt, warum Mensch als Wirkungsdimension mehr ist als ein Schlagwort im Feld Schutzdimensionen, Zeitlogik, Resilienz und Betroffenenperspektive. Die wirkungsoekonomische Frage lautet: Welche reale Veraenderung wird moeglich, welche bleibt nur Potenzial und wo entsteht ein Wirkungsrisiko? Diese Unterscheidung schuetzt vor Impact-Washing, weil sie Absicht, Aktivitaet, Reichweite und Wirkung auseinanderhaelt.</w:t>
+        <w:t>Fallpruefung. Wenn ein Unternehmen ein Produkt, einen Prozess oder eine Investition wirkungsbezogen bewerten will, beginnt die Analyse bei Empfaengern, Wirkraum, Zeitraum und Datenquelle. Bei Warum der Mensch der Maßstab ist muss dann geklaert werden, welche Entscheidung nach der Bewertung tatsaechlich anders ausfaellt. Eine tragfaehige Antwort benennt mindestens eine Quelle, eine offene Unsicherheit, eine moegliche Gegenbeobachtung und die Entscheidung, die nach der Bewertung geaendert wird.</w:t>
+      </w:r>
+    </w:p>
+    <w:p>
+      <w:r>
+        <w:t>Fuer die Bewertung reicht kein Summenscore, der zentrale Schaeden mit bequemen Pluspunkten verrechnet. Nichtkompensation und Reverse Merit Order markieren, wo rote Linien, demokratische Grundbedingungen oder planetare Grenzen Vorrang vor Durchschnittslogik haben. So bleibt positive Netto-Wirkung eine anspruchsvolle Zielgroesse und wird nicht zur dekorativen Formel.</w:t>
+      </w:r>
+    </w:p>
+    <w:p>
+      <w:r>
+        <w:t>Transferhinweis. Gesundheit und körperliches Wohl zeigt, warum Mensch als Wirkungsdimension mehr ist als ein Schlagwort im Feld Schutzdimensionen, Zeitlogik, Resilienz und Betroffenenperspektive. Die wirkungsoekonomische Frage lautet: Welche reale Veraenderung wird moeglich, welche bleibt nur Potenzial und wo entsteht ein Wirkungsrisiko? Diese Unterscheidung schuetzt vor Impact-Washing, weil sie Absicht, Aktivitaet, Reichweite und Wirkung auseinanderhaelt.</w:t>
       </w:r>
     </w:p>
     <w:p>
@@ -2885,32 +2920,12 @@
     </w:p>
     <w:p>
       <w:r>
-        <w:t>Rueckfluss. Fuer den WOE-Korpus bedeutet das: Begriffe aus Mensch als Wirkungsdimension sollten dort geschaerft werden, wo sie in Glossar, Werkzeugen, Journal oder Readern doppeldeutig bleiben. Offene Forschungsfragen werden nicht versteckt. Sie markieren die Stelle, an der spaetere Evidenz, ein besserer Datensatz oder eine praezisere Fallstudie die Bewertung veraendern kann.</w:t>
-      </w:r>
-    </w:p>
-    <w:p>
-      <w:r>
-        <w:t>Transfer in den WOE-Korpus. In V07 muss Würde und Selbstbestimmung immer mit Empfaengern gelesen werden. Wirkung entsteht nicht beim Sender, sondern an veraenderten Zustaenden von Menschen, Oekosystemen, Institutionen, Oeffentlichkeit oder kuenftigen Handlungsspielraeumen. Darum reicht es nicht, interne Aktivitaeten zu dokumentieren. Entscheidend ist, ob sich ein Zustand nachvollziehbar veraendert und ob diese Veraenderung im Referenzrahmen Mensch, Planet, Demokratie, SDGs, Agenda 2030 und SDG+ tragfaehig bewertet werden kann.</w:t>
-      </w:r>
-    </w:p>
-    <w:p>
-      <w:r>
-        <w:t>Ein Bericht behauptet, die Massnahme zu Mensch als Wirkungsdimension sei erfolgreich. Die WOE-Lesart fragt bei Würde und Selbstbestimmung nach belastbaren Nachweisen: begriffliche Praezision, Fallbeschreibung, Quellenklarheit, Plausibilitaet und offene Unsicherheit. Wenn diese Nachweise fehlen, bleibt die Aussage Wirkungspotenzial oder Kommunikationsbehauptung. Sie kann wichtig sein, aber sie ist noch keine belegte Wirkung.</w:t>
-      </w:r>
-    </w:p>
-    <w:p>
-      <w:r>
-        <w:t>Grenzen der Aussage. Wissenschaftliche Anschlussfaehigkeit entsteht hier durch Quellenklarheit. Bei Chancen, Bildung und Teilhabe werden interne WOE-Begriffe nicht als Ersatz fuer Belege benutzt, sondern mit Grundlagenwerk, Schutzdimensionen Mensch/Planet/Demokratie und Langfristlogik verbunden. Wo die Datenlage offen bleibt, wird das offengelegt. Wo eine Aussage nur plausibel ist, bleibt sie als Wirkungspotenzial markiert. Wo ein Schaden eine rote Linie beruehrt, greift Nichtkompensation vor Durchschnittslogik.</w:t>
-      </w:r>
-    </w:p>
-    <w:p>
-      <w:r>
-        <w:t>In einer kontroversen Entscheidung wirkt Chancen, Bildung und Teilhabe als Pruefpunkt fuer Ambivalenz. Ein Nutzen fuer eine Gruppe kann mit Risiken fuer andere Wirkungsempfaenger einhergehen. Das Skript verlangt deshalb, positive und negative Zustandsveraenderungen getrennt zu fuehren, bevor von positiver Netto-Wirkung gesprochen wird.</w:t>
-      </w:r>
-    </w:p>
-    <w:p>
-      <w:r>
-        <w:t>Kontrollfrage. Welche Entscheidung waere falsch, wenn Chancen, Bildung und Teilhabe in V07 missverstanden wird? Die Antwort muss mindestens eine Daten- oder Quellenannahme, eine betroffene Gruppe oder Schutzdimension, eine moegliche Nebenwirkung und einen Rueckkopplungsschritt nennen. Richtig ist nicht die lauteste Bewertung, sondern diejenige, die Begriff, Beleg und Steuerungsfolge zusammenhaelt.</w:t>
+        <w:t>Fallpruefung. Wenn eine Bildungs- oder Forschungseinrichtung eine Wirkungsaussage fuer Lernende und Praxispartner pruefbar machen will, beginnt die Analyse bei Empfaengern, Wirkraum, Zeitraum und Datenquelle. Bei Gesundheit und körperliches Wohl muss dann geklaert werden, welche Begriffe, Quellen und Grenzen im Material sichtbar bleiben muessen. Eine tragfaehige Antwort benennt mindestens eine Quelle, eine offene Unsicherheit, eine moegliche Gegenbeobachtung und die Entscheidung, die nach der Bewertung geaendert wird.</w:t>
+      </w:r>
+    </w:p>
+    <w:p>
+      <w:r>
+        <w:t>Der Rueckfluss in den WOE-Korpus liegt hier in klaren Begriffen, sauber verlinkten Quellen und benannten Forschungsfragen. Wo Glossar, Werkzeuge, Journal oder Reader noch doppeldeutig bleiben, sollte Mensch als Wirkungsdimension nicht als fertige Gewissheit auftreten, sondern als pruefbarer Lernstand mit Korrekturpfad.</w:t>
       </w:r>
     </w:p>
     <w:p>
@@ -2918,17 +2933,52 @@
         <w:pStyle w:val="Heading3"/>
       </w:pPr>
       <w:r>
-        <w:t>Schlussvertiefung 2: Mensch als Wirkungsdimension im Anwendungsfall</w:t>
-      </w:r>
-    </w:p>
-    <w:p>
-      <w:r>
-        <w:t>Die folgenden Abschnitte sind keine neue Pruefungsloesung. Sie verdichten die vorhandenen Kapitel zu einer Lesart, mit der Studierende einen Fall selbststaendig analysieren koennen. Im Mittelpunkt stehen Schutzdimensionen, Zeitlogik, Resilienz und Betroffenenperspektive, nicht moralische Personenbewertung.</w:t>
-      </w:r>
-    </w:p>
-    <w:p>
-      <w:r>
-        <w:t>Begriffliche Schlussklaerung. In Grundstudium Wirkungsoekonomie wird Der ganze Mensch, nicht nur der Kunde erst steuerungsfaehig, wenn daraus eine Entscheidung folgt. Die Grundbegriffe muessen in spaeteren Modulen wiedererkennbar bleiben. Ohne diese Rueckkopplung bleibt Reporting eine Beschreibung. Mit Rueckkopplung wird aus Bewertung eine veraenderte Routine: ein anderer Prozess, ein geaenderter Anreiz, eine bessere Datenpflicht, eine korrigierte Kommunikation oder eine neue Priorisierung.</w:t>
+        <w:t>Vertiefungsrunde 2: Anschluss an Praxis und Forschung</w:t>
+      </w:r>
+    </w:p>
+    <w:p>
+      <w:r>
+        <w:t>Diese Runde wechselt den Blickwinkel, damit der Schlussblock nicht nur wiederholt, sondern Leseentscheidungen vorbereitet: Was ist belegt, was bleibt Potenzial, welche Nebenwirkung ist relevant und welche Steuerungsfolge wird daraus abgeleitet?</w:t>
+      </w:r>
+    </w:p>
+    <w:p>
+      <w:r>
+        <w:t>Rueckflussnotiz. In V07 muss Würde und Selbstbestimmung immer mit Empfaengern gelesen werden. Wirkung entsteht nicht beim Sender, sondern an veraenderten Zustaenden von Menschen, Oekosystemen, Institutionen, Oeffentlichkeit oder kuenftigen Handlungsspielraeumen. Darum reicht es nicht, interne Aktivitaeten zu dokumentieren. Entscheidend ist, ob sich ein Zustand nachvollziehbar veraendert und ob diese Veraenderung im Referenzrahmen Mensch, Planet, Demokratie, SDGs, Agenda 2030 und SDG+ tragfaehig bewertet werden kann.</w:t>
+      </w:r>
+    </w:p>
+    <w:p>
+      <w:r>
+        <w:t>Ein Bericht behauptet, die Massnahme zu Mensch als Wirkungsdimension sei erfolgreich. Die WOE-Lesart fragt bei Würde und Selbstbestimmung nach belastbaren Nachweisen: begriffliche Praezision, Fallbeschreibung, Quellenklarheit, Plausibilitaet und offene Unsicherheit. Wenn diese Nachweise fehlen, bleibt die Aussage Wirkungspotenzial oder Kommunikationsbehauptung. Sie kann wichtig sein, aber sie ist noch keine belegte Wirkung.</w:t>
+      </w:r>
+    </w:p>
+    <w:p>
+      <w:r>
+        <w:t>Fallpruefung. Wenn eine Kommune eine bestehende Massnahme neu priorisieren will, beginnt die Analyse bei Empfaengern, Wirkraum, Zeitraum und Datenquelle. Bei Würde und Selbstbestimmung muss dann geklaert werden, ob Ressourcen umgeschichtet, Daten nacherhoben oder Zielkonflikte offengelegt werden. Eine tragfaehige Antwort benennt mindestens eine Quelle, eine offene Unsicherheit, eine moegliche Gegenbeobachtung und die Entscheidung, die nach der Bewertung geaendert wird.</w:t>
+      </w:r>
+    </w:p>
+    <w:p>
+      <w:r>
+        <w:t>Pruefungsimpuls. Wissenschaftliche Anschlussfaehigkeit entsteht hier durch Quellenklarheit. Bei Chancen, Bildung und Teilhabe werden interne WOE-Begriffe nicht als Ersatz fuer Belege benutzt, sondern mit Grundlagenwerk, Schutzdimensionen Mensch/Planet/Demokratie und Langfristlogik verbunden. Wo die Datenlage offen bleibt, wird das offengelegt. Wo eine Aussage nur plausibel ist, bleibt sie als Wirkungspotenzial markiert. Wo ein Schaden eine rote Linie beruehrt, greift Nichtkompensation vor Durchschnittslogik.</w:t>
+      </w:r>
+    </w:p>
+    <w:p>
+      <w:r>
+        <w:t>In einer kontroversen Entscheidung wirkt Chancen, Bildung und Teilhabe als Pruefpunkt fuer Ambivalenz. Ein Nutzen fuer eine Gruppe kann mit Risiken fuer andere Wirkungsempfaenger einhergehen. Das Skript verlangt deshalb, positive und negative Zustandsveraenderungen getrennt zu fuehren, bevor von positiver Netto-Wirkung gesprochen wird.</w:t>
+      </w:r>
+    </w:p>
+    <w:p>
+      <w:r>
+        <w:t>Fallpruefung. Wenn ein Unternehmen ein Produkt, einen Prozess oder eine Investition wirkungsbezogen bewerten will, beginnt die Analyse bei Empfaengern, Wirkraum, Zeitraum und Datenquelle. Bei Chancen, Bildung und Teilhabe muss dann geklaert werden, welche Entscheidung nach der Bewertung tatsaechlich anders ausfaellt. Eine tragfaehige Antwort benennt mindestens eine Quelle, eine offene Unsicherheit, eine moegliche Gegenbeobachtung und die Entscheidung, die nach der Bewertung geaendert wird.</w:t>
+      </w:r>
+    </w:p>
+    <w:p>
+      <w:r>
+        <w:t>Fuer die Bewertung reicht kein Summenscore, der zentrale Schaeden mit bequemen Pluspunkten verrechnet. Nichtkompensation und Reverse Merit Order markieren, wo rote Linien, demokratische Grundbedingungen oder planetare Grenzen Vorrang vor Durchschnittslogik haben. So bleibt positive Netto-Wirkung eine anspruchsvolle Zielgroesse und wird nicht zur dekorativen Formel.</w:t>
+      </w:r>
+    </w:p>
+    <w:p>
+      <w:r>
+        <w:t>Begriffliche Sicherung. In Grundstudium Wirkungsoekonomie wird Der ganze Mensch, nicht nur der Kunde erst steuerungsfaehig, wenn daraus eine Entscheidung folgt. Die Grundbegriffe muessen in spaeteren Modulen wiedererkennbar bleiben. Ohne diese Rueckkopplung bleibt Reporting eine Beschreibung. Mit Rueckkopplung wird aus Bewertung eine veraenderte Routine: ein anderer Prozess, ein geaenderter Anreiz, eine bessere Datenpflicht, eine korrigierte Kommunikation oder eine neue Priorisierung.</w:t>
       </w:r>
     </w:p>
     <w:p>
@@ -2938,7 +2988,17 @@
     </w:p>
     <w:p>
       <w:r>
-        <w:t>Wirkpfad und Empfaenger. Die Grenze gegen Scheingenauigkeit verlaeuft bei Ein Beispiel: dasselbe Produkt, zwei Wirkungen nicht zwischen Optimismus und Pessimismus. Sie verlaeuft zwischen offengelegter Unsicherheit und rhetorischer Sicherheit. Wer Mensch als Wirkungsdimension belastbar anwenden will, benennt Systemgrenze, Zeitraum, Vergleichspunkt und offene Gegenhypothese. Gerade dadurch bleibt das Skript anschlussfaehig fuer Forschung, Praxis und spaetere Revision.</w:t>
+        <w:t>Fallpruefung. Wenn eine Bildungs- oder Forschungseinrichtung eine Wirkungsaussage fuer Lernende und Praxispartner pruefbar machen will, beginnt die Analyse bei Empfaengern, Wirkraum, Zeitraum und Datenquelle. Bei Der ganze Mensch, nicht nur der Kunde muss dann geklaert werden, welche Begriffe, Quellen und Grenzen im Material sichtbar bleiben muessen. Eine tragfaehige Antwort benennt mindestens eine Quelle, eine offene Unsicherheit, eine moegliche Gegenbeobachtung und die Entscheidung, die nach der Bewertung geaendert wird.</w:t>
+      </w:r>
+    </w:p>
+    <w:p>
+      <w:r>
+        <w:t>Der Rueckfluss in den WOE-Korpus liegt hier in klaren Begriffen, sauber verlinkten Quellen und benannten Forschungsfragen. Wo Glossar, Werkzeuge, Journal oder Reader noch doppeldeutig bleiben, sollte Mensch als Wirkungsdimension nicht als fertige Gewissheit auftreten, sondern als pruefbarer Lernstand mit Korrekturpfad.</w:t>
+      </w:r>
+    </w:p>
+    <w:p>
+      <w:r>
+        <w:t>Wirkpfadpruefung. Die Grenze gegen Scheingenauigkeit verlaeuft bei Ein Beispiel: dasselbe Produkt, zwei Wirkungen nicht zwischen Optimismus und Pessimismus. Sie verlaeuft zwischen offengelegter Unsicherheit und rhetorischer Sicherheit. Wer Mensch als Wirkungsdimension belastbar anwenden will, benennt Systemgrenze, Zeitraum, Vergleichspunkt und offene Gegenhypothese. Gerade dadurch bleibt das Skript anschlussfaehig fuer Forschung, Praxis und spaetere Revision.</w:t>
       </w:r>
     </w:p>
     <w:p>
@@ -2948,7 +3008,12 @@
     </w:p>
     <w:p>
       <w:r>
-        <w:t>Daten, Quellen und Evidenz. Kurzfristiges Vergnügen gegen echtes Wohl zeigt, warum Mensch als Wirkungsdimension mehr ist als ein Schlagwort im Feld Schutzdimensionen, Zeitlogik, Resilienz und Betroffenenperspektive. Die wirkungsoekonomische Frage lautet: Welche reale Veraenderung wird moeglich, welche bleibt nur Potenzial und wo entsteht ein Wirkungsrisiko? Diese Unterscheidung schuetzt vor Impact-Washing, weil sie Absicht, Aktivitaet, Reichweite und Wirkung auseinanderhaelt.</w:t>
+        <w:t>Fallpruefung. Wenn eine Kommune eine bestehende Massnahme neu priorisieren will, beginnt die Analyse bei Empfaengern, Wirkraum, Zeitraum und Datenquelle. Bei Ein Beispiel: dasselbe Produkt, zwei Wirkungen muss dann geklaert werden, ob Ressourcen umgeschichtet, Daten nacherhoben oder Zielkonflikte offengelegt werden. Eine tragfaehige Antwort benennt mindestens eine Quelle, eine offene Unsicherheit, eine moegliche Gegenbeobachtung und die Entscheidung, die nach der Bewertung geaendert wird.</w:t>
+      </w:r>
+    </w:p>
+    <w:p>
+      <w:r>
+        <w:t>Evidenzfenster. Kurzfristiges Vergnügen gegen echtes Wohl zeigt, warum Mensch als Wirkungsdimension mehr ist als ein Schlagwort im Feld Schutzdimensionen, Zeitlogik, Resilienz und Betroffenenperspektive. Die wirkungsoekonomische Frage lautet: Welche reale Veraenderung wird moeglich, welche bleibt nur Potenzial und wo entsteht ein Wirkungsrisiko? Diese Unterscheidung schuetzt vor Impact-Washing, weil sie Absicht, Aktivitaet, Reichweite und Wirkung auseinanderhaelt.</w:t>
       </w:r>
     </w:p>
     <w:p>
@@ -2958,7 +3023,17 @@
     </w:p>
     <w:p>
       <w:r>
-        <w:t>Bewertung und rote Linien. In V07 muss Der Mensch verbindet die anderen Dimensionen immer mit Empfaengern gelesen werden. Wirkung entsteht nicht beim Sender, sondern an veraenderten Zustaenden von Menschen, Oekosystemen, Institutionen, Oeffentlichkeit oder kuenftigen Handlungsspielraeumen. Darum reicht es nicht, interne Aktivitaeten zu dokumentieren. Entscheidend ist, ob sich ein Zustand nachvollziehbar veraendert und ob diese Veraenderung im Referenzrahmen Mensch, Planet, Demokratie, SDGs, Agenda 2030 und SDG+ tragfaehig bewertet werden kann.</w:t>
+        <w:t>Fallpruefung. Wenn ein Unternehmen ein Produkt, einen Prozess oder eine Investition wirkungsbezogen bewerten will, beginnt die Analyse bei Empfaengern, Wirkraum, Zeitraum und Datenquelle. Bei Kurzfristiges Vergnügen gegen echtes Wohl muss dann geklaert werden, welche Entscheidung nach der Bewertung tatsaechlich anders ausfaellt. Eine tragfaehige Antwort benennt mindestens eine Quelle, eine offene Unsicherheit, eine moegliche Gegenbeobachtung und die Entscheidung, die nach der Bewertung geaendert wird.</w:t>
+      </w:r>
+    </w:p>
+    <w:p>
+      <w:r>
+        <w:t>Fuer die Bewertung reicht kein Summenscore, der zentrale Schaeden mit bequemen Pluspunkten verrechnet. Nichtkompensation und Reverse Merit Order markieren, wo rote Linien, demokratische Grundbedingungen oder planetare Grenzen Vorrang vor Durchschnittslogik haben. So bleibt positive Netto-Wirkung eine anspruchsvolle Zielgroesse und wird nicht zur dekorativen Formel.</w:t>
+      </w:r>
+    </w:p>
+    <w:p>
+      <w:r>
+        <w:t>Bewertungsgrenze. In V07 muss Der Mensch verbindet die anderen Dimensionen immer mit Empfaengern gelesen werden. Wirkung entsteht nicht beim Sender, sondern an veraenderten Zustaenden von Menschen, Oekosystemen, Institutionen, Oeffentlichkeit oder kuenftigen Handlungsspielraeumen. Darum reicht es nicht, interne Aktivitaeten zu dokumentieren. Entscheidend ist, ob sich ein Zustand nachvollziehbar veraendert und ob diese Veraenderung im Referenzrahmen Mensch, Planet, Demokratie, SDGs, Agenda 2030 und SDG+ tragfaehig bewertet werden kann.</w:t>
       </w:r>
     </w:p>
     <w:p>
@@ -2968,57 +3043,12 @@
     </w:p>
     <w:p>
       <w:r>
-        <w:t>Kontrollfrage. Welche Entscheidung waere falsch, wenn Der Mensch verbindet die anderen Dimensionen in V07 missverstanden wird? Die Antwort muss mindestens eine Daten- oder Quellenannahme, eine betroffene Gruppe oder Schutzdimension, eine moegliche Nebenwirkung und einen Rueckkopplungsschritt nennen. Richtig ist nicht die lauteste Bewertung, sondern diejenige, die Begriff, Beleg und Steuerungsfolge zusammenhaelt.</w:t>
-      </w:r>
-    </w:p>
-    <w:p>
-      <w:r>
-        <w:t>Rueckfluss. Fuer den WOE-Korpus bedeutet das: Begriffe aus Mensch als Wirkungsdimension sollten dort geschaerft werden, wo sie in Glossar, Werkzeugen, Journal oder Readern doppeldeutig bleiben. Offene Forschungsfragen werden nicht versteckt. Sie markieren die Stelle, an der spaetere Evidenz, ein besserer Datensatz oder eine praezisere Fallstudie die Bewertung veraendern kann.</w:t>
-      </w:r>
-    </w:p>
-    <w:p>
-      <w:r>
-        <w:t>Steuerung und Rueckkopplung. Wissenschaftliche Anschlussfaehigkeit entsteht hier durch Quellenklarheit. Bei Was du aus dieser Vorlesung mitnimmst werden interne WOE-Begriffe nicht als Ersatz fuer Belege benutzt, sondern mit Grundlagenwerk, Schutzdimensionen Mensch/Planet/Demokratie und Langfristlogik verbunden. Wo die Datenlage offen bleibt, wird das offengelegt. Wo eine Aussage nur plausibel ist, bleibt sie als Wirkungspotenzial markiert. Wo ein Schaden eine rote Linie beruehrt, greift Nichtkompensation vor Durchschnittslogik.</w:t>
-      </w:r>
-    </w:p>
-    <w:p>
-      <w:r>
-        <w:t>In einer kontroversen Entscheidung wirkt Was du aus dieser Vorlesung mitnimmst als Pruefpunkt fuer Ambivalenz. Ein Nutzen fuer eine Gruppe kann mit Risiken fuer andere Wirkungsempfaenger einhergehen. Das Skript verlangt deshalb, positive und negative Zustandsveraenderungen getrennt zu fuehren, bevor von positiver Netto-Wirkung gesprochen wird.</w:t>
-      </w:r>
-    </w:p>
-    <w:p>
-      <w:r>
-        <w:t>Pruefungsnahe Anwendung. In Grundstudium Wirkungsoekonomie wird Wirkungsökonomische Vertiefung erst steuerungsfaehig, wenn daraus eine Entscheidung folgt. Die Grundbegriffe muessen in spaeteren Modulen wiedererkennbar bleiben. Ohne diese Rueckkopplung bleibt Reporting eine Beschreibung. Mit Rueckkopplung wird aus Bewertung eine veraenderte Routine: ein anderer Prozess, ein geaenderter Anreiz, eine bessere Datenpflicht, eine korrigierte Kommunikation oder eine neue Priorisierung.</w:t>
-      </w:r>
-    </w:p>
-    <w:p>
-      <w:r>
-        <w:t>Die typische Fehlstelle bei Mensch als Wirkungsdimension liegt darin, kurzfristige Entlastung als dauerhafte positive Netto-Wirkung zu verkaufen. Bei Wirkungsökonomische Vertiefung wird diese Fehlstelle konkret: Ein scheinbar plausibler Befund darf nicht zur Abkuerzung werden. Quellen, Systemgrenzen, Unsicherheit und Rueckkopplung bleiben sichtbar.</w:t>
-      </w:r>
-    </w:p>
-    <w:p>
-      <w:r>
-        <w:t>Transfer in den WOE-Korpus. Die Grenze gegen Scheingenauigkeit verlaeuft bei Begriffliche Präzision nicht zwischen Optimismus und Pessimismus. Sie verlaeuft zwischen offengelegter Unsicherheit und rhetorischer Sicherheit. Wer Mensch als Wirkungsdimension belastbar anwenden will, benennt Systemgrenze, Zeitraum, Vergleichspunkt und offene Gegenhypothese. Gerade dadurch bleibt das Skript anschlussfaehig fuer Forschung, Praxis und spaetere Revision.</w:t>
-      </w:r>
-    </w:p>
-    <w:p>
-      <w:r>
-        <w:t>Fuer die Pruefung ist Begriffliche Präzision dann verstanden, wenn daraus eine belastbare Fallantwort entsteht. Eine gute Antwort unterscheidet Beobachtung, Kausalannahme, Bewertung und Steuerungsfolge. Sie bewertet keine Menschen, sondern Wirkpfade, Zustandsveraenderungen, Risiken und institutionelle Bedingungen.</w:t>
-      </w:r>
-    </w:p>
-    <w:p>
-      <w:r>
-        <w:t>Grenzen der Aussage. Wirkpfad zeigt, warum Mensch als Wirkungsdimension mehr ist als ein Schlagwort im Feld Schutzdimensionen, Zeitlogik, Resilienz und Betroffenenperspektive. Die wirkungsoekonomische Frage lautet: Welche reale Veraenderung wird moeglich, welche bleibt nur Potenzial und wo entsteht ein Wirkungsrisiko? Diese Unterscheidung schuetzt vor Impact-Washing, weil sie Absicht, Aktivitaet, Reichweite und Wirkung auseinanderhaelt.</w:t>
-      </w:r>
-    </w:p>
-    <w:p>
-      <w:r>
-        <w:t>Eine Kommune, ein Unternehmen oder eine Bildungsorganisation will Mensch als Wirkungsdimension praktisch anwenden. Der erste Schritt ist nicht die Auswahl eines Instruments, sondern die Klaerung der Zustandsveraenderung. Bei Wirkpfad muss deshalb benannt werden, wer betroffen ist, welcher Zustand sich veraendert, welche Frist gilt und welche Gegenbeobachtung die Annahme widerlegen wuerde. Erst danach entsteht eine begruendete Entscheidung im Feld Begriff, Fallbewertung, Wirkpfad, rote Linie, Quellenbeurteilung oder Rueckkopplungsregel.</w:t>
-      </w:r>
-    </w:p>
-    <w:p>
-      <w:r>
-        <w:t>Kontrollfrage. Welche Entscheidung waere falsch, wenn Wirkpfad in V07 missverstanden wird? Die Antwort muss mindestens eine Daten- oder Quellenannahme, eine betroffene Gruppe oder Schutzdimension, eine moegliche Nebenwirkung und einen Rueckkopplungsschritt nennen. Richtig ist nicht die lauteste Bewertung, sondern diejenige, die Begriff, Beleg und Steuerungsfolge zusammenhaelt.</w:t>
+        <w:t>Fallpruefung. Wenn eine Bildungs- oder Forschungseinrichtung eine Wirkungsaussage fuer Lernende und Praxispartner pruefbar machen will, beginnt die Analyse bei Empfaengern, Wirkraum, Zeitraum und Datenquelle. Bei Der Mensch verbindet die anderen Dimensionen muss dann geklaert werden, welche Begriffe, Quellen und Grenzen im Material sichtbar bleiben muessen. Eine tragfaehige Antwort benennt mindestens eine Quelle, eine offene Unsicherheit, eine moegliche Gegenbeobachtung und die Entscheidung, die nach der Bewertung geaendert wird.</w:t>
+      </w:r>
+    </w:p>
+    <w:p>
+      <w:r>
+        <w:t>Der Rueckfluss in den WOE-Korpus liegt hier in klaren Begriffen, sauber verlinkten Quellen und benannten Forschungsfragen. Wo Glossar, Werkzeuge, Journal oder Reader noch doppeldeutig bleiben, sollte Mensch als Wirkungsdimension nicht als fertige Gewissheit auftreten, sondern als pruefbarer Lernstand mit Korrekturpfad.</w:t>
       </w:r>
     </w:p>
     <w:p>
@@ -3026,17 +3056,87 @@
         <w:pStyle w:val="Heading3"/>
       </w:pPr>
       <w:r>
-        <w:t>Schlussvertiefung 3: Mensch als Wirkungsdimension im Anwendungsfall</w:t>
-      </w:r>
-    </w:p>
-    <w:p>
-      <w:r>
-        <w:t>Die folgenden Abschnitte sind keine neue Pruefungsloesung. Sie verdichten die vorhandenen Kapitel zu einer Lesart, mit der Studierende einen Fall selbststaendig analysieren koennen. Im Mittelpunkt stehen Schutzdimensionen, Zeitlogik, Resilienz und Betroffenenperspektive, nicht moralische Personenbewertung.</w:t>
-      </w:r>
-    </w:p>
-    <w:p>
-      <w:r>
-        <w:t>Begriffliche Schlussklaerung. In V07 muss Leitthese immer mit Empfaengern gelesen werden. Wirkung entsteht nicht beim Sender, sondern an veraenderten Zustaenden von Menschen, Oekosystemen, Institutionen, Oeffentlichkeit oder kuenftigen Handlungsspielraeumen. Darum reicht es nicht, interne Aktivitaeten zu dokumentieren. Entscheidend ist, ob sich ein Zustand nachvollziehbar veraendert und ob diese Veraenderung im Referenzrahmen Mensch, Planet, Demokratie, SDGs, Agenda 2030 und SDG+ tragfaehig bewertet werden kann.</w:t>
+        <w:t>Vertiefungsrunde 3: Anschluss an Praxis und Forschung</w:t>
+      </w:r>
+    </w:p>
+    <w:p>
+      <w:r>
+        <w:t>Diese Runde wechselt den Blickwinkel, damit der Schlussblock nicht nur wiederholt, sondern Leseentscheidungen vorbereitet: Was ist belegt, was bleibt Potenzial, welche Nebenwirkung ist relevant und welche Steuerungsfolge wird daraus abgeleitet?</w:t>
+      </w:r>
+    </w:p>
+    <w:p>
+      <w:r>
+        <w:t>Steuerungsfolge. Wissenschaftliche Anschlussfaehigkeit entsteht hier durch Quellenklarheit. Bei Was du aus dieser Vorlesung mitnimmst werden interne WOE-Begriffe nicht als Ersatz fuer Belege benutzt, sondern mit Grundlagenwerk, Schutzdimensionen Mensch/Planet/Demokratie und Langfristlogik verbunden. Wo die Datenlage offen bleibt, wird das offengelegt. Wo eine Aussage nur plausibel ist, bleibt sie als Wirkungspotenzial markiert. Wo ein Schaden eine rote Linie beruehrt, greift Nichtkompensation vor Durchschnittslogik.</w:t>
+      </w:r>
+    </w:p>
+    <w:p>
+      <w:r>
+        <w:t>In einer kontroversen Entscheidung wirkt Was du aus dieser Vorlesung mitnimmst als Pruefpunkt fuer Ambivalenz. Ein Nutzen fuer eine Gruppe kann mit Risiken fuer andere Wirkungsempfaenger einhergehen. Das Skript verlangt deshalb, positive und negative Zustandsveraenderungen getrennt zu fuehren, bevor von positiver Netto-Wirkung gesprochen wird.</w:t>
+      </w:r>
+    </w:p>
+    <w:p>
+      <w:r>
+        <w:t>Fallpruefung. Wenn eine Kommune eine bestehende Massnahme neu priorisieren will, beginnt die Analyse bei Empfaengern, Wirkraum, Zeitraum und Datenquelle. Bei Was du aus dieser Vorlesung mitnimmst muss dann geklaert werden, ob Ressourcen umgeschichtet, Daten nacherhoben oder Zielkonflikte offengelegt werden. Eine tragfaehige Antwort benennt mindestens eine Quelle, eine offene Unsicherheit, eine moegliche Gegenbeobachtung und die Entscheidung, die nach der Bewertung geaendert wird.</w:t>
+      </w:r>
+    </w:p>
+    <w:p>
+      <w:r>
+        <w:t>Transferhinweis. In Grundstudium Wirkungsoekonomie wird Wirkungsökonomische Vertiefung erst steuerungsfaehig, wenn daraus eine Entscheidung folgt. Die Grundbegriffe muessen in spaeteren Modulen wiedererkennbar bleiben. Ohne diese Rueckkopplung bleibt Reporting eine Beschreibung. Mit Rueckkopplung wird aus Bewertung eine veraenderte Routine: ein anderer Prozess, ein geaenderter Anreiz, eine bessere Datenpflicht, eine korrigierte Kommunikation oder eine neue Priorisierung.</w:t>
+      </w:r>
+    </w:p>
+    <w:p>
+      <w:r>
+        <w:t>Die typische Fehlstelle bei Mensch als Wirkungsdimension liegt darin, kurzfristige Entlastung als dauerhafte positive Netto-Wirkung zu verkaufen. Bei Wirkungsökonomische Vertiefung wird diese Fehlstelle konkret: Ein scheinbar plausibler Befund darf nicht zur Abkuerzung werden. Quellen, Systemgrenzen, Unsicherheit und Rueckkopplung bleiben sichtbar.</w:t>
+      </w:r>
+    </w:p>
+    <w:p>
+      <w:r>
+        <w:t>Fallpruefung. Wenn ein Unternehmen ein Produkt, einen Prozess oder eine Investition wirkungsbezogen bewerten will, beginnt die Analyse bei Empfaengern, Wirkraum, Zeitraum und Datenquelle. Bei Wirkungsökonomische Vertiefung muss dann geklaert werden, welche Entscheidung nach der Bewertung tatsaechlich anders ausfaellt. Eine tragfaehige Antwort benennt mindestens eine Quelle, eine offene Unsicherheit, eine moegliche Gegenbeobachtung und die Entscheidung, die nach der Bewertung geaendert wird.</w:t>
+      </w:r>
+    </w:p>
+    <w:p>
+      <w:r>
+        <w:t>Fuer die Bewertung reicht kein Summenscore, der zentrale Schaeden mit bequemen Pluspunkten verrechnet. Nichtkompensation und Reverse Merit Order markieren, wo rote Linien, demokratische Grundbedingungen oder planetare Grenzen Vorrang vor Durchschnittslogik haben. So bleibt positive Netto-Wirkung eine anspruchsvolle Zielgroesse und wird nicht zur dekorativen Formel.</w:t>
+      </w:r>
+    </w:p>
+    <w:p>
+      <w:r>
+        <w:t>Rueckflussnotiz. Die Grenze gegen Scheingenauigkeit verlaeuft bei Begriffliche Präzision nicht zwischen Optimismus und Pessimismus. Sie verlaeuft zwischen offengelegter Unsicherheit und rhetorischer Sicherheit. Wer Mensch als Wirkungsdimension belastbar anwenden will, benennt Systemgrenze, Zeitraum, Vergleichspunkt und offene Gegenhypothese. Gerade dadurch bleibt das Skript anschlussfaehig fuer Forschung, Praxis und spaetere Revision.</w:t>
+      </w:r>
+    </w:p>
+    <w:p>
+      <w:r>
+        <w:t>Fuer die Pruefung ist Begriffliche Präzision dann verstanden, wenn daraus eine belastbare Fallantwort entsteht. Eine gute Antwort unterscheidet Beobachtung, Kausalannahme, Bewertung und Steuerungsfolge. Sie bewertet keine Menschen, sondern Wirkpfade, Zustandsveraenderungen, Risiken und institutionelle Bedingungen.</w:t>
+      </w:r>
+    </w:p>
+    <w:p>
+      <w:r>
+        <w:t>Fallpruefung. Wenn eine Bildungs- oder Forschungseinrichtung eine Wirkungsaussage fuer Lernende und Praxispartner pruefbar machen will, beginnt die Analyse bei Empfaengern, Wirkraum, Zeitraum und Datenquelle. Bei Begriffliche Präzision muss dann geklaert werden, welche Begriffe, Quellen und Grenzen im Material sichtbar bleiben muessen. Eine tragfaehige Antwort benennt mindestens eine Quelle, eine offene Unsicherheit, eine moegliche Gegenbeobachtung und die Entscheidung, die nach der Bewertung geaendert wird.</w:t>
+      </w:r>
+    </w:p>
+    <w:p>
+      <w:r>
+        <w:t>Der Rueckfluss in den WOE-Korpus liegt hier in klaren Begriffen, sauber verlinkten Quellen und benannten Forschungsfragen. Wo Glossar, Werkzeuge, Journal oder Reader noch doppeldeutig bleiben, sollte Mensch als Wirkungsdimension nicht als fertige Gewissheit auftreten, sondern als pruefbarer Lernstand mit Korrekturpfad.</w:t>
+      </w:r>
+    </w:p>
+    <w:p>
+      <w:r>
+        <w:t>Pruefungsimpuls. Wirkpfad zeigt, warum Mensch als Wirkungsdimension mehr ist als ein Schlagwort im Feld Schutzdimensionen, Zeitlogik, Resilienz und Betroffenenperspektive. Die wirkungsoekonomische Frage lautet: Welche reale Veraenderung wird moeglich, welche bleibt nur Potenzial und wo entsteht ein Wirkungsrisiko? Diese Unterscheidung schuetzt vor Impact-Washing, weil sie Absicht, Aktivitaet, Reichweite und Wirkung auseinanderhaelt.</w:t>
+      </w:r>
+    </w:p>
+    <w:p>
+      <w:r>
+        <w:t>Eine Kommune, ein Unternehmen oder eine Bildungsorganisation will Mensch als Wirkungsdimension praktisch anwenden. Der erste Schritt ist nicht die Auswahl eines Instruments, sondern die Klaerung der Zustandsveraenderung. Bei Wirkpfad muss deshalb benannt werden, wer betroffen ist, welcher Zustand sich veraendert, welche Frist gilt und welche Gegenbeobachtung die Annahme widerlegen wuerde. Erst danach entsteht eine begruendete Entscheidung im Feld Begriff, Fallbewertung, Wirkpfad, rote Linie, Quellenbeurteilung oder Rueckkopplungsregel.</w:t>
+      </w:r>
+    </w:p>
+    <w:p>
+      <w:r>
+        <w:t>Fallpruefung. Wenn eine Kommune eine bestehende Massnahme neu priorisieren will, beginnt die Analyse bei Empfaengern, Wirkraum, Zeitraum und Datenquelle. Bei Wirkpfad muss dann geklaert werden, ob Ressourcen umgeschichtet, Daten nacherhoben oder Zielkonflikte offengelegt werden. Eine tragfaehige Antwort benennt mindestens eine Quelle, eine offene Unsicherheit, eine moegliche Gegenbeobachtung und die Entscheidung, die nach der Bewertung geaendert wird.</w:t>
+      </w:r>
+    </w:p>
+    <w:p>
+      <w:r>
+        <w:t>Begriffliche Sicherung. In V07 muss Leitthese immer mit Empfaengern gelesen werden. Wirkung entsteht nicht beim Sender, sondern an veraenderten Zustaenden von Menschen, Oekosystemen, Institutionen, Oeffentlichkeit oder kuenftigen Handlungsspielraeumen. Darum reicht es nicht, interne Aktivitaeten zu dokumentieren. Entscheidend ist, ob sich ein Zustand nachvollziehbar veraendert und ob diese Veraenderung im Referenzrahmen Mensch, Planet, Demokratie, SDGs, Agenda 2030 und SDG+ tragfaehig bewertet werden kann.</w:t>
       </w:r>
     </w:p>
     <w:p>
@@ -3046,7 +3146,17 @@
     </w:p>
     <w:p>
       <w:r>
-        <w:t>Wirkpfad und Empfaenger. Wissenschaftliche Anschlussfaehigkeit entsteht hier durch Quellenklarheit. Bei Didaktische Einordnung im Studiengang werden interne WOE-Begriffe nicht als Ersatz fuer Belege benutzt, sondern mit Grundlagenwerk, Schutzdimensionen Mensch/Planet/Demokratie und Langfristlogik verbunden. Wo die Datenlage offen bleibt, wird das offengelegt. Wo eine Aussage nur plausibel ist, bleibt sie als Wirkungspotenzial markiert. Wo ein Schaden eine rote Linie beruehrt, greift Nichtkompensation vor Durchschnittslogik.</w:t>
+        <w:t>Fallpruefung. Wenn ein Unternehmen ein Produkt, einen Prozess oder eine Investition wirkungsbezogen bewerten will, beginnt die Analyse bei Empfaengern, Wirkraum, Zeitraum und Datenquelle. Bei Leitthese muss dann geklaert werden, welche Entscheidung nach der Bewertung tatsaechlich anders ausfaellt. Eine tragfaehige Antwort benennt mindestens eine Quelle, eine offene Unsicherheit, eine moegliche Gegenbeobachtung und die Entscheidung, die nach der Bewertung geaendert wird.</w:t>
+      </w:r>
+    </w:p>
+    <w:p>
+      <w:r>
+        <w:t>Fuer die Bewertung reicht kein Summenscore, der zentrale Schaeden mit bequemen Pluspunkten verrechnet. Nichtkompensation und Reverse Merit Order markieren, wo rote Linien, demokratische Grundbedingungen oder planetare Grenzen Vorrang vor Durchschnittslogik haben. So bleibt positive Netto-Wirkung eine anspruchsvolle Zielgroesse und wird nicht zur dekorativen Formel.</w:t>
+      </w:r>
+    </w:p>
+    <w:p>
+      <w:r>
+        <w:t>Wirkpfadpruefung. Wissenschaftliche Anschlussfaehigkeit entsteht hier durch Quellenklarheit. Bei Didaktische Einordnung im Studiengang werden interne WOE-Begriffe nicht als Ersatz fuer Belege benutzt, sondern mit Grundlagenwerk, Schutzdimensionen Mensch/Planet/Demokratie und Langfristlogik verbunden. Wo die Datenlage offen bleibt, wird das offengelegt. Wo eine Aussage nur plausibel ist, bleibt sie als Wirkungspotenzial markiert. Wo ein Schaden eine rote Linie beruehrt, greift Nichtkompensation vor Durchschnittslogik.</w:t>
       </w:r>
     </w:p>
     <w:p>
@@ -3056,82 +3166,12 @@
     </w:p>
     <w:p>
       <w:r>
-        <w:t>Rueckfluss. Fuer den WOE-Korpus bedeutet das: Begriffe aus Mensch als Wirkungsdimension sollten dort geschaerft werden, wo sie in Glossar, Werkzeugen, Journal oder Readern doppeldeutig bleiben. Offene Forschungsfragen werden nicht versteckt. Sie markieren die Stelle, an der spaetere Evidenz, ein besserer Datensatz oder eine praezisere Fallstudie die Bewertung veraendern kann.</w:t>
-      </w:r>
-    </w:p>
-    <w:p>
-      <w:r>
-        <w:t>Daten, Quellen und Evidenz. In Grundstudium Wirkungsoekonomie wird Analysemodell erst steuerungsfaehig, wenn daraus eine Entscheidung folgt. Die Grundbegriffe muessen in spaeteren Modulen wiedererkennbar bleiben. Ohne diese Rueckkopplung bleibt Reporting eine Beschreibung. Mit Rueckkopplung wird aus Bewertung eine veraenderte Routine: ein anderer Prozess, ein geaenderter Anreiz, eine bessere Datenpflicht, eine korrigierte Kommunikation oder eine neue Priorisierung.</w:t>
-      </w:r>
-    </w:p>
-    <w:p>
-      <w:r>
-        <w:t>Die typische Fehlstelle bei Mensch als Wirkungsdimension liegt darin, kurzfristige Entlastung als dauerhafte positive Netto-Wirkung zu verkaufen. Bei Analysemodell wird diese Fehlstelle konkret: Ein scheinbar plausibler Befund darf nicht zur Abkuerzung werden. Quellen, Systemgrenzen, Unsicherheit und Rueckkopplung bleiben sichtbar.</w:t>
-      </w:r>
-    </w:p>
-    <w:p>
-      <w:r>
-        <w:t>Bewertung und rote Linien. Die Grenze gegen Scheingenauigkeit verlaeuft bei Modellformel nicht zwischen Optimismus und Pessimismus. Sie verlaeuft zwischen offengelegter Unsicherheit und rhetorischer Sicherheit. Wer Mensch als Wirkungsdimension belastbar anwenden will, benennt Systemgrenze, Zeitraum, Vergleichspunkt und offene Gegenhypothese. Gerade dadurch bleibt das Skript anschlussfaehig fuer Forschung, Praxis und spaetere Revision.</w:t>
-      </w:r>
-    </w:p>
-    <w:p>
-      <w:r>
-        <w:t>Fuer die Pruefung ist Modellformel dann verstanden, wenn daraus eine belastbare Fallantwort entsteht. Eine gute Antwort unterscheidet Beobachtung, Kausalannahme, Bewertung und Steuerungsfolge. Sie bewertet keine Menschen, sondern Wirkpfade, Zustandsveraenderungen, Risiken und institutionelle Bedingungen.</w:t>
-      </w:r>
-    </w:p>
-    <w:p>
-      <w:r>
-        <w:t>Kontrollfrage. Welche Entscheidung waere falsch, wenn Modellformel in V07 missverstanden wird? Die Antwort muss mindestens eine Daten- oder Quellenannahme, eine betroffene Gruppe oder Schutzdimension, eine moegliche Nebenwirkung und einen Rueckkopplungsschritt nennen. Richtig ist nicht die lauteste Bewertung, sondern diejenige, die Begriff, Beleg und Steuerungsfolge zusammenhaelt.</w:t>
-      </w:r>
-    </w:p>
-    <w:p>
-      <w:r>
-        <w:t>Steuerung und Rueckkopplung. Fallfenster zeigt, warum Mensch als Wirkungsdimension mehr ist als ein Schlagwort im Feld Schutzdimensionen, Zeitlogik, Resilienz und Betroffenenperspektive. Die wirkungsoekonomische Frage lautet: Welche reale Veraenderung wird moeglich, welche bleibt nur Potenzial und wo entsteht ein Wirkungsrisiko? Diese Unterscheidung schuetzt vor Impact-Washing, weil sie Absicht, Aktivitaet, Reichweite und Wirkung auseinanderhaelt.</w:t>
-      </w:r>
-    </w:p>
-    <w:p>
-      <w:r>
-        <w:t>Eine Kommune, ein Unternehmen oder eine Bildungsorganisation will Mensch als Wirkungsdimension praktisch anwenden. Der erste Schritt ist nicht die Auswahl eines Instruments, sondern die Klaerung der Zustandsveraenderung. Bei Fallfenster muss deshalb benannt werden, wer betroffen ist, welcher Zustand sich veraendert, welche Frist gilt und welche Gegenbeobachtung die Annahme widerlegen wuerde. Erst danach entsteht eine begruendete Entscheidung im Feld Begriff, Fallbewertung, Wirkpfad, rote Linie, Quellenbeurteilung oder Rueckkopplungsregel.</w:t>
-      </w:r>
-    </w:p>
-    <w:p>
-      <w:r>
-        <w:t>Pruefungsnahe Anwendung. In V07 muss Prüfungsnahe Fallfragen ohne geschützte Antwortlogik immer mit Empfaengern gelesen werden. Wirkung entsteht nicht beim Sender, sondern an veraenderten Zustaenden von Menschen, Oekosystemen, Institutionen, Oeffentlichkeit oder kuenftigen Handlungsspielraeumen. Darum reicht es nicht, interne Aktivitaeten zu dokumentieren. Entscheidend ist, ob sich ein Zustand nachvollziehbar veraendert und ob diese Veraenderung im Referenzrahmen Mensch, Planet, Demokratie, SDGs, Agenda 2030 und SDG+ tragfaehig bewertet werden kann.</w:t>
-      </w:r>
-    </w:p>
-    <w:p>
-      <w:r>
-        <w:t>Ein Bericht behauptet, die Massnahme zu Mensch als Wirkungsdimension sei erfolgreich. Die WOE-Lesart fragt bei Prüfungsnahe Fallfragen ohne geschützte Antwortlogik nach belastbaren Nachweisen: begriffliche Praezision, Fallbeschreibung, Quellenklarheit, Plausibilitaet und offene Unsicherheit. Wenn diese Nachweise fehlen, bleibt die Aussage Wirkungspotenzial oder Kommunikationsbehauptung. Sie kann wichtig sein, aber sie ist noch keine belegte Wirkung.</w:t>
-      </w:r>
-    </w:p>
-    <w:p>
-      <w:r>
-        <w:t>Transfer in den WOE-Korpus. Wissenschaftliche Anschlussfaehigkeit entsteht hier durch Quellenklarheit. Bei Einleitung / Wirkungsfrage werden interne WOE-Begriffe nicht als Ersatz fuer Belege benutzt, sondern mit Grundlagenwerk, Schutzdimensionen Mensch/Planet/Demokratie und Langfristlogik verbunden. Wo die Datenlage offen bleibt, wird das offengelegt. Wo eine Aussage nur plausibel ist, bleibt sie als Wirkungspotenzial markiert. Wo ein Schaden eine rote Linie beruehrt, greift Nichtkompensation vor Durchschnittslogik.</w:t>
-      </w:r>
-    </w:p>
-    <w:p>
-      <w:r>
-        <w:t>In einer kontroversen Entscheidung wirkt Einleitung / Wirkungsfrage als Pruefpunkt fuer Ambivalenz. Ein Nutzen fuer eine Gruppe kann mit Risiken fuer andere Wirkungsempfaenger einhergehen. Das Skript verlangt deshalb, positive und negative Zustandsveraenderungen getrennt zu fuehren, bevor von positiver Netto-Wirkung gesprochen wird.</w:t>
-      </w:r>
-    </w:p>
-    <w:p>
-      <w:r>
-        <w:t>Grenzen der Aussage. In Grundstudium Wirkungsoekonomie wird Kernaussage erst steuerungsfaehig, wenn daraus eine Entscheidung folgt. Die Grundbegriffe muessen in spaeteren Modulen wiedererkennbar bleiben. Ohne diese Rueckkopplung bleibt Reporting eine Beschreibung. Mit Rueckkopplung wird aus Bewertung eine veraenderte Routine: ein anderer Prozess, ein geaenderter Anreiz, eine bessere Datenpflicht, eine korrigierte Kommunikation oder eine neue Priorisierung.</w:t>
-      </w:r>
-    </w:p>
-    <w:p>
-      <w:r>
-        <w:t>Die typische Fehlstelle bei Mensch als Wirkungsdimension liegt darin, kurzfristige Entlastung als dauerhafte positive Netto-Wirkung zu verkaufen. Bei Kernaussage wird diese Fehlstelle konkret: Ein scheinbar plausibler Befund darf nicht zur Abkuerzung werden. Quellen, Systemgrenzen, Unsicherheit und Rueckkopplung bleiben sichtbar.</w:t>
-      </w:r>
-    </w:p>
-    <w:p>
-      <w:r>
-        <w:t>Kontrollfrage. Welche Entscheidung waere falsch, wenn Kernaussage in V07 missverstanden wird? Die Antwort muss mindestens eine Daten- oder Quellenannahme, eine betroffene Gruppe oder Schutzdimension, eine moegliche Nebenwirkung und einen Rueckkopplungsschritt nennen. Richtig ist nicht die lauteste Bewertung, sondern diejenige, die Begriff, Beleg und Steuerungsfolge zusammenhaelt.</w:t>
-      </w:r>
-    </w:p>
-    <w:p>
-      <w:r>
-        <w:t>Rueckfluss. Fuer den WOE-Korpus bedeutet das: Begriffe aus Mensch als Wirkungsdimension sollten dort geschaerft werden, wo sie in Glossar, Werkzeugen, Journal oder Readern doppeldeutig bleiben. Offene Forschungsfragen werden nicht versteckt. Sie markieren die Stelle, an der spaetere Evidenz, ein besserer Datensatz oder eine praezisere Fallstudie die Bewertung veraendern kann.</w:t>
+        <w:t>Fallpruefung. Wenn eine Bildungs- oder Forschungseinrichtung eine Wirkungsaussage fuer Lernende und Praxispartner pruefbar machen will, beginnt die Analyse bei Empfaengern, Wirkraum, Zeitraum und Datenquelle. Bei Didaktische Einordnung im Studiengang muss dann geklaert werden, welche Begriffe, Quellen und Grenzen im Material sichtbar bleiben muessen. Eine tragfaehige Antwort benennt mindestens eine Quelle, eine offene Unsicherheit, eine moegliche Gegenbeobachtung und die Entscheidung, die nach der Bewertung geaendert wird.</w:t>
+      </w:r>
+    </w:p>
+    <w:p>
+      <w:r>
+        <w:t>Der Rueckfluss in den WOE-Korpus liegt hier in klaren Begriffen, sauber verlinkten Quellen und benannten Forschungsfragen. Wo Glossar, Werkzeuge, Journal oder Reader noch doppeldeutig bleiben, sollte Mensch als Wirkungsdimension nicht als fertige Gewissheit auftreten, sondern als pruefbarer Lernstand mit Korrekturpfad.</w:t>
       </w:r>
     </w:p>
     <w:p>
@@ -3139,107 +3179,122 @@
         <w:pStyle w:val="Heading3"/>
       </w:pPr>
       <w:r>
-        <w:t>Schlussvertiefung 4: Mensch als Wirkungsdimension im Anwendungsfall</w:t>
-      </w:r>
-    </w:p>
-    <w:p>
-      <w:r>
-        <w:t>Die folgenden Abschnitte sind keine neue Pruefungsloesung. Sie verdichten die vorhandenen Kapitel zu einer Lesart, mit der Studierende einen Fall selbststaendig analysieren koennen. Im Mittelpunkt stehen Schutzdimensionen, Zeitlogik, Resilienz und Betroffenenperspektive, nicht moralische Personenbewertung.</w:t>
-      </w:r>
-    </w:p>
-    <w:p>
-      <w:r>
-        <w:t>Begriffliche Schlussklaerung. Die Grenze gegen Scheingenauigkeit verlaeuft bei Quelltext und fachliche Grundlegung nicht zwischen Optimismus und Pessimismus. Sie verlaeuft zwischen offengelegter Unsicherheit und rhetorischer Sicherheit. Wer Mensch als Wirkungsdimension belastbar anwenden will, benennt Systemgrenze, Zeitraum, Vergleichspunkt und offene Gegenhypothese. Gerade dadurch bleibt das Skript anschlussfaehig fuer Forschung, Praxis und spaetere Revision.</w:t>
-      </w:r>
-    </w:p>
-    <w:p>
-      <w:r>
-        <w:t>Fuer die Pruefung ist Quelltext und fachliche Grundlegung dann verstanden, wenn daraus eine belastbare Fallantwort entsteht. Eine gute Antwort unterscheidet Beobachtung, Kausalannahme, Bewertung und Steuerungsfolge. Sie bewertet keine Menschen, sondern Wirkpfade, Zustandsveraenderungen, Risiken und institutionelle Bedingungen.</w:t>
-      </w:r>
-    </w:p>
-    <w:p>
-      <w:r>
-        <w:t>Wirkpfad und Empfaenger. Die drei großen Richtungen der Wirkung zeigt, warum Mensch als Wirkungsdimension mehr ist als ein Schlagwort im Feld Schutzdimensionen, Zeitlogik, Resilienz und Betroffenenperspektive. Die wirkungsoekonomische Frage lautet: Welche reale Veraenderung wird moeglich, welche bleibt nur Potenzial und wo entsteht ein Wirkungsrisiko? Diese Unterscheidung schuetzt vor Impact-Washing, weil sie Absicht, Aktivitaet, Reichweite und Wirkung auseinanderhaelt.</w:t>
-      </w:r>
-    </w:p>
-    <w:p>
-      <w:r>
-        <w:t>Eine Kommune, ein Unternehmen oder eine Bildungsorganisation will Mensch als Wirkungsdimension praktisch anwenden. Der erste Schritt ist nicht die Auswahl eines Instruments, sondern die Klaerung der Zustandsveraenderung. Bei Die drei großen Richtungen der Wirkung muss deshalb benannt werden, wer betroffen ist, welcher Zustand sich veraendert, welche Frist gilt und welche Gegenbeobachtung die Annahme widerlegen wuerde. Erst danach entsteht eine begruendete Entscheidung im Feld Begriff, Fallbewertung, Wirkpfad, rote Linie, Quellenbeurteilung oder Rueckkopplungsregel.</w:t>
-      </w:r>
-    </w:p>
-    <w:p>
-      <w:r>
-        <w:t>Daten, Quellen und Evidenz. In V07 muss Warum der Mensch der Maßstab ist immer mit Empfaengern gelesen werden. Wirkung entsteht nicht beim Sender, sondern an veraenderten Zustaenden von Menschen, Oekosystemen, Institutionen, Oeffentlichkeit oder kuenftigen Handlungsspielraeumen. Darum reicht es nicht, interne Aktivitaeten zu dokumentieren. Entscheidend ist, ob sich ein Zustand nachvollziehbar veraendert und ob diese Veraenderung im Referenzrahmen Mensch, Planet, Demokratie, SDGs, Agenda 2030 und SDG+ tragfaehig bewertet werden kann.</w:t>
-      </w:r>
-    </w:p>
-    <w:p>
-      <w:r>
-        <w:t>Ein Bericht behauptet, die Massnahme zu Mensch als Wirkungsdimension sei erfolgreich. Die WOE-Lesart fragt bei Warum der Mensch der Maßstab ist nach belastbaren Nachweisen: begriffliche Praezision, Fallbeschreibung, Quellenklarheit, Plausibilitaet und offene Unsicherheit. Wenn diese Nachweise fehlen, bleibt die Aussage Wirkungspotenzial oder Kommunikationsbehauptung. Sie kann wichtig sein, aber sie ist noch keine belegte Wirkung.</w:t>
-      </w:r>
-    </w:p>
-    <w:p>
-      <w:r>
-        <w:t>Bewertung und rote Linien. Wissenschaftliche Anschlussfaehigkeit entsteht hier durch Quellenklarheit. Bei Gesundheit und körperliches Wohl werden interne WOE-Begriffe nicht als Ersatz fuer Belege benutzt, sondern mit Grundlagenwerk, Schutzdimensionen Mensch/Planet/Demokratie und Langfristlogik verbunden. Wo die Datenlage offen bleibt, wird das offengelegt. Wo eine Aussage nur plausibel ist, bleibt sie als Wirkungspotenzial markiert. Wo ein Schaden eine rote Linie beruehrt, greift Nichtkompensation vor Durchschnittslogik.</w:t>
-      </w:r>
-    </w:p>
-    <w:p>
-      <w:r>
-        <w:t>In einer kontroversen Entscheidung wirkt Gesundheit und körperliches Wohl als Pruefpunkt fuer Ambivalenz. Ein Nutzen fuer eine Gruppe kann mit Risiken fuer andere Wirkungsempfaenger einhergehen. Das Skript verlangt deshalb, positive und negative Zustandsveraenderungen getrennt zu fuehren, bevor von positiver Netto-Wirkung gesprochen wird.</w:t>
-      </w:r>
-    </w:p>
-    <w:p>
-      <w:r>
-        <w:t>Kontrollfrage. Welche Entscheidung waere falsch, wenn Gesundheit und körperliches Wohl in V07 missverstanden wird? Die Antwort muss mindestens eine Daten- oder Quellenannahme, eine betroffene Gruppe oder Schutzdimension, eine moegliche Nebenwirkung und einen Rueckkopplungsschritt nennen. Richtig ist nicht die lauteste Bewertung, sondern diejenige, die Begriff, Beleg und Steuerungsfolge zusammenhaelt.</w:t>
-      </w:r>
-    </w:p>
-    <w:p>
-      <w:r>
-        <w:t>Steuerung und Rueckkopplung. In Grundstudium Wirkungsoekonomie wird Würde und Selbstbestimmung erst steuerungsfaehig, wenn daraus eine Entscheidung folgt. Die Grundbegriffe muessen in spaeteren Modulen wiedererkennbar bleiben. Ohne diese Rueckkopplung bleibt Reporting eine Beschreibung. Mit Rueckkopplung wird aus Bewertung eine veraenderte Routine: ein anderer Prozess, ein geaenderter Anreiz, eine bessere Datenpflicht, eine korrigierte Kommunikation oder eine neue Priorisierung.</w:t>
-      </w:r>
-    </w:p>
-    <w:p>
-      <w:r>
-        <w:t>Die typische Fehlstelle bei Mensch als Wirkungsdimension liegt darin, kurzfristige Entlastung als dauerhafte positive Netto-Wirkung zu verkaufen. Bei Würde und Selbstbestimmung wird diese Fehlstelle konkret: Ein scheinbar plausibler Befund darf nicht zur Abkuerzung werden. Quellen, Systemgrenzen, Unsicherheit und Rueckkopplung bleiben sichtbar.</w:t>
-      </w:r>
-    </w:p>
-    <w:p>
-      <w:r>
-        <w:t>Pruefungsnahe Anwendung. Die Grenze gegen Scheingenauigkeit verlaeuft bei Chancen, Bildung und Teilhabe nicht zwischen Optimismus und Pessimismus. Sie verlaeuft zwischen offengelegter Unsicherheit und rhetorischer Sicherheit. Wer Mensch als Wirkungsdimension belastbar anwenden will, benennt Systemgrenze, Zeitraum, Vergleichspunkt und offene Gegenhypothese. Gerade dadurch bleibt das Skript anschlussfaehig fuer Forschung, Praxis und spaetere Revision.</w:t>
-      </w:r>
-    </w:p>
-    <w:p>
-      <w:r>
-        <w:t>Fuer die Pruefung ist Chancen, Bildung und Teilhabe dann verstanden, wenn daraus eine belastbare Fallantwort entsteht. Eine gute Antwort unterscheidet Beobachtung, Kausalannahme, Bewertung und Steuerungsfolge. Sie bewertet keine Menschen, sondern Wirkpfade, Zustandsveraenderungen, Risiken und institutionelle Bedingungen.</w:t>
-      </w:r>
-    </w:p>
-    <w:p>
-      <w:r>
-        <w:t>Rueckfluss. Fuer den WOE-Korpus bedeutet das: Begriffe aus Mensch als Wirkungsdimension sollten dort geschaerft werden, wo sie in Glossar, Werkzeugen, Journal oder Readern doppeldeutig bleiben. Offene Forschungsfragen werden nicht versteckt. Sie markieren die Stelle, an der spaetere Evidenz, ein besserer Datensatz oder eine praezisere Fallstudie die Bewertung veraendern kann.</w:t>
-      </w:r>
-    </w:p>
-    <w:p>
-      <w:r>
-        <w:t>Transfer in den WOE-Korpus. Der ganze Mensch, nicht nur der Kunde zeigt, warum Mensch als Wirkungsdimension mehr ist als ein Schlagwort im Feld Schutzdimensionen, Zeitlogik, Resilienz und Betroffenenperspektive. Die wirkungsoekonomische Frage lautet: Welche reale Veraenderung wird moeglich, welche bleibt nur Potenzial und wo entsteht ein Wirkungsrisiko? Diese Unterscheidung schuetzt vor Impact-Washing, weil sie Absicht, Aktivitaet, Reichweite und Wirkung auseinanderhaelt.</w:t>
-      </w:r>
-    </w:p>
-    <w:p>
-      <w:r>
-        <w:t>Eine Kommune, ein Unternehmen oder eine Bildungsorganisation will Mensch als Wirkungsdimension praktisch anwenden. Der erste Schritt ist nicht die Auswahl eines Instruments, sondern die Klaerung der Zustandsveraenderung. Bei Der ganze Mensch, nicht nur der Kunde muss deshalb benannt werden, wer betroffen ist, welcher Zustand sich veraendert, welche Frist gilt und welche Gegenbeobachtung die Annahme widerlegen wuerde. Erst danach entsteht eine begruendete Entscheidung im Feld Begriff, Fallbewertung, Wirkpfad, rote Linie, Quellenbeurteilung oder Rueckkopplungsregel.</w:t>
-      </w:r>
-    </w:p>
-    <w:p>
-      <w:r>
-        <w:t>Grenzen der Aussage. In V07 muss Ein Beispiel: dasselbe Produkt, zwei Wirkungen immer mit Empfaengern gelesen werden. Wirkung entsteht nicht beim Sender, sondern an veraenderten Zustaenden von Menschen, Oekosystemen, Institutionen, Oeffentlichkeit oder kuenftigen Handlungsspielraeumen. Darum reicht es nicht, interne Aktivitaeten zu dokumentieren. Entscheidend ist, ob sich ein Zustand nachvollziehbar veraendert und ob diese Veraenderung im Referenzrahmen Mensch, Planet, Demokratie, SDGs, Agenda 2030 und SDG+ tragfaehig bewertet werden kann.</w:t>
-      </w:r>
-    </w:p>
-    <w:p>
-      <w:r>
-        <w:t>Ein Bericht behauptet, die Massnahme zu Mensch als Wirkungsdimension sei erfolgreich. Die WOE-Lesart fragt bei Ein Beispiel: dasselbe Produkt, zwei Wirkungen nach belastbaren Nachweisen: begriffliche Praezision, Fallbeschreibung, Quellenklarheit, Plausibilitaet und offene Unsicherheit. Wenn diese Nachweise fehlen, bleibt die Aussage Wirkungspotenzial oder Kommunikationsbehauptung. Sie kann wichtig sein, aber sie ist noch keine belegte Wirkung.</w:t>
-      </w:r>
-    </w:p>
-    <w:p>
-      <w:r>
-        <w:t>Kontrollfrage. Welche Entscheidung waere falsch, wenn Ein Beispiel: dasselbe Produkt, zwei Wirkungen in V07 missverstanden wird? Die Antwort muss mindestens eine Daten- oder Quellenannahme, eine betroffene Gruppe oder Schutzdimension, eine moegliche Nebenwirkung und einen Rueckkopplungsschritt nennen. Richtig ist nicht die lauteste Bewertung, sondern diejenige, die Begriff, Beleg und Steuerungsfolge zusammenhaelt.</w:t>
+        <w:t>Vertiefungsrunde 4: Anschluss an Praxis und Forschung</w:t>
+      </w:r>
+    </w:p>
+    <w:p>
+      <w:r>
+        <w:t>Diese Runde wechselt den Blickwinkel, damit der Schlussblock nicht nur wiederholt, sondern Leseentscheidungen vorbereitet: Was ist belegt, was bleibt Potenzial, welche Nebenwirkung ist relevant und welche Steuerungsfolge wird daraus abgeleitet?</w:t>
+      </w:r>
+    </w:p>
+    <w:p>
+      <w:r>
+        <w:t>Evidenzfenster. In Grundstudium Wirkungsoekonomie wird Analysemodell erst steuerungsfaehig, wenn daraus eine Entscheidung folgt. Die Grundbegriffe muessen in spaeteren Modulen wiedererkennbar bleiben. Ohne diese Rueckkopplung bleibt Reporting eine Beschreibung. Mit Rueckkopplung wird aus Bewertung eine veraenderte Routine: ein anderer Prozess, ein geaenderter Anreiz, eine bessere Datenpflicht, eine korrigierte Kommunikation oder eine neue Priorisierung.</w:t>
+      </w:r>
+    </w:p>
+    <w:p>
+      <w:r>
+        <w:t>Die typische Fehlstelle bei Mensch als Wirkungsdimension liegt darin, kurzfristige Entlastung als dauerhafte positive Netto-Wirkung zu verkaufen. Bei Analysemodell wird diese Fehlstelle konkret: Ein scheinbar plausibler Befund darf nicht zur Abkuerzung werden. Quellen, Systemgrenzen, Unsicherheit und Rueckkopplung bleiben sichtbar.</w:t>
+      </w:r>
+    </w:p>
+    <w:p>
+      <w:r>
+        <w:t>Fallpruefung. Wenn eine Kommune eine bestehende Massnahme neu priorisieren will, beginnt die Analyse bei Empfaengern, Wirkraum, Zeitraum und Datenquelle. Bei Analysemodell muss dann geklaert werden, ob Ressourcen umgeschichtet, Daten nacherhoben oder Zielkonflikte offengelegt werden. Eine tragfaehige Antwort benennt mindestens eine Quelle, eine offene Unsicherheit, eine moegliche Gegenbeobachtung und die Entscheidung, die nach der Bewertung geaendert wird.</w:t>
+      </w:r>
+    </w:p>
+    <w:p>
+      <w:r>
+        <w:t>Bewertungsgrenze. Die Grenze gegen Scheingenauigkeit verlaeuft bei Modellformel nicht zwischen Optimismus und Pessimismus. Sie verlaeuft zwischen offengelegter Unsicherheit und rhetorischer Sicherheit. Wer Mensch als Wirkungsdimension belastbar anwenden will, benennt Systemgrenze, Zeitraum, Vergleichspunkt und offene Gegenhypothese. Gerade dadurch bleibt das Skript anschlussfaehig fuer Forschung, Praxis und spaetere Revision.</w:t>
+      </w:r>
+    </w:p>
+    <w:p>
+      <w:r>
+        <w:t>Fuer die Pruefung ist Modellformel dann verstanden, wenn daraus eine belastbare Fallantwort entsteht. Eine gute Antwort unterscheidet Beobachtung, Kausalannahme, Bewertung und Steuerungsfolge. Sie bewertet keine Menschen, sondern Wirkpfade, Zustandsveraenderungen, Risiken und institutionelle Bedingungen.</w:t>
+      </w:r>
+    </w:p>
+    <w:p>
+      <w:r>
+        <w:t>Fallpruefung. Wenn ein Unternehmen ein Produkt, einen Prozess oder eine Investition wirkungsbezogen bewerten will, beginnt die Analyse bei Empfaengern, Wirkraum, Zeitraum und Datenquelle. Bei Modellformel muss dann geklaert werden, welche Entscheidung nach der Bewertung tatsaechlich anders ausfaellt. Eine tragfaehige Antwort benennt mindestens eine Quelle, eine offene Unsicherheit, eine moegliche Gegenbeobachtung und die Entscheidung, die nach der Bewertung geaendert wird.</w:t>
+      </w:r>
+    </w:p>
+    <w:p>
+      <w:r>
+        <w:t>Fuer die Bewertung reicht kein Summenscore, der zentrale Schaeden mit bequemen Pluspunkten verrechnet. Nichtkompensation und Reverse Merit Order markieren, wo rote Linien, demokratische Grundbedingungen oder planetare Grenzen Vorrang vor Durchschnittslogik haben. So bleibt positive Netto-Wirkung eine anspruchsvolle Zielgroesse und wird nicht zur dekorativen Formel.</w:t>
+      </w:r>
+    </w:p>
+    <w:p>
+      <w:r>
+        <w:t>Steuerungsfolge. Fallfenster zeigt, warum Mensch als Wirkungsdimension mehr ist als ein Schlagwort im Feld Schutzdimensionen, Zeitlogik, Resilienz und Betroffenenperspektive. Die wirkungsoekonomische Frage lautet: Welche reale Veraenderung wird moeglich, welche bleibt nur Potenzial und wo entsteht ein Wirkungsrisiko? Diese Unterscheidung schuetzt vor Impact-Washing, weil sie Absicht, Aktivitaet, Reichweite und Wirkung auseinanderhaelt.</w:t>
+      </w:r>
+    </w:p>
+    <w:p>
+      <w:r>
+        <w:t>Eine Kommune, ein Unternehmen oder eine Bildungsorganisation will Mensch als Wirkungsdimension praktisch anwenden. Der erste Schritt ist nicht die Auswahl eines Instruments, sondern die Klaerung der Zustandsveraenderung. Bei Fallfenster muss deshalb benannt werden, wer betroffen ist, welcher Zustand sich veraendert, welche Frist gilt und welche Gegenbeobachtung die Annahme widerlegen wuerde. Erst danach entsteht eine begruendete Entscheidung im Feld Begriff, Fallbewertung, Wirkpfad, rote Linie, Quellenbeurteilung oder Rueckkopplungsregel.</w:t>
+      </w:r>
+    </w:p>
+    <w:p>
+      <w:r>
+        <w:t>Fallpruefung. Wenn eine Bildungs- oder Forschungseinrichtung eine Wirkungsaussage fuer Lernende und Praxispartner pruefbar machen will, beginnt die Analyse bei Empfaengern, Wirkraum, Zeitraum und Datenquelle. Bei Fallfenster muss dann geklaert werden, welche Begriffe, Quellen und Grenzen im Material sichtbar bleiben muessen. Eine tragfaehige Antwort benennt mindestens eine Quelle, eine offene Unsicherheit, eine moegliche Gegenbeobachtung und die Entscheidung, die nach der Bewertung geaendert wird.</w:t>
+      </w:r>
+    </w:p>
+    <w:p>
+      <w:r>
+        <w:t>Der Rueckfluss in den WOE-Korpus liegt hier in klaren Begriffen, sauber verlinkten Quellen und benannten Forschungsfragen. Wo Glossar, Werkzeuge, Journal oder Reader noch doppeldeutig bleiben, sollte Mensch als Wirkungsdimension nicht als fertige Gewissheit auftreten, sondern als pruefbarer Lernstand mit Korrekturpfad.</w:t>
+      </w:r>
+    </w:p>
+    <w:p>
+      <w:r>
+        <w:t>Transferhinweis. In V07 muss Prüfungsnahe Fallfragen ohne geschützte Antwortlogik immer mit Empfaengern gelesen werden. Wirkung entsteht nicht beim Sender, sondern an veraenderten Zustaenden von Menschen, Oekosystemen, Institutionen, Oeffentlichkeit oder kuenftigen Handlungsspielraeumen. Darum reicht es nicht, interne Aktivitaeten zu dokumentieren. Entscheidend ist, ob sich ein Zustand nachvollziehbar veraendert und ob diese Veraenderung im Referenzrahmen Mensch, Planet, Demokratie, SDGs, Agenda 2030 und SDG+ tragfaehig bewertet werden kann.</w:t>
+      </w:r>
+    </w:p>
+    <w:p>
+      <w:r>
+        <w:t>Ein Bericht behauptet, die Massnahme zu Mensch als Wirkungsdimension sei erfolgreich. Die WOE-Lesart fragt bei Prüfungsnahe Fallfragen ohne geschützte Antwortlogik nach belastbaren Nachweisen: begriffliche Praezision, Fallbeschreibung, Quellenklarheit, Plausibilitaet und offene Unsicherheit. Wenn diese Nachweise fehlen, bleibt die Aussage Wirkungspotenzial oder Kommunikationsbehauptung. Sie kann wichtig sein, aber sie ist noch keine belegte Wirkung.</w:t>
+      </w:r>
+    </w:p>
+    <w:p>
+      <w:r>
+        <w:t>Fallpruefung. Wenn eine Kommune eine bestehende Massnahme neu priorisieren will, beginnt die Analyse bei Empfaengern, Wirkraum, Zeitraum und Datenquelle. Bei Prüfungsnahe Fallfragen ohne geschützte Antwortlogik muss dann geklaert werden, ob Ressourcen umgeschichtet, Daten nacherhoben oder Zielkonflikte offengelegt werden. Eine tragfaehige Antwort benennt mindestens eine Quelle, eine offene Unsicherheit, eine moegliche Gegenbeobachtung und die Entscheidung, die nach der Bewertung geaendert wird.</w:t>
+      </w:r>
+    </w:p>
+    <w:p>
+      <w:r>
+        <w:t>Rueckflussnotiz. Wissenschaftliche Anschlussfaehigkeit entsteht hier durch Quellenklarheit. Bei Einleitung / Wirkungsfrage werden interne WOE-Begriffe nicht als Ersatz fuer Belege benutzt, sondern mit Grundlagenwerk, Schutzdimensionen Mensch/Planet/Demokratie und Langfristlogik verbunden. Wo die Datenlage offen bleibt, wird das offengelegt. Wo eine Aussage nur plausibel ist, bleibt sie als Wirkungspotenzial markiert. Wo ein Schaden eine rote Linie beruehrt, greift Nichtkompensation vor Durchschnittslogik.</w:t>
+      </w:r>
+    </w:p>
+    <w:p>
+      <w:r>
+        <w:t>In einer kontroversen Entscheidung wirkt Einleitung / Wirkungsfrage als Pruefpunkt fuer Ambivalenz. Ein Nutzen fuer eine Gruppe kann mit Risiken fuer andere Wirkungsempfaenger einhergehen. Das Skript verlangt deshalb, positive und negative Zustandsveraenderungen getrennt zu fuehren, bevor von positiver Netto-Wirkung gesprochen wird.</w:t>
+      </w:r>
+    </w:p>
+    <w:p>
+      <w:r>
+        <w:t>Fallpruefung. Wenn ein Unternehmen ein Produkt, einen Prozess oder eine Investition wirkungsbezogen bewerten will, beginnt die Analyse bei Empfaengern, Wirkraum, Zeitraum und Datenquelle. Bei Einleitung / Wirkungsfrage muss dann geklaert werden, welche Entscheidung nach der Bewertung tatsaechlich anders ausfaellt. Eine tragfaehige Antwort benennt mindestens eine Quelle, eine offene Unsicherheit, eine moegliche Gegenbeobachtung und die Entscheidung, die nach der Bewertung geaendert wird.</w:t>
+      </w:r>
+    </w:p>
+    <w:p>
+      <w:r>
+        <w:t>Fuer die Bewertung reicht kein Summenscore, der zentrale Schaeden mit bequemen Pluspunkten verrechnet. Nichtkompensation und Reverse Merit Order markieren, wo rote Linien, demokratische Grundbedingungen oder planetare Grenzen Vorrang vor Durchschnittslogik haben. So bleibt positive Netto-Wirkung eine anspruchsvolle Zielgroesse und wird nicht zur dekorativen Formel.</w:t>
+      </w:r>
+    </w:p>
+    <w:p>
+      <w:r>
+        <w:t>Pruefungsimpuls. In Grundstudium Wirkungsoekonomie wird Kernaussage erst steuerungsfaehig, wenn daraus eine Entscheidung folgt. Die Grundbegriffe muessen in spaeteren Modulen wiedererkennbar bleiben. Ohne diese Rueckkopplung bleibt Reporting eine Beschreibung. Mit Rueckkopplung wird aus Bewertung eine veraenderte Routine: ein anderer Prozess, ein geaenderter Anreiz, eine bessere Datenpflicht, eine korrigierte Kommunikation oder eine neue Priorisierung.</w:t>
+      </w:r>
+    </w:p>
+    <w:p>
+      <w:r>
+        <w:t>Die typische Fehlstelle bei Mensch als Wirkungsdimension liegt darin, kurzfristige Entlastung als dauerhafte positive Netto-Wirkung zu verkaufen. Bei Kernaussage wird diese Fehlstelle konkret: Ein scheinbar plausibler Befund darf nicht zur Abkuerzung werden. Quellen, Systemgrenzen, Unsicherheit und Rueckkopplung bleiben sichtbar.</w:t>
+      </w:r>
+    </w:p>
+    <w:p>
+      <w:r>
+        <w:t>Fallpruefung. Wenn eine Bildungs- oder Forschungseinrichtung eine Wirkungsaussage fuer Lernende und Praxispartner pruefbar machen will, beginnt die Analyse bei Empfaengern, Wirkraum, Zeitraum und Datenquelle. Bei Kernaussage muss dann geklaert werden, welche Begriffe, Quellen und Grenzen im Material sichtbar bleiben muessen. Eine tragfaehige Antwort benennt mindestens eine Quelle, eine offene Unsicherheit, eine moegliche Gegenbeobachtung und die Entscheidung, die nach der Bewertung geaendert wird.</w:t>
+      </w:r>
+    </w:p>
+    <w:p>
+      <w:r>
+        <w:t>Der Rueckfluss in den WOE-Korpus liegt hier in klaren Begriffen, sauber verlinkten Quellen und benannten Forschungsfragen. Wo Glossar, Werkzeuge, Journal oder Reader noch doppeldeutig bleiben, sollte Mensch als Wirkungsdimension nicht als fertige Gewissheit auftreten, sondern als pruefbarer Lernstand mit Korrekturpfad.</w:t>
       </w:r>
     </w:p>
     <w:p>
@@ -3247,62 +3302,27 @@
         <w:pStyle w:val="Heading3"/>
       </w:pPr>
       <w:r>
-        <w:t>Schlussvertiefung 5: Mensch als Wirkungsdimension im Anwendungsfall</w:t>
-      </w:r>
-    </w:p>
-    <w:p>
-      <w:r>
-        <w:t>Die folgenden Abschnitte sind keine neue Pruefungsloesung. Sie verdichten die vorhandenen Kapitel zu einer Lesart, mit der Studierende einen Fall selbststaendig analysieren koennen. Im Mittelpunkt stehen Schutzdimensionen, Zeitlogik, Resilienz und Betroffenenperspektive, nicht moralische Personenbewertung.</w:t>
-      </w:r>
-    </w:p>
-    <w:p>
-      <w:r>
-        <w:t>Begriffliche Schlussklaerung. Wissenschaftliche Anschlussfaehigkeit entsteht hier durch Quellenklarheit. Bei Kurzfristiges Vergnügen gegen echtes Wohl werden interne WOE-Begriffe nicht als Ersatz fuer Belege benutzt, sondern mit Grundlagenwerk, Schutzdimensionen Mensch/Planet/Demokratie und Langfristlogik verbunden. Wo die Datenlage offen bleibt, wird das offengelegt. Wo eine Aussage nur plausibel ist, bleibt sie als Wirkungspotenzial markiert. Wo ein Schaden eine rote Linie beruehrt, greift Nichtkompensation vor Durchschnittslogik.</w:t>
-      </w:r>
-    </w:p>
-    <w:p>
-      <w:r>
-        <w:t>In einer kontroversen Entscheidung wirkt Kurzfristiges Vergnügen gegen echtes Wohl als Pruefpunkt fuer Ambivalenz. Ein Nutzen fuer eine Gruppe kann mit Risiken fuer andere Wirkungsempfaenger einhergehen. Das Skript verlangt deshalb, positive und negative Zustandsveraenderungen getrennt zu fuehren, bevor von positiver Netto-Wirkung gesprochen wird.</w:t>
-      </w:r>
-    </w:p>
-    <w:p>
-      <w:r>
-        <w:t>Wirkpfad und Empfaenger. In Grundstudium Wirkungsoekonomie wird Der Mensch verbindet die anderen Dimensionen erst steuerungsfaehig, wenn daraus eine Entscheidung folgt. Die Grundbegriffe muessen in spaeteren Modulen wiedererkennbar bleiben. Ohne diese Rueckkopplung bleibt Reporting eine Beschreibung. Mit Rueckkopplung wird aus Bewertung eine veraenderte Routine: ein anderer Prozess, ein geaenderter Anreiz, eine bessere Datenpflicht, eine korrigierte Kommunikation oder eine neue Priorisierung.</w:t>
-      </w:r>
-    </w:p>
-    <w:p>
-      <w:r>
-        <w:t>Die typische Fehlstelle bei Mensch als Wirkungsdimension liegt darin, kurzfristige Entlastung als dauerhafte positive Netto-Wirkung zu verkaufen. Bei Der Mensch verbindet die anderen Dimensionen wird diese Fehlstelle konkret: Ein scheinbar plausibler Befund darf nicht zur Abkuerzung werden. Quellen, Systemgrenzen, Unsicherheit und Rueckkopplung bleiben sichtbar.</w:t>
-      </w:r>
-    </w:p>
-    <w:p>
-      <w:r>
-        <w:t>Daten, Quellen und Evidenz. Die Grenze gegen Scheingenauigkeit verlaeuft bei Was du aus dieser Vorlesung mitnimmst nicht zwischen Optimismus und Pessimismus. Sie verlaeuft zwischen offengelegter Unsicherheit und rhetorischer Sicherheit. Wer Mensch als Wirkungsdimension belastbar anwenden will, benennt Systemgrenze, Zeitraum, Vergleichspunkt und offene Gegenhypothese. Gerade dadurch bleibt das Skript anschlussfaehig fuer Forschung, Praxis und spaetere Revision.</w:t>
-      </w:r>
-    </w:p>
-    <w:p>
-      <w:r>
-        <w:t>Fuer die Pruefung ist Was du aus dieser Vorlesung mitnimmst dann verstanden, wenn daraus eine belastbare Fallantwort entsteht. Eine gute Antwort unterscheidet Beobachtung, Kausalannahme, Bewertung und Steuerungsfolge. Sie bewertet keine Menschen, sondern Wirkpfade, Zustandsveraenderungen, Risiken und institutionelle Bedingungen.</w:t>
-      </w:r>
-    </w:p>
-    <w:p>
-      <w:r>
-        <w:t>Bewertung und rote Linien. Wirkungsökonomische Vertiefung zeigt, warum Mensch als Wirkungsdimension mehr ist als ein Schlagwort im Feld Schutzdimensionen, Zeitlogik, Resilienz und Betroffenenperspektive. Die wirkungsoekonomische Frage lautet: Welche reale Veraenderung wird moeglich, welche bleibt nur Potenzial und wo entsteht ein Wirkungsrisiko? Diese Unterscheidung schuetzt vor Impact-Washing, weil sie Absicht, Aktivitaet, Reichweite und Wirkung auseinanderhaelt.</w:t>
-      </w:r>
-    </w:p>
-    <w:p>
-      <w:r>
-        <w:t>Eine Kommune, ein Unternehmen oder eine Bildungsorganisation will Mensch als Wirkungsdimension praktisch anwenden. Der erste Schritt ist nicht die Auswahl eines Instruments, sondern die Klaerung der Zustandsveraenderung. Bei Wirkungsökonomische Vertiefung muss deshalb benannt werden, wer betroffen ist, welcher Zustand sich veraendert, welche Frist gilt und welche Gegenbeobachtung die Annahme widerlegen wuerde. Erst danach entsteht eine begruendete Entscheidung im Feld Begriff, Fallbewertung, Wirkpfad, rote Linie, Quellenbeurteilung oder Rueckkopplungsregel.</w:t>
-      </w:r>
-    </w:p>
-    <w:p>
-      <w:r>
-        <w:t>Kontrollfrage. Welche Entscheidung waere falsch, wenn Wirkungsökonomische Vertiefung in V07 missverstanden wird? Die Antwort muss mindestens eine Daten- oder Quellenannahme, eine betroffene Gruppe oder Schutzdimension, eine moegliche Nebenwirkung und einen Rueckkopplungsschritt nennen. Richtig ist nicht die lauteste Bewertung, sondern diejenige, die Begriff, Beleg und Steuerungsfolge zusammenhaelt.</w:t>
-      </w:r>
-    </w:p>
-    <w:p>
-      <w:r>
-        <w:t>Rueckfluss. Fuer den WOE-Korpus bedeutet das: Begriffe aus Mensch als Wirkungsdimension sollten dort geschaerft werden, wo sie in Glossar, Werkzeugen, Journal oder Readern doppeldeutig bleiben. Offene Forschungsfragen werden nicht versteckt. Sie markieren die Stelle, an der spaetere Evidenz, ein besserer Datensatz oder eine praezisere Fallstudie die Bewertung veraendern kann.</w:t>
+        <w:t>Vertiefungsrunde 5: Anschluss an Praxis und Forschung</w:t>
+      </w:r>
+    </w:p>
+    <w:p>
+      <w:r>
+        <w:t>Diese Runde wechselt den Blickwinkel, damit der Schlussblock nicht nur wiederholt, sondern Leseentscheidungen vorbereitet: Was ist belegt, was bleibt Potenzial, welche Nebenwirkung ist relevant und welche Steuerungsfolge wird daraus abgeleitet?</w:t>
+      </w:r>
+    </w:p>
+    <w:p>
+      <w:r>
+        <w:t>Begriffliche Sicherung. Die Grenze gegen Scheingenauigkeit verlaeuft bei Quelltext und fachliche Grundlegung nicht zwischen Optimismus und Pessimismus. Sie verlaeuft zwischen offengelegter Unsicherheit und rhetorischer Sicherheit. Wer Mensch als Wirkungsdimension belastbar anwenden will, benennt Systemgrenze, Zeitraum, Vergleichspunkt und offene Gegenhypothese. Gerade dadurch bleibt das Skript anschlussfaehig fuer Forschung, Praxis und spaetere Revision.</w:t>
+      </w:r>
+    </w:p>
+    <w:p>
+      <w:r>
+        <w:t>Fuer die Pruefung ist Quelltext und fachliche Grundlegung dann verstanden, wenn daraus eine belastbare Fallantwort entsteht. Eine gute Antwort unterscheidet Beobachtung, Kausalannahme, Bewertung und Steuerungsfolge. Sie bewertet keine Menschen, sondern Wirkpfade, Zustandsveraenderungen, Risiken und institutionelle Bedingungen.</w:t>
+      </w:r>
+    </w:p>
+    <w:p>
+      <w:r>
+        <w:t>Fallpruefung. Wenn eine Kommune eine bestehende Massnahme neu priorisieren will, beginnt die Analyse bei Empfaengern, Wirkraum, Zeitraum und Datenquelle. Bei Quelltext und fachliche Grundlegung muss dann geklaert werden, ob Ressourcen umgeschichtet, Daten nacherhoben oder Zielkonflikte offengelegt werden. Eine tragfaehige Antwort benennt mindestens eine Quelle, eine offene Unsicherheit, eine moegliche Gegenbeobachtung und die Entscheidung, die nach der Bewertung geaendert wird.</w:t>
       </w:r>
     </w:p>
     <w:p>

--- a/docs/studienskripte/word-rohfassungen/woek-g-v07.docx
+++ b/docs/studienskripte/word-rohfassungen/woek-g-v07.docx
@@ -2820,7 +2820,7 @@
     </w:p>
     <w:p>
       <w:r>
-        <w:t>Begriffliche Sicherung. Einleitung / Wirkungsfrage zeigt, warum Mensch als Wirkungsdimension mehr ist als ein Schlagwort im Feld Schutzdimensionen, Zeitlogik, Resilienz und Betroffenenperspektive. Die wirkungsoekonomische Frage lautet: Welche reale Veraenderung wird moeglich, welche bleibt nur Potenzial und wo entsteht ein Wirkungsrisiko? Diese Unterscheidung schuetzt vor Impact-Washing, weil sie Absicht, Aktivitaet, Reichweite und Wirkung auseinanderhaelt.</w:t>
+        <w:t>Begriffliche Sicherung. Bei Einleitung / Wirkungsfrage wird Mensch als Wirkungsdimension als Arbeitsfrage im Feld Schutzdimensionen, Zeitlogik, Resilienz und Betroffenenperspektive lesbar. Die wirkungsoekonomische Frage lautet: Welche reale Veraenderung wird moeglich, welche bleibt nur Potenzial und wo entsteht ein Wirkungsrisiko? Diese Unterscheidung schuetzt vor Impact-Washing, weil sie Absicht, Aktivitaet, Reichweite und Wirkung auseinanderhaelt.</w:t>
       </w:r>
     </w:p>
     <w:p>
@@ -2910,7 +2910,7 @@
     </w:p>
     <w:p>
       <w:r>
-        <w:t>Transferhinweis. Gesundheit und körperliches Wohl zeigt, warum Mensch als Wirkungsdimension mehr ist als ein Schlagwort im Feld Schutzdimensionen, Zeitlogik, Resilienz und Betroffenenperspektive. Die wirkungsoekonomische Frage lautet: Welche reale Veraenderung wird moeglich, welche bleibt nur Potenzial und wo entsteht ein Wirkungsrisiko? Diese Unterscheidung schuetzt vor Impact-Washing, weil sie Absicht, Aktivitaet, Reichweite und Wirkung auseinanderhaelt.</w:t>
+        <w:t>Transferhinweis. Bei Gesundheit und körperliches Wohl wird Mensch als Wirkungsdimension als Arbeitsfrage im Feld Schutzdimensionen, Zeitlogik, Resilienz und Betroffenenperspektive lesbar. Die wirkungsoekonomische Frage lautet: Welche reale Veraenderung wird moeglich, welche bleibt nur Potenzial und wo entsteht ein Wirkungsrisiko? Diese Unterscheidung schuetzt vor Impact-Washing, weil sie Absicht, Aktivitaet, Reichweite und Wirkung auseinanderhaelt.</w:t>
       </w:r>
     </w:p>
     <w:p>
@@ -3013,7 +3013,7 @@
     </w:p>
     <w:p>
       <w:r>
-        <w:t>Evidenzfenster. Kurzfristiges Vergnügen gegen echtes Wohl zeigt, warum Mensch als Wirkungsdimension mehr ist als ein Schlagwort im Feld Schutzdimensionen, Zeitlogik, Resilienz und Betroffenenperspektive. Die wirkungsoekonomische Frage lautet: Welche reale Veraenderung wird moeglich, welche bleibt nur Potenzial und wo entsteht ein Wirkungsrisiko? Diese Unterscheidung schuetzt vor Impact-Washing, weil sie Absicht, Aktivitaet, Reichweite und Wirkung auseinanderhaelt.</w:t>
+        <w:t>Evidenzfenster. Bei Kurzfristiges Vergnügen gegen echtes Wohl wird Mensch als Wirkungsdimension als Arbeitsfrage im Feld Schutzdimensionen, Zeitlogik, Resilienz und Betroffenenperspektive lesbar. Die wirkungsoekonomische Frage lautet: Welche reale Veraenderung wird moeglich, welche bleibt nur Potenzial und wo entsteht ein Wirkungsrisiko? Diese Unterscheidung schuetzt vor Impact-Washing, weil sie Absicht, Aktivitaet, Reichweite und Wirkung auseinanderhaelt.</w:t>
       </w:r>
     </w:p>
     <w:p>
@@ -3121,7 +3121,7 @@
     </w:p>
     <w:p>
       <w:r>
-        <w:t>Pruefungsimpuls. Wirkpfad zeigt, warum Mensch als Wirkungsdimension mehr ist als ein Schlagwort im Feld Schutzdimensionen, Zeitlogik, Resilienz und Betroffenenperspektive. Die wirkungsoekonomische Frage lautet: Welche reale Veraenderung wird moeglich, welche bleibt nur Potenzial und wo entsteht ein Wirkungsrisiko? Diese Unterscheidung schuetzt vor Impact-Washing, weil sie Absicht, Aktivitaet, Reichweite und Wirkung auseinanderhaelt.</w:t>
+        <w:t>Pruefungsimpuls. Bei Wirkpfad wird Mensch als Wirkungsdimension als Arbeitsfrage im Feld Schutzdimensionen, Zeitlogik, Resilienz und Betroffenenperspektive lesbar. Die wirkungsoekonomische Frage lautet: Welche reale Veraenderung wird moeglich, welche bleibt nur Potenzial und wo entsteht ein Wirkungsrisiko? Diese Unterscheidung schuetzt vor Impact-Washing, weil sie Absicht, Aktivitaet, Reichweite und Wirkung auseinanderhaelt.</w:t>
       </w:r>
     </w:p>
     <w:p>
@@ -3224,7 +3224,7 @@
     </w:p>
     <w:p>
       <w:r>
-        <w:t>Steuerungsfolge. Fallfenster zeigt, warum Mensch als Wirkungsdimension mehr ist als ein Schlagwort im Feld Schutzdimensionen, Zeitlogik, Resilienz und Betroffenenperspektive. Die wirkungsoekonomische Frage lautet: Welche reale Veraenderung wird moeglich, welche bleibt nur Potenzial und wo entsteht ein Wirkungsrisiko? Diese Unterscheidung schuetzt vor Impact-Washing, weil sie Absicht, Aktivitaet, Reichweite und Wirkung auseinanderhaelt.</w:t>
+        <w:t>Steuerungsfolge. Bei Fallfenster wird Mensch als Wirkungsdimension als Arbeitsfrage im Feld Schutzdimensionen, Zeitlogik, Resilienz und Betroffenenperspektive lesbar. Die wirkungsoekonomische Frage lautet: Welche reale Veraenderung wird moeglich, welche bleibt nur Potenzial und wo entsteht ein Wirkungsrisiko? Diese Unterscheidung schuetzt vor Impact-Washing, weil sie Absicht, Aktivitaet, Reichweite und Wirkung auseinanderhaelt.</w:t>
       </w:r>
     </w:p>
     <w:p>

--- a/docs/studienskripte/word-rohfassungen/woek-g-v07.docx
+++ b/docs/studienskripte/word-rohfassungen/woek-g-v07.docx
@@ -16,20 +16,7 @@
     </w:p>
     <w:p>
       <w:r>
-        <w:rPr>
-          <w:i/>
-        </w:rPr>
-        <w:t>Rohfassung fuer Claude / CI-CD-Finalisierung</w:t>
-      </w:r>
-    </w:p>
-    <w:p>
-      <w:r>
-        <w:t>Quelle: /Users/hagen/Documents/New project/content/studienskripte/woek-g-v07.md</w:t>
-      </w:r>
-    </w:p>
-    <w:p>
-      <w:r>
-        <w:t>Track: Grundstudium Wirkungsökonomie Kurscode: woek-g Vorlesungscode: V07 Modul/Abschnitt: G1.3 Titel: Mensch als Wirkungsdimension Status: Studienskript V1 · fachlich finale Codex-Fassung, Claude-CI/CD-Satzfreigabe offen Quelle: woek-akademie-app/content/lehrgaenge/woek-g-v07.md Ablage: Markdown-Master in content/studienskripte/woek-g-v07.md, Word-Rohfassung in docs/studienskripte/word-rohfassungen/woek-g-v07.docx Wissensbasis: aktuelles Grundlagenwerk, Website-Korpus inklusive Journal, Akademie-Quelltexte, Glossar, interne Dossiers und externe Fachquellen</w:t>
+        <w:t>Track: Grundstudium Wirkungsökonomie Kurscode: woek-g Vorlesungscode: V07 Modul/Abschnitt: G1.3 Titel: Mensch als Wirkungsdimension Status: Studienskript V1. Wissensbasis: aktuelles Grundlagenwerk, Website-Korpus inklusive Journal, Akademie-Quelltexte, Glossar, interne Dossiers und externe Fachquellen</w:t>
       </w:r>
     </w:p>
     <w:p>
@@ -96,11 +83,6 @@
     <w:p>
       <w:r>
         <w:t>&gt; Welche tatsächlichen Zustandsveränderungen werden durch Mensch als Wirkungsdimension möglich, wahrscheinlich oder riskant - und welche Bedingungen entscheiden darüber, ob aus Wirkungspotenzial tatsächliche Wirkung wird?</w:t>
-      </w:r>
-    </w:p>
-    <w:p>
-      <w:r>
-        <w:t>Dieses Studienskript ist die fachlich finale Codex-V1-Fassung fuer den Akademie-Reader und die oeffentliche Bibliothek. Claude uebernimmt danach Satz, CI/CD, PDF/Reader-Freigabe und die abschliessende Lektoratsabnahme.</w:t>
       </w:r>
     </w:p>
     <w:p>
@@ -709,7 +691,7 @@
         <w:pStyle w:val="ListBullet"/>
       </w:pPr>
       <w:r>
-        <w:t>✅ Richtig: B — Wirkung meint tatsächliche Veränderung von Zuständen, nicht Absicht, Aktivität oder Reichweite.</w:t>
+        <w:t>✅ Richtig: B - Wirkung meint tatsächliche Veränderung von Zuständen, nicht Absicht, Aktivität oder Reichweite.</w:t>
       </w:r>
     </w:p>
     <w:p>
@@ -730,7 +712,7 @@
         <w:pStyle w:val="ListBullet"/>
       </w:pPr>
       <w:r>
-        <w:t>✅ Richtig: B — Ein Auslöser erzeugt höchstens Wirkungspotenzial, solange keine tatsächliche Veränderung nachvollziehbar ist.</w:t>
+        <w:t>✅ Richtig: B - Ein Auslöser erzeugt höchstens Wirkungspotenzial, solange keine tatsächliche Veränderung nachvollziehbar ist.</w:t>
       </w:r>
     </w:p>
     <w:p>
@@ -751,7 +733,7 @@
         <w:pStyle w:val="ListBullet"/>
       </w:pPr>
       <w:r>
-        <w:t>✅ Richtig: C — Die WÖk bewertet Wirkpfade und Zustandsveränderungen, nicht den Wert von Menschen.</w:t>
+        <w:t>✅ Richtig: C - Die WÖk bewertet Wirkpfade und Zustandsveränderungen, nicht den Wert von Menschen.</w:t>
       </w:r>
     </w:p>
     <w:p>
@@ -772,7 +754,7 @@
         <w:pStyle w:val="ListBullet"/>
       </w:pPr>
       <w:r>
-        <w:t>✅ Richtig: A — Quellenklarheit und begriffliche Präzision sind Voraussetzungen für prüfbare Wirkungsaussagen.</w:t>
+        <w:t>✅ Richtig: A - Quellenklarheit und begriffliche Präzision sind Voraussetzungen für prüfbare Wirkungsaussagen.</w:t>
       </w:r>
     </w:p>
     <w:p>
@@ -793,7 +775,7 @@
         <w:pStyle w:val="ListBullet"/>
       </w:pPr>
       <w:r>
-        <w:t>✅ Richtig: B — Rückkopplung bedeutet Lernen und Nachsteuern anhand tatsächlicher Zustandsveränderungen.</w:t>
+        <w:t>✅ Richtig: B - Rückkopplung bedeutet Lernen und Nachsteuern anhand tatsächlicher Zustandsveränderungen.</w:t>
       </w:r>
     </w:p>
     <w:p>
@@ -814,7 +796,7 @@
         <w:pStyle w:val="ListBullet"/>
       </w:pPr>
       <w:r>
-        <w:t>✅ Richtig: A — Wenn eine Zielgröße gemeint ist, geht es um positive Netto-Wirkung im Referenzrahmen Mensch, Planet und Demokratie.</w:t>
+        <w:t>✅ Richtig: A - Wenn eine Zielgröße gemeint ist, geht es um positive Netto-Wirkung im Referenzrahmen Mensch, Planet und Demokratie.</w:t>
       </w:r>
     </w:p>
     <w:p>
@@ -994,11 +976,6 @@
       </w:pPr>
       <w:r>
         <w:t>7. Tiefenskript-Erweiterung Sprint 6</w:t>
-      </w:r>
-    </w:p>
-    <w:p>
-      <w:r>
-        <w:t>Status dieser Erweiterung: V1-finalisierte Codex-Erweiterung fuer Markdown-Master, Word-Rohfassung und Reader-Spiegel. Satz, Medienintegration, Lektorat und PDF-Freigabe bleiben der Claude-CI/CD-Lane vorbehalten.</w:t>
       </w:r>
     </w:p>
     <w:p>
@@ -2443,11 +2420,6 @@
       </w:r>
     </w:p>
     <w:p>
-      <w:r>
-        <w:t>Dieses Studienskript ist die fachlich finale Codex-V1-Fassung fuer den Akademie-Reader und die oeffentliche Bibliothek. Claude uebernimmt danach Satz, CI/CD, PDF/Reader-Freigabe und die abschliessende Lektoratsabnahme.</w:t>
-      </w:r>
-    </w:p>
-    <w:p>
       <w:pPr>
         <w:pStyle w:val="Heading3"/>
       </w:pPr>
@@ -2964,11 +2936,6 @@
       </w:r>
     </w:p>
     <w:p>
-      <w:r>
-        <w:t>Diese Finalisierung schliesst die Codex-Inhaltsproduktion fuer V07. Offen bleibt nicht der fachliche Kern des Skripts, sondern der naechste Produktionsschritt: Claude setzt daraus die CI/CD-konforme Reader- und PDF-Fassung, prueft Satz, Umbrueche, Medienintegration und Lektorat und markiert erst danach die veroeffentlichte Fassung als freigegeben.</w:t>
-      </w:r>
-    </w:p>
-    <w:p>
       <w:pPr>
         <w:pStyle w:val="Heading2"/>
       </w:pPr>
@@ -2989,7 +2956,7 @@
         <w:pStyle w:val="ListBullet"/>
       </w:pPr>
       <w:r>
-        <w:t>woek-akademie-app/content/lehrgaenge/woek-g-v07.md — unmittelbarer Akademie-Quelltext dieser V1-Fassung.</w:t>
+        <w:t>woek-akademie-app/content/lehrgaenge/woek-g-v07.md - unmittelbarer Akademie-Quelltext dieser V1-Fassung.</w:t>
       </w:r>
     </w:p>
     <w:p>
@@ -2997,7 +2964,7 @@
         <w:pStyle w:val="ListBullet"/>
       </w:pPr>
       <w:r>
-        <w:t>assets/pdf/die-neue-ordnung-des-wohlstands.pdf und buch.html — aktuelles Grundlagenwerk.</w:t>
+        <w:t>assets/pdf/die-neue-ordnung-des-wohlstands.pdf und buch.html - aktuelles Grundlagenwerk.</w:t>
       </w:r>
     </w:p>
     <w:p>
@@ -3006,22 +2973,6 @@
       </w:pPr>
       <w:r>
         <w:t>Website-Korpus: Referenz, Wirkungsfelder, Werkzeuge, Glossar, Bibliothek und Journal.</w:t>
-      </w:r>
-    </w:p>
-    <w:p>
-      <w:pPr>
-        <w:pStyle w:val="ListBullet"/>
-      </w:pPr>
-      <w:r>
-        <w:t>docs/CODEX-HANDOFF-studienskripte.md — Produktionsstandard.</w:t>
-      </w:r>
-    </w:p>
-    <w:p>
-      <w:pPr>
-        <w:pStyle w:val="ListBullet"/>
-      </w:pPr>
-      <w:r>
-        <w:t>docs/CODEX-HANDOFF-pruefungen.md — geschützte Prüfungs- und Antwortlogik.</w:t>
       </w:r>
     </w:p>
     <w:p>
